--- a/Documentación Técnica Reporte de categorías - pospre.docx
+++ b/Documentación Técnica Reporte de categorías - pospre.docx
@@ -24,18 +24,7 @@
           <w:szCs w:val="42"/>
           <w:lang w:val="es-VE"/>
         </w:rPr>
-        <w:t xml:space="preserve">Documentación Técnica – </w:t>
-      </w:r>
-      <w:r>
-        <w:rPr>
-          <w:rFonts w:ascii="Segoe UI" w:eastAsia="Segoe UI" w:hAnsi="Segoe UI" w:cs="Segoe UI"/>
-          <w:b/>
-          <w:bCs/>
-          <w:sz w:val="42"/>
-          <w:szCs w:val="42"/>
-          <w:lang w:val="es-VE"/>
-        </w:rPr>
-        <w:t>Reporte Categorías – Posición presupuestaria</w:t>
+        <w:t xml:space="preserve">Documentación Técnica – Reporte Categorías – Posición presupuestaria</w:t>
       </w:r>
     </w:p>
     <w:p>
@@ -117,25 +106,7 @@
           <w:szCs w:val="21"/>
           <w:lang w:val="es-VE"/>
         </w:rPr>
-        <w:t xml:space="preserve"> </w:t>
-      </w:r>
-      <w:r>
-        <w:rPr>
-          <w:rFonts w:ascii="Segoe UI" w:eastAsia="Segoe UI" w:hAnsi="Segoe UI" w:cs="Segoe UI"/>
-          <w:sz w:val="21"/>
-          <w:szCs w:val="21"/>
-          <w:lang w:val="es-VE"/>
-        </w:rPr>
-        <w:t>Reporte de materiales, categorías y posición presupuestaria</w:t>
-      </w:r>
-      <w:r>
-        <w:rPr>
-          <w:rFonts w:ascii="Segoe UI" w:eastAsia="Segoe UI" w:hAnsi="Segoe UI" w:cs="Segoe UI"/>
-          <w:sz w:val="21"/>
-          <w:szCs w:val="21"/>
-          <w:lang w:val="es-VE"/>
-        </w:rPr>
-        <w:t>.</w:t>
+        <w:t xml:space="preserve"> Reporte de materiales, categorías y posición presupuestaria.</w:t>
       </w:r>
     </w:p>
     <w:p>
@@ -164,7 +135,7 @@
           <w:szCs w:val="21"/>
           <w:lang w:val="es-VE"/>
         </w:rPr>
-        <w:t xml:space="preserve"> SAP S/4HANA – ABAP OO</w:t>
+        <w:t xml:space="preserve"> SAP S/4HANA Cloud Private Edition – ABAP Cloud / RAP (CDS, OData V4, Fiori Elements V4)</w:t>
       </w:r>
     </w:p>
     <w:p>
@@ -213,19 +184,20 @@
           <w:szCs w:val="21"/>
           <w:lang w:val="es-VE"/>
         </w:rPr>
-        <w:t xml:space="preserve">Mostrar un listado de materiales con información de categorías de valoración, cuentas de mayor y posiciones presupuestarias. El reporte debe permitir la descarga a </w:t>
-      </w:r>
-      <w:proofErr w:type="spellStart"/>
-      <w:r>
+        <w:t xml:space="preserve">Mostrar un listado de materiales con información de categorías de valoración, cuentas de mayor y posiciones presupuestarias. El reporte debe permitir la descarga a excel. </w:t>
+      </w:r>
+    </w:p>
+    <w:p>
+      <w:pPr>
+        <w:spacing w:before="210" w:after="210" w:line="300" w:lineRule="auto"/>
+        <w:jc w:val="both"/>
         <w:rPr>
           <w:rFonts w:ascii="Segoe UI" w:eastAsia="Segoe UI" w:hAnsi="Segoe UI" w:cs="Segoe UI"/>
           <w:sz w:val="21"/>
           <w:szCs w:val="21"/>
           <w:lang w:val="es-VE"/>
         </w:rPr>
-        <w:t>excel</w:t>
-      </w:r>
-      <w:proofErr w:type="spellEnd"/>
+      </w:pPr>
       <w:r>
         <w:rPr>
           <w:rFonts w:ascii="Segoe UI" w:eastAsia="Segoe UI" w:hAnsi="Segoe UI" w:cs="Segoe UI"/>
@@ -233,36 +205,7 @@
           <w:szCs w:val="21"/>
           <w:lang w:val="es-VE"/>
         </w:rPr>
-        <w:t xml:space="preserve">. </w:t>
-      </w:r>
-    </w:p>
-    <w:p>
-      <w:pPr>
-        <w:spacing w:before="210" w:after="210" w:line="300" w:lineRule="auto"/>
-        <w:jc w:val="both"/>
-        <w:rPr>
-          <w:rFonts w:ascii="Segoe UI" w:eastAsia="Segoe UI" w:hAnsi="Segoe UI" w:cs="Segoe UI"/>
-          <w:sz w:val="21"/>
-          <w:szCs w:val="21"/>
-          <w:lang w:val="es-VE"/>
-        </w:rPr>
-      </w:pPr>
-      <w:r>
-        <w:rPr>
-          <w:rFonts w:ascii="Segoe UI" w:eastAsia="Segoe UI" w:hAnsi="Segoe UI" w:cs="Segoe UI"/>
-          <w:sz w:val="21"/>
-          <w:szCs w:val="21"/>
-          <w:lang w:val="es-VE"/>
-        </w:rPr>
         <w:t xml:space="preserve"> </w:t>
-      </w:r>
-      <w:r>
-        <w:rPr>
-          <w:rFonts w:ascii="Segoe UI" w:eastAsia="Segoe UI" w:hAnsi="Segoe UI" w:cs="Segoe UI"/>
-          <w:sz w:val="21"/>
-          <w:szCs w:val="21"/>
-          <w:lang w:val="es-VE"/>
-        </w:rPr>
         <w:drawing>
           <wp:inline distT="0" distB="0" distL="0" distR="0" wp14:anchorId="72B45A8B" wp14:editId="2421C12C">
             <wp:extent cx="5612130" cy="2552700"/>
@@ -355,7 +298,10 @@
           <w:sz w:val="31"/>
           <w:szCs w:val="31"/>
         </w:rPr>
-        <w:t xml:space="preserve">2.  </w:t>
+        <w:t xml:space="preserve">2.  Arquitectura General (End</w:t>
+      </w:r>
+      <w:r>
+        <w:noBreakHyphen/>
       </w:r>
       <w:r>
         <w:rPr>
@@ -365,9 +311,11 @@
           <w:sz w:val="31"/>
           <w:szCs w:val="31"/>
         </w:rPr>
-        <w:t>Arquitectura General (</w:t>
-      </w:r>
-      <w:proofErr w:type="spellStart"/>
+        <w:t>to</w:t>
+      </w:r>
+      <w:r>
+        <w:noBreakHyphen/>
+      </w:r>
       <w:r>
         <w:rPr>
           <w:rFonts w:ascii="Segoe UI" w:eastAsia="Segoe UI" w:hAnsi="Segoe UI" w:cs="Segoe UI"/>
@@ -376,11 +324,326 @@
           <w:sz w:val="31"/>
           <w:szCs w:val="31"/>
         </w:rPr>
-        <w:t>End</w:t>
-      </w:r>
-      <w:r>
-        <w:noBreakHyphen/>
-      </w:r>
+        <w:t>End)</w:t>
+      </w:r>
+    </w:p>
+    <w:p>
+      <w:pPr>
+        <w:spacing w:before="210" w:after="210" w:line="300" w:lineRule="auto"/>
+        <w:jc w:val="both"/>
+      </w:pPr>
+      <w:r>
+        <w:rPr>
+          <w:rFonts w:ascii="Segoe UI" w:eastAsia="Segoe UI" w:hAnsi="Segoe UI" w:cs="Segoe UI"/>
+          <w:sz w:val="21"/>
+          <w:szCs w:val="21"/>
+          <w:lang w:val="es-VE"/>
+        </w:rPr>
+        <w:t xml:space="preserve">El reporte clásico ZMM_CONS_MAT_POSPRE2 se reemplazó por un modelo RAP de solo lectura construido sobre vistas CDS. Toda la lógica (selección, cruces y determinación de cuentas) se resuelve en HANA con una sola consulta; no hay código ABAP de selección ni tablas internas.</w:t>
+      </w:r>
+    </w:p>
+    <w:p>
+      <w:pPr>
+        <w:spacing w:after="0" w:line="300" w:lineRule="auto"/>
+      </w:pPr>
+      <w:r>
+        <w:rPr>
+          <w:rFonts w:ascii="Segoe UI" w:eastAsia="Segoe UI" w:hAnsi="Segoe UI" w:cs="Segoe UI"/>
+          <w:sz w:val="19"/>
+          <w:szCs w:val="19"/>
+          <w:lang w:val="es-VE"/>
+        </w:rPr>
+        <w:t xml:space="preserve">Tablas clásicas sin vista liberada (Tier 2, ZPC_MM_CATEG_T2)</w:t>
+      </w:r>
+    </w:p>
+    <w:p>
+      <w:pPr>
+        <w:spacing w:after="0" w:line="300" w:lineRule="auto"/>
+      </w:pPr>
+      <w:r>
+        <w:rPr>
+          <w:rFonts w:ascii="Segoe UI" w:eastAsia="Segoe UI" w:hAnsi="Segoe UI" w:cs="Segoe UI"/>
+          <w:b/>
+          <w:bCs/>
+          <w:sz w:val="21"/>
+          <w:szCs w:val="21"/>
+          <w:lang w:val="es-VE"/>
+        </w:rPr>
+        <w:t xml:space="preserve">ZI_*_T2 (T001K, T030, SKB1, FMCIT, ZTCTAS_REGULAT, ZTCLASE_AF, ANKA, T095)</w:t>
+      </w:r>
+    </w:p>
+    <w:p>
+      <w:pPr>
+        <w:spacing w:after="0" w:line="300" w:lineRule="auto"/>
+      </w:pPr>
+      <w:r>
+        <w:rPr>
+          <w:rFonts w:ascii="Segoe UI" w:eastAsia="Segoe UI" w:hAnsi="Segoe UI" w:cs="Segoe UI"/>
+          <w:sz w:val="21"/>
+          <w:szCs w:val="21"/>
+          <w:lang w:val="es-VE"/>
+        </w:rPr>
+        <w:t xml:space="preserve">   ↓</w:t>
+      </w:r>
+    </w:p>
+    <w:p>
+      <w:pPr>
+        <w:spacing w:after="0" w:line="300" w:lineRule="auto"/>
+      </w:pPr>
+      <w:r>
+        <w:rPr>
+          <w:rFonts w:ascii="Segoe UI" w:eastAsia="Segoe UI" w:hAnsi="Segoe UI" w:cs="Segoe UI"/>
+          <w:sz w:val="19"/>
+          <w:szCs w:val="19"/>
+          <w:lang w:val="es-VE"/>
+        </w:rPr>
+        <w:t xml:space="preserve">Vista base – determinación de cuenta de mayor</w:t>
+      </w:r>
+    </w:p>
+    <w:p>
+      <w:pPr>
+        <w:spacing w:after="0" w:line="300" w:lineRule="auto"/>
+      </w:pPr>
+      <w:r>
+        <w:rPr>
+          <w:rFonts w:ascii="Segoe UI" w:eastAsia="Segoe UI" w:hAnsi="Segoe UI" w:cs="Segoe UI"/>
+          <w:b/>
+          <w:bCs/>
+          <w:sz w:val="21"/>
+          <w:szCs w:val="21"/>
+          <w:lang w:val="es-VE"/>
+        </w:rPr>
+        <w:t xml:space="preserve">ZI_MM_MATPOSPREACCT</w:t>
+      </w:r>
+    </w:p>
+    <w:p>
+      <w:pPr>
+        <w:spacing w:after="0" w:line="300" w:lineRule="auto"/>
+      </w:pPr>
+      <w:r>
+        <w:rPr>
+          <w:rFonts w:ascii="Segoe UI" w:eastAsia="Segoe UI" w:hAnsi="Segoe UI" w:cs="Segoe UI"/>
+          <w:sz w:val="21"/>
+          <w:szCs w:val="21"/>
+          <w:lang w:val="es-VE"/>
+        </w:rPr>
+        <w:t xml:space="preserve">   ↓</w:t>
+      </w:r>
+    </w:p>
+    <w:p>
+      <w:pPr>
+        <w:spacing w:after="0" w:line="300" w:lineRule="auto"/>
+      </w:pPr>
+      <w:r>
+        <w:rPr>
+          <w:rFonts w:ascii="Segoe UI" w:eastAsia="Segoe UI" w:hAnsi="Segoe UI" w:cs="Segoe UI"/>
+          <w:sz w:val="19"/>
+          <w:szCs w:val="19"/>
+          <w:lang w:val="es-VE"/>
+        </w:rPr>
+        <w:t xml:space="preserve">Vista Root</w:t>
+      </w:r>
+    </w:p>
+    <w:p>
+      <w:pPr>
+        <w:spacing w:after="0" w:line="300" w:lineRule="auto"/>
+      </w:pPr>
+      <w:r>
+        <w:rPr>
+          <w:rFonts w:ascii="Segoe UI" w:eastAsia="Segoe UI" w:hAnsi="Segoe UI" w:cs="Segoe UI"/>
+          <w:b/>
+          <w:bCs/>
+          <w:sz w:val="21"/>
+          <w:szCs w:val="21"/>
+          <w:lang w:val="es-VE"/>
+        </w:rPr>
+        <w:t xml:space="preserve">ZR_MM_MATPOSPRE</w:t>
+      </w:r>
+    </w:p>
+    <w:p>
+      <w:pPr>
+        <w:spacing w:after="0" w:line="300" w:lineRule="auto"/>
+      </w:pPr>
+      <w:r>
+        <w:rPr>
+          <w:rFonts w:ascii="Segoe UI" w:eastAsia="Segoe UI" w:hAnsi="Segoe UI" w:cs="Segoe UI"/>
+          <w:sz w:val="21"/>
+          <w:szCs w:val="21"/>
+          <w:lang w:val="es-VE"/>
+        </w:rPr>
+        <w:t xml:space="preserve">   ↓</w:t>
+      </w:r>
+    </w:p>
+    <w:p>
+      <w:pPr>
+        <w:spacing w:after="0" w:line="300" w:lineRule="auto"/>
+      </w:pPr>
+      <w:r>
+        <w:rPr>
+          <w:rFonts w:ascii="Segoe UI" w:eastAsia="Segoe UI" w:hAnsi="Segoe UI" w:cs="Segoe UI"/>
+          <w:sz w:val="19"/>
+          <w:szCs w:val="19"/>
+          <w:lang w:val="es-VE"/>
+        </w:rPr>
+        <w:t xml:space="preserve">Vista de proyección (consumo) + Metadata Extension</w:t>
+      </w:r>
+    </w:p>
+    <w:p>
+      <w:pPr>
+        <w:spacing w:after="0" w:line="300" w:lineRule="auto"/>
+      </w:pPr>
+      <w:r>
+        <w:rPr>
+          <w:rFonts w:ascii="Segoe UI" w:eastAsia="Segoe UI" w:hAnsi="Segoe UI" w:cs="Segoe UI"/>
+          <w:b/>
+          <w:bCs/>
+          <w:sz w:val="21"/>
+          <w:szCs w:val="21"/>
+          <w:lang w:val="es-VE"/>
+        </w:rPr>
+        <w:t xml:space="preserve">ZC_MM_MATPOSPRE</w:t>
+      </w:r>
+    </w:p>
+    <w:p>
+      <w:pPr>
+        <w:spacing w:after="0" w:line="300" w:lineRule="auto"/>
+      </w:pPr>
+      <w:r>
+        <w:rPr>
+          <w:rFonts w:ascii="Segoe UI" w:eastAsia="Segoe UI" w:hAnsi="Segoe UI" w:cs="Segoe UI"/>
+          <w:sz w:val="21"/>
+          <w:szCs w:val="21"/>
+          <w:lang w:val="es-VE"/>
+        </w:rPr>
+        <w:t xml:space="preserve">   ↓</w:t>
+      </w:r>
+    </w:p>
+    <w:p>
+      <w:pPr>
+        <w:spacing w:after="0" w:line="300" w:lineRule="auto"/>
+      </w:pPr>
+      <w:r>
+        <w:rPr>
+          <w:rFonts w:ascii="Segoe UI" w:eastAsia="Segoe UI" w:hAnsi="Segoe UI" w:cs="Segoe UI"/>
+          <w:sz w:val="19"/>
+          <w:szCs w:val="19"/>
+          <w:lang w:val="es-VE"/>
+        </w:rPr>
+        <w:t xml:space="preserve">Service Definition</w:t>
+      </w:r>
+    </w:p>
+    <w:p>
+      <w:pPr>
+        <w:spacing w:after="0" w:line="300" w:lineRule="auto"/>
+      </w:pPr>
+      <w:r>
+        <w:rPr>
+          <w:rFonts w:ascii="Segoe UI" w:eastAsia="Segoe UI" w:hAnsi="Segoe UI" w:cs="Segoe UI"/>
+          <w:b/>
+          <w:bCs/>
+          <w:sz w:val="21"/>
+          <w:szCs w:val="21"/>
+          <w:lang w:val="es-VE"/>
+        </w:rPr>
+        <w:t xml:space="preserve">ZSD_MM_MAT_POSPRE</w:t>
+      </w:r>
+    </w:p>
+    <w:p>
+      <w:pPr>
+        <w:spacing w:after="0" w:line="300" w:lineRule="auto"/>
+      </w:pPr>
+      <w:r>
+        <w:rPr>
+          <w:rFonts w:ascii="Segoe UI" w:eastAsia="Segoe UI" w:hAnsi="Segoe UI" w:cs="Segoe UI"/>
+          <w:sz w:val="21"/>
+          <w:szCs w:val="21"/>
+          <w:lang w:val="es-VE"/>
+        </w:rPr>
+        <w:t xml:space="preserve">   ↓</w:t>
+      </w:r>
+    </w:p>
+    <w:p>
+      <w:pPr>
+        <w:spacing w:after="0" w:line="300" w:lineRule="auto"/>
+      </w:pPr>
+      <w:r>
+        <w:rPr>
+          <w:rFonts w:ascii="Segoe UI" w:eastAsia="Segoe UI" w:hAnsi="Segoe UI" w:cs="Segoe UI"/>
+          <w:sz w:val="19"/>
+          <w:szCs w:val="19"/>
+          <w:lang w:val="es-VE"/>
+        </w:rPr>
+        <w:t xml:space="preserve">Service Binding (OData V4 – UI)</w:t>
+      </w:r>
+    </w:p>
+    <w:p>
+      <w:pPr>
+        <w:spacing w:after="0" w:line="300" w:lineRule="auto"/>
+      </w:pPr>
+      <w:r>
+        <w:rPr>
+          <w:rFonts w:ascii="Segoe UI" w:eastAsia="Segoe UI" w:hAnsi="Segoe UI" w:cs="Segoe UI"/>
+          <w:b/>
+          <w:bCs/>
+          <w:sz w:val="21"/>
+          <w:szCs w:val="21"/>
+          <w:lang w:val="es-VE"/>
+        </w:rPr>
+        <w:t xml:space="preserve">ZSB_MM_MAT_POSPRE_04</w:t>
+      </w:r>
+    </w:p>
+    <w:p>
+      <w:pPr>
+        <w:spacing w:after="0" w:line="300" w:lineRule="auto"/>
+      </w:pPr>
+      <w:r>
+        <w:rPr>
+          <w:rFonts w:ascii="Segoe UI" w:eastAsia="Segoe UI" w:hAnsi="Segoe UI" w:cs="Segoe UI"/>
+          <w:sz w:val="21"/>
+          <w:szCs w:val="21"/>
+          <w:lang w:val="es-VE"/>
+        </w:rPr>
+        <w:t xml:space="preserve">   ↓</w:t>
+      </w:r>
+    </w:p>
+    <w:p>
+      <w:pPr>
+        <w:spacing w:after="0" w:line="300" w:lineRule="auto"/>
+      </w:pPr>
+      <w:r>
+        <w:rPr>
+          <w:rFonts w:ascii="Segoe UI" w:eastAsia="Segoe UI" w:hAnsi="Segoe UI" w:cs="Segoe UI"/>
+          <w:sz w:val="19"/>
+          <w:szCs w:val="19"/>
+          <w:lang w:val="es-VE"/>
+        </w:rPr>
+        <w:t xml:space="preserve">Aplicación Fiori Elements V4 (List Report + Object Page)</w:t>
+      </w:r>
+    </w:p>
+    <w:p>
+      <w:pPr>
+        <w:spacing w:after="0" w:line="300" w:lineRule="auto"/>
+      </w:pPr>
+      <w:r>
+        <w:rPr>
+          <w:rFonts w:ascii="Segoe UI" w:eastAsia="Segoe UI" w:hAnsi="Segoe UI" w:cs="Segoe UI"/>
+          <w:b/>
+          <w:bCs/>
+          <w:sz w:val="21"/>
+          <w:szCs w:val="21"/>
+          <w:lang w:val="es-VE"/>
+        </w:rPr>
+        <w:t xml:space="preserve">ZMMMATPOSPRE</w:t>
+      </w:r>
+    </w:p>
+    <w:p>
+      <w:pPr>
+        <w:pStyle w:val="Ttulo2"/>
+        <w:spacing w:before="261" w:after="261" w:line="300" w:lineRule="auto"/>
+        <w:rPr>
+          <w:lang w:val="es-VE"/>
+        </w:rPr>
+      </w:pPr>
       <w:r>
         <w:rPr>
           <w:rFonts w:ascii="Segoe UI" w:eastAsia="Segoe UI" w:hAnsi="Segoe UI" w:cs="Segoe UI"/>
@@ -388,248 +651,9 @@
           <w:bCs/>
           <w:sz w:val="31"/>
           <w:szCs w:val="31"/>
-        </w:rPr>
-        <w:t>to</w:t>
-      </w:r>
-      <w:r>
-        <w:noBreakHyphen/>
-      </w:r>
-      <w:r>
-        <w:rPr>
-          <w:rFonts w:ascii="Segoe UI" w:eastAsia="Segoe UI" w:hAnsi="Segoe UI" w:cs="Segoe UI"/>
-          <w:b/>
-          <w:bCs/>
-          <w:sz w:val="31"/>
-          <w:szCs w:val="31"/>
-        </w:rPr>
-        <w:t>End</w:t>
-      </w:r>
-      <w:proofErr w:type="spellEnd"/>
-      <w:r>
-        <w:rPr>
-          <w:rFonts w:ascii="Segoe UI" w:eastAsia="Segoe UI" w:hAnsi="Segoe UI" w:cs="Segoe UI"/>
-          <w:b/>
-          <w:bCs/>
-          <w:sz w:val="31"/>
-          <w:szCs w:val="31"/>
-        </w:rPr>
-        <w:t>)</w:t>
-      </w:r>
-    </w:p>
-    <w:p>
-      <w:pPr>
-        <w:spacing w:after="0" w:line="300" w:lineRule="auto"/>
-      </w:pPr>
-      <w:r>
-        <w:t xml:space="preserve">Vista </w:t>
-      </w:r>
-      <w:proofErr w:type="spellStart"/>
-      <w:r>
-        <w:t>Root</w:t>
-      </w:r>
-      <w:proofErr w:type="spellEnd"/>
-      <w:r>
-        <w:t xml:space="preserve"> </w:t>
-      </w:r>
-    </w:p>
-    <w:p>
-      <w:pPr>
-        <w:spacing w:after="0" w:line="300" w:lineRule="auto"/>
-      </w:pPr>
-      <w:r>
-        <w:t>ZR_MM_MATPOSPRE</w:t>
-      </w:r>
-      <w:r>
-        <w:t xml:space="preserve"> </w:t>
-      </w:r>
-    </w:p>
-    <w:p>
-      <w:pPr>
-        <w:spacing w:after="0" w:line="300" w:lineRule="auto"/>
-        <w:rPr>
-          <w:rFonts w:ascii="Segoe UI" w:eastAsia="Segoe UI" w:hAnsi="Segoe UI" w:cs="Segoe UI"/>
-          <w:sz w:val="21"/>
-          <w:szCs w:val="21"/>
-          <w:lang w:val="es-VE"/>
-        </w:rPr>
-      </w:pPr>
-      <w:r>
-        <w:rPr>
-          <w:rFonts w:ascii="Segoe UI" w:eastAsia="Segoe UI" w:hAnsi="Segoe UI" w:cs="Segoe UI"/>
-          <w:sz w:val="21"/>
-          <w:szCs w:val="21"/>
-          <w:lang w:val="es-VE"/>
-        </w:rPr>
-        <w:t xml:space="preserve">   ↓</w:t>
-      </w:r>
-    </w:p>
-    <w:p>
-      <w:pPr>
-        <w:spacing w:after="0" w:line="300" w:lineRule="auto"/>
-        <w:rPr>
-          <w:rFonts w:ascii="Segoe UI" w:eastAsia="Segoe UI" w:hAnsi="Segoe UI" w:cs="Segoe UI"/>
-          <w:sz w:val="21"/>
-          <w:szCs w:val="21"/>
-          <w:lang w:val="es-VE"/>
-        </w:rPr>
-      </w:pPr>
-      <w:proofErr w:type="spellStart"/>
-      <w:r>
-        <w:rPr>
-          <w:rFonts w:ascii="Segoe UI" w:eastAsia="Segoe UI" w:hAnsi="Segoe UI" w:cs="Segoe UI"/>
-          <w:sz w:val="21"/>
-          <w:szCs w:val="21"/>
-          <w:lang w:val="es-VE"/>
-        </w:rPr>
-        <w:lastRenderedPageBreak/>
-        <w:t>Service</w:t>
-      </w:r>
-      <w:proofErr w:type="spellEnd"/>
-      <w:r>
-        <w:rPr>
-          <w:rFonts w:ascii="Segoe UI" w:eastAsia="Segoe UI" w:hAnsi="Segoe UI" w:cs="Segoe UI"/>
-          <w:sz w:val="21"/>
-          <w:szCs w:val="21"/>
-          <w:lang w:val="es-VE"/>
-        </w:rPr>
-        <w:t xml:space="preserve"> </w:t>
-      </w:r>
-      <w:proofErr w:type="spellStart"/>
-      <w:r>
-        <w:rPr>
-          <w:rFonts w:ascii="Segoe UI" w:eastAsia="Segoe UI" w:hAnsi="Segoe UI" w:cs="Segoe UI"/>
-          <w:sz w:val="21"/>
-          <w:szCs w:val="21"/>
-          <w:lang w:val="es-VE"/>
-        </w:rPr>
-        <w:t>definitions</w:t>
-      </w:r>
-      <w:proofErr w:type="spellEnd"/>
-    </w:p>
-    <w:p>
-      <w:pPr>
-        <w:spacing w:after="0" w:line="300" w:lineRule="auto"/>
-        <w:rPr>
-          <w:rFonts w:ascii="Segoe UI" w:eastAsia="Segoe UI" w:hAnsi="Segoe UI" w:cs="Segoe UI"/>
-          <w:sz w:val="21"/>
-          <w:szCs w:val="21"/>
-        </w:rPr>
-      </w:pPr>
-      <w:r>
-        <w:rPr>
-          <w:rFonts w:ascii="Segoe UI" w:eastAsia="Segoe UI" w:hAnsi="Segoe UI" w:cs="Segoe UI"/>
-          <w:sz w:val="21"/>
-          <w:szCs w:val="21"/>
-        </w:rPr>
-        <w:t>ZSD_MM_MAT_POSPRE</w:t>
-      </w:r>
-    </w:p>
-    <w:p>
-      <w:pPr>
-        <w:spacing w:after="0" w:line="300" w:lineRule="auto"/>
-        <w:rPr>
-          <w:rFonts w:ascii="Segoe UI" w:eastAsia="Segoe UI" w:hAnsi="Segoe UI" w:cs="Segoe UI"/>
-          <w:sz w:val="21"/>
-          <w:szCs w:val="21"/>
-          <w:lang w:val="es-VE"/>
-        </w:rPr>
-      </w:pPr>
-      <w:r>
-        <w:rPr>
-          <w:rFonts w:ascii="Segoe UI" w:eastAsia="Segoe UI" w:hAnsi="Segoe UI" w:cs="Segoe UI"/>
-          <w:sz w:val="21"/>
-          <w:szCs w:val="21"/>
-          <w:lang w:val="es-VE"/>
-        </w:rPr>
-        <w:t xml:space="preserve">   ↓</w:t>
-      </w:r>
-    </w:p>
-    <w:p>
-      <w:pPr>
-        <w:spacing w:after="0" w:line="300" w:lineRule="auto"/>
-        <w:rPr>
-          <w:lang w:val="es-VE"/>
-        </w:rPr>
-      </w:pPr>
-      <w:proofErr w:type="spellStart"/>
-      <w:r>
-        <w:rPr>
-          <w:rFonts w:ascii="Segoe UI" w:eastAsia="Segoe UI" w:hAnsi="Segoe UI" w:cs="Segoe UI"/>
-          <w:sz w:val="21"/>
-          <w:szCs w:val="21"/>
-          <w:lang w:val="es-VE"/>
-        </w:rPr>
-        <w:t>Service</w:t>
-      </w:r>
-      <w:proofErr w:type="spellEnd"/>
-      <w:r>
-        <w:rPr>
-          <w:rFonts w:ascii="Segoe UI" w:eastAsia="Segoe UI" w:hAnsi="Segoe UI" w:cs="Segoe UI"/>
-          <w:sz w:val="21"/>
-          <w:szCs w:val="21"/>
-          <w:lang w:val="es-VE"/>
-        </w:rPr>
-        <w:t xml:space="preserve"> </w:t>
-      </w:r>
-      <w:proofErr w:type="spellStart"/>
-      <w:r>
-        <w:rPr>
-          <w:rFonts w:ascii="Segoe UI" w:eastAsia="Segoe UI" w:hAnsi="Segoe UI" w:cs="Segoe UI"/>
-          <w:sz w:val="21"/>
-          <w:szCs w:val="21"/>
-          <w:lang w:val="es-VE"/>
-        </w:rPr>
-        <w:t>bindings</w:t>
-      </w:r>
-      <w:proofErr w:type="spellEnd"/>
-    </w:p>
-    <w:p>
-      <w:pPr>
-        <w:spacing w:after="0" w:line="300" w:lineRule="auto"/>
-        <w:rPr>
-          <w:rFonts w:ascii="Segoe UI" w:eastAsia="Segoe UI" w:hAnsi="Segoe UI" w:cs="Segoe UI"/>
-          <w:sz w:val="21"/>
-          <w:szCs w:val="21"/>
-        </w:rPr>
-      </w:pPr>
-      <w:r>
-        <w:rPr>
-          <w:rFonts w:ascii="Segoe UI" w:eastAsia="Segoe UI" w:hAnsi="Segoe UI" w:cs="Segoe UI"/>
-          <w:sz w:val="21"/>
-          <w:szCs w:val="21"/>
-        </w:rPr>
-        <w:t>ZSD_MM_MAT_POSPRE</w:t>
-      </w:r>
-    </w:p>
-    <w:p>
-      <w:pPr>
-        <w:pStyle w:val="Ttulo2"/>
-        <w:spacing w:before="261" w:after="261" w:line="300" w:lineRule="auto"/>
-        <w:rPr>
-          <w:lang w:val="es-VE"/>
-        </w:rPr>
-      </w:pPr>
-      <w:r>
-        <w:rPr>
-          <w:rFonts w:ascii="Segoe UI" w:eastAsia="Segoe UI" w:hAnsi="Segoe UI" w:cs="Segoe UI"/>
-          <w:b/>
-          <w:bCs/>
-          <w:sz w:val="31"/>
-          <w:szCs w:val="31"/>
-          <w:lang w:val="es-VE"/>
-        </w:rPr>
-        <w:t xml:space="preserve">3.  </w:t>
-      </w:r>
-      <w:r>
-        <w:rPr>
-          <w:rFonts w:ascii="Segoe UI" w:eastAsia="Segoe UI" w:hAnsi="Segoe UI" w:cs="Segoe UI"/>
-          <w:b/>
-          <w:bCs/>
-          <w:sz w:val="31"/>
-          <w:szCs w:val="31"/>
-          <w:lang w:val="es-VE"/>
-        </w:rPr>
-        <w:t>Componentes Técnicos</w:t>
+          <w:lang w:val="es-VE"/>
+        </w:rPr>
+        <w:t xml:space="preserve">3.  Componentes Técnicos</w:t>
       </w:r>
     </w:p>
     <w:p>
@@ -669,9 +693,22 @@
           <w:sz w:val="21"/>
           <w:szCs w:val="21"/>
         </w:rPr>
-        <w:t>ZPC_MM_CATEGORIAS</w:t>
-      </w:r>
-      <w:r>
+        <w:t>ZPC_MM_CATEGORIAS:</w:t>
+      </w:r>
+      <w:r>
+        <w:rPr>
+          <w:rFonts w:eastAsia="Consolas" w:cstheme="minorHAnsi"/>
+          <w:sz w:val="21"/>
+          <w:szCs w:val="21"/>
+          <w:lang w:val="es-VE"/>
+        </w:rPr>
+        <w:t xml:space="preserve"> Paquete de tipo estructurado.</w:t>
+      </w:r>
+    </w:p>
+    <w:p>
+      <w:pPr>
+        <w:spacing w:before="210" w:after="210" w:line="300" w:lineRule="auto"/>
+        <w:jc w:val="both"/>
         <w:rPr>
           <w:rFonts w:eastAsia="Consolas" w:cstheme="minorHAnsi"/>
           <w:b/>
@@ -679,8 +716,7 @@
           <w:sz w:val="21"/>
           <w:szCs w:val="21"/>
         </w:rPr>
-        <w:t>:</w:t>
-      </w:r>
+      </w:pPr>
       <w:r>
         <w:rPr>
           <w:rFonts w:eastAsia="Consolas" w:cstheme="minorHAnsi"/>
@@ -688,31 +724,9 @@
           <w:szCs w:val="21"/>
           <w:lang w:val="es-VE"/>
         </w:rPr>
-        <w:t xml:space="preserve"> </w:t>
-      </w:r>
-      <w:r>
-        <w:rPr>
-          <w:rFonts w:eastAsia="Consolas" w:cstheme="minorHAnsi"/>
-          <w:sz w:val="21"/>
-          <w:szCs w:val="21"/>
-          <w:lang w:val="es-VE"/>
-        </w:rPr>
-        <w:t>Paquete de tipo estructurado</w:t>
-      </w:r>
-      <w:r>
-        <w:rPr>
-          <w:rFonts w:eastAsia="Consolas" w:cstheme="minorHAnsi"/>
-          <w:sz w:val="21"/>
-          <w:szCs w:val="21"/>
-          <w:lang w:val="es-VE"/>
-        </w:rPr>
-        <w:t>.</w:t>
-      </w:r>
-    </w:p>
-    <w:p>
-      <w:pPr>
-        <w:spacing w:before="210" w:after="210" w:line="300" w:lineRule="auto"/>
-        <w:jc w:val="both"/>
+        <w:t xml:space="preserve">Subpaquetes: </w:t>
+      </w:r>
+      <w:r>
         <w:rPr>
           <w:rFonts w:eastAsia="Consolas" w:cstheme="minorHAnsi"/>
           <w:b/>
@@ -720,26 +734,26 @@
           <w:sz w:val="21"/>
           <w:szCs w:val="21"/>
         </w:rPr>
-      </w:pPr>
-      <w:proofErr w:type="spellStart"/>
-      <w:r>
+        <w:t xml:space="preserve">ZPC_MM_CATEG_T1 y ZPC_MM_CATEG_T2</w:t>
+      </w:r>
+    </w:p>
+    <w:p>
+      <w:pPr>
+        <w:spacing w:before="210" w:after="210" w:line="300" w:lineRule="auto"/>
+        <w:jc w:val="both"/>
         <w:rPr>
           <w:rFonts w:eastAsia="Consolas" w:cstheme="minorHAnsi"/>
           <w:sz w:val="21"/>
           <w:szCs w:val="21"/>
-          <w:lang w:val="es-VE"/>
-        </w:rPr>
-        <w:t>Subpaquetes</w:t>
-      </w:r>
-      <w:proofErr w:type="spellEnd"/>
+        </w:rPr>
+      </w:pPr>
       <w:r>
         <w:rPr>
           <w:rFonts w:eastAsia="Consolas" w:cstheme="minorHAnsi"/>
           <w:sz w:val="21"/>
           <w:szCs w:val="21"/>
-          <w:lang w:val="es-VE"/>
-        </w:rPr>
-        <w:t xml:space="preserve">: </w:t>
+        </w:rPr>
+        <w:t xml:space="preserve">Dentro del paquete </w:t>
       </w:r>
       <w:r>
         <w:rPr>
@@ -749,100 +763,15 @@
           <w:sz w:val="21"/>
           <w:szCs w:val="21"/>
         </w:rPr>
-        <w:t>ZPC_MM_CATEG_T1</w:t>
-      </w:r>
-      <w:r>
-        <w:rPr>
-          <w:rFonts w:eastAsia="Consolas" w:cstheme="minorHAnsi"/>
-          <w:b/>
-          <w:bCs/>
-          <w:sz w:val="21"/>
-          <w:szCs w:val="21"/>
-        </w:rPr>
-        <w:t xml:space="preserve"> y </w:t>
-      </w:r>
-      <w:r>
-        <w:rPr>
-          <w:rFonts w:eastAsia="Consolas" w:cstheme="minorHAnsi"/>
-          <w:b/>
-          <w:bCs/>
-          <w:sz w:val="21"/>
-          <w:szCs w:val="21"/>
-        </w:rPr>
-        <w:t>ZPC_MM_CATEG_T</w:t>
-      </w:r>
-      <w:r>
-        <w:rPr>
-          <w:rFonts w:eastAsia="Consolas" w:cstheme="minorHAnsi"/>
-          <w:b/>
-          <w:bCs/>
-          <w:sz w:val="21"/>
-          <w:szCs w:val="21"/>
-        </w:rPr>
-        <w:t>2</w:t>
-      </w:r>
-    </w:p>
-    <w:p>
-      <w:pPr>
-        <w:spacing w:before="210" w:after="210" w:line="300" w:lineRule="auto"/>
-        <w:jc w:val="both"/>
+        <w:t xml:space="preserve">ZPC_MM_CATEG_T2 </w:t>
+      </w:r>
+      <w:r>
         <w:rPr>
           <w:rFonts w:eastAsia="Consolas" w:cstheme="minorHAnsi"/>
           <w:sz w:val="21"/>
           <w:szCs w:val="21"/>
         </w:rPr>
-      </w:pPr>
-      <w:r>
-        <w:rPr>
-          <w:rFonts w:eastAsia="Consolas" w:cstheme="minorHAnsi"/>
-          <w:sz w:val="21"/>
-          <w:szCs w:val="21"/>
-        </w:rPr>
-        <w:t xml:space="preserve">Dentro del paquete </w:t>
-      </w:r>
-      <w:r>
-        <w:rPr>
-          <w:rFonts w:eastAsia="Consolas" w:cstheme="minorHAnsi"/>
-          <w:b/>
-          <w:bCs/>
-          <w:sz w:val="21"/>
-          <w:szCs w:val="21"/>
-        </w:rPr>
-        <w:t>ZPC_MM_CATEG_T1</w:t>
-      </w:r>
-      <w:r>
-        <w:rPr>
-          <w:rFonts w:eastAsia="Consolas" w:cstheme="minorHAnsi"/>
-          <w:b/>
-          <w:bCs/>
-          <w:sz w:val="21"/>
-          <w:szCs w:val="21"/>
-        </w:rPr>
-        <w:t xml:space="preserve"> </w:t>
-      </w:r>
-      <w:r>
-        <w:rPr>
-          <w:rFonts w:eastAsia="Consolas" w:cstheme="minorHAnsi"/>
-          <w:sz w:val="21"/>
-          <w:szCs w:val="21"/>
-        </w:rPr>
-        <w:t xml:space="preserve">se encuentran las vistas realizadas a tablas que no tienen vistas liberadas para la versión. Por ejemplo, consulta a la tabla </w:t>
-      </w:r>
-      <w:r>
-        <w:rPr>
-          <w:rFonts w:eastAsia="Consolas" w:cstheme="minorHAnsi"/>
-          <w:sz w:val="21"/>
-          <w:szCs w:val="21"/>
-        </w:rPr>
-        <w:t>t030</w:t>
-      </w:r>
-      <w:r>
-        <w:rPr>
-          <w:rFonts w:eastAsia="Consolas" w:cstheme="minorHAnsi"/>
-          <w:sz w:val="21"/>
-          <w:szCs w:val="21"/>
-        </w:rPr>
-        <w:t>.</w:t>
+        <w:t xml:space="preserve">(versión de lenguaje Standard ABAP) se encuentran las vistas realizadas a tablas que no tienen vistas liberadas para la versión. Por ejemplo, consulta a la tabla t030. Cada una está liberada con el contrato C1 (Use in Cloud Development) para poder consumirse desde ABAP Cloud.</w:t>
       </w:r>
     </w:p>
     <w:p>
@@ -927,8 +856,27 @@
           <w:sz w:val="21"/>
           <w:szCs w:val="21"/>
         </w:rPr>
-        <w:t>ZPC_MM_CATEG_T</w:t>
-      </w:r>
+        <w:t xml:space="preserve">ZPC_MM_CATEG_T1 (versión de lenguaje ABAP for Cloud Development) </w:t>
+      </w:r>
+      <w:r>
+        <w:rPr>
+          <w:rFonts w:eastAsia="Consolas" w:cstheme="minorHAnsi"/>
+          <w:sz w:val="21"/>
+          <w:szCs w:val="21"/>
+        </w:rPr>
+        <w:t>se encuentra la vista principal y todos los objetos RAP liberados para la versión.</w:t>
+      </w:r>
+    </w:p>
+    <w:p>
+      <w:pPr>
+        <w:spacing w:before="210" w:after="210" w:line="300" w:lineRule="auto"/>
+        <w:jc w:val="both"/>
+        <w:rPr>
+          <w:rFonts w:eastAsia="Consolas" w:cstheme="minorHAnsi"/>
+          <w:sz w:val="21"/>
+          <w:szCs w:val="21"/>
+        </w:rPr>
+      </w:pPr>
       <w:r>
         <w:rPr>
           <w:rFonts w:eastAsia="Consolas" w:cstheme="minorHAnsi"/>
@@ -936,29 +884,20 @@
           <w:bCs/>
           <w:sz w:val="21"/>
           <w:szCs w:val="21"/>
-        </w:rPr>
-        <w:t xml:space="preserve">2 </w:t>
-      </w:r>
-      <w:r>
-        <w:rPr>
-          <w:rFonts w:eastAsia="Consolas" w:cstheme="minorHAnsi"/>
-          <w:sz w:val="21"/>
-          <w:szCs w:val="21"/>
-        </w:rPr>
-        <w:t>se encuentra la vista principal y todos los objetos RAP liberados para la versión.</w:t>
-      </w:r>
-    </w:p>
-    <w:p>
-      <w:pPr>
-        <w:spacing w:before="210" w:after="210" w:line="300" w:lineRule="auto"/>
-        <w:jc w:val="both"/>
-        <w:rPr>
-          <w:rFonts w:eastAsia="Consolas" w:cstheme="minorHAnsi"/>
-          <w:sz w:val="21"/>
-          <w:szCs w:val="21"/>
-        </w:rPr>
-      </w:pPr>
-      <w:proofErr w:type="spellStart"/>
+          <w:lang w:val="es-VE"/>
+        </w:rPr>
+        <w:t xml:space="preserve">Service Binding:</w:t>
+      </w:r>
+      <w:r>
+        <w:rPr>
+          <w:rFonts w:cstheme="minorHAnsi"/>
+          <w:b/>
+          <w:bCs/>
+          <w:color w:val="505050"/>
+          <w:shd w:val="clear" w:color="auto" w:fill="FFFFFF"/>
+        </w:rPr>
+        <w:t xml:space="preserve"> </w:t>
+      </w:r>
       <w:r>
         <w:rPr>
           <w:rFonts w:eastAsia="Consolas" w:cstheme="minorHAnsi"/>
@@ -966,137 +905,16 @@
           <w:bCs/>
           <w:sz w:val="21"/>
           <w:szCs w:val="21"/>
-          <w:lang w:val="es-VE"/>
-        </w:rPr>
-        <w:t>Service</w:t>
-      </w:r>
-      <w:proofErr w:type="spellEnd"/>
-      <w:r>
-        <w:rPr>
-          <w:rFonts w:eastAsia="Consolas" w:cstheme="minorHAnsi"/>
-          <w:b/>
-          <w:bCs/>
-          <w:sz w:val="21"/>
-          <w:szCs w:val="21"/>
-          <w:lang w:val="es-VE"/>
-        </w:rPr>
-        <w:t xml:space="preserve"> </w:t>
-      </w:r>
-      <w:proofErr w:type="spellStart"/>
-      <w:r>
-        <w:rPr>
-          <w:rFonts w:eastAsia="Consolas" w:cstheme="minorHAnsi"/>
-          <w:b/>
-          <w:bCs/>
-          <w:sz w:val="21"/>
-          <w:szCs w:val="21"/>
-          <w:lang w:val="es-VE"/>
-        </w:rPr>
-        <w:t>Binding</w:t>
-      </w:r>
-      <w:proofErr w:type="spellEnd"/>
-      <w:r>
-        <w:rPr>
-          <w:rFonts w:eastAsia="Consolas" w:cstheme="minorHAnsi"/>
-          <w:b/>
-          <w:bCs/>
-          <w:sz w:val="21"/>
-          <w:szCs w:val="21"/>
-          <w:lang w:val="es-VE"/>
-        </w:rPr>
-        <w:t>:</w:t>
-      </w:r>
-      <w:r>
-        <w:rPr>
-          <w:rFonts w:cstheme="minorHAnsi"/>
-          <w:b/>
-          <w:bCs/>
-          <w:color w:val="505050"/>
-          <w:shd w:val="clear" w:color="auto" w:fill="FFFFFF"/>
-        </w:rPr>
-        <w:t xml:space="preserve"> </w:t>
-      </w:r>
-      <w:r>
-        <w:rPr>
-          <w:rFonts w:eastAsia="Consolas" w:cstheme="minorHAnsi"/>
-          <w:b/>
-          <w:bCs/>
-          <w:sz w:val="21"/>
-          <w:szCs w:val="21"/>
-        </w:rPr>
-        <w:t>ZSB_MM_MAT_POSPRE_04</w:t>
-      </w:r>
-      <w:r>
-        <w:rPr>
-          <w:rFonts w:eastAsia="Consolas" w:cstheme="minorHAnsi"/>
-          <w:b/>
-          <w:bCs/>
-          <w:sz w:val="21"/>
-          <w:szCs w:val="21"/>
-        </w:rPr>
-        <w:t xml:space="preserve">, </w:t>
-      </w:r>
-      <w:proofErr w:type="spellStart"/>
+        </w:rPr>
+        <w:t xml:space="preserve">ZSB_MM_MAT_POSPRE_04, </w:t>
+      </w:r>
       <w:r>
         <w:rPr>
           <w:rFonts w:eastAsia="Consolas" w:cstheme="minorHAnsi"/>
           <w:sz w:val="21"/>
           <w:szCs w:val="21"/>
         </w:rPr>
-        <w:t>type</w:t>
-      </w:r>
-      <w:proofErr w:type="spellEnd"/>
-      <w:r>
-        <w:rPr>
-          <w:rFonts w:eastAsia="Consolas" w:cstheme="minorHAnsi"/>
-          <w:sz w:val="21"/>
-          <w:szCs w:val="21"/>
-        </w:rPr>
-        <w:t xml:space="preserve">: </w:t>
-      </w:r>
-      <w:proofErr w:type="spellStart"/>
-      <w:r>
-        <w:rPr>
-          <w:rFonts w:eastAsia="Consolas" w:cstheme="minorHAnsi"/>
-          <w:sz w:val="21"/>
-          <w:szCs w:val="21"/>
-        </w:rPr>
-        <w:t>OData</w:t>
-      </w:r>
-      <w:proofErr w:type="spellEnd"/>
-      <w:r>
-        <w:rPr>
-          <w:rFonts w:eastAsia="Consolas" w:cstheme="minorHAnsi"/>
-          <w:sz w:val="21"/>
-          <w:szCs w:val="21"/>
-        </w:rPr>
-        <w:t xml:space="preserve"> V4 – UI. Entidad:</w:t>
-      </w:r>
-      <w:r>
-        <w:rPr>
-          <w:rFonts w:eastAsia="Consolas" w:cstheme="minorHAnsi"/>
-          <w:sz w:val="21"/>
-          <w:szCs w:val="21"/>
-        </w:rPr>
-        <w:t xml:space="preserve"> </w:t>
-      </w:r>
-      <w:proofErr w:type="spellStart"/>
-      <w:r>
-        <w:rPr>
-          <w:rFonts w:eastAsia="Consolas" w:cstheme="minorHAnsi"/>
-          <w:sz w:val="21"/>
-          <w:szCs w:val="21"/>
-        </w:rPr>
-        <w:t>MaterialPospre</w:t>
-      </w:r>
-      <w:proofErr w:type="spellEnd"/>
-      <w:r>
-        <w:rPr>
-          <w:rFonts w:eastAsia="Consolas" w:cstheme="minorHAnsi"/>
-          <w:sz w:val="21"/>
-          <w:szCs w:val="21"/>
-        </w:rPr>
-        <w:t xml:space="preserve"> </w:t>
+        <w:t xml:space="preserve">type: OData V4 – UI. Entidad: MaterialPospre </w:t>
       </w:r>
     </w:p>
     <w:p>
@@ -1483,14 +1301,5646 @@
     <w:p/>
     <w:p>
       <w:pPr>
+        <w:pStyle w:val="Ttulo3"/>
+        <w:spacing w:before="246" w:after="160" w:line="300" w:lineRule="auto"/>
+        <w:rPr>
+          <w:lang w:val="es-VE"/>
+        </w:rPr>
+      </w:pPr>
+      <w:r>
+        <w:rPr>
+          <w:rFonts w:ascii="Segoe UI" w:eastAsia="Segoe UI" w:hAnsi="Segoe UI" w:cs="Segoe UI"/>
+          <w:b/>
+          <w:bCs/>
+          <w:lang w:val="es-VE"/>
+        </w:rPr>
+        <w:t xml:space="preserve">Inventario de objetos</w:t>
+      </w:r>
+    </w:p>
+    <w:tbl>
+      <w:tblPr>
+        <w:tblW w:w="8822" w:type="dxa"/>
+        <w:tblLayout w:type="fixed"/>
+        <w:tblLook w:val="06A0" w:firstRow="1" w:lastRow="0" w:firstColumn="1" w:lastColumn="0" w:noHBand="1" w:noVBand="1"/>
+      </w:tblPr>
+      <w:tblGrid>
+        <w:gridCol w:w="3450"/>
+        <w:gridCol w:w="1450"/>
+        <w:gridCol w:w="950"/>
+        <w:gridCol w:w="2972"/>
+      </w:tblGrid>
+      <w:tr>
+        <w:trPr>
+          <w:cantSplit/>
+          <w:tblHeader/>
+        </w:trPr>
+        <w:tc>
+          <w:tcPr>
+            <w:tcW w:w="3450" w:type="dxa"/>
+            <w:tcBorders>
+              <w:top w:val="single" w:sz="6" w:space="0" w:color="E6E6E6"/>
+              <w:left w:val="single" w:sz="6" w:space="0" w:color="E6E6E6"/>
+              <w:bottom w:val="single" w:sz="6" w:space="0" w:color="E6E6E6"/>
+              <w:right w:val="single" w:sz="6" w:space="0" w:color="E6E6E6"/>
+            </w:tcBorders>
+            <w:shd w:val="clear" w:color="auto" w:fill="F5F5F5"/>
+            <w:tcMar>
+              <w:top w:w="40" w:type="dxa"/>
+              <w:left w:w="80" w:type="dxa"/>
+              <w:bottom w:w="40" w:type="dxa"/>
+              <w:right w:w="80" w:type="dxa"/>
+            </w:tcMar>
+            <w:vAlign w:val="center"/>
+          </w:tcPr>
+          <w:p>
+            <w:pPr>
+              <w:spacing w:after="0" w:line="264" w:lineRule="auto"/>
+              <w:jc w:val="center"/>
+            </w:pPr>
+            <w:r>
+              <w:rPr>
+                <w:rFonts w:ascii="Segoe UI" w:eastAsia="Segoe UI" w:hAnsi="Segoe UI" w:cs="Segoe UI"/>
+                <w:b/>
+                <w:bCs/>
+                <w:sz w:val="18"/>
+                <w:szCs w:val="18"/>
+                <w:lang w:val="es-VE"/>
+              </w:rPr>
+              <w:t xml:space="preserve">Objeto</w:t>
+            </w:r>
+          </w:p>
+        </w:tc>
+        <w:tc>
+          <w:tcPr>
+            <w:tcW w:w="1450" w:type="dxa"/>
+            <w:tcBorders>
+              <w:top w:val="single" w:sz="6" w:space="0" w:color="E6E6E6"/>
+              <w:left w:val="single" w:sz="6" w:space="0" w:color="E6E6E6"/>
+              <w:bottom w:val="single" w:sz="6" w:space="0" w:color="E6E6E6"/>
+              <w:right w:val="single" w:sz="6" w:space="0" w:color="E6E6E6"/>
+            </w:tcBorders>
+            <w:shd w:val="clear" w:color="auto" w:fill="F5F5F5"/>
+            <w:tcMar>
+              <w:top w:w="40" w:type="dxa"/>
+              <w:left w:w="80" w:type="dxa"/>
+              <w:bottom w:w="40" w:type="dxa"/>
+              <w:right w:w="80" w:type="dxa"/>
+            </w:tcMar>
+            <w:vAlign w:val="center"/>
+          </w:tcPr>
+          <w:p>
+            <w:pPr>
+              <w:spacing w:after="0" w:line="264" w:lineRule="auto"/>
+              <w:jc w:val="center"/>
+            </w:pPr>
+            <w:r>
+              <w:rPr>
+                <w:rFonts w:ascii="Segoe UI" w:eastAsia="Segoe UI" w:hAnsi="Segoe UI" w:cs="Segoe UI"/>
+                <w:b/>
+                <w:bCs/>
+                <w:sz w:val="18"/>
+                <w:szCs w:val="18"/>
+                <w:lang w:val="es-VE"/>
+              </w:rPr>
+              <w:t xml:space="preserve">Tipo</w:t>
+            </w:r>
+          </w:p>
+        </w:tc>
+        <w:tc>
+          <w:tcPr>
+            <w:tcW w:w="950" w:type="dxa"/>
+            <w:tcBorders>
+              <w:top w:val="single" w:sz="6" w:space="0" w:color="E6E6E6"/>
+              <w:left w:val="single" w:sz="6" w:space="0" w:color="E6E6E6"/>
+              <w:bottom w:val="single" w:sz="6" w:space="0" w:color="E6E6E6"/>
+              <w:right w:val="single" w:sz="6" w:space="0" w:color="E6E6E6"/>
+            </w:tcBorders>
+            <w:shd w:val="clear" w:color="auto" w:fill="F5F5F5"/>
+            <w:tcMar>
+              <w:top w:w="40" w:type="dxa"/>
+              <w:left w:w="80" w:type="dxa"/>
+              <w:bottom w:w="40" w:type="dxa"/>
+              <w:right w:w="80" w:type="dxa"/>
+            </w:tcMar>
+            <w:vAlign w:val="center"/>
+          </w:tcPr>
+          <w:p>
+            <w:pPr>
+              <w:spacing w:after="0" w:line="264" w:lineRule="auto"/>
+              <w:jc w:val="center"/>
+            </w:pPr>
+            <w:r>
+              <w:rPr>
+                <w:rFonts w:ascii="Segoe UI" w:eastAsia="Segoe UI" w:hAnsi="Segoe UI" w:cs="Segoe UI"/>
+                <w:b/>
+                <w:bCs/>
+                <w:sz w:val="18"/>
+                <w:szCs w:val="18"/>
+                <w:lang w:val="es-VE"/>
+              </w:rPr>
+              <w:t xml:space="preserve">Paquete</w:t>
+            </w:r>
+          </w:p>
+        </w:tc>
+        <w:tc>
+          <w:tcPr>
+            <w:tcW w:w="2972" w:type="dxa"/>
+            <w:tcBorders>
+              <w:top w:val="single" w:sz="6" w:space="0" w:color="E6E6E6"/>
+              <w:left w:val="single" w:sz="6" w:space="0" w:color="E6E6E6"/>
+              <w:bottom w:val="single" w:sz="6" w:space="0" w:color="E6E6E6"/>
+              <w:right w:val="single" w:sz="6" w:space="0" w:color="E6E6E6"/>
+            </w:tcBorders>
+            <w:shd w:val="clear" w:color="auto" w:fill="F5F5F5"/>
+            <w:tcMar>
+              <w:top w:w="40" w:type="dxa"/>
+              <w:left w:w="80" w:type="dxa"/>
+              <w:bottom w:w="40" w:type="dxa"/>
+              <w:right w:w="80" w:type="dxa"/>
+            </w:tcMar>
+            <w:vAlign w:val="center"/>
+          </w:tcPr>
+          <w:p>
+            <w:pPr>
+              <w:spacing w:after="0" w:line="264" w:lineRule="auto"/>
+              <w:jc w:val="center"/>
+            </w:pPr>
+            <w:r>
+              <w:rPr>
+                <w:rFonts w:ascii="Segoe UI" w:eastAsia="Segoe UI" w:hAnsi="Segoe UI" w:cs="Segoe UI"/>
+                <w:b/>
+                <w:bCs/>
+                <w:sz w:val="18"/>
+                <w:szCs w:val="18"/>
+                <w:lang w:val="es-VE"/>
+              </w:rPr>
+              <w:t xml:space="preserve">Descripción</w:t>
+            </w:r>
+          </w:p>
+        </w:tc>
+      </w:tr>
+      <w:tr>
+        <w:trPr>
+          <w:cantSplit/>
+        </w:trPr>
+        <w:tc>
+          <w:tcPr>
+            <w:tcW w:w="3450" w:type="dxa"/>
+            <w:tcBorders>
+              <w:top w:val="single" w:sz="6" w:space="0" w:color="E6E6E6"/>
+              <w:left w:val="single" w:sz="6" w:space="0" w:color="E6E6E6"/>
+              <w:bottom w:val="single" w:sz="6" w:space="0" w:color="E6E6E6"/>
+              <w:right w:val="single" w:sz="6" w:space="0" w:color="E6E6E6"/>
+            </w:tcBorders>
+            <w:tcMar>
+              <w:top w:w="40" w:type="dxa"/>
+              <w:left w:w="80" w:type="dxa"/>
+              <w:bottom w:w="40" w:type="dxa"/>
+              <w:right w:w="80" w:type="dxa"/>
+            </w:tcMar>
+            <w:vAlign w:val="center"/>
+          </w:tcPr>
+          <w:p>
+            <w:pPr>
+              <w:spacing w:after="0" w:line="264" w:lineRule="auto"/>
+            </w:pPr>
+            <w:r>
+              <w:rPr>
+                <w:rFonts w:ascii="Segoe UI" w:eastAsia="Segoe UI" w:hAnsi="Segoe UI" w:cs="Segoe UI"/>
+                <w:b/>
+                <w:bCs/>
+                <w:sz w:val="18"/>
+                <w:szCs w:val="18"/>
+                <w:lang w:val="es-VE"/>
+              </w:rPr>
+              <w:t xml:space="preserve">ZI_MM_VALAREAFGRP_T2</w:t>
+            </w:r>
+          </w:p>
+        </w:tc>
+        <w:tc>
+          <w:tcPr>
+            <w:tcW w:w="1450" w:type="dxa"/>
+            <w:tcBorders>
+              <w:top w:val="single" w:sz="6" w:space="0" w:color="E6E6E6"/>
+              <w:left w:val="single" w:sz="6" w:space="0" w:color="E6E6E6"/>
+              <w:bottom w:val="single" w:sz="6" w:space="0" w:color="E6E6E6"/>
+              <w:right w:val="single" w:sz="6" w:space="0" w:color="E6E6E6"/>
+            </w:tcBorders>
+            <w:tcMar>
+              <w:top w:w="40" w:type="dxa"/>
+              <w:left w:w="80" w:type="dxa"/>
+              <w:bottom w:w="40" w:type="dxa"/>
+              <w:right w:w="80" w:type="dxa"/>
+            </w:tcMar>
+            <w:vAlign w:val="center"/>
+          </w:tcPr>
+          <w:p>
+            <w:pPr>
+              <w:spacing w:after="0" w:line="264" w:lineRule="auto"/>
+            </w:pPr>
+            <w:r>
+              <w:rPr>
+                <w:rFonts w:ascii="Segoe UI" w:eastAsia="Segoe UI" w:hAnsi="Segoe UI" w:cs="Segoe UI"/>
+                <w:sz w:val="18"/>
+                <w:szCs w:val="18"/>
+                <w:lang w:val="es-VE"/>
+              </w:rPr>
+              <w:t xml:space="preserve">CDS View Entity</w:t>
+            </w:r>
+          </w:p>
+        </w:tc>
+        <w:tc>
+          <w:tcPr>
+            <w:tcW w:w="950" w:type="dxa"/>
+            <w:tcBorders>
+              <w:top w:val="single" w:sz="6" w:space="0" w:color="E6E6E6"/>
+              <w:left w:val="single" w:sz="6" w:space="0" w:color="E6E6E6"/>
+              <w:bottom w:val="single" w:sz="6" w:space="0" w:color="E6E6E6"/>
+              <w:right w:val="single" w:sz="6" w:space="0" w:color="E6E6E6"/>
+            </w:tcBorders>
+            <w:tcMar>
+              <w:top w:w="40" w:type="dxa"/>
+              <w:left w:w="80" w:type="dxa"/>
+              <w:bottom w:w="40" w:type="dxa"/>
+              <w:right w:w="80" w:type="dxa"/>
+            </w:tcMar>
+            <w:vAlign w:val="center"/>
+          </w:tcPr>
+          <w:p>
+            <w:pPr>
+              <w:spacing w:after="0" w:line="264" w:lineRule="auto"/>
+            </w:pPr>
+            <w:r>
+              <w:rPr>
+                <w:rFonts w:ascii="Segoe UI" w:eastAsia="Segoe UI" w:hAnsi="Segoe UI" w:cs="Segoe UI"/>
+                <w:sz w:val="18"/>
+                <w:szCs w:val="18"/>
+                <w:lang w:val="es-VE"/>
+              </w:rPr>
+              <w:t xml:space="preserve">T2 (C1)</w:t>
+            </w:r>
+          </w:p>
+        </w:tc>
+        <w:tc>
+          <w:tcPr>
+            <w:tcW w:w="2972" w:type="dxa"/>
+            <w:tcBorders>
+              <w:top w:val="single" w:sz="6" w:space="0" w:color="E6E6E6"/>
+              <w:left w:val="single" w:sz="6" w:space="0" w:color="E6E6E6"/>
+              <w:bottom w:val="single" w:sz="6" w:space="0" w:color="E6E6E6"/>
+              <w:right w:val="single" w:sz="6" w:space="0" w:color="E6E6E6"/>
+            </w:tcBorders>
+            <w:tcMar>
+              <w:top w:w="40" w:type="dxa"/>
+              <w:left w:w="80" w:type="dxa"/>
+              <w:bottom w:w="40" w:type="dxa"/>
+              <w:right w:w="80" w:type="dxa"/>
+            </w:tcMar>
+            <w:vAlign w:val="center"/>
+          </w:tcPr>
+          <w:p>
+            <w:pPr>
+              <w:spacing w:after="0" w:line="264" w:lineRule="auto"/>
+            </w:pPr>
+            <w:r>
+              <w:rPr>
+                <w:rFonts w:ascii="Segoe UI" w:eastAsia="Segoe UI" w:hAnsi="Segoe UI" w:cs="Segoe UI"/>
+                <w:sz w:val="18"/>
+                <w:szCs w:val="18"/>
+                <w:lang w:val="es-VE"/>
+              </w:rPr>
+              <w:t xml:space="preserve">T001K: área de valoración → sociedad y agrupación de valoración</w:t>
+            </w:r>
+          </w:p>
+        </w:tc>
+      </w:tr>
+      <w:tr>
+        <w:trPr>
+          <w:cantSplit/>
+        </w:trPr>
+        <w:tc>
+          <w:tcPr>
+            <w:tcW w:w="3450" w:type="dxa"/>
+            <w:tcBorders>
+              <w:top w:val="single" w:sz="6" w:space="0" w:color="E6E6E6"/>
+              <w:left w:val="single" w:sz="6" w:space="0" w:color="E6E6E6"/>
+              <w:bottom w:val="single" w:sz="6" w:space="0" w:color="E6E6E6"/>
+              <w:right w:val="single" w:sz="6" w:space="0" w:color="E6E6E6"/>
+            </w:tcBorders>
+            <w:tcMar>
+              <w:top w:w="40" w:type="dxa"/>
+              <w:left w:w="80" w:type="dxa"/>
+              <w:bottom w:w="40" w:type="dxa"/>
+              <w:right w:w="80" w:type="dxa"/>
+            </w:tcMar>
+            <w:vAlign w:val="center"/>
+          </w:tcPr>
+          <w:p>
+            <w:pPr>
+              <w:spacing w:after="0" w:line="264" w:lineRule="auto"/>
+            </w:pPr>
+            <w:r>
+              <w:rPr>
+                <w:rFonts w:ascii="Segoe UI" w:eastAsia="Segoe UI" w:hAnsi="Segoe UI" w:cs="Segoe UI"/>
+                <w:b/>
+                <w:bCs/>
+                <w:sz w:val="18"/>
+                <w:szCs w:val="18"/>
+                <w:lang w:val="es-VE"/>
+              </w:rPr>
+              <w:t xml:space="preserve">ZI_FI_AUTOACCTDET_T2</w:t>
+            </w:r>
+          </w:p>
+        </w:tc>
+        <w:tc>
+          <w:tcPr>
+            <w:tcW w:w="1450" w:type="dxa"/>
+            <w:tcBorders>
+              <w:top w:val="single" w:sz="6" w:space="0" w:color="E6E6E6"/>
+              <w:left w:val="single" w:sz="6" w:space="0" w:color="E6E6E6"/>
+              <w:bottom w:val="single" w:sz="6" w:space="0" w:color="E6E6E6"/>
+              <w:right w:val="single" w:sz="6" w:space="0" w:color="E6E6E6"/>
+            </w:tcBorders>
+            <w:tcMar>
+              <w:top w:w="40" w:type="dxa"/>
+              <w:left w:w="80" w:type="dxa"/>
+              <w:bottom w:w="40" w:type="dxa"/>
+              <w:right w:w="80" w:type="dxa"/>
+            </w:tcMar>
+            <w:vAlign w:val="center"/>
+          </w:tcPr>
+          <w:p>
+            <w:pPr>
+              <w:spacing w:after="0" w:line="264" w:lineRule="auto"/>
+            </w:pPr>
+            <w:r>
+              <w:rPr>
+                <w:rFonts w:ascii="Segoe UI" w:eastAsia="Segoe UI" w:hAnsi="Segoe UI" w:cs="Segoe UI"/>
+                <w:sz w:val="18"/>
+                <w:szCs w:val="18"/>
+                <w:lang w:val="es-VE"/>
+              </w:rPr>
+              <w:t xml:space="preserve">CDS View Entity</w:t>
+            </w:r>
+          </w:p>
+        </w:tc>
+        <w:tc>
+          <w:tcPr>
+            <w:tcW w:w="950" w:type="dxa"/>
+            <w:tcBorders>
+              <w:top w:val="single" w:sz="6" w:space="0" w:color="E6E6E6"/>
+              <w:left w:val="single" w:sz="6" w:space="0" w:color="E6E6E6"/>
+              <w:bottom w:val="single" w:sz="6" w:space="0" w:color="E6E6E6"/>
+              <w:right w:val="single" w:sz="6" w:space="0" w:color="E6E6E6"/>
+            </w:tcBorders>
+            <w:tcMar>
+              <w:top w:w="40" w:type="dxa"/>
+              <w:left w:w="80" w:type="dxa"/>
+              <w:bottom w:w="40" w:type="dxa"/>
+              <w:right w:w="80" w:type="dxa"/>
+            </w:tcMar>
+            <w:vAlign w:val="center"/>
+          </w:tcPr>
+          <w:p>
+            <w:pPr>
+              <w:spacing w:after="0" w:line="264" w:lineRule="auto"/>
+            </w:pPr>
+            <w:r>
+              <w:rPr>
+                <w:rFonts w:ascii="Segoe UI" w:eastAsia="Segoe UI" w:hAnsi="Segoe UI" w:cs="Segoe UI"/>
+                <w:sz w:val="18"/>
+                <w:szCs w:val="18"/>
+                <w:lang w:val="es-VE"/>
+              </w:rPr>
+              <w:t xml:space="preserve">T2 (C1)</w:t>
+            </w:r>
+          </w:p>
+        </w:tc>
+        <w:tc>
+          <w:tcPr>
+            <w:tcW w:w="2972" w:type="dxa"/>
+            <w:tcBorders>
+              <w:top w:val="single" w:sz="6" w:space="0" w:color="E6E6E6"/>
+              <w:left w:val="single" w:sz="6" w:space="0" w:color="E6E6E6"/>
+              <w:bottom w:val="single" w:sz="6" w:space="0" w:color="E6E6E6"/>
+              <w:right w:val="single" w:sz="6" w:space="0" w:color="E6E6E6"/>
+            </w:tcBorders>
+            <w:tcMar>
+              <w:top w:w="40" w:type="dxa"/>
+              <w:left w:w="80" w:type="dxa"/>
+              <w:bottom w:w="40" w:type="dxa"/>
+              <w:right w:w="80" w:type="dxa"/>
+            </w:tcMar>
+            <w:vAlign w:val="center"/>
+          </w:tcPr>
+          <w:p>
+            <w:pPr>
+              <w:spacing w:after="0" w:line="264" w:lineRule="auto"/>
+            </w:pPr>
+            <w:r>
+              <w:rPr>
+                <w:rFonts w:ascii="Segoe UI" w:eastAsia="Segoe UI" w:hAnsi="Segoe UI" w:cs="Segoe UI"/>
+                <w:sz w:val="18"/>
+                <w:szCs w:val="18"/>
+                <w:lang w:val="es-VE"/>
+              </w:rPr>
+              <w:t xml:space="preserve">T030: determinación automática de cuentas (OBYC)</w:t>
+            </w:r>
+          </w:p>
+        </w:tc>
+      </w:tr>
+      <w:tr>
+        <w:trPr>
+          <w:cantSplit/>
+        </w:trPr>
+        <w:tc>
+          <w:tcPr>
+            <w:tcW w:w="3450" w:type="dxa"/>
+            <w:tcBorders>
+              <w:top w:val="single" w:sz="6" w:space="0" w:color="E6E6E6"/>
+              <w:left w:val="single" w:sz="6" w:space="0" w:color="E6E6E6"/>
+              <w:bottom w:val="single" w:sz="6" w:space="0" w:color="E6E6E6"/>
+              <w:right w:val="single" w:sz="6" w:space="0" w:color="E6E6E6"/>
+            </w:tcBorders>
+            <w:tcMar>
+              <w:top w:w="40" w:type="dxa"/>
+              <w:left w:w="80" w:type="dxa"/>
+              <w:bottom w:w="40" w:type="dxa"/>
+              <w:right w:w="80" w:type="dxa"/>
+            </w:tcMar>
+            <w:vAlign w:val="center"/>
+          </w:tcPr>
+          <w:p>
+            <w:pPr>
+              <w:spacing w:after="0" w:line="264" w:lineRule="auto"/>
+            </w:pPr>
+            <w:r>
+              <w:rPr>
+                <w:rFonts w:ascii="Segoe UI" w:eastAsia="Segoe UI" w:hAnsi="Segoe UI" w:cs="Segoe UI"/>
+                <w:b/>
+                <w:bCs/>
+                <w:sz w:val="18"/>
+                <w:szCs w:val="18"/>
+                <w:lang w:val="es-VE"/>
+              </w:rPr>
+              <w:t xml:space="preserve">ZI_FI_GLACCTCMMTITEM_T2</w:t>
+            </w:r>
+          </w:p>
+        </w:tc>
+        <w:tc>
+          <w:tcPr>
+            <w:tcW w:w="1450" w:type="dxa"/>
+            <w:tcBorders>
+              <w:top w:val="single" w:sz="6" w:space="0" w:color="E6E6E6"/>
+              <w:left w:val="single" w:sz="6" w:space="0" w:color="E6E6E6"/>
+              <w:bottom w:val="single" w:sz="6" w:space="0" w:color="E6E6E6"/>
+              <w:right w:val="single" w:sz="6" w:space="0" w:color="E6E6E6"/>
+            </w:tcBorders>
+            <w:tcMar>
+              <w:top w:w="40" w:type="dxa"/>
+              <w:left w:w="80" w:type="dxa"/>
+              <w:bottom w:w="40" w:type="dxa"/>
+              <w:right w:w="80" w:type="dxa"/>
+            </w:tcMar>
+            <w:vAlign w:val="center"/>
+          </w:tcPr>
+          <w:p>
+            <w:pPr>
+              <w:spacing w:after="0" w:line="264" w:lineRule="auto"/>
+            </w:pPr>
+            <w:r>
+              <w:rPr>
+                <w:rFonts w:ascii="Segoe UI" w:eastAsia="Segoe UI" w:hAnsi="Segoe UI" w:cs="Segoe UI"/>
+                <w:sz w:val="18"/>
+                <w:szCs w:val="18"/>
+                <w:lang w:val="es-VE"/>
+              </w:rPr>
+              <w:t xml:space="preserve">CDS View Entity</w:t>
+            </w:r>
+          </w:p>
+        </w:tc>
+        <w:tc>
+          <w:tcPr>
+            <w:tcW w:w="950" w:type="dxa"/>
+            <w:tcBorders>
+              <w:top w:val="single" w:sz="6" w:space="0" w:color="E6E6E6"/>
+              <w:left w:val="single" w:sz="6" w:space="0" w:color="E6E6E6"/>
+              <w:bottom w:val="single" w:sz="6" w:space="0" w:color="E6E6E6"/>
+              <w:right w:val="single" w:sz="6" w:space="0" w:color="E6E6E6"/>
+            </w:tcBorders>
+            <w:tcMar>
+              <w:top w:w="40" w:type="dxa"/>
+              <w:left w:w="80" w:type="dxa"/>
+              <w:bottom w:w="40" w:type="dxa"/>
+              <w:right w:w="80" w:type="dxa"/>
+            </w:tcMar>
+            <w:vAlign w:val="center"/>
+          </w:tcPr>
+          <w:p>
+            <w:pPr>
+              <w:spacing w:after="0" w:line="264" w:lineRule="auto"/>
+            </w:pPr>
+            <w:r>
+              <w:rPr>
+                <w:rFonts w:ascii="Segoe UI" w:eastAsia="Segoe UI" w:hAnsi="Segoe UI" w:cs="Segoe UI"/>
+                <w:sz w:val="18"/>
+                <w:szCs w:val="18"/>
+                <w:lang w:val="es-VE"/>
+              </w:rPr>
+              <w:t xml:space="preserve">T2 (C1)</w:t>
+            </w:r>
+          </w:p>
+        </w:tc>
+        <w:tc>
+          <w:tcPr>
+            <w:tcW w:w="2972" w:type="dxa"/>
+            <w:tcBorders>
+              <w:top w:val="single" w:sz="6" w:space="0" w:color="E6E6E6"/>
+              <w:left w:val="single" w:sz="6" w:space="0" w:color="E6E6E6"/>
+              <w:bottom w:val="single" w:sz="6" w:space="0" w:color="E6E6E6"/>
+              <w:right w:val="single" w:sz="6" w:space="0" w:color="E6E6E6"/>
+            </w:tcBorders>
+            <w:tcMar>
+              <w:top w:w="40" w:type="dxa"/>
+              <w:left w:w="80" w:type="dxa"/>
+              <w:bottom w:w="40" w:type="dxa"/>
+              <w:right w:w="80" w:type="dxa"/>
+            </w:tcMar>
+            <w:vAlign w:val="center"/>
+          </w:tcPr>
+          <w:p>
+            <w:pPr>
+              <w:spacing w:after="0" w:line="264" w:lineRule="auto"/>
+            </w:pPr>
+            <w:r>
+              <w:rPr>
+                <w:rFonts w:ascii="Segoe UI" w:eastAsia="Segoe UI" w:hAnsi="Segoe UI" w:cs="Segoe UI"/>
+                <w:sz w:val="18"/>
+                <w:szCs w:val="18"/>
+                <w:lang w:val="es-VE"/>
+              </w:rPr>
+              <w:t xml:space="preserve">SKB1: posición presupuestaria (FIPOS) de la cuenta en la sociedad</w:t>
+            </w:r>
+          </w:p>
+        </w:tc>
+      </w:tr>
+      <w:tr>
+        <w:trPr>
+          <w:cantSplit/>
+        </w:trPr>
+        <w:tc>
+          <w:tcPr>
+            <w:tcW w:w="3450" w:type="dxa"/>
+            <w:tcBorders>
+              <w:top w:val="single" w:sz="6" w:space="0" w:color="E6E6E6"/>
+              <w:left w:val="single" w:sz="6" w:space="0" w:color="E6E6E6"/>
+              <w:bottom w:val="single" w:sz="6" w:space="0" w:color="E6E6E6"/>
+              <w:right w:val="single" w:sz="6" w:space="0" w:color="E6E6E6"/>
+            </w:tcBorders>
+            <w:tcMar>
+              <w:top w:w="40" w:type="dxa"/>
+              <w:left w:w="80" w:type="dxa"/>
+              <w:bottom w:w="40" w:type="dxa"/>
+              <w:right w:w="80" w:type="dxa"/>
+            </w:tcMar>
+            <w:vAlign w:val="center"/>
+          </w:tcPr>
+          <w:p>
+            <w:pPr>
+              <w:spacing w:after="0" w:line="264" w:lineRule="auto"/>
+            </w:pPr>
+            <w:r>
+              <w:rPr>
+                <w:rFonts w:ascii="Segoe UI" w:eastAsia="Segoe UI" w:hAnsi="Segoe UI" w:cs="Segoe UI"/>
+                <w:b/>
+                <w:bCs/>
+                <w:sz w:val="18"/>
+                <w:szCs w:val="18"/>
+                <w:lang w:val="es-VE"/>
+              </w:rPr>
+              <w:t xml:space="preserve">ZI_PSM_CMMTITEMTEXT_T2</w:t>
+            </w:r>
+          </w:p>
+        </w:tc>
+        <w:tc>
+          <w:tcPr>
+            <w:tcW w:w="1450" w:type="dxa"/>
+            <w:tcBorders>
+              <w:top w:val="single" w:sz="6" w:space="0" w:color="E6E6E6"/>
+              <w:left w:val="single" w:sz="6" w:space="0" w:color="E6E6E6"/>
+              <w:bottom w:val="single" w:sz="6" w:space="0" w:color="E6E6E6"/>
+              <w:right w:val="single" w:sz="6" w:space="0" w:color="E6E6E6"/>
+            </w:tcBorders>
+            <w:tcMar>
+              <w:top w:w="40" w:type="dxa"/>
+              <w:left w:w="80" w:type="dxa"/>
+              <w:bottom w:w="40" w:type="dxa"/>
+              <w:right w:w="80" w:type="dxa"/>
+            </w:tcMar>
+            <w:vAlign w:val="center"/>
+          </w:tcPr>
+          <w:p>
+            <w:pPr>
+              <w:spacing w:after="0" w:line="264" w:lineRule="auto"/>
+            </w:pPr>
+            <w:r>
+              <w:rPr>
+                <w:rFonts w:ascii="Segoe UI" w:eastAsia="Segoe UI" w:hAnsi="Segoe UI" w:cs="Segoe UI"/>
+                <w:sz w:val="18"/>
+                <w:szCs w:val="18"/>
+                <w:lang w:val="es-VE"/>
+              </w:rPr>
+              <w:t xml:space="preserve">CDS View Entity</w:t>
+            </w:r>
+          </w:p>
+        </w:tc>
+        <w:tc>
+          <w:tcPr>
+            <w:tcW w:w="950" w:type="dxa"/>
+            <w:tcBorders>
+              <w:top w:val="single" w:sz="6" w:space="0" w:color="E6E6E6"/>
+              <w:left w:val="single" w:sz="6" w:space="0" w:color="E6E6E6"/>
+              <w:bottom w:val="single" w:sz="6" w:space="0" w:color="E6E6E6"/>
+              <w:right w:val="single" w:sz="6" w:space="0" w:color="E6E6E6"/>
+            </w:tcBorders>
+            <w:tcMar>
+              <w:top w:w="40" w:type="dxa"/>
+              <w:left w:w="80" w:type="dxa"/>
+              <w:bottom w:w="40" w:type="dxa"/>
+              <w:right w:w="80" w:type="dxa"/>
+            </w:tcMar>
+            <w:vAlign w:val="center"/>
+          </w:tcPr>
+          <w:p>
+            <w:pPr>
+              <w:spacing w:after="0" w:line="264" w:lineRule="auto"/>
+            </w:pPr>
+            <w:r>
+              <w:rPr>
+                <w:rFonts w:ascii="Segoe UI" w:eastAsia="Segoe UI" w:hAnsi="Segoe UI" w:cs="Segoe UI"/>
+                <w:sz w:val="18"/>
+                <w:szCs w:val="18"/>
+                <w:lang w:val="es-VE"/>
+              </w:rPr>
+              <w:t xml:space="preserve">T2 (C1)</w:t>
+            </w:r>
+          </w:p>
+        </w:tc>
+        <w:tc>
+          <w:tcPr>
+            <w:tcW w:w="2972" w:type="dxa"/>
+            <w:tcBorders>
+              <w:top w:val="single" w:sz="6" w:space="0" w:color="E6E6E6"/>
+              <w:left w:val="single" w:sz="6" w:space="0" w:color="E6E6E6"/>
+              <w:bottom w:val="single" w:sz="6" w:space="0" w:color="E6E6E6"/>
+              <w:right w:val="single" w:sz="6" w:space="0" w:color="E6E6E6"/>
+            </w:tcBorders>
+            <w:tcMar>
+              <w:top w:w="40" w:type="dxa"/>
+              <w:left w:w="80" w:type="dxa"/>
+              <w:bottom w:w="40" w:type="dxa"/>
+              <w:right w:w="80" w:type="dxa"/>
+            </w:tcMar>
+            <w:vAlign w:val="center"/>
+          </w:tcPr>
+          <w:p>
+            <w:pPr>
+              <w:spacing w:after="0" w:line="264" w:lineRule="auto"/>
+            </w:pPr>
+            <w:r>
+              <w:rPr>
+                <w:rFonts w:ascii="Segoe UI" w:eastAsia="Segoe UI" w:hAnsi="Segoe UI" w:cs="Segoe UI"/>
+                <w:sz w:val="18"/>
+                <w:szCs w:val="18"/>
+                <w:lang w:val="es-VE"/>
+              </w:rPr>
+              <w:t xml:space="preserve">FMCIT: textos de posición presupuestaria</w:t>
+            </w:r>
+          </w:p>
+        </w:tc>
+      </w:tr>
+      <w:tr>
+        <w:trPr>
+          <w:cantSplit/>
+        </w:trPr>
+        <w:tc>
+          <w:tcPr>
+            <w:tcW w:w="3450" w:type="dxa"/>
+            <w:tcBorders>
+              <w:top w:val="single" w:sz="6" w:space="0" w:color="E6E6E6"/>
+              <w:left w:val="single" w:sz="6" w:space="0" w:color="E6E6E6"/>
+              <w:bottom w:val="single" w:sz="6" w:space="0" w:color="E6E6E6"/>
+              <w:right w:val="single" w:sz="6" w:space="0" w:color="E6E6E6"/>
+            </w:tcBorders>
+            <w:tcMar>
+              <w:top w:w="40" w:type="dxa"/>
+              <w:left w:w="80" w:type="dxa"/>
+              <w:bottom w:w="40" w:type="dxa"/>
+              <w:right w:w="80" w:type="dxa"/>
+            </w:tcMar>
+            <w:vAlign w:val="center"/>
+          </w:tcPr>
+          <w:p>
+            <w:pPr>
+              <w:spacing w:after="0" w:line="264" w:lineRule="auto"/>
+            </w:pPr>
+            <w:r>
+              <w:rPr>
+                <w:rFonts w:ascii="Segoe UI" w:eastAsia="Segoe UI" w:hAnsi="Segoe UI" w:cs="Segoe UI"/>
+                <w:b/>
+                <w:bCs/>
+                <w:sz w:val="18"/>
+                <w:szCs w:val="18"/>
+                <w:lang w:val="es-VE"/>
+              </w:rPr>
+              <w:t xml:space="preserve">ZI_FI_CTASREGULAT_T2</w:t>
+            </w:r>
+          </w:p>
+        </w:tc>
+        <w:tc>
+          <w:tcPr>
+            <w:tcW w:w="1450" w:type="dxa"/>
+            <w:tcBorders>
+              <w:top w:val="single" w:sz="6" w:space="0" w:color="E6E6E6"/>
+              <w:left w:val="single" w:sz="6" w:space="0" w:color="E6E6E6"/>
+              <w:bottom w:val="single" w:sz="6" w:space="0" w:color="E6E6E6"/>
+              <w:right w:val="single" w:sz="6" w:space="0" w:color="E6E6E6"/>
+            </w:tcBorders>
+            <w:tcMar>
+              <w:top w:w="40" w:type="dxa"/>
+              <w:left w:w="80" w:type="dxa"/>
+              <w:bottom w:w="40" w:type="dxa"/>
+              <w:right w:w="80" w:type="dxa"/>
+            </w:tcMar>
+            <w:vAlign w:val="center"/>
+          </w:tcPr>
+          <w:p>
+            <w:pPr>
+              <w:spacing w:after="0" w:line="264" w:lineRule="auto"/>
+            </w:pPr>
+            <w:r>
+              <w:rPr>
+                <w:rFonts w:ascii="Segoe UI" w:eastAsia="Segoe UI" w:hAnsi="Segoe UI" w:cs="Segoe UI"/>
+                <w:sz w:val="18"/>
+                <w:szCs w:val="18"/>
+                <w:lang w:val="es-VE"/>
+              </w:rPr>
+              <w:t xml:space="preserve">CDS View Entity</w:t>
+            </w:r>
+          </w:p>
+        </w:tc>
+        <w:tc>
+          <w:tcPr>
+            <w:tcW w:w="950" w:type="dxa"/>
+            <w:tcBorders>
+              <w:top w:val="single" w:sz="6" w:space="0" w:color="E6E6E6"/>
+              <w:left w:val="single" w:sz="6" w:space="0" w:color="E6E6E6"/>
+              <w:bottom w:val="single" w:sz="6" w:space="0" w:color="E6E6E6"/>
+              <w:right w:val="single" w:sz="6" w:space="0" w:color="E6E6E6"/>
+            </w:tcBorders>
+            <w:tcMar>
+              <w:top w:w="40" w:type="dxa"/>
+              <w:left w:w="80" w:type="dxa"/>
+              <w:bottom w:w="40" w:type="dxa"/>
+              <w:right w:w="80" w:type="dxa"/>
+            </w:tcMar>
+            <w:vAlign w:val="center"/>
+          </w:tcPr>
+          <w:p>
+            <w:pPr>
+              <w:spacing w:after="0" w:line="264" w:lineRule="auto"/>
+            </w:pPr>
+            <w:r>
+              <w:rPr>
+                <w:rFonts w:ascii="Segoe UI" w:eastAsia="Segoe UI" w:hAnsi="Segoe UI" w:cs="Segoe UI"/>
+                <w:sz w:val="18"/>
+                <w:szCs w:val="18"/>
+                <w:lang w:val="es-VE"/>
+              </w:rPr>
+              <w:t xml:space="preserve">T2 (C1)</w:t>
+            </w:r>
+          </w:p>
+        </w:tc>
+        <w:tc>
+          <w:tcPr>
+            <w:tcW w:w="2972" w:type="dxa"/>
+            <w:tcBorders>
+              <w:top w:val="single" w:sz="6" w:space="0" w:color="E6E6E6"/>
+              <w:left w:val="single" w:sz="6" w:space="0" w:color="E6E6E6"/>
+              <w:bottom w:val="single" w:sz="6" w:space="0" w:color="E6E6E6"/>
+              <w:right w:val="single" w:sz="6" w:space="0" w:color="E6E6E6"/>
+            </w:tcBorders>
+            <w:tcMar>
+              <w:top w:w="40" w:type="dxa"/>
+              <w:left w:w="80" w:type="dxa"/>
+              <w:bottom w:w="40" w:type="dxa"/>
+              <w:right w:w="80" w:type="dxa"/>
+            </w:tcMar>
+            <w:vAlign w:val="center"/>
+          </w:tcPr>
+          <w:p>
+            <w:pPr>
+              <w:spacing w:after="0" w:line="264" w:lineRule="auto"/>
+            </w:pPr>
+            <w:r>
+              <w:rPr>
+                <w:rFonts w:ascii="Segoe UI" w:eastAsia="Segoe UI" w:hAnsi="Segoe UI" w:cs="Segoe UI"/>
+                <w:sz w:val="18"/>
+                <w:szCs w:val="18"/>
+                <w:lang w:val="es-VE"/>
+              </w:rPr>
+              <w:t xml:space="preserve">ZTCTAS_REGULAT: cuentas regulatorias (Cuenta AS400)</w:t>
+            </w:r>
+          </w:p>
+        </w:tc>
+      </w:tr>
+      <w:tr>
+        <w:trPr>
+          <w:cantSplit/>
+        </w:trPr>
+        <w:tc>
+          <w:tcPr>
+            <w:tcW w:w="3450" w:type="dxa"/>
+            <w:tcBorders>
+              <w:top w:val="single" w:sz="6" w:space="0" w:color="E6E6E6"/>
+              <w:left w:val="single" w:sz="6" w:space="0" w:color="E6E6E6"/>
+              <w:bottom w:val="single" w:sz="6" w:space="0" w:color="E6E6E6"/>
+              <w:right w:val="single" w:sz="6" w:space="0" w:color="E6E6E6"/>
+            </w:tcBorders>
+            <w:tcMar>
+              <w:top w:w="40" w:type="dxa"/>
+              <w:left w:w="80" w:type="dxa"/>
+              <w:bottom w:w="40" w:type="dxa"/>
+              <w:right w:w="80" w:type="dxa"/>
+            </w:tcMar>
+            <w:vAlign w:val="center"/>
+          </w:tcPr>
+          <w:p>
+            <w:pPr>
+              <w:spacing w:after="0" w:line="264" w:lineRule="auto"/>
+            </w:pPr>
+            <w:r>
+              <w:rPr>
+                <w:rFonts w:ascii="Segoe UI" w:eastAsia="Segoe UI" w:hAnsi="Segoe UI" w:cs="Segoe UI"/>
+                <w:b/>
+                <w:bCs/>
+                <w:sz w:val="18"/>
+                <w:szCs w:val="18"/>
+                <w:lang w:val="es-VE"/>
+              </w:rPr>
+              <w:t xml:space="preserve">ZI_FI_ASSETCLASSBYVALCL_T2</w:t>
+            </w:r>
+          </w:p>
+        </w:tc>
+        <w:tc>
+          <w:tcPr>
+            <w:tcW w:w="1450" w:type="dxa"/>
+            <w:tcBorders>
+              <w:top w:val="single" w:sz="6" w:space="0" w:color="E6E6E6"/>
+              <w:left w:val="single" w:sz="6" w:space="0" w:color="E6E6E6"/>
+              <w:bottom w:val="single" w:sz="6" w:space="0" w:color="E6E6E6"/>
+              <w:right w:val="single" w:sz="6" w:space="0" w:color="E6E6E6"/>
+            </w:tcBorders>
+            <w:tcMar>
+              <w:top w:w="40" w:type="dxa"/>
+              <w:left w:w="80" w:type="dxa"/>
+              <w:bottom w:w="40" w:type="dxa"/>
+              <w:right w:w="80" w:type="dxa"/>
+            </w:tcMar>
+            <w:vAlign w:val="center"/>
+          </w:tcPr>
+          <w:p>
+            <w:pPr>
+              <w:spacing w:after="0" w:line="264" w:lineRule="auto"/>
+            </w:pPr>
+            <w:r>
+              <w:rPr>
+                <w:rFonts w:ascii="Segoe UI" w:eastAsia="Segoe UI" w:hAnsi="Segoe UI" w:cs="Segoe UI"/>
+                <w:sz w:val="18"/>
+                <w:szCs w:val="18"/>
+                <w:lang w:val="es-VE"/>
+              </w:rPr>
+              <w:t xml:space="preserve">CDS View Entity</w:t>
+            </w:r>
+          </w:p>
+        </w:tc>
+        <w:tc>
+          <w:tcPr>
+            <w:tcW w:w="950" w:type="dxa"/>
+            <w:tcBorders>
+              <w:top w:val="single" w:sz="6" w:space="0" w:color="E6E6E6"/>
+              <w:left w:val="single" w:sz="6" w:space="0" w:color="E6E6E6"/>
+              <w:bottom w:val="single" w:sz="6" w:space="0" w:color="E6E6E6"/>
+              <w:right w:val="single" w:sz="6" w:space="0" w:color="E6E6E6"/>
+            </w:tcBorders>
+            <w:tcMar>
+              <w:top w:w="40" w:type="dxa"/>
+              <w:left w:w="80" w:type="dxa"/>
+              <w:bottom w:w="40" w:type="dxa"/>
+              <w:right w:w="80" w:type="dxa"/>
+            </w:tcMar>
+            <w:vAlign w:val="center"/>
+          </w:tcPr>
+          <w:p>
+            <w:pPr>
+              <w:spacing w:after="0" w:line="264" w:lineRule="auto"/>
+            </w:pPr>
+            <w:r>
+              <w:rPr>
+                <w:rFonts w:ascii="Segoe UI" w:eastAsia="Segoe UI" w:hAnsi="Segoe UI" w:cs="Segoe UI"/>
+                <w:sz w:val="18"/>
+                <w:szCs w:val="18"/>
+                <w:lang w:val="es-VE"/>
+              </w:rPr>
+              <w:t xml:space="preserve">T2 (C1)</w:t>
+            </w:r>
+          </w:p>
+        </w:tc>
+        <w:tc>
+          <w:tcPr>
+            <w:tcW w:w="2972" w:type="dxa"/>
+            <w:tcBorders>
+              <w:top w:val="single" w:sz="6" w:space="0" w:color="E6E6E6"/>
+              <w:left w:val="single" w:sz="6" w:space="0" w:color="E6E6E6"/>
+              <w:bottom w:val="single" w:sz="6" w:space="0" w:color="E6E6E6"/>
+              <w:right w:val="single" w:sz="6" w:space="0" w:color="E6E6E6"/>
+            </w:tcBorders>
+            <w:tcMar>
+              <w:top w:w="40" w:type="dxa"/>
+              <w:left w:w="80" w:type="dxa"/>
+              <w:bottom w:w="40" w:type="dxa"/>
+              <w:right w:w="80" w:type="dxa"/>
+            </w:tcMar>
+            <w:vAlign w:val="center"/>
+          </w:tcPr>
+          <w:p>
+            <w:pPr>
+              <w:spacing w:after="0" w:line="264" w:lineRule="auto"/>
+            </w:pPr>
+            <w:r>
+              <w:rPr>
+                <w:rFonts w:ascii="Segoe UI" w:eastAsia="Segoe UI" w:hAnsi="Segoe UI" w:cs="Segoe UI"/>
+                <w:sz w:val="18"/>
+                <w:szCs w:val="18"/>
+                <w:lang w:val="es-VE"/>
+              </w:rPr>
+              <w:t xml:space="preserve">ZTCLASE_AF: categoría de valoración → clase de activo fijo</w:t>
+            </w:r>
+          </w:p>
+        </w:tc>
+      </w:tr>
+      <w:tr>
+        <w:trPr>
+          <w:cantSplit/>
+        </w:trPr>
+        <w:tc>
+          <w:tcPr>
+            <w:tcW w:w="3450" w:type="dxa"/>
+            <w:tcBorders>
+              <w:top w:val="single" w:sz="6" w:space="0" w:color="E6E6E6"/>
+              <w:left w:val="single" w:sz="6" w:space="0" w:color="E6E6E6"/>
+              <w:bottom w:val="single" w:sz="6" w:space="0" w:color="E6E6E6"/>
+              <w:right w:val="single" w:sz="6" w:space="0" w:color="E6E6E6"/>
+            </w:tcBorders>
+            <w:tcMar>
+              <w:top w:w="40" w:type="dxa"/>
+              <w:left w:w="80" w:type="dxa"/>
+              <w:bottom w:w="40" w:type="dxa"/>
+              <w:right w:w="80" w:type="dxa"/>
+            </w:tcMar>
+            <w:vAlign w:val="center"/>
+          </w:tcPr>
+          <w:p>
+            <w:pPr>
+              <w:spacing w:after="0" w:line="264" w:lineRule="auto"/>
+            </w:pPr>
+            <w:r>
+              <w:rPr>
+                <w:rFonts w:ascii="Segoe UI" w:eastAsia="Segoe UI" w:hAnsi="Segoe UI" w:cs="Segoe UI"/>
+                <w:b/>
+                <w:bCs/>
+                <w:sz w:val="18"/>
+                <w:szCs w:val="18"/>
+                <w:lang w:val="es-VE"/>
+              </w:rPr>
+              <w:t xml:space="preserve">ZI_FI_ASSETCLASSACCTDET_T2</w:t>
+            </w:r>
+          </w:p>
+        </w:tc>
+        <w:tc>
+          <w:tcPr>
+            <w:tcW w:w="1450" w:type="dxa"/>
+            <w:tcBorders>
+              <w:top w:val="single" w:sz="6" w:space="0" w:color="E6E6E6"/>
+              <w:left w:val="single" w:sz="6" w:space="0" w:color="E6E6E6"/>
+              <w:bottom w:val="single" w:sz="6" w:space="0" w:color="E6E6E6"/>
+              <w:right w:val="single" w:sz="6" w:space="0" w:color="E6E6E6"/>
+            </w:tcBorders>
+            <w:tcMar>
+              <w:top w:w="40" w:type="dxa"/>
+              <w:left w:w="80" w:type="dxa"/>
+              <w:bottom w:w="40" w:type="dxa"/>
+              <w:right w:w="80" w:type="dxa"/>
+            </w:tcMar>
+            <w:vAlign w:val="center"/>
+          </w:tcPr>
+          <w:p>
+            <w:pPr>
+              <w:spacing w:after="0" w:line="264" w:lineRule="auto"/>
+            </w:pPr>
+            <w:r>
+              <w:rPr>
+                <w:rFonts w:ascii="Segoe UI" w:eastAsia="Segoe UI" w:hAnsi="Segoe UI" w:cs="Segoe UI"/>
+                <w:sz w:val="18"/>
+                <w:szCs w:val="18"/>
+                <w:lang w:val="es-VE"/>
+              </w:rPr>
+              <w:t xml:space="preserve">CDS View Entity</w:t>
+            </w:r>
+          </w:p>
+        </w:tc>
+        <w:tc>
+          <w:tcPr>
+            <w:tcW w:w="950" w:type="dxa"/>
+            <w:tcBorders>
+              <w:top w:val="single" w:sz="6" w:space="0" w:color="E6E6E6"/>
+              <w:left w:val="single" w:sz="6" w:space="0" w:color="E6E6E6"/>
+              <w:bottom w:val="single" w:sz="6" w:space="0" w:color="E6E6E6"/>
+              <w:right w:val="single" w:sz="6" w:space="0" w:color="E6E6E6"/>
+            </w:tcBorders>
+            <w:tcMar>
+              <w:top w:w="40" w:type="dxa"/>
+              <w:left w:w="80" w:type="dxa"/>
+              <w:bottom w:w="40" w:type="dxa"/>
+              <w:right w:w="80" w:type="dxa"/>
+            </w:tcMar>
+            <w:vAlign w:val="center"/>
+          </w:tcPr>
+          <w:p>
+            <w:pPr>
+              <w:spacing w:after="0" w:line="264" w:lineRule="auto"/>
+            </w:pPr>
+            <w:r>
+              <w:rPr>
+                <w:rFonts w:ascii="Segoe UI" w:eastAsia="Segoe UI" w:hAnsi="Segoe UI" w:cs="Segoe UI"/>
+                <w:sz w:val="18"/>
+                <w:szCs w:val="18"/>
+                <w:lang w:val="es-VE"/>
+              </w:rPr>
+              <w:t xml:space="preserve">T2 (C1)</w:t>
+            </w:r>
+          </w:p>
+        </w:tc>
+        <w:tc>
+          <w:tcPr>
+            <w:tcW w:w="2972" w:type="dxa"/>
+            <w:tcBorders>
+              <w:top w:val="single" w:sz="6" w:space="0" w:color="E6E6E6"/>
+              <w:left w:val="single" w:sz="6" w:space="0" w:color="E6E6E6"/>
+              <w:bottom w:val="single" w:sz="6" w:space="0" w:color="E6E6E6"/>
+              <w:right w:val="single" w:sz="6" w:space="0" w:color="E6E6E6"/>
+            </w:tcBorders>
+            <w:tcMar>
+              <w:top w:w="40" w:type="dxa"/>
+              <w:left w:w="80" w:type="dxa"/>
+              <w:bottom w:w="40" w:type="dxa"/>
+              <w:right w:w="80" w:type="dxa"/>
+            </w:tcMar>
+            <w:vAlign w:val="center"/>
+          </w:tcPr>
+          <w:p>
+            <w:pPr>
+              <w:spacing w:after="0" w:line="264" w:lineRule="auto"/>
+            </w:pPr>
+            <w:r>
+              <w:rPr>
+                <w:rFonts w:ascii="Segoe UI" w:eastAsia="Segoe UI" w:hAnsi="Segoe UI" w:cs="Segoe UI"/>
+                <w:sz w:val="18"/>
+                <w:szCs w:val="18"/>
+                <w:lang w:val="es-VE"/>
+              </w:rPr>
+              <w:t xml:space="preserve">ANKA: clase de activo fijo → determinación de cuentas</w:t>
+            </w:r>
+          </w:p>
+        </w:tc>
+      </w:tr>
+      <w:tr>
+        <w:trPr>
+          <w:cantSplit/>
+        </w:trPr>
+        <w:tc>
+          <w:tcPr>
+            <w:tcW w:w="3450" w:type="dxa"/>
+            <w:tcBorders>
+              <w:top w:val="single" w:sz="6" w:space="0" w:color="E6E6E6"/>
+              <w:left w:val="single" w:sz="6" w:space="0" w:color="E6E6E6"/>
+              <w:bottom w:val="single" w:sz="6" w:space="0" w:color="E6E6E6"/>
+              <w:right w:val="single" w:sz="6" w:space="0" w:color="E6E6E6"/>
+            </w:tcBorders>
+            <w:tcMar>
+              <w:top w:w="40" w:type="dxa"/>
+              <w:left w:w="80" w:type="dxa"/>
+              <w:bottom w:w="40" w:type="dxa"/>
+              <w:right w:w="80" w:type="dxa"/>
+            </w:tcMar>
+            <w:vAlign w:val="center"/>
+          </w:tcPr>
+          <w:p>
+            <w:pPr>
+              <w:spacing w:after="0" w:line="264" w:lineRule="auto"/>
+            </w:pPr>
+            <w:r>
+              <w:rPr>
+                <w:rFonts w:ascii="Segoe UI" w:eastAsia="Segoe UI" w:hAnsi="Segoe UI" w:cs="Segoe UI"/>
+                <w:b/>
+                <w:bCs/>
+                <w:sz w:val="18"/>
+                <w:szCs w:val="18"/>
+                <w:lang w:val="es-VE"/>
+              </w:rPr>
+              <w:t xml:space="preserve">ZI_FI_ASSETGLACCOUNT_T2</w:t>
+            </w:r>
+          </w:p>
+        </w:tc>
+        <w:tc>
+          <w:tcPr>
+            <w:tcW w:w="1450" w:type="dxa"/>
+            <w:tcBorders>
+              <w:top w:val="single" w:sz="6" w:space="0" w:color="E6E6E6"/>
+              <w:left w:val="single" w:sz="6" w:space="0" w:color="E6E6E6"/>
+              <w:bottom w:val="single" w:sz="6" w:space="0" w:color="E6E6E6"/>
+              <w:right w:val="single" w:sz="6" w:space="0" w:color="E6E6E6"/>
+            </w:tcBorders>
+            <w:tcMar>
+              <w:top w:w="40" w:type="dxa"/>
+              <w:left w:w="80" w:type="dxa"/>
+              <w:bottom w:w="40" w:type="dxa"/>
+              <w:right w:w="80" w:type="dxa"/>
+            </w:tcMar>
+            <w:vAlign w:val="center"/>
+          </w:tcPr>
+          <w:p>
+            <w:pPr>
+              <w:spacing w:after="0" w:line="264" w:lineRule="auto"/>
+            </w:pPr>
+            <w:r>
+              <w:rPr>
+                <w:rFonts w:ascii="Segoe UI" w:eastAsia="Segoe UI" w:hAnsi="Segoe UI" w:cs="Segoe UI"/>
+                <w:sz w:val="18"/>
+                <w:szCs w:val="18"/>
+                <w:lang w:val="es-VE"/>
+              </w:rPr>
+              <w:t xml:space="preserve">CDS View Entity</w:t>
+            </w:r>
+          </w:p>
+        </w:tc>
+        <w:tc>
+          <w:tcPr>
+            <w:tcW w:w="950" w:type="dxa"/>
+            <w:tcBorders>
+              <w:top w:val="single" w:sz="6" w:space="0" w:color="E6E6E6"/>
+              <w:left w:val="single" w:sz="6" w:space="0" w:color="E6E6E6"/>
+              <w:bottom w:val="single" w:sz="6" w:space="0" w:color="E6E6E6"/>
+              <w:right w:val="single" w:sz="6" w:space="0" w:color="E6E6E6"/>
+            </w:tcBorders>
+            <w:tcMar>
+              <w:top w:w="40" w:type="dxa"/>
+              <w:left w:w="80" w:type="dxa"/>
+              <w:bottom w:w="40" w:type="dxa"/>
+              <w:right w:w="80" w:type="dxa"/>
+            </w:tcMar>
+            <w:vAlign w:val="center"/>
+          </w:tcPr>
+          <w:p>
+            <w:pPr>
+              <w:spacing w:after="0" w:line="264" w:lineRule="auto"/>
+            </w:pPr>
+            <w:r>
+              <w:rPr>
+                <w:rFonts w:ascii="Segoe UI" w:eastAsia="Segoe UI" w:hAnsi="Segoe UI" w:cs="Segoe UI"/>
+                <w:sz w:val="18"/>
+                <w:szCs w:val="18"/>
+                <w:lang w:val="es-VE"/>
+              </w:rPr>
+              <w:t xml:space="preserve">T2 (C1)</w:t>
+            </w:r>
+          </w:p>
+        </w:tc>
+        <w:tc>
+          <w:tcPr>
+            <w:tcW w:w="2972" w:type="dxa"/>
+            <w:tcBorders>
+              <w:top w:val="single" w:sz="6" w:space="0" w:color="E6E6E6"/>
+              <w:left w:val="single" w:sz="6" w:space="0" w:color="E6E6E6"/>
+              <w:bottom w:val="single" w:sz="6" w:space="0" w:color="E6E6E6"/>
+              <w:right w:val="single" w:sz="6" w:space="0" w:color="E6E6E6"/>
+            </w:tcBorders>
+            <w:tcMar>
+              <w:top w:w="40" w:type="dxa"/>
+              <w:left w:w="80" w:type="dxa"/>
+              <w:bottom w:w="40" w:type="dxa"/>
+              <w:right w:w="80" w:type="dxa"/>
+            </w:tcMar>
+            <w:vAlign w:val="center"/>
+          </w:tcPr>
+          <w:p>
+            <w:pPr>
+              <w:spacing w:after="0" w:line="264" w:lineRule="auto"/>
+            </w:pPr>
+            <w:r>
+              <w:rPr>
+                <w:rFonts w:ascii="Segoe UI" w:eastAsia="Segoe UI" w:hAnsi="Segoe UI" w:cs="Segoe UI"/>
+                <w:sz w:val="18"/>
+                <w:szCs w:val="18"/>
+                <w:lang w:val="es-VE"/>
+              </w:rPr>
+              <w:t xml:space="preserve">T095: determinación de cuentas → cuenta CAP</w:t>
+            </w:r>
+          </w:p>
+        </w:tc>
+      </w:tr>
+      <w:tr>
+        <w:trPr>
+          <w:cantSplit/>
+        </w:trPr>
+        <w:tc>
+          <w:tcPr>
+            <w:tcW w:w="3450" w:type="dxa"/>
+            <w:tcBorders>
+              <w:top w:val="single" w:sz="6" w:space="0" w:color="E6E6E6"/>
+              <w:left w:val="single" w:sz="6" w:space="0" w:color="E6E6E6"/>
+              <w:bottom w:val="single" w:sz="6" w:space="0" w:color="E6E6E6"/>
+              <w:right w:val="single" w:sz="6" w:space="0" w:color="E6E6E6"/>
+            </w:tcBorders>
+            <w:tcMar>
+              <w:top w:w="40" w:type="dxa"/>
+              <w:left w:w="80" w:type="dxa"/>
+              <w:bottom w:w="40" w:type="dxa"/>
+              <w:right w:w="80" w:type="dxa"/>
+            </w:tcMar>
+            <w:vAlign w:val="center"/>
+          </w:tcPr>
+          <w:p>
+            <w:pPr>
+              <w:spacing w:after="0" w:line="264" w:lineRule="auto"/>
+            </w:pPr>
+            <w:r>
+              <w:rPr>
+                <w:rFonts w:ascii="Segoe UI" w:eastAsia="Segoe UI" w:hAnsi="Segoe UI" w:cs="Segoe UI"/>
+                <w:b/>
+                <w:bCs/>
+                <w:sz w:val="18"/>
+                <w:szCs w:val="18"/>
+                <w:lang w:val="es-VE"/>
+              </w:rPr>
+              <w:t xml:space="preserve">ZI_PSM_CMMTITEMLASTYR</w:t>
+            </w:r>
+          </w:p>
+        </w:tc>
+        <w:tc>
+          <w:tcPr>
+            <w:tcW w:w="1450" w:type="dxa"/>
+            <w:tcBorders>
+              <w:top w:val="single" w:sz="6" w:space="0" w:color="E6E6E6"/>
+              <w:left w:val="single" w:sz="6" w:space="0" w:color="E6E6E6"/>
+              <w:bottom w:val="single" w:sz="6" w:space="0" w:color="E6E6E6"/>
+              <w:right w:val="single" w:sz="6" w:space="0" w:color="E6E6E6"/>
+            </w:tcBorders>
+            <w:tcMar>
+              <w:top w:w="40" w:type="dxa"/>
+              <w:left w:w="80" w:type="dxa"/>
+              <w:bottom w:w="40" w:type="dxa"/>
+              <w:right w:w="80" w:type="dxa"/>
+            </w:tcMar>
+            <w:vAlign w:val="center"/>
+          </w:tcPr>
+          <w:p>
+            <w:pPr>
+              <w:spacing w:after="0" w:line="264" w:lineRule="auto"/>
+            </w:pPr>
+            <w:r>
+              <w:rPr>
+                <w:rFonts w:ascii="Segoe UI" w:eastAsia="Segoe UI" w:hAnsi="Segoe UI" w:cs="Segoe UI"/>
+                <w:sz w:val="18"/>
+                <w:szCs w:val="18"/>
+                <w:lang w:val="es-VE"/>
+              </w:rPr>
+              <w:t xml:space="preserve">CDS View Entity</w:t>
+            </w:r>
+          </w:p>
+        </w:tc>
+        <w:tc>
+          <w:tcPr>
+            <w:tcW w:w="950" w:type="dxa"/>
+            <w:tcBorders>
+              <w:top w:val="single" w:sz="6" w:space="0" w:color="E6E6E6"/>
+              <w:left w:val="single" w:sz="6" w:space="0" w:color="E6E6E6"/>
+              <w:bottom w:val="single" w:sz="6" w:space="0" w:color="E6E6E6"/>
+              <w:right w:val="single" w:sz="6" w:space="0" w:color="E6E6E6"/>
+            </w:tcBorders>
+            <w:tcMar>
+              <w:top w:w="40" w:type="dxa"/>
+              <w:left w:w="80" w:type="dxa"/>
+              <w:bottom w:w="40" w:type="dxa"/>
+              <w:right w:w="80" w:type="dxa"/>
+            </w:tcMar>
+            <w:vAlign w:val="center"/>
+          </w:tcPr>
+          <w:p>
+            <w:pPr>
+              <w:spacing w:after="0" w:line="264" w:lineRule="auto"/>
+            </w:pPr>
+            <w:r>
+              <w:rPr>
+                <w:rFonts w:ascii="Segoe UI" w:eastAsia="Segoe UI" w:hAnsi="Segoe UI" w:cs="Segoe UI"/>
+                <w:sz w:val="18"/>
+                <w:szCs w:val="18"/>
+                <w:lang w:val="es-VE"/>
+              </w:rPr>
+              <w:t xml:space="preserve">T1</w:t>
+            </w:r>
+          </w:p>
+        </w:tc>
+        <w:tc>
+          <w:tcPr>
+            <w:tcW w:w="2972" w:type="dxa"/>
+            <w:tcBorders>
+              <w:top w:val="single" w:sz="6" w:space="0" w:color="E6E6E6"/>
+              <w:left w:val="single" w:sz="6" w:space="0" w:color="E6E6E6"/>
+              <w:bottom w:val="single" w:sz="6" w:space="0" w:color="E6E6E6"/>
+              <w:right w:val="single" w:sz="6" w:space="0" w:color="E6E6E6"/>
+            </w:tcBorders>
+            <w:tcMar>
+              <w:top w:w="40" w:type="dxa"/>
+              <w:left w:w="80" w:type="dxa"/>
+              <w:bottom w:w="40" w:type="dxa"/>
+              <w:right w:w="80" w:type="dxa"/>
+            </w:tcMar>
+            <w:vAlign w:val="center"/>
+          </w:tcPr>
+          <w:p>
+            <w:pPr>
+              <w:spacing w:after="0" w:line="264" w:lineRule="auto"/>
+            </w:pPr>
+            <w:r>
+              <w:rPr>
+                <w:rFonts w:ascii="Segoe UI" w:eastAsia="Segoe UI" w:hAnsi="Segoe UI" w:cs="Segoe UI"/>
+                <w:sz w:val="18"/>
+                <w:szCs w:val="18"/>
+                <w:lang w:val="es-VE"/>
+              </w:rPr>
+              <w:t xml:space="preserve">Último ejercicio con texto por posición presupuestaria</w:t>
+            </w:r>
+          </w:p>
+        </w:tc>
+      </w:tr>
+      <w:tr>
+        <w:trPr>
+          <w:cantSplit/>
+        </w:trPr>
+        <w:tc>
+          <w:tcPr>
+            <w:tcW w:w="3450" w:type="dxa"/>
+            <w:tcBorders>
+              <w:top w:val="single" w:sz="6" w:space="0" w:color="E6E6E6"/>
+              <w:left w:val="single" w:sz="6" w:space="0" w:color="E6E6E6"/>
+              <w:bottom w:val="single" w:sz="6" w:space="0" w:color="E6E6E6"/>
+              <w:right w:val="single" w:sz="6" w:space="0" w:color="E6E6E6"/>
+            </w:tcBorders>
+            <w:tcMar>
+              <w:top w:w="40" w:type="dxa"/>
+              <w:left w:w="80" w:type="dxa"/>
+              <w:bottom w:w="40" w:type="dxa"/>
+              <w:right w:w="80" w:type="dxa"/>
+            </w:tcMar>
+            <w:vAlign w:val="center"/>
+          </w:tcPr>
+          <w:p>
+            <w:pPr>
+              <w:spacing w:after="0" w:line="264" w:lineRule="auto"/>
+            </w:pPr>
+            <w:r>
+              <w:rPr>
+                <w:rFonts w:ascii="Segoe UI" w:eastAsia="Segoe UI" w:hAnsi="Segoe UI" w:cs="Segoe UI"/>
+                <w:b/>
+                <w:bCs/>
+                <w:sz w:val="18"/>
+                <w:szCs w:val="18"/>
+                <w:lang w:val="es-VE"/>
+              </w:rPr>
+              <w:t xml:space="preserve">ZI_PSM_CMMTITEMTEXTCUR</w:t>
+            </w:r>
+          </w:p>
+        </w:tc>
+        <w:tc>
+          <w:tcPr>
+            <w:tcW w:w="1450" w:type="dxa"/>
+            <w:tcBorders>
+              <w:top w:val="single" w:sz="6" w:space="0" w:color="E6E6E6"/>
+              <w:left w:val="single" w:sz="6" w:space="0" w:color="E6E6E6"/>
+              <w:bottom w:val="single" w:sz="6" w:space="0" w:color="E6E6E6"/>
+              <w:right w:val="single" w:sz="6" w:space="0" w:color="E6E6E6"/>
+            </w:tcBorders>
+            <w:tcMar>
+              <w:top w:w="40" w:type="dxa"/>
+              <w:left w:w="80" w:type="dxa"/>
+              <w:bottom w:w="40" w:type="dxa"/>
+              <w:right w:w="80" w:type="dxa"/>
+            </w:tcMar>
+            <w:vAlign w:val="center"/>
+          </w:tcPr>
+          <w:p>
+            <w:pPr>
+              <w:spacing w:after="0" w:line="264" w:lineRule="auto"/>
+            </w:pPr>
+            <w:r>
+              <w:rPr>
+                <w:rFonts w:ascii="Segoe UI" w:eastAsia="Segoe UI" w:hAnsi="Segoe UI" w:cs="Segoe UI"/>
+                <w:sz w:val="18"/>
+                <w:szCs w:val="18"/>
+                <w:lang w:val="es-VE"/>
+              </w:rPr>
+              <w:t xml:space="preserve">CDS View Entity</w:t>
+            </w:r>
+          </w:p>
+        </w:tc>
+        <w:tc>
+          <w:tcPr>
+            <w:tcW w:w="950" w:type="dxa"/>
+            <w:tcBorders>
+              <w:top w:val="single" w:sz="6" w:space="0" w:color="E6E6E6"/>
+              <w:left w:val="single" w:sz="6" w:space="0" w:color="E6E6E6"/>
+              <w:bottom w:val="single" w:sz="6" w:space="0" w:color="E6E6E6"/>
+              <w:right w:val="single" w:sz="6" w:space="0" w:color="E6E6E6"/>
+            </w:tcBorders>
+            <w:tcMar>
+              <w:top w:w="40" w:type="dxa"/>
+              <w:left w:w="80" w:type="dxa"/>
+              <w:bottom w:w="40" w:type="dxa"/>
+              <w:right w:w="80" w:type="dxa"/>
+            </w:tcMar>
+            <w:vAlign w:val="center"/>
+          </w:tcPr>
+          <w:p>
+            <w:pPr>
+              <w:spacing w:after="0" w:line="264" w:lineRule="auto"/>
+            </w:pPr>
+            <w:r>
+              <w:rPr>
+                <w:rFonts w:ascii="Segoe UI" w:eastAsia="Segoe UI" w:hAnsi="Segoe UI" w:cs="Segoe UI"/>
+                <w:sz w:val="18"/>
+                <w:szCs w:val="18"/>
+                <w:lang w:val="es-VE"/>
+              </w:rPr>
+              <w:t xml:space="preserve">T1</w:t>
+            </w:r>
+          </w:p>
+        </w:tc>
+        <w:tc>
+          <w:tcPr>
+            <w:tcW w:w="2972" w:type="dxa"/>
+            <w:tcBorders>
+              <w:top w:val="single" w:sz="6" w:space="0" w:color="E6E6E6"/>
+              <w:left w:val="single" w:sz="6" w:space="0" w:color="E6E6E6"/>
+              <w:bottom w:val="single" w:sz="6" w:space="0" w:color="E6E6E6"/>
+              <w:right w:val="single" w:sz="6" w:space="0" w:color="E6E6E6"/>
+            </w:tcBorders>
+            <w:tcMar>
+              <w:top w:w="40" w:type="dxa"/>
+              <w:left w:w="80" w:type="dxa"/>
+              <w:bottom w:w="40" w:type="dxa"/>
+              <w:right w:w="80" w:type="dxa"/>
+            </w:tcMar>
+            <w:vAlign w:val="center"/>
+          </w:tcPr>
+          <w:p>
+            <w:pPr>
+              <w:spacing w:after="0" w:line="264" w:lineRule="auto"/>
+            </w:pPr>
+            <w:r>
+              <w:rPr>
+                <w:rFonts w:ascii="Segoe UI" w:eastAsia="Segoe UI" w:hAnsi="Segoe UI" w:cs="Segoe UI"/>
+                <w:sz w:val="18"/>
+                <w:szCs w:val="18"/>
+                <w:lang w:val="es-VE"/>
+              </w:rPr>
+              <w:t xml:space="preserve">Texto vigente de la posición presupuestaria</w:t>
+            </w:r>
+          </w:p>
+        </w:tc>
+      </w:tr>
+      <w:tr>
+        <w:trPr>
+          <w:cantSplit/>
+        </w:trPr>
+        <w:tc>
+          <w:tcPr>
+            <w:tcW w:w="3450" w:type="dxa"/>
+            <w:tcBorders>
+              <w:top w:val="single" w:sz="6" w:space="0" w:color="E6E6E6"/>
+              <w:left w:val="single" w:sz="6" w:space="0" w:color="E6E6E6"/>
+              <w:bottom w:val="single" w:sz="6" w:space="0" w:color="E6E6E6"/>
+              <w:right w:val="single" w:sz="6" w:space="0" w:color="E6E6E6"/>
+            </w:tcBorders>
+            <w:tcMar>
+              <w:top w:w="40" w:type="dxa"/>
+              <w:left w:w="80" w:type="dxa"/>
+              <w:bottom w:w="40" w:type="dxa"/>
+              <w:right w:w="80" w:type="dxa"/>
+            </w:tcMar>
+            <w:vAlign w:val="center"/>
+          </w:tcPr>
+          <w:p>
+            <w:pPr>
+              <w:spacing w:after="0" w:line="264" w:lineRule="auto"/>
+            </w:pPr>
+            <w:r>
+              <w:rPr>
+                <w:rFonts w:ascii="Segoe UI" w:eastAsia="Segoe UI" w:hAnsi="Segoe UI" w:cs="Segoe UI"/>
+                <w:b/>
+                <w:bCs/>
+                <w:sz w:val="18"/>
+                <w:szCs w:val="18"/>
+                <w:lang w:val="es-VE"/>
+              </w:rPr>
+              <w:t xml:space="preserve">ZI_MM_MATPOSPREACCT</w:t>
+            </w:r>
+          </w:p>
+        </w:tc>
+        <w:tc>
+          <w:tcPr>
+            <w:tcW w:w="1450" w:type="dxa"/>
+            <w:tcBorders>
+              <w:top w:val="single" w:sz="6" w:space="0" w:color="E6E6E6"/>
+              <w:left w:val="single" w:sz="6" w:space="0" w:color="E6E6E6"/>
+              <w:bottom w:val="single" w:sz="6" w:space="0" w:color="E6E6E6"/>
+              <w:right w:val="single" w:sz="6" w:space="0" w:color="E6E6E6"/>
+            </w:tcBorders>
+            <w:tcMar>
+              <w:top w:w="40" w:type="dxa"/>
+              <w:left w:w="80" w:type="dxa"/>
+              <w:bottom w:w="40" w:type="dxa"/>
+              <w:right w:w="80" w:type="dxa"/>
+            </w:tcMar>
+            <w:vAlign w:val="center"/>
+          </w:tcPr>
+          <w:p>
+            <w:pPr>
+              <w:spacing w:after="0" w:line="264" w:lineRule="auto"/>
+            </w:pPr>
+            <w:r>
+              <w:rPr>
+                <w:rFonts w:ascii="Segoe UI" w:eastAsia="Segoe UI" w:hAnsi="Segoe UI" w:cs="Segoe UI"/>
+                <w:sz w:val="18"/>
+                <w:szCs w:val="18"/>
+                <w:lang w:val="es-VE"/>
+              </w:rPr>
+              <w:t xml:space="preserve">CDS View Entity</w:t>
+            </w:r>
+          </w:p>
+        </w:tc>
+        <w:tc>
+          <w:tcPr>
+            <w:tcW w:w="950" w:type="dxa"/>
+            <w:tcBorders>
+              <w:top w:val="single" w:sz="6" w:space="0" w:color="E6E6E6"/>
+              <w:left w:val="single" w:sz="6" w:space="0" w:color="E6E6E6"/>
+              <w:bottom w:val="single" w:sz="6" w:space="0" w:color="E6E6E6"/>
+              <w:right w:val="single" w:sz="6" w:space="0" w:color="E6E6E6"/>
+            </w:tcBorders>
+            <w:tcMar>
+              <w:top w:w="40" w:type="dxa"/>
+              <w:left w:w="80" w:type="dxa"/>
+              <w:bottom w:w="40" w:type="dxa"/>
+              <w:right w:w="80" w:type="dxa"/>
+            </w:tcMar>
+            <w:vAlign w:val="center"/>
+          </w:tcPr>
+          <w:p>
+            <w:pPr>
+              <w:spacing w:after="0" w:line="264" w:lineRule="auto"/>
+            </w:pPr>
+            <w:r>
+              <w:rPr>
+                <w:rFonts w:ascii="Segoe UI" w:eastAsia="Segoe UI" w:hAnsi="Segoe UI" w:cs="Segoe UI"/>
+                <w:sz w:val="18"/>
+                <w:szCs w:val="18"/>
+                <w:lang w:val="es-VE"/>
+              </w:rPr>
+              <w:t xml:space="preserve">T1</w:t>
+            </w:r>
+          </w:p>
+        </w:tc>
+        <w:tc>
+          <w:tcPr>
+            <w:tcW w:w="2972" w:type="dxa"/>
+            <w:tcBorders>
+              <w:top w:val="single" w:sz="6" w:space="0" w:color="E6E6E6"/>
+              <w:left w:val="single" w:sz="6" w:space="0" w:color="E6E6E6"/>
+              <w:bottom w:val="single" w:sz="6" w:space="0" w:color="E6E6E6"/>
+              <w:right w:val="single" w:sz="6" w:space="0" w:color="E6E6E6"/>
+            </w:tcBorders>
+            <w:tcMar>
+              <w:top w:w="40" w:type="dxa"/>
+              <w:left w:w="80" w:type="dxa"/>
+              <w:bottom w:w="40" w:type="dxa"/>
+              <w:right w:w="80" w:type="dxa"/>
+            </w:tcMar>
+            <w:vAlign w:val="center"/>
+          </w:tcPr>
+          <w:p>
+            <w:pPr>
+              <w:spacing w:after="0" w:line="264" w:lineRule="auto"/>
+            </w:pPr>
+            <w:r>
+              <w:rPr>
+                <w:rFonts w:ascii="Segoe UI" w:eastAsia="Segoe UI" w:hAnsi="Segoe UI" w:cs="Segoe UI"/>
+                <w:sz w:val="18"/>
+                <w:szCs w:val="18"/>
+                <w:lang w:val="es-VE"/>
+              </w:rPr>
+              <w:t xml:space="preserve">Base: material, área de valoración y cuenta de mayor según tipo de material</w:t>
+            </w:r>
+          </w:p>
+        </w:tc>
+      </w:tr>
+      <w:tr>
+        <w:trPr>
+          <w:cantSplit/>
+        </w:trPr>
+        <w:tc>
+          <w:tcPr>
+            <w:tcW w:w="3450" w:type="dxa"/>
+            <w:tcBorders>
+              <w:top w:val="single" w:sz="6" w:space="0" w:color="E6E6E6"/>
+              <w:left w:val="single" w:sz="6" w:space="0" w:color="E6E6E6"/>
+              <w:bottom w:val="single" w:sz="6" w:space="0" w:color="E6E6E6"/>
+              <w:right w:val="single" w:sz="6" w:space="0" w:color="E6E6E6"/>
+            </w:tcBorders>
+            <w:tcMar>
+              <w:top w:w="40" w:type="dxa"/>
+              <w:left w:w="80" w:type="dxa"/>
+              <w:bottom w:w="40" w:type="dxa"/>
+              <w:right w:w="80" w:type="dxa"/>
+            </w:tcMar>
+            <w:vAlign w:val="center"/>
+          </w:tcPr>
+          <w:p>
+            <w:pPr>
+              <w:spacing w:after="0" w:line="264" w:lineRule="auto"/>
+            </w:pPr>
+            <w:r>
+              <w:rPr>
+                <w:rFonts w:ascii="Segoe UI" w:eastAsia="Segoe UI" w:hAnsi="Segoe UI" w:cs="Segoe UI"/>
+                <w:b/>
+                <w:bCs/>
+                <w:sz w:val="18"/>
+                <w:szCs w:val="18"/>
+                <w:lang w:val="es-VE"/>
+              </w:rPr>
+              <w:t xml:space="preserve">ZR_MM_MATPOSPRE</w:t>
+            </w:r>
+          </w:p>
+        </w:tc>
+        <w:tc>
+          <w:tcPr>
+            <w:tcW w:w="1450" w:type="dxa"/>
+            <w:tcBorders>
+              <w:top w:val="single" w:sz="6" w:space="0" w:color="E6E6E6"/>
+              <w:left w:val="single" w:sz="6" w:space="0" w:color="E6E6E6"/>
+              <w:bottom w:val="single" w:sz="6" w:space="0" w:color="E6E6E6"/>
+              <w:right w:val="single" w:sz="6" w:space="0" w:color="E6E6E6"/>
+            </w:tcBorders>
+            <w:tcMar>
+              <w:top w:w="40" w:type="dxa"/>
+              <w:left w:w="80" w:type="dxa"/>
+              <w:bottom w:w="40" w:type="dxa"/>
+              <w:right w:w="80" w:type="dxa"/>
+            </w:tcMar>
+            <w:vAlign w:val="center"/>
+          </w:tcPr>
+          <w:p>
+            <w:pPr>
+              <w:spacing w:after="0" w:line="264" w:lineRule="auto"/>
+            </w:pPr>
+            <w:r>
+              <w:rPr>
+                <w:rFonts w:ascii="Segoe UI" w:eastAsia="Segoe UI" w:hAnsi="Segoe UI" w:cs="Segoe UI"/>
+                <w:sz w:val="18"/>
+                <w:szCs w:val="18"/>
+                <w:lang w:val="es-VE"/>
+              </w:rPr>
+              <w:t xml:space="preserve">CDS Root View Entity</w:t>
+            </w:r>
+          </w:p>
+        </w:tc>
+        <w:tc>
+          <w:tcPr>
+            <w:tcW w:w="950" w:type="dxa"/>
+            <w:tcBorders>
+              <w:top w:val="single" w:sz="6" w:space="0" w:color="E6E6E6"/>
+              <w:left w:val="single" w:sz="6" w:space="0" w:color="E6E6E6"/>
+              <w:bottom w:val="single" w:sz="6" w:space="0" w:color="E6E6E6"/>
+              <w:right w:val="single" w:sz="6" w:space="0" w:color="E6E6E6"/>
+            </w:tcBorders>
+            <w:tcMar>
+              <w:top w:w="40" w:type="dxa"/>
+              <w:left w:w="80" w:type="dxa"/>
+              <w:bottom w:w="40" w:type="dxa"/>
+              <w:right w:w="80" w:type="dxa"/>
+            </w:tcMar>
+            <w:vAlign w:val="center"/>
+          </w:tcPr>
+          <w:p>
+            <w:pPr>
+              <w:spacing w:after="0" w:line="264" w:lineRule="auto"/>
+            </w:pPr>
+            <w:r>
+              <w:rPr>
+                <w:rFonts w:ascii="Segoe UI" w:eastAsia="Segoe UI" w:hAnsi="Segoe UI" w:cs="Segoe UI"/>
+                <w:sz w:val="18"/>
+                <w:szCs w:val="18"/>
+                <w:lang w:val="es-VE"/>
+              </w:rPr>
+              <w:t xml:space="preserve">T1</w:t>
+            </w:r>
+          </w:p>
+        </w:tc>
+        <w:tc>
+          <w:tcPr>
+            <w:tcW w:w="2972" w:type="dxa"/>
+            <w:tcBorders>
+              <w:top w:val="single" w:sz="6" w:space="0" w:color="E6E6E6"/>
+              <w:left w:val="single" w:sz="6" w:space="0" w:color="E6E6E6"/>
+              <w:bottom w:val="single" w:sz="6" w:space="0" w:color="E6E6E6"/>
+              <w:right w:val="single" w:sz="6" w:space="0" w:color="E6E6E6"/>
+            </w:tcBorders>
+            <w:tcMar>
+              <w:top w:w="40" w:type="dxa"/>
+              <w:left w:w="80" w:type="dxa"/>
+              <w:bottom w:w="40" w:type="dxa"/>
+              <w:right w:w="80" w:type="dxa"/>
+            </w:tcMar>
+            <w:vAlign w:val="center"/>
+          </w:tcPr>
+          <w:p>
+            <w:pPr>
+              <w:spacing w:after="0" w:line="264" w:lineRule="auto"/>
+            </w:pPr>
+            <w:r>
+              <w:rPr>
+                <w:rFonts w:ascii="Segoe UI" w:eastAsia="Segoe UI" w:hAnsi="Segoe UI" w:cs="Segoe UI"/>
+                <w:sz w:val="18"/>
+                <w:szCs w:val="18"/>
+                <w:lang w:val="es-VE"/>
+              </w:rPr>
+              <w:t xml:space="preserve">Vista raíz RAP: Pospre, textos y Cuenta AS400</w:t>
+            </w:r>
+          </w:p>
+        </w:tc>
+      </w:tr>
+      <w:tr>
+        <w:trPr>
+          <w:cantSplit/>
+        </w:trPr>
+        <w:tc>
+          <w:tcPr>
+            <w:tcW w:w="3450" w:type="dxa"/>
+            <w:tcBorders>
+              <w:top w:val="single" w:sz="6" w:space="0" w:color="E6E6E6"/>
+              <w:left w:val="single" w:sz="6" w:space="0" w:color="E6E6E6"/>
+              <w:bottom w:val="single" w:sz="6" w:space="0" w:color="E6E6E6"/>
+              <w:right w:val="single" w:sz="6" w:space="0" w:color="E6E6E6"/>
+            </w:tcBorders>
+            <w:tcMar>
+              <w:top w:w="40" w:type="dxa"/>
+              <w:left w:w="80" w:type="dxa"/>
+              <w:bottom w:w="40" w:type="dxa"/>
+              <w:right w:w="80" w:type="dxa"/>
+            </w:tcMar>
+            <w:vAlign w:val="center"/>
+          </w:tcPr>
+          <w:p>
+            <w:pPr>
+              <w:spacing w:after="0" w:line="264" w:lineRule="auto"/>
+            </w:pPr>
+            <w:r>
+              <w:rPr>
+                <w:rFonts w:ascii="Segoe UI" w:eastAsia="Segoe UI" w:hAnsi="Segoe UI" w:cs="Segoe UI"/>
+                <w:b/>
+                <w:bCs/>
+                <w:sz w:val="18"/>
+                <w:szCs w:val="18"/>
+                <w:lang w:val="es-VE"/>
+              </w:rPr>
+              <w:t xml:space="preserve">ZC_MM_MATPOSPRE</w:t>
+            </w:r>
+          </w:p>
+        </w:tc>
+        <w:tc>
+          <w:tcPr>
+            <w:tcW w:w="1450" w:type="dxa"/>
+            <w:tcBorders>
+              <w:top w:val="single" w:sz="6" w:space="0" w:color="E6E6E6"/>
+              <w:left w:val="single" w:sz="6" w:space="0" w:color="E6E6E6"/>
+              <w:bottom w:val="single" w:sz="6" w:space="0" w:color="E6E6E6"/>
+              <w:right w:val="single" w:sz="6" w:space="0" w:color="E6E6E6"/>
+            </w:tcBorders>
+            <w:tcMar>
+              <w:top w:w="40" w:type="dxa"/>
+              <w:left w:w="80" w:type="dxa"/>
+              <w:bottom w:w="40" w:type="dxa"/>
+              <w:right w:w="80" w:type="dxa"/>
+            </w:tcMar>
+            <w:vAlign w:val="center"/>
+          </w:tcPr>
+          <w:p>
+            <w:pPr>
+              <w:spacing w:after="0" w:line="264" w:lineRule="auto"/>
+            </w:pPr>
+            <w:r>
+              <w:rPr>
+                <w:rFonts w:ascii="Segoe UI" w:eastAsia="Segoe UI" w:hAnsi="Segoe UI" w:cs="Segoe UI"/>
+                <w:sz w:val="18"/>
+                <w:szCs w:val="18"/>
+                <w:lang w:val="es-VE"/>
+              </w:rPr>
+              <w:t xml:space="preserve">Projection + DDLX</w:t>
+            </w:r>
+          </w:p>
+        </w:tc>
+        <w:tc>
+          <w:tcPr>
+            <w:tcW w:w="950" w:type="dxa"/>
+            <w:tcBorders>
+              <w:top w:val="single" w:sz="6" w:space="0" w:color="E6E6E6"/>
+              <w:left w:val="single" w:sz="6" w:space="0" w:color="E6E6E6"/>
+              <w:bottom w:val="single" w:sz="6" w:space="0" w:color="E6E6E6"/>
+              <w:right w:val="single" w:sz="6" w:space="0" w:color="E6E6E6"/>
+            </w:tcBorders>
+            <w:tcMar>
+              <w:top w:w="40" w:type="dxa"/>
+              <w:left w:w="80" w:type="dxa"/>
+              <w:bottom w:w="40" w:type="dxa"/>
+              <w:right w:w="80" w:type="dxa"/>
+            </w:tcMar>
+            <w:vAlign w:val="center"/>
+          </w:tcPr>
+          <w:p>
+            <w:pPr>
+              <w:spacing w:after="0" w:line="264" w:lineRule="auto"/>
+            </w:pPr>
+            <w:r>
+              <w:rPr>
+                <w:rFonts w:ascii="Segoe UI" w:eastAsia="Segoe UI" w:hAnsi="Segoe UI" w:cs="Segoe UI"/>
+                <w:sz w:val="18"/>
+                <w:szCs w:val="18"/>
+                <w:lang w:val="es-VE"/>
+              </w:rPr>
+              <w:t xml:space="preserve">T1</w:t>
+            </w:r>
+          </w:p>
+        </w:tc>
+        <w:tc>
+          <w:tcPr>
+            <w:tcW w:w="2972" w:type="dxa"/>
+            <w:tcBorders>
+              <w:top w:val="single" w:sz="6" w:space="0" w:color="E6E6E6"/>
+              <w:left w:val="single" w:sz="6" w:space="0" w:color="E6E6E6"/>
+              <w:bottom w:val="single" w:sz="6" w:space="0" w:color="E6E6E6"/>
+              <w:right w:val="single" w:sz="6" w:space="0" w:color="E6E6E6"/>
+            </w:tcBorders>
+            <w:tcMar>
+              <w:top w:w="40" w:type="dxa"/>
+              <w:left w:w="80" w:type="dxa"/>
+              <w:bottom w:w="40" w:type="dxa"/>
+              <w:right w:w="80" w:type="dxa"/>
+            </w:tcMar>
+            <w:vAlign w:val="center"/>
+          </w:tcPr>
+          <w:p>
+            <w:pPr>
+              <w:spacing w:after="0" w:line="264" w:lineRule="auto"/>
+            </w:pPr>
+            <w:r>
+              <w:rPr>
+                <w:rFonts w:ascii="Segoe UI" w:eastAsia="Segoe UI" w:hAnsi="Segoe UI" w:cs="Segoe UI"/>
+                <w:sz w:val="18"/>
+                <w:szCs w:val="18"/>
+                <w:lang w:val="es-VE"/>
+              </w:rPr>
+              <w:t xml:space="preserve">Proyección transactional_query y anotaciones UI</w:t>
+            </w:r>
+          </w:p>
+        </w:tc>
+      </w:tr>
+      <w:tr>
+        <w:trPr>
+          <w:cantSplit/>
+        </w:trPr>
+        <w:tc>
+          <w:tcPr>
+            <w:tcW w:w="3450" w:type="dxa"/>
+            <w:tcBorders>
+              <w:top w:val="single" w:sz="6" w:space="0" w:color="E6E6E6"/>
+              <w:left w:val="single" w:sz="6" w:space="0" w:color="E6E6E6"/>
+              <w:bottom w:val="single" w:sz="6" w:space="0" w:color="E6E6E6"/>
+              <w:right w:val="single" w:sz="6" w:space="0" w:color="E6E6E6"/>
+            </w:tcBorders>
+            <w:tcMar>
+              <w:top w:w="40" w:type="dxa"/>
+              <w:left w:w="80" w:type="dxa"/>
+              <w:bottom w:w="40" w:type="dxa"/>
+              <w:right w:w="80" w:type="dxa"/>
+            </w:tcMar>
+            <w:vAlign w:val="center"/>
+          </w:tcPr>
+          <w:p>
+            <w:pPr>
+              <w:spacing w:after="0" w:line="264" w:lineRule="auto"/>
+            </w:pPr>
+            <w:r>
+              <w:rPr>
+                <w:rFonts w:ascii="Segoe UI" w:eastAsia="Segoe UI" w:hAnsi="Segoe UI" w:cs="Segoe UI"/>
+                <w:b/>
+                <w:bCs/>
+                <w:sz w:val="18"/>
+                <w:szCs w:val="18"/>
+                <w:lang w:val="es-VE"/>
+              </w:rPr>
+              <w:t xml:space="preserve">ZSD_MM_MAT_POSPRE</w:t>
+            </w:r>
+          </w:p>
+        </w:tc>
+        <w:tc>
+          <w:tcPr>
+            <w:tcW w:w="1450" w:type="dxa"/>
+            <w:tcBorders>
+              <w:top w:val="single" w:sz="6" w:space="0" w:color="E6E6E6"/>
+              <w:left w:val="single" w:sz="6" w:space="0" w:color="E6E6E6"/>
+              <w:bottom w:val="single" w:sz="6" w:space="0" w:color="E6E6E6"/>
+              <w:right w:val="single" w:sz="6" w:space="0" w:color="E6E6E6"/>
+            </w:tcBorders>
+            <w:tcMar>
+              <w:top w:w="40" w:type="dxa"/>
+              <w:left w:w="80" w:type="dxa"/>
+              <w:bottom w:w="40" w:type="dxa"/>
+              <w:right w:w="80" w:type="dxa"/>
+            </w:tcMar>
+            <w:vAlign w:val="center"/>
+          </w:tcPr>
+          <w:p>
+            <w:pPr>
+              <w:spacing w:after="0" w:line="264" w:lineRule="auto"/>
+            </w:pPr>
+            <w:r>
+              <w:rPr>
+                <w:rFonts w:ascii="Segoe UI" w:eastAsia="Segoe UI" w:hAnsi="Segoe UI" w:cs="Segoe UI"/>
+                <w:sz w:val="18"/>
+                <w:szCs w:val="18"/>
+                <w:lang w:val="es-VE"/>
+              </w:rPr>
+              <w:t xml:space="preserve">Service Definition</w:t>
+            </w:r>
+          </w:p>
+        </w:tc>
+        <w:tc>
+          <w:tcPr>
+            <w:tcW w:w="950" w:type="dxa"/>
+            <w:tcBorders>
+              <w:top w:val="single" w:sz="6" w:space="0" w:color="E6E6E6"/>
+              <w:left w:val="single" w:sz="6" w:space="0" w:color="E6E6E6"/>
+              <w:bottom w:val="single" w:sz="6" w:space="0" w:color="E6E6E6"/>
+              <w:right w:val="single" w:sz="6" w:space="0" w:color="E6E6E6"/>
+            </w:tcBorders>
+            <w:tcMar>
+              <w:top w:w="40" w:type="dxa"/>
+              <w:left w:w="80" w:type="dxa"/>
+              <w:bottom w:w="40" w:type="dxa"/>
+              <w:right w:w="80" w:type="dxa"/>
+            </w:tcMar>
+            <w:vAlign w:val="center"/>
+          </w:tcPr>
+          <w:p>
+            <w:pPr>
+              <w:spacing w:after="0" w:line="264" w:lineRule="auto"/>
+            </w:pPr>
+            <w:r>
+              <w:rPr>
+                <w:rFonts w:ascii="Segoe UI" w:eastAsia="Segoe UI" w:hAnsi="Segoe UI" w:cs="Segoe UI"/>
+                <w:sz w:val="18"/>
+                <w:szCs w:val="18"/>
+                <w:lang w:val="es-VE"/>
+              </w:rPr>
+              <w:t xml:space="preserve">T1</w:t>
+            </w:r>
+          </w:p>
+        </w:tc>
+        <w:tc>
+          <w:tcPr>
+            <w:tcW w:w="2972" w:type="dxa"/>
+            <w:tcBorders>
+              <w:top w:val="single" w:sz="6" w:space="0" w:color="E6E6E6"/>
+              <w:left w:val="single" w:sz="6" w:space="0" w:color="E6E6E6"/>
+              <w:bottom w:val="single" w:sz="6" w:space="0" w:color="E6E6E6"/>
+              <w:right w:val="single" w:sz="6" w:space="0" w:color="E6E6E6"/>
+            </w:tcBorders>
+            <w:tcMar>
+              <w:top w:w="40" w:type="dxa"/>
+              <w:left w:w="80" w:type="dxa"/>
+              <w:bottom w:w="40" w:type="dxa"/>
+              <w:right w:w="80" w:type="dxa"/>
+            </w:tcMar>
+            <w:vAlign w:val="center"/>
+          </w:tcPr>
+          <w:p>
+            <w:pPr>
+              <w:spacing w:after="0" w:line="264" w:lineRule="auto"/>
+            </w:pPr>
+            <w:r>
+              <w:rPr>
+                <w:rFonts w:ascii="Segoe UI" w:eastAsia="Segoe UI" w:hAnsi="Segoe UI" w:cs="Segoe UI"/>
+                <w:sz w:val="18"/>
+                <w:szCs w:val="18"/>
+                <w:lang w:val="es-VE"/>
+              </w:rPr>
+              <w:t xml:space="preserve">Expone ZC_MM_MATPOSPRE como MaterialPospre</w:t>
+            </w:r>
+          </w:p>
+        </w:tc>
+      </w:tr>
+      <w:tr>
+        <w:trPr>
+          <w:cantSplit/>
+        </w:trPr>
+        <w:tc>
+          <w:tcPr>
+            <w:tcW w:w="3450" w:type="dxa"/>
+            <w:tcBorders>
+              <w:top w:val="single" w:sz="6" w:space="0" w:color="E6E6E6"/>
+              <w:left w:val="single" w:sz="6" w:space="0" w:color="E6E6E6"/>
+              <w:bottom w:val="single" w:sz="6" w:space="0" w:color="E6E6E6"/>
+              <w:right w:val="single" w:sz="6" w:space="0" w:color="E6E6E6"/>
+            </w:tcBorders>
+            <w:tcMar>
+              <w:top w:w="40" w:type="dxa"/>
+              <w:left w:w="80" w:type="dxa"/>
+              <w:bottom w:w="40" w:type="dxa"/>
+              <w:right w:w="80" w:type="dxa"/>
+            </w:tcMar>
+            <w:vAlign w:val="center"/>
+          </w:tcPr>
+          <w:p>
+            <w:pPr>
+              <w:spacing w:after="0" w:line="264" w:lineRule="auto"/>
+            </w:pPr>
+            <w:r>
+              <w:rPr>
+                <w:rFonts w:ascii="Segoe UI" w:eastAsia="Segoe UI" w:hAnsi="Segoe UI" w:cs="Segoe UI"/>
+                <w:b/>
+                <w:bCs/>
+                <w:sz w:val="18"/>
+                <w:szCs w:val="18"/>
+                <w:lang w:val="es-VE"/>
+              </w:rPr>
+              <w:t xml:space="preserve">ZSB_MM_MAT_POSPRE_04</w:t>
+            </w:r>
+          </w:p>
+        </w:tc>
+        <w:tc>
+          <w:tcPr>
+            <w:tcW w:w="1450" w:type="dxa"/>
+            <w:tcBorders>
+              <w:top w:val="single" w:sz="6" w:space="0" w:color="E6E6E6"/>
+              <w:left w:val="single" w:sz="6" w:space="0" w:color="E6E6E6"/>
+              <w:bottom w:val="single" w:sz="6" w:space="0" w:color="E6E6E6"/>
+              <w:right w:val="single" w:sz="6" w:space="0" w:color="E6E6E6"/>
+            </w:tcBorders>
+            <w:tcMar>
+              <w:top w:w="40" w:type="dxa"/>
+              <w:left w:w="80" w:type="dxa"/>
+              <w:bottom w:w="40" w:type="dxa"/>
+              <w:right w:w="80" w:type="dxa"/>
+            </w:tcMar>
+            <w:vAlign w:val="center"/>
+          </w:tcPr>
+          <w:p>
+            <w:pPr>
+              <w:spacing w:after="0" w:line="264" w:lineRule="auto"/>
+            </w:pPr>
+            <w:r>
+              <w:rPr>
+                <w:rFonts w:ascii="Segoe UI" w:eastAsia="Segoe UI" w:hAnsi="Segoe UI" w:cs="Segoe UI"/>
+                <w:sz w:val="18"/>
+                <w:szCs w:val="18"/>
+                <w:lang w:val="es-VE"/>
+              </w:rPr>
+              <w:t xml:space="preserve">Service Binding</w:t>
+            </w:r>
+          </w:p>
+        </w:tc>
+        <w:tc>
+          <w:tcPr>
+            <w:tcW w:w="950" w:type="dxa"/>
+            <w:tcBorders>
+              <w:top w:val="single" w:sz="6" w:space="0" w:color="E6E6E6"/>
+              <w:left w:val="single" w:sz="6" w:space="0" w:color="E6E6E6"/>
+              <w:bottom w:val="single" w:sz="6" w:space="0" w:color="E6E6E6"/>
+              <w:right w:val="single" w:sz="6" w:space="0" w:color="E6E6E6"/>
+            </w:tcBorders>
+            <w:tcMar>
+              <w:top w:w="40" w:type="dxa"/>
+              <w:left w:w="80" w:type="dxa"/>
+              <w:bottom w:w="40" w:type="dxa"/>
+              <w:right w:w="80" w:type="dxa"/>
+            </w:tcMar>
+            <w:vAlign w:val="center"/>
+          </w:tcPr>
+          <w:p>
+            <w:pPr>
+              <w:spacing w:after="0" w:line="264" w:lineRule="auto"/>
+            </w:pPr>
+            <w:r>
+              <w:rPr>
+                <w:rFonts w:ascii="Segoe UI" w:eastAsia="Segoe UI" w:hAnsi="Segoe UI" w:cs="Segoe UI"/>
+                <w:sz w:val="18"/>
+                <w:szCs w:val="18"/>
+                <w:lang w:val="es-VE"/>
+              </w:rPr>
+              <w:t xml:space="preserve">T1</w:t>
+            </w:r>
+          </w:p>
+        </w:tc>
+        <w:tc>
+          <w:tcPr>
+            <w:tcW w:w="2972" w:type="dxa"/>
+            <w:tcBorders>
+              <w:top w:val="single" w:sz="6" w:space="0" w:color="E6E6E6"/>
+              <w:left w:val="single" w:sz="6" w:space="0" w:color="E6E6E6"/>
+              <w:bottom w:val="single" w:sz="6" w:space="0" w:color="E6E6E6"/>
+              <w:right w:val="single" w:sz="6" w:space="0" w:color="E6E6E6"/>
+            </w:tcBorders>
+            <w:tcMar>
+              <w:top w:w="40" w:type="dxa"/>
+              <w:left w:w="80" w:type="dxa"/>
+              <w:bottom w:w="40" w:type="dxa"/>
+              <w:right w:w="80" w:type="dxa"/>
+            </w:tcMar>
+            <w:vAlign w:val="center"/>
+          </w:tcPr>
+          <w:p>
+            <w:pPr>
+              <w:spacing w:after="0" w:line="264" w:lineRule="auto"/>
+            </w:pPr>
+            <w:r>
+              <w:rPr>
+                <w:rFonts w:ascii="Segoe UI" w:eastAsia="Segoe UI" w:hAnsi="Segoe UI" w:cs="Segoe UI"/>
+                <w:sz w:val="18"/>
+                <w:szCs w:val="18"/>
+                <w:lang w:val="es-VE"/>
+              </w:rPr>
+              <w:t xml:space="preserve">OData V4 – UI</w:t>
+            </w:r>
+          </w:p>
+        </w:tc>
+      </w:tr>
+      <w:tr>
+        <w:trPr>
+          <w:cantSplit/>
+        </w:trPr>
+        <w:tc>
+          <w:tcPr>
+            <w:tcW w:w="3450" w:type="dxa"/>
+            <w:tcBorders>
+              <w:top w:val="single" w:sz="6" w:space="0" w:color="E6E6E6"/>
+              <w:left w:val="single" w:sz="6" w:space="0" w:color="E6E6E6"/>
+              <w:bottom w:val="single" w:sz="6" w:space="0" w:color="E6E6E6"/>
+              <w:right w:val="single" w:sz="6" w:space="0" w:color="E6E6E6"/>
+            </w:tcBorders>
+            <w:tcMar>
+              <w:top w:w="40" w:type="dxa"/>
+              <w:left w:w="80" w:type="dxa"/>
+              <w:bottom w:w="40" w:type="dxa"/>
+              <w:right w:w="80" w:type="dxa"/>
+            </w:tcMar>
+            <w:vAlign w:val="center"/>
+          </w:tcPr>
+          <w:p>
+            <w:pPr>
+              <w:spacing w:after="0" w:line="264" w:lineRule="auto"/>
+            </w:pPr>
+            <w:r>
+              <w:rPr>
+                <w:rFonts w:ascii="Segoe UI" w:eastAsia="Segoe UI" w:hAnsi="Segoe UI" w:cs="Segoe UI"/>
+                <w:b/>
+                <w:bCs/>
+                <w:sz w:val="18"/>
+                <w:szCs w:val="18"/>
+                <w:lang w:val="es-VE"/>
+              </w:rPr>
+              <w:t xml:space="preserve">ZMMMATPOSPRE</w:t>
+            </w:r>
+          </w:p>
+        </w:tc>
+        <w:tc>
+          <w:tcPr>
+            <w:tcW w:w="1450" w:type="dxa"/>
+            <w:tcBorders>
+              <w:top w:val="single" w:sz="6" w:space="0" w:color="E6E6E6"/>
+              <w:left w:val="single" w:sz="6" w:space="0" w:color="E6E6E6"/>
+              <w:bottom w:val="single" w:sz="6" w:space="0" w:color="E6E6E6"/>
+              <w:right w:val="single" w:sz="6" w:space="0" w:color="E6E6E6"/>
+            </w:tcBorders>
+            <w:tcMar>
+              <w:top w:w="40" w:type="dxa"/>
+              <w:left w:w="80" w:type="dxa"/>
+              <w:bottom w:w="40" w:type="dxa"/>
+              <w:right w:w="80" w:type="dxa"/>
+            </w:tcMar>
+            <w:vAlign w:val="center"/>
+          </w:tcPr>
+          <w:p>
+            <w:pPr>
+              <w:spacing w:after="0" w:line="264" w:lineRule="auto"/>
+            </w:pPr>
+            <w:r>
+              <w:rPr>
+                <w:rFonts w:ascii="Segoe UI" w:eastAsia="Segoe UI" w:hAnsi="Segoe UI" w:cs="Segoe UI"/>
+                <w:sz w:val="18"/>
+                <w:szCs w:val="18"/>
+                <w:lang w:val="es-VE"/>
+              </w:rPr>
+              <w:t xml:space="preserve">App UI5 (BSP)</w:t>
+            </w:r>
+          </w:p>
+        </w:tc>
+        <w:tc>
+          <w:tcPr>
+            <w:tcW w:w="950" w:type="dxa"/>
+            <w:tcBorders>
+              <w:top w:val="single" w:sz="6" w:space="0" w:color="E6E6E6"/>
+              <w:left w:val="single" w:sz="6" w:space="0" w:color="E6E6E6"/>
+              <w:bottom w:val="single" w:sz="6" w:space="0" w:color="E6E6E6"/>
+              <w:right w:val="single" w:sz="6" w:space="0" w:color="E6E6E6"/>
+            </w:tcBorders>
+            <w:tcMar>
+              <w:top w:w="40" w:type="dxa"/>
+              <w:left w:w="80" w:type="dxa"/>
+              <w:bottom w:w="40" w:type="dxa"/>
+              <w:right w:w="80" w:type="dxa"/>
+            </w:tcMar>
+            <w:vAlign w:val="center"/>
+          </w:tcPr>
+          <w:p>
+            <w:pPr>
+              <w:spacing w:after="0" w:line="264" w:lineRule="auto"/>
+            </w:pPr>
+            <w:r>
+              <w:rPr>
+                <w:rFonts w:ascii="Segoe UI" w:eastAsia="Segoe UI" w:hAnsi="Segoe UI" w:cs="Segoe UI"/>
+                <w:sz w:val="18"/>
+                <w:szCs w:val="18"/>
+                <w:lang w:val="es-VE"/>
+              </w:rPr>
+              <w:t xml:space="preserve">—</w:t>
+            </w:r>
+          </w:p>
+        </w:tc>
+        <w:tc>
+          <w:tcPr>
+            <w:tcW w:w="2972" w:type="dxa"/>
+            <w:tcBorders>
+              <w:top w:val="single" w:sz="6" w:space="0" w:color="E6E6E6"/>
+              <w:left w:val="single" w:sz="6" w:space="0" w:color="E6E6E6"/>
+              <w:bottom w:val="single" w:sz="6" w:space="0" w:color="E6E6E6"/>
+              <w:right w:val="single" w:sz="6" w:space="0" w:color="E6E6E6"/>
+            </w:tcBorders>
+            <w:tcMar>
+              <w:top w:w="40" w:type="dxa"/>
+              <w:left w:w="80" w:type="dxa"/>
+              <w:bottom w:w="40" w:type="dxa"/>
+              <w:right w:w="80" w:type="dxa"/>
+            </w:tcMar>
+            <w:vAlign w:val="center"/>
+          </w:tcPr>
+          <w:p>
+            <w:pPr>
+              <w:spacing w:after="0" w:line="264" w:lineRule="auto"/>
+            </w:pPr>
+            <w:r>
+              <w:rPr>
+                <w:rFonts w:ascii="Segoe UI" w:eastAsia="Segoe UI" w:hAnsi="Segoe UI" w:cs="Segoe UI"/>
+                <w:sz w:val="18"/>
+                <w:szCs w:val="18"/>
+                <w:lang w:val="es-VE"/>
+              </w:rPr>
+              <w:t xml:space="preserve">Fiori Elements V4 List Report desplegada desde BAS</w:t>
+            </w:r>
+          </w:p>
+        </w:tc>
+      </w:tr>
+    </w:tbl>
+    <w:p>
+      <w:pPr>
+        <w:spacing w:after="0"/>
+      </w:pPr>
+    </w:p>
+    <w:p>
+      <w:pPr>
+        <w:pStyle w:val="Ttulo3"/>
+        <w:spacing w:before="246" w:after="160" w:line="300" w:lineRule="auto"/>
+        <w:rPr>
+          <w:lang w:val="es-VE"/>
+        </w:rPr>
+      </w:pPr>
+      <w:r>
+        <w:rPr>
+          <w:rFonts w:ascii="Segoe UI" w:eastAsia="Segoe UI" w:hAnsi="Segoe UI" w:cs="Segoe UI"/>
+          <w:b/>
+          <w:bCs/>
+          <w:lang w:val="es-VE"/>
+        </w:rPr>
+        <w:t xml:space="preserve">Mapeo de tablas clásicas a vistas</w:t>
+      </w:r>
+    </w:p>
+    <w:tbl>
+      <w:tblPr>
+        <w:tblW w:w="8822" w:type="dxa"/>
+        <w:tblLayout w:type="fixed"/>
+        <w:tblLook w:val="06A0" w:firstRow="1" w:lastRow="0" w:firstColumn="1" w:lastColumn="0" w:noHBand="1" w:noVBand="1"/>
+      </w:tblPr>
+      <w:tblGrid>
+        <w:gridCol w:w="1950"/>
+        <w:gridCol w:w="3050"/>
+        <w:gridCol w:w="3822"/>
+      </w:tblGrid>
+      <w:tr>
+        <w:trPr>
+          <w:cantSplit/>
+          <w:tblHeader/>
+        </w:trPr>
+        <w:tc>
+          <w:tcPr>
+            <w:tcW w:w="1950" w:type="dxa"/>
+            <w:tcBorders>
+              <w:top w:val="single" w:sz="6" w:space="0" w:color="E6E6E6"/>
+              <w:left w:val="single" w:sz="6" w:space="0" w:color="E6E6E6"/>
+              <w:bottom w:val="single" w:sz="6" w:space="0" w:color="E6E6E6"/>
+              <w:right w:val="single" w:sz="6" w:space="0" w:color="E6E6E6"/>
+            </w:tcBorders>
+            <w:shd w:val="clear" w:color="auto" w:fill="F5F5F5"/>
+            <w:tcMar>
+              <w:top w:w="40" w:type="dxa"/>
+              <w:left w:w="80" w:type="dxa"/>
+              <w:bottom w:w="40" w:type="dxa"/>
+              <w:right w:w="80" w:type="dxa"/>
+            </w:tcMar>
+            <w:vAlign w:val="center"/>
+          </w:tcPr>
+          <w:p>
+            <w:pPr>
+              <w:spacing w:after="0" w:line="264" w:lineRule="auto"/>
+              <w:jc w:val="center"/>
+            </w:pPr>
+            <w:r>
+              <w:rPr>
+                <w:rFonts w:ascii="Segoe UI" w:eastAsia="Segoe UI" w:hAnsi="Segoe UI" w:cs="Segoe UI"/>
+                <w:b/>
+                <w:bCs/>
+                <w:sz w:val="18"/>
+                <w:szCs w:val="18"/>
+                <w:lang w:val="es-VE"/>
+              </w:rPr>
+              <w:t xml:space="preserve">Tabla original</w:t>
+            </w:r>
+          </w:p>
+        </w:tc>
+        <w:tc>
+          <w:tcPr>
+            <w:tcW w:w="3050" w:type="dxa"/>
+            <w:tcBorders>
+              <w:top w:val="single" w:sz="6" w:space="0" w:color="E6E6E6"/>
+              <w:left w:val="single" w:sz="6" w:space="0" w:color="E6E6E6"/>
+              <w:bottom w:val="single" w:sz="6" w:space="0" w:color="E6E6E6"/>
+              <w:right w:val="single" w:sz="6" w:space="0" w:color="E6E6E6"/>
+            </w:tcBorders>
+            <w:shd w:val="clear" w:color="auto" w:fill="F5F5F5"/>
+            <w:tcMar>
+              <w:top w:w="40" w:type="dxa"/>
+              <w:left w:w="80" w:type="dxa"/>
+              <w:bottom w:w="40" w:type="dxa"/>
+              <w:right w:w="80" w:type="dxa"/>
+            </w:tcMar>
+            <w:vAlign w:val="center"/>
+          </w:tcPr>
+          <w:p>
+            <w:pPr>
+              <w:spacing w:after="0" w:line="264" w:lineRule="auto"/>
+              <w:jc w:val="center"/>
+            </w:pPr>
+            <w:r>
+              <w:rPr>
+                <w:rFonts w:ascii="Segoe UI" w:eastAsia="Segoe UI" w:hAnsi="Segoe UI" w:cs="Segoe UI"/>
+                <w:b/>
+                <w:bCs/>
+                <w:sz w:val="18"/>
+                <w:szCs w:val="18"/>
+                <w:lang w:val="es-VE"/>
+              </w:rPr>
+              <w:t xml:space="preserve">Vista en S/4HANA</w:t>
+            </w:r>
+          </w:p>
+        </w:tc>
+        <w:tc>
+          <w:tcPr>
+            <w:tcW w:w="3822" w:type="dxa"/>
+            <w:tcBorders>
+              <w:top w:val="single" w:sz="6" w:space="0" w:color="E6E6E6"/>
+              <w:left w:val="single" w:sz="6" w:space="0" w:color="E6E6E6"/>
+              <w:bottom w:val="single" w:sz="6" w:space="0" w:color="E6E6E6"/>
+              <w:right w:val="single" w:sz="6" w:space="0" w:color="E6E6E6"/>
+            </w:tcBorders>
+            <w:shd w:val="clear" w:color="auto" w:fill="F5F5F5"/>
+            <w:tcMar>
+              <w:top w:w="40" w:type="dxa"/>
+              <w:left w:w="80" w:type="dxa"/>
+              <w:bottom w:w="40" w:type="dxa"/>
+              <w:right w:w="80" w:type="dxa"/>
+            </w:tcMar>
+            <w:vAlign w:val="center"/>
+          </w:tcPr>
+          <w:p>
+            <w:pPr>
+              <w:spacing w:after="0" w:line="264" w:lineRule="auto"/>
+              <w:jc w:val="center"/>
+            </w:pPr>
+            <w:r>
+              <w:rPr>
+                <w:rFonts w:ascii="Segoe UI" w:eastAsia="Segoe UI" w:hAnsi="Segoe UI" w:cs="Segoe UI"/>
+                <w:b/>
+                <w:bCs/>
+                <w:sz w:val="18"/>
+                <w:szCs w:val="18"/>
+                <w:lang w:val="es-VE"/>
+              </w:rPr>
+              <w:t xml:space="preserve">Campos utilizados</w:t>
+            </w:r>
+          </w:p>
+        </w:tc>
+      </w:tr>
+      <w:tr>
+        <w:trPr>
+          <w:cantSplit/>
+        </w:trPr>
+        <w:tc>
+          <w:tcPr>
+            <w:tcW w:w="1950" w:type="dxa"/>
+            <w:tcBorders>
+              <w:top w:val="single" w:sz="6" w:space="0" w:color="E6E6E6"/>
+              <w:left w:val="single" w:sz="6" w:space="0" w:color="E6E6E6"/>
+              <w:bottom w:val="single" w:sz="6" w:space="0" w:color="E6E6E6"/>
+              <w:right w:val="single" w:sz="6" w:space="0" w:color="E6E6E6"/>
+            </w:tcBorders>
+            <w:tcMar>
+              <w:top w:w="40" w:type="dxa"/>
+              <w:left w:w="80" w:type="dxa"/>
+              <w:bottom w:w="40" w:type="dxa"/>
+              <w:right w:w="80" w:type="dxa"/>
+            </w:tcMar>
+            <w:vAlign w:val="center"/>
+          </w:tcPr>
+          <w:p>
+            <w:pPr>
+              <w:spacing w:after="0" w:line="264" w:lineRule="auto"/>
+            </w:pPr>
+            <w:r>
+              <w:rPr>
+                <w:rFonts w:ascii="Segoe UI" w:eastAsia="Segoe UI" w:hAnsi="Segoe UI" w:cs="Segoe UI"/>
+                <w:sz w:val="18"/>
+                <w:szCs w:val="18"/>
+                <w:lang w:val="es-VE"/>
+              </w:rPr>
+              <w:t xml:space="preserve">MBEW</w:t>
+            </w:r>
+          </w:p>
+        </w:tc>
+        <w:tc>
+          <w:tcPr>
+            <w:tcW w:w="3050" w:type="dxa"/>
+            <w:tcBorders>
+              <w:top w:val="single" w:sz="6" w:space="0" w:color="E6E6E6"/>
+              <w:left w:val="single" w:sz="6" w:space="0" w:color="E6E6E6"/>
+              <w:bottom w:val="single" w:sz="6" w:space="0" w:color="E6E6E6"/>
+              <w:right w:val="single" w:sz="6" w:space="0" w:color="E6E6E6"/>
+            </w:tcBorders>
+            <w:tcMar>
+              <w:top w:w="40" w:type="dxa"/>
+              <w:left w:w="80" w:type="dxa"/>
+              <w:bottom w:w="40" w:type="dxa"/>
+              <w:right w:w="80" w:type="dxa"/>
+            </w:tcMar>
+            <w:vAlign w:val="center"/>
+          </w:tcPr>
+          <w:p>
+            <w:pPr>
+              <w:spacing w:after="0" w:line="264" w:lineRule="auto"/>
+            </w:pPr>
+            <w:r>
+              <w:rPr>
+                <w:rFonts w:ascii="Segoe UI" w:eastAsia="Segoe UI" w:hAnsi="Segoe UI" w:cs="Segoe UI"/>
+                <w:sz w:val="18"/>
+                <w:szCs w:val="18"/>
+                <w:lang w:val="es-VE"/>
+              </w:rPr>
+              <w:t xml:space="preserve">I_ProductValuationBasic</w:t>
+            </w:r>
+          </w:p>
+        </w:tc>
+        <w:tc>
+          <w:tcPr>
+            <w:tcW w:w="3822" w:type="dxa"/>
+            <w:tcBorders>
+              <w:top w:val="single" w:sz="6" w:space="0" w:color="E6E6E6"/>
+              <w:left w:val="single" w:sz="6" w:space="0" w:color="E6E6E6"/>
+              <w:bottom w:val="single" w:sz="6" w:space="0" w:color="E6E6E6"/>
+              <w:right w:val="single" w:sz="6" w:space="0" w:color="E6E6E6"/>
+            </w:tcBorders>
+            <w:tcMar>
+              <w:top w:w="40" w:type="dxa"/>
+              <w:left w:w="80" w:type="dxa"/>
+              <w:bottom w:w="40" w:type="dxa"/>
+              <w:right w:w="80" w:type="dxa"/>
+            </w:tcMar>
+            <w:vAlign w:val="center"/>
+          </w:tcPr>
+          <w:p>
+            <w:pPr>
+              <w:spacing w:after="0" w:line="264" w:lineRule="auto"/>
+            </w:pPr>
+            <w:r>
+              <w:rPr>
+                <w:rFonts w:ascii="Segoe UI" w:eastAsia="Segoe UI" w:hAnsi="Segoe UI" w:cs="Segoe UI"/>
+                <w:sz w:val="18"/>
+                <w:szCs w:val="18"/>
+                <w:lang w:val="es-VE"/>
+              </w:rPr>
+              <w:t xml:space="preserve">Product, ValuationArea, ValuationClass, ValuationType</w:t>
+            </w:r>
+          </w:p>
+        </w:tc>
+      </w:tr>
+      <w:tr>
+        <w:trPr>
+          <w:cantSplit/>
+        </w:trPr>
+        <w:tc>
+          <w:tcPr>
+            <w:tcW w:w="1950" w:type="dxa"/>
+            <w:tcBorders>
+              <w:top w:val="single" w:sz="6" w:space="0" w:color="E6E6E6"/>
+              <w:left w:val="single" w:sz="6" w:space="0" w:color="E6E6E6"/>
+              <w:bottom w:val="single" w:sz="6" w:space="0" w:color="E6E6E6"/>
+              <w:right w:val="single" w:sz="6" w:space="0" w:color="E6E6E6"/>
+            </w:tcBorders>
+            <w:tcMar>
+              <w:top w:w="40" w:type="dxa"/>
+              <w:left w:w="80" w:type="dxa"/>
+              <w:bottom w:w="40" w:type="dxa"/>
+              <w:right w:w="80" w:type="dxa"/>
+            </w:tcMar>
+            <w:vAlign w:val="center"/>
+          </w:tcPr>
+          <w:p>
+            <w:pPr>
+              <w:spacing w:after="0" w:line="264" w:lineRule="auto"/>
+            </w:pPr>
+            <w:r>
+              <w:rPr>
+                <w:rFonts w:ascii="Segoe UI" w:eastAsia="Segoe UI" w:hAnsi="Segoe UI" w:cs="Segoe UI"/>
+                <w:sz w:val="18"/>
+                <w:szCs w:val="18"/>
+                <w:lang w:val="es-VE"/>
+              </w:rPr>
+              <w:t xml:space="preserve">MARA</w:t>
+            </w:r>
+          </w:p>
+        </w:tc>
+        <w:tc>
+          <w:tcPr>
+            <w:tcW w:w="3050" w:type="dxa"/>
+            <w:tcBorders>
+              <w:top w:val="single" w:sz="6" w:space="0" w:color="E6E6E6"/>
+              <w:left w:val="single" w:sz="6" w:space="0" w:color="E6E6E6"/>
+              <w:bottom w:val="single" w:sz="6" w:space="0" w:color="E6E6E6"/>
+              <w:right w:val="single" w:sz="6" w:space="0" w:color="E6E6E6"/>
+            </w:tcBorders>
+            <w:tcMar>
+              <w:top w:w="40" w:type="dxa"/>
+              <w:left w:w="80" w:type="dxa"/>
+              <w:bottom w:w="40" w:type="dxa"/>
+              <w:right w:w="80" w:type="dxa"/>
+            </w:tcMar>
+            <w:vAlign w:val="center"/>
+          </w:tcPr>
+          <w:p>
+            <w:pPr>
+              <w:spacing w:after="0" w:line="264" w:lineRule="auto"/>
+            </w:pPr>
+            <w:r>
+              <w:rPr>
+                <w:rFonts w:ascii="Segoe UI" w:eastAsia="Segoe UI" w:hAnsi="Segoe UI" w:cs="Segoe UI"/>
+                <w:sz w:val="18"/>
+                <w:szCs w:val="18"/>
+                <w:lang w:val="es-VE"/>
+              </w:rPr>
+              <w:t xml:space="preserve">I_Product</w:t>
+            </w:r>
+          </w:p>
+        </w:tc>
+        <w:tc>
+          <w:tcPr>
+            <w:tcW w:w="3822" w:type="dxa"/>
+            <w:tcBorders>
+              <w:top w:val="single" w:sz="6" w:space="0" w:color="E6E6E6"/>
+              <w:left w:val="single" w:sz="6" w:space="0" w:color="E6E6E6"/>
+              <w:bottom w:val="single" w:sz="6" w:space="0" w:color="E6E6E6"/>
+              <w:right w:val="single" w:sz="6" w:space="0" w:color="E6E6E6"/>
+            </w:tcBorders>
+            <w:tcMar>
+              <w:top w:w="40" w:type="dxa"/>
+              <w:left w:w="80" w:type="dxa"/>
+              <w:bottom w:w="40" w:type="dxa"/>
+              <w:right w:w="80" w:type="dxa"/>
+            </w:tcMar>
+            <w:vAlign w:val="center"/>
+          </w:tcPr>
+          <w:p>
+            <w:pPr>
+              <w:spacing w:after="0" w:line="264" w:lineRule="auto"/>
+            </w:pPr>
+            <w:r>
+              <w:rPr>
+                <w:rFonts w:ascii="Segoe UI" w:eastAsia="Segoe UI" w:hAnsi="Segoe UI" w:cs="Segoe UI"/>
+                <w:sz w:val="18"/>
+                <w:szCs w:val="18"/>
+                <w:lang w:val="es-VE"/>
+              </w:rPr>
+              <w:t xml:space="preserve">ProductType, ProductGroup</w:t>
+            </w:r>
+          </w:p>
+        </w:tc>
+      </w:tr>
+      <w:tr>
+        <w:trPr>
+          <w:cantSplit/>
+        </w:trPr>
+        <w:tc>
+          <w:tcPr>
+            <w:tcW w:w="1950" w:type="dxa"/>
+            <w:tcBorders>
+              <w:top w:val="single" w:sz="6" w:space="0" w:color="E6E6E6"/>
+              <w:left w:val="single" w:sz="6" w:space="0" w:color="E6E6E6"/>
+              <w:bottom w:val="single" w:sz="6" w:space="0" w:color="E6E6E6"/>
+              <w:right w:val="single" w:sz="6" w:space="0" w:color="E6E6E6"/>
+            </w:tcBorders>
+            <w:tcMar>
+              <w:top w:w="40" w:type="dxa"/>
+              <w:left w:w="80" w:type="dxa"/>
+              <w:bottom w:w="40" w:type="dxa"/>
+              <w:right w:w="80" w:type="dxa"/>
+            </w:tcMar>
+            <w:vAlign w:val="center"/>
+          </w:tcPr>
+          <w:p>
+            <w:pPr>
+              <w:spacing w:after="0" w:line="264" w:lineRule="auto"/>
+            </w:pPr>
+            <w:r>
+              <w:rPr>
+                <w:rFonts w:ascii="Segoe UI" w:eastAsia="Segoe UI" w:hAnsi="Segoe UI" w:cs="Segoe UI"/>
+                <w:sz w:val="18"/>
+                <w:szCs w:val="18"/>
+                <w:lang w:val="es-VE"/>
+              </w:rPr>
+              <w:t xml:space="preserve">MAKT</w:t>
+            </w:r>
+          </w:p>
+        </w:tc>
+        <w:tc>
+          <w:tcPr>
+            <w:tcW w:w="3050" w:type="dxa"/>
+            <w:tcBorders>
+              <w:top w:val="single" w:sz="6" w:space="0" w:color="E6E6E6"/>
+              <w:left w:val="single" w:sz="6" w:space="0" w:color="E6E6E6"/>
+              <w:bottom w:val="single" w:sz="6" w:space="0" w:color="E6E6E6"/>
+              <w:right w:val="single" w:sz="6" w:space="0" w:color="E6E6E6"/>
+            </w:tcBorders>
+            <w:tcMar>
+              <w:top w:w="40" w:type="dxa"/>
+              <w:left w:w="80" w:type="dxa"/>
+              <w:bottom w:w="40" w:type="dxa"/>
+              <w:right w:w="80" w:type="dxa"/>
+            </w:tcMar>
+            <w:vAlign w:val="center"/>
+          </w:tcPr>
+          <w:p>
+            <w:pPr>
+              <w:spacing w:after="0" w:line="264" w:lineRule="auto"/>
+            </w:pPr>
+            <w:r>
+              <w:rPr>
+                <w:rFonts w:ascii="Segoe UI" w:eastAsia="Segoe UI" w:hAnsi="Segoe UI" w:cs="Segoe UI"/>
+                <w:sz w:val="18"/>
+                <w:szCs w:val="18"/>
+                <w:lang w:val="es-VE"/>
+              </w:rPr>
+              <w:t xml:space="preserve">I_ProductDescription</w:t>
+            </w:r>
+          </w:p>
+        </w:tc>
+        <w:tc>
+          <w:tcPr>
+            <w:tcW w:w="3822" w:type="dxa"/>
+            <w:tcBorders>
+              <w:top w:val="single" w:sz="6" w:space="0" w:color="E6E6E6"/>
+              <w:left w:val="single" w:sz="6" w:space="0" w:color="E6E6E6"/>
+              <w:bottom w:val="single" w:sz="6" w:space="0" w:color="E6E6E6"/>
+              <w:right w:val="single" w:sz="6" w:space="0" w:color="E6E6E6"/>
+            </w:tcBorders>
+            <w:tcMar>
+              <w:top w:w="40" w:type="dxa"/>
+              <w:left w:w="80" w:type="dxa"/>
+              <w:bottom w:w="40" w:type="dxa"/>
+              <w:right w:w="80" w:type="dxa"/>
+            </w:tcMar>
+            <w:vAlign w:val="center"/>
+          </w:tcPr>
+          <w:p>
+            <w:pPr>
+              <w:spacing w:after="0" w:line="264" w:lineRule="auto"/>
+            </w:pPr>
+            <w:r>
+              <w:rPr>
+                <w:rFonts w:ascii="Segoe UI" w:eastAsia="Segoe UI" w:hAnsi="Segoe UI" w:cs="Segoe UI"/>
+                <w:sz w:val="18"/>
+                <w:szCs w:val="18"/>
+                <w:lang w:val="es-VE"/>
+              </w:rPr>
+              <w:t xml:space="preserve">ProductDescription</w:t>
+            </w:r>
+          </w:p>
+        </w:tc>
+      </w:tr>
+      <w:tr>
+        <w:trPr>
+          <w:cantSplit/>
+        </w:trPr>
+        <w:tc>
+          <w:tcPr>
+            <w:tcW w:w="1950" w:type="dxa"/>
+            <w:tcBorders>
+              <w:top w:val="single" w:sz="6" w:space="0" w:color="E6E6E6"/>
+              <w:left w:val="single" w:sz="6" w:space="0" w:color="E6E6E6"/>
+              <w:bottom w:val="single" w:sz="6" w:space="0" w:color="E6E6E6"/>
+              <w:right w:val="single" w:sz="6" w:space="0" w:color="E6E6E6"/>
+            </w:tcBorders>
+            <w:tcMar>
+              <w:top w:w="40" w:type="dxa"/>
+              <w:left w:w="80" w:type="dxa"/>
+              <w:bottom w:w="40" w:type="dxa"/>
+              <w:right w:w="80" w:type="dxa"/>
+            </w:tcMar>
+            <w:vAlign w:val="center"/>
+          </w:tcPr>
+          <w:p>
+            <w:pPr>
+              <w:spacing w:after="0" w:line="264" w:lineRule="auto"/>
+            </w:pPr>
+            <w:r>
+              <w:rPr>
+                <w:rFonts w:ascii="Segoe UI" w:eastAsia="Segoe UI" w:hAnsi="Segoe UI" w:cs="Segoe UI"/>
+                <w:sz w:val="18"/>
+                <w:szCs w:val="18"/>
+                <w:lang w:val="es-VE"/>
+              </w:rPr>
+              <w:t xml:space="preserve">MARC</w:t>
+            </w:r>
+          </w:p>
+        </w:tc>
+        <w:tc>
+          <w:tcPr>
+            <w:tcW w:w="3050" w:type="dxa"/>
+            <w:tcBorders>
+              <w:top w:val="single" w:sz="6" w:space="0" w:color="E6E6E6"/>
+              <w:left w:val="single" w:sz="6" w:space="0" w:color="E6E6E6"/>
+              <w:bottom w:val="single" w:sz="6" w:space="0" w:color="E6E6E6"/>
+              <w:right w:val="single" w:sz="6" w:space="0" w:color="E6E6E6"/>
+            </w:tcBorders>
+            <w:tcMar>
+              <w:top w:w="40" w:type="dxa"/>
+              <w:left w:w="80" w:type="dxa"/>
+              <w:bottom w:w="40" w:type="dxa"/>
+              <w:right w:w="80" w:type="dxa"/>
+            </w:tcMar>
+            <w:vAlign w:val="center"/>
+          </w:tcPr>
+          <w:p>
+            <w:pPr>
+              <w:spacing w:after="0" w:line="264" w:lineRule="auto"/>
+            </w:pPr>
+            <w:r>
+              <w:rPr>
+                <w:rFonts w:ascii="Segoe UI" w:eastAsia="Segoe UI" w:hAnsi="Segoe UI" w:cs="Segoe UI"/>
+                <w:sz w:val="18"/>
+                <w:szCs w:val="18"/>
+                <w:lang w:val="es-VE"/>
+              </w:rPr>
+              <w:t xml:space="preserve">I_ProductPlantBasic</w:t>
+            </w:r>
+          </w:p>
+        </w:tc>
+        <w:tc>
+          <w:tcPr>
+            <w:tcW w:w="3822" w:type="dxa"/>
+            <w:tcBorders>
+              <w:top w:val="single" w:sz="6" w:space="0" w:color="E6E6E6"/>
+              <w:left w:val="single" w:sz="6" w:space="0" w:color="E6E6E6"/>
+              <w:bottom w:val="single" w:sz="6" w:space="0" w:color="E6E6E6"/>
+              <w:right w:val="single" w:sz="6" w:space="0" w:color="E6E6E6"/>
+            </w:tcBorders>
+            <w:tcMar>
+              <w:top w:w="40" w:type="dxa"/>
+              <w:left w:w="80" w:type="dxa"/>
+              <w:bottom w:w="40" w:type="dxa"/>
+              <w:right w:w="80" w:type="dxa"/>
+            </w:tcMar>
+            <w:vAlign w:val="center"/>
+          </w:tcPr>
+          <w:p>
+            <w:pPr>
+              <w:spacing w:after="0" w:line="264" w:lineRule="auto"/>
+            </w:pPr>
+            <w:r>
+              <w:rPr>
+                <w:rFonts w:ascii="Segoe UI" w:eastAsia="Segoe UI" w:hAnsi="Segoe UI" w:cs="Segoe UI"/>
+                <w:sz w:val="18"/>
+                <w:szCs w:val="18"/>
+                <w:lang w:val="es-VE"/>
+              </w:rPr>
+              <w:t xml:space="preserve">IsMarkedForDeletion</w:t>
+            </w:r>
+          </w:p>
+        </w:tc>
+      </w:tr>
+      <w:tr>
+        <w:trPr>
+          <w:cantSplit/>
+        </w:trPr>
+        <w:tc>
+          <w:tcPr>
+            <w:tcW w:w="1950" w:type="dxa"/>
+            <w:tcBorders>
+              <w:top w:val="single" w:sz="6" w:space="0" w:color="E6E6E6"/>
+              <w:left w:val="single" w:sz="6" w:space="0" w:color="E6E6E6"/>
+              <w:bottom w:val="single" w:sz="6" w:space="0" w:color="E6E6E6"/>
+              <w:right w:val="single" w:sz="6" w:space="0" w:color="E6E6E6"/>
+            </w:tcBorders>
+            <w:tcMar>
+              <w:top w:w="40" w:type="dxa"/>
+              <w:left w:w="80" w:type="dxa"/>
+              <w:bottom w:w="40" w:type="dxa"/>
+              <w:right w:w="80" w:type="dxa"/>
+            </w:tcMar>
+            <w:vAlign w:val="center"/>
+          </w:tcPr>
+          <w:p>
+            <w:pPr>
+              <w:spacing w:after="0" w:line="264" w:lineRule="auto"/>
+            </w:pPr>
+            <w:r>
+              <w:rPr>
+                <w:rFonts w:ascii="Segoe UI" w:eastAsia="Segoe UI" w:hAnsi="Segoe UI" w:cs="Segoe UI"/>
+                <w:sz w:val="18"/>
+                <w:szCs w:val="18"/>
+                <w:lang w:val="es-VE"/>
+              </w:rPr>
+              <w:t xml:space="preserve">T134T</w:t>
+            </w:r>
+          </w:p>
+        </w:tc>
+        <w:tc>
+          <w:tcPr>
+            <w:tcW w:w="3050" w:type="dxa"/>
+            <w:tcBorders>
+              <w:top w:val="single" w:sz="6" w:space="0" w:color="E6E6E6"/>
+              <w:left w:val="single" w:sz="6" w:space="0" w:color="E6E6E6"/>
+              <w:bottom w:val="single" w:sz="6" w:space="0" w:color="E6E6E6"/>
+              <w:right w:val="single" w:sz="6" w:space="0" w:color="E6E6E6"/>
+            </w:tcBorders>
+            <w:tcMar>
+              <w:top w:w="40" w:type="dxa"/>
+              <w:left w:w="80" w:type="dxa"/>
+              <w:bottom w:w="40" w:type="dxa"/>
+              <w:right w:w="80" w:type="dxa"/>
+            </w:tcMar>
+            <w:vAlign w:val="center"/>
+          </w:tcPr>
+          <w:p>
+            <w:pPr>
+              <w:spacing w:after="0" w:line="264" w:lineRule="auto"/>
+            </w:pPr>
+            <w:r>
+              <w:rPr>
+                <w:rFonts w:ascii="Segoe UI" w:eastAsia="Segoe UI" w:hAnsi="Segoe UI" w:cs="Segoe UI"/>
+                <w:sz w:val="18"/>
+                <w:szCs w:val="18"/>
+                <w:lang w:val="es-VE"/>
+              </w:rPr>
+              <w:t xml:space="preserve">I_ProductTypeText_2</w:t>
+            </w:r>
+          </w:p>
+        </w:tc>
+        <w:tc>
+          <w:tcPr>
+            <w:tcW w:w="3822" w:type="dxa"/>
+            <w:tcBorders>
+              <w:top w:val="single" w:sz="6" w:space="0" w:color="E6E6E6"/>
+              <w:left w:val="single" w:sz="6" w:space="0" w:color="E6E6E6"/>
+              <w:bottom w:val="single" w:sz="6" w:space="0" w:color="E6E6E6"/>
+              <w:right w:val="single" w:sz="6" w:space="0" w:color="E6E6E6"/>
+            </w:tcBorders>
+            <w:tcMar>
+              <w:top w:w="40" w:type="dxa"/>
+              <w:left w:w="80" w:type="dxa"/>
+              <w:bottom w:w="40" w:type="dxa"/>
+              <w:right w:w="80" w:type="dxa"/>
+            </w:tcMar>
+            <w:vAlign w:val="center"/>
+          </w:tcPr>
+          <w:p>
+            <w:pPr>
+              <w:spacing w:after="0" w:line="264" w:lineRule="auto"/>
+            </w:pPr>
+            <w:r>
+              <w:rPr>
+                <w:rFonts w:ascii="Segoe UI" w:eastAsia="Segoe UI" w:hAnsi="Segoe UI" w:cs="Segoe UI"/>
+                <w:sz w:val="18"/>
+                <w:szCs w:val="18"/>
+                <w:lang w:val="es-VE"/>
+              </w:rPr>
+              <w:t xml:space="preserve">ProductTypeName</w:t>
+            </w:r>
+          </w:p>
+        </w:tc>
+      </w:tr>
+      <w:tr>
+        <w:trPr>
+          <w:cantSplit/>
+        </w:trPr>
+        <w:tc>
+          <w:tcPr>
+            <w:tcW w:w="1950" w:type="dxa"/>
+            <w:tcBorders>
+              <w:top w:val="single" w:sz="6" w:space="0" w:color="E6E6E6"/>
+              <w:left w:val="single" w:sz="6" w:space="0" w:color="E6E6E6"/>
+              <w:bottom w:val="single" w:sz="6" w:space="0" w:color="E6E6E6"/>
+              <w:right w:val="single" w:sz="6" w:space="0" w:color="E6E6E6"/>
+            </w:tcBorders>
+            <w:tcMar>
+              <w:top w:w="40" w:type="dxa"/>
+              <w:left w:w="80" w:type="dxa"/>
+              <w:bottom w:w="40" w:type="dxa"/>
+              <w:right w:w="80" w:type="dxa"/>
+            </w:tcMar>
+            <w:vAlign w:val="center"/>
+          </w:tcPr>
+          <w:p>
+            <w:pPr>
+              <w:spacing w:after="0" w:line="264" w:lineRule="auto"/>
+            </w:pPr>
+            <w:r>
+              <w:rPr>
+                <w:rFonts w:ascii="Segoe UI" w:eastAsia="Segoe UI" w:hAnsi="Segoe UI" w:cs="Segoe UI"/>
+                <w:sz w:val="18"/>
+                <w:szCs w:val="18"/>
+                <w:lang w:val="es-VE"/>
+              </w:rPr>
+              <w:t xml:space="preserve">T023T</w:t>
+            </w:r>
+          </w:p>
+        </w:tc>
+        <w:tc>
+          <w:tcPr>
+            <w:tcW w:w="3050" w:type="dxa"/>
+            <w:tcBorders>
+              <w:top w:val="single" w:sz="6" w:space="0" w:color="E6E6E6"/>
+              <w:left w:val="single" w:sz="6" w:space="0" w:color="E6E6E6"/>
+              <w:bottom w:val="single" w:sz="6" w:space="0" w:color="E6E6E6"/>
+              <w:right w:val="single" w:sz="6" w:space="0" w:color="E6E6E6"/>
+            </w:tcBorders>
+            <w:tcMar>
+              <w:top w:w="40" w:type="dxa"/>
+              <w:left w:w="80" w:type="dxa"/>
+              <w:bottom w:w="40" w:type="dxa"/>
+              <w:right w:w="80" w:type="dxa"/>
+            </w:tcMar>
+            <w:vAlign w:val="center"/>
+          </w:tcPr>
+          <w:p>
+            <w:pPr>
+              <w:spacing w:after="0" w:line="264" w:lineRule="auto"/>
+            </w:pPr>
+            <w:r>
+              <w:rPr>
+                <w:rFonts w:ascii="Segoe UI" w:eastAsia="Segoe UI" w:hAnsi="Segoe UI" w:cs="Segoe UI"/>
+                <w:sz w:val="18"/>
+                <w:szCs w:val="18"/>
+                <w:lang w:val="es-VE"/>
+              </w:rPr>
+              <w:t xml:space="preserve">I_ProductGroupText_2</w:t>
+            </w:r>
+          </w:p>
+        </w:tc>
+        <w:tc>
+          <w:tcPr>
+            <w:tcW w:w="3822" w:type="dxa"/>
+            <w:tcBorders>
+              <w:top w:val="single" w:sz="6" w:space="0" w:color="E6E6E6"/>
+              <w:left w:val="single" w:sz="6" w:space="0" w:color="E6E6E6"/>
+              <w:bottom w:val="single" w:sz="6" w:space="0" w:color="E6E6E6"/>
+              <w:right w:val="single" w:sz="6" w:space="0" w:color="E6E6E6"/>
+            </w:tcBorders>
+            <w:tcMar>
+              <w:top w:w="40" w:type="dxa"/>
+              <w:left w:w="80" w:type="dxa"/>
+              <w:bottom w:w="40" w:type="dxa"/>
+              <w:right w:w="80" w:type="dxa"/>
+            </w:tcMar>
+            <w:vAlign w:val="center"/>
+          </w:tcPr>
+          <w:p>
+            <w:pPr>
+              <w:spacing w:after="0" w:line="264" w:lineRule="auto"/>
+            </w:pPr>
+            <w:r>
+              <w:rPr>
+                <w:rFonts w:ascii="Segoe UI" w:eastAsia="Segoe UI" w:hAnsi="Segoe UI" w:cs="Segoe UI"/>
+                <w:sz w:val="18"/>
+                <w:szCs w:val="18"/>
+                <w:lang w:val="es-VE"/>
+              </w:rPr>
+              <w:t xml:space="preserve">ProductGroupText</w:t>
+            </w:r>
+          </w:p>
+        </w:tc>
+      </w:tr>
+      <w:tr>
+        <w:trPr>
+          <w:cantSplit/>
+        </w:trPr>
+        <w:tc>
+          <w:tcPr>
+            <w:tcW w:w="1950" w:type="dxa"/>
+            <w:tcBorders>
+              <w:top w:val="single" w:sz="6" w:space="0" w:color="E6E6E6"/>
+              <w:left w:val="single" w:sz="6" w:space="0" w:color="E6E6E6"/>
+              <w:bottom w:val="single" w:sz="6" w:space="0" w:color="E6E6E6"/>
+              <w:right w:val="single" w:sz="6" w:space="0" w:color="E6E6E6"/>
+            </w:tcBorders>
+            <w:tcMar>
+              <w:top w:w="40" w:type="dxa"/>
+              <w:left w:w="80" w:type="dxa"/>
+              <w:bottom w:w="40" w:type="dxa"/>
+              <w:right w:w="80" w:type="dxa"/>
+            </w:tcMar>
+            <w:vAlign w:val="center"/>
+          </w:tcPr>
+          <w:p>
+            <w:pPr>
+              <w:spacing w:after="0" w:line="264" w:lineRule="auto"/>
+            </w:pPr>
+            <w:r>
+              <w:rPr>
+                <w:rFonts w:ascii="Segoe UI" w:eastAsia="Segoe UI" w:hAnsi="Segoe UI" w:cs="Segoe UI"/>
+                <w:sz w:val="18"/>
+                <w:szCs w:val="18"/>
+                <w:lang w:val="es-VE"/>
+              </w:rPr>
+              <w:t xml:space="preserve">T001</w:t>
+            </w:r>
+          </w:p>
+        </w:tc>
+        <w:tc>
+          <w:tcPr>
+            <w:tcW w:w="3050" w:type="dxa"/>
+            <w:tcBorders>
+              <w:top w:val="single" w:sz="6" w:space="0" w:color="E6E6E6"/>
+              <w:left w:val="single" w:sz="6" w:space="0" w:color="E6E6E6"/>
+              <w:bottom w:val="single" w:sz="6" w:space="0" w:color="E6E6E6"/>
+              <w:right w:val="single" w:sz="6" w:space="0" w:color="E6E6E6"/>
+            </w:tcBorders>
+            <w:tcMar>
+              <w:top w:w="40" w:type="dxa"/>
+              <w:left w:w="80" w:type="dxa"/>
+              <w:bottom w:w="40" w:type="dxa"/>
+              <w:right w:w="80" w:type="dxa"/>
+            </w:tcMar>
+            <w:vAlign w:val="center"/>
+          </w:tcPr>
+          <w:p>
+            <w:pPr>
+              <w:spacing w:after="0" w:line="264" w:lineRule="auto"/>
+            </w:pPr>
+            <w:r>
+              <w:rPr>
+                <w:rFonts w:ascii="Segoe UI" w:eastAsia="Segoe UI" w:hAnsi="Segoe UI" w:cs="Segoe UI"/>
+                <w:sz w:val="18"/>
+                <w:szCs w:val="18"/>
+                <w:lang w:val="es-VE"/>
+              </w:rPr>
+              <w:t xml:space="preserve">I_CompanyCode</w:t>
+            </w:r>
+          </w:p>
+        </w:tc>
+        <w:tc>
+          <w:tcPr>
+            <w:tcW w:w="3822" w:type="dxa"/>
+            <w:tcBorders>
+              <w:top w:val="single" w:sz="6" w:space="0" w:color="E6E6E6"/>
+              <w:left w:val="single" w:sz="6" w:space="0" w:color="E6E6E6"/>
+              <w:bottom w:val="single" w:sz="6" w:space="0" w:color="E6E6E6"/>
+              <w:right w:val="single" w:sz="6" w:space="0" w:color="E6E6E6"/>
+            </w:tcBorders>
+            <w:tcMar>
+              <w:top w:w="40" w:type="dxa"/>
+              <w:left w:w="80" w:type="dxa"/>
+              <w:bottom w:w="40" w:type="dxa"/>
+              <w:right w:w="80" w:type="dxa"/>
+            </w:tcMar>
+            <w:vAlign w:val="center"/>
+          </w:tcPr>
+          <w:p>
+            <w:pPr>
+              <w:spacing w:after="0" w:line="264" w:lineRule="auto"/>
+            </w:pPr>
+            <w:r>
+              <w:rPr>
+                <w:rFonts w:ascii="Segoe UI" w:eastAsia="Segoe UI" w:hAnsi="Segoe UI" w:cs="Segoe UI"/>
+                <w:sz w:val="18"/>
+                <w:szCs w:val="18"/>
+                <w:lang w:val="es-VE"/>
+              </w:rPr>
+              <w:t xml:space="preserve">ChartOfAccounts, FinancialManagementArea</w:t>
+            </w:r>
+          </w:p>
+        </w:tc>
+      </w:tr>
+      <w:tr>
+        <w:trPr>
+          <w:cantSplit/>
+        </w:trPr>
+        <w:tc>
+          <w:tcPr>
+            <w:tcW w:w="1950" w:type="dxa"/>
+            <w:tcBorders>
+              <w:top w:val="single" w:sz="6" w:space="0" w:color="E6E6E6"/>
+              <w:left w:val="single" w:sz="6" w:space="0" w:color="E6E6E6"/>
+              <w:bottom w:val="single" w:sz="6" w:space="0" w:color="E6E6E6"/>
+              <w:right w:val="single" w:sz="6" w:space="0" w:color="E6E6E6"/>
+            </w:tcBorders>
+            <w:tcMar>
+              <w:top w:w="40" w:type="dxa"/>
+              <w:left w:w="80" w:type="dxa"/>
+              <w:bottom w:w="40" w:type="dxa"/>
+              <w:right w:w="80" w:type="dxa"/>
+            </w:tcMar>
+            <w:vAlign w:val="center"/>
+          </w:tcPr>
+          <w:p>
+            <w:pPr>
+              <w:spacing w:after="0" w:line="264" w:lineRule="auto"/>
+            </w:pPr>
+            <w:r>
+              <w:rPr>
+                <w:rFonts w:ascii="Segoe UI" w:eastAsia="Segoe UI" w:hAnsi="Segoe UI" w:cs="Segoe UI"/>
+                <w:sz w:val="18"/>
+                <w:szCs w:val="18"/>
+                <w:lang w:val="es-VE"/>
+              </w:rPr>
+              <w:t xml:space="preserve">SKA1</w:t>
+            </w:r>
+          </w:p>
+        </w:tc>
+        <w:tc>
+          <w:tcPr>
+            <w:tcW w:w="3050" w:type="dxa"/>
+            <w:tcBorders>
+              <w:top w:val="single" w:sz="6" w:space="0" w:color="E6E6E6"/>
+              <w:left w:val="single" w:sz="6" w:space="0" w:color="E6E6E6"/>
+              <w:bottom w:val="single" w:sz="6" w:space="0" w:color="E6E6E6"/>
+              <w:right w:val="single" w:sz="6" w:space="0" w:color="E6E6E6"/>
+            </w:tcBorders>
+            <w:tcMar>
+              <w:top w:w="40" w:type="dxa"/>
+              <w:left w:w="80" w:type="dxa"/>
+              <w:bottom w:w="40" w:type="dxa"/>
+              <w:right w:w="80" w:type="dxa"/>
+            </w:tcMar>
+            <w:vAlign w:val="center"/>
+          </w:tcPr>
+          <w:p>
+            <w:pPr>
+              <w:spacing w:after="0" w:line="264" w:lineRule="auto"/>
+            </w:pPr>
+            <w:r>
+              <w:rPr>
+                <w:rFonts w:ascii="Segoe UI" w:eastAsia="Segoe UI" w:hAnsi="Segoe UI" w:cs="Segoe UI"/>
+                <w:sz w:val="18"/>
+                <w:szCs w:val="18"/>
+                <w:lang w:val="es-VE"/>
+              </w:rPr>
+              <w:t xml:space="preserve">I_GLAccountInChartOfAccounts</w:t>
+            </w:r>
+          </w:p>
+        </w:tc>
+        <w:tc>
+          <w:tcPr>
+            <w:tcW w:w="3822" w:type="dxa"/>
+            <w:tcBorders>
+              <w:top w:val="single" w:sz="6" w:space="0" w:color="E6E6E6"/>
+              <w:left w:val="single" w:sz="6" w:space="0" w:color="E6E6E6"/>
+              <w:bottom w:val="single" w:sz="6" w:space="0" w:color="E6E6E6"/>
+              <w:right w:val="single" w:sz="6" w:space="0" w:color="E6E6E6"/>
+            </w:tcBorders>
+            <w:tcMar>
+              <w:top w:w="40" w:type="dxa"/>
+              <w:left w:w="80" w:type="dxa"/>
+              <w:bottom w:w="40" w:type="dxa"/>
+              <w:right w:w="80" w:type="dxa"/>
+            </w:tcMar>
+            <w:vAlign w:val="center"/>
+          </w:tcPr>
+          <w:p>
+            <w:pPr>
+              <w:spacing w:after="0" w:line="264" w:lineRule="auto"/>
+            </w:pPr>
+            <w:r>
+              <w:rPr>
+                <w:rFonts w:ascii="Segoe UI" w:eastAsia="Segoe UI" w:hAnsi="Segoe UI" w:cs="Segoe UI"/>
+                <w:sz w:val="18"/>
+                <w:szCs w:val="18"/>
+                <w:lang w:val="es-VE"/>
+              </w:rPr>
+              <w:t xml:space="preserve">GLAccountGroup</w:t>
+            </w:r>
+          </w:p>
+        </w:tc>
+      </w:tr>
+      <w:tr>
+        <w:trPr>
+          <w:cantSplit/>
+        </w:trPr>
+        <w:tc>
+          <w:tcPr>
+            <w:tcW w:w="1950" w:type="dxa"/>
+            <w:tcBorders>
+              <w:top w:val="single" w:sz="6" w:space="0" w:color="E6E6E6"/>
+              <w:left w:val="single" w:sz="6" w:space="0" w:color="E6E6E6"/>
+              <w:bottom w:val="single" w:sz="6" w:space="0" w:color="E6E6E6"/>
+              <w:right w:val="single" w:sz="6" w:space="0" w:color="E6E6E6"/>
+            </w:tcBorders>
+            <w:tcMar>
+              <w:top w:w="40" w:type="dxa"/>
+              <w:left w:w="80" w:type="dxa"/>
+              <w:bottom w:w="40" w:type="dxa"/>
+              <w:right w:w="80" w:type="dxa"/>
+            </w:tcMar>
+            <w:vAlign w:val="center"/>
+          </w:tcPr>
+          <w:p>
+            <w:pPr>
+              <w:spacing w:after="0" w:line="264" w:lineRule="auto"/>
+            </w:pPr>
+            <w:r>
+              <w:rPr>
+                <w:rFonts w:ascii="Segoe UI" w:eastAsia="Segoe UI" w:hAnsi="Segoe UI" w:cs="Segoe UI"/>
+                <w:sz w:val="18"/>
+                <w:szCs w:val="18"/>
+                <w:lang w:val="es-VE"/>
+              </w:rPr>
+              <w:t xml:space="preserve">SKAT</w:t>
+            </w:r>
+          </w:p>
+        </w:tc>
+        <w:tc>
+          <w:tcPr>
+            <w:tcW w:w="3050" w:type="dxa"/>
+            <w:tcBorders>
+              <w:top w:val="single" w:sz="6" w:space="0" w:color="E6E6E6"/>
+              <w:left w:val="single" w:sz="6" w:space="0" w:color="E6E6E6"/>
+              <w:bottom w:val="single" w:sz="6" w:space="0" w:color="E6E6E6"/>
+              <w:right w:val="single" w:sz="6" w:space="0" w:color="E6E6E6"/>
+            </w:tcBorders>
+            <w:tcMar>
+              <w:top w:w="40" w:type="dxa"/>
+              <w:left w:w="80" w:type="dxa"/>
+              <w:bottom w:w="40" w:type="dxa"/>
+              <w:right w:w="80" w:type="dxa"/>
+            </w:tcMar>
+            <w:vAlign w:val="center"/>
+          </w:tcPr>
+          <w:p>
+            <w:pPr>
+              <w:spacing w:after="0" w:line="264" w:lineRule="auto"/>
+            </w:pPr>
+            <w:r>
+              <w:rPr>
+                <w:rFonts w:ascii="Segoe UI" w:eastAsia="Segoe UI" w:hAnsi="Segoe UI" w:cs="Segoe UI"/>
+                <w:sz w:val="18"/>
+                <w:szCs w:val="18"/>
+                <w:lang w:val="es-VE"/>
+              </w:rPr>
+              <w:t xml:space="preserve">I_GLAccountText</w:t>
+            </w:r>
+          </w:p>
+        </w:tc>
+        <w:tc>
+          <w:tcPr>
+            <w:tcW w:w="3822" w:type="dxa"/>
+            <w:tcBorders>
+              <w:top w:val="single" w:sz="6" w:space="0" w:color="E6E6E6"/>
+              <w:left w:val="single" w:sz="6" w:space="0" w:color="E6E6E6"/>
+              <w:bottom w:val="single" w:sz="6" w:space="0" w:color="E6E6E6"/>
+              <w:right w:val="single" w:sz="6" w:space="0" w:color="E6E6E6"/>
+            </w:tcBorders>
+            <w:tcMar>
+              <w:top w:w="40" w:type="dxa"/>
+              <w:left w:w="80" w:type="dxa"/>
+              <w:bottom w:w="40" w:type="dxa"/>
+              <w:right w:w="80" w:type="dxa"/>
+            </w:tcMar>
+            <w:vAlign w:val="center"/>
+          </w:tcPr>
+          <w:p>
+            <w:pPr>
+              <w:spacing w:after="0" w:line="264" w:lineRule="auto"/>
+            </w:pPr>
+            <w:r>
+              <w:rPr>
+                <w:rFonts w:ascii="Segoe UI" w:eastAsia="Segoe UI" w:hAnsi="Segoe UI" w:cs="Segoe UI"/>
+                <w:sz w:val="18"/>
+                <w:szCs w:val="18"/>
+                <w:lang w:val="es-VE"/>
+              </w:rPr>
+              <w:t xml:space="preserve">GLAccountLongName</w:t>
+            </w:r>
+          </w:p>
+        </w:tc>
+      </w:tr>
+      <w:tr>
+        <w:trPr>
+          <w:cantSplit/>
+        </w:trPr>
+        <w:tc>
+          <w:tcPr>
+            <w:tcW w:w="1950" w:type="dxa"/>
+            <w:tcBorders>
+              <w:top w:val="single" w:sz="6" w:space="0" w:color="E6E6E6"/>
+              <w:left w:val="single" w:sz="6" w:space="0" w:color="E6E6E6"/>
+              <w:bottom w:val="single" w:sz="6" w:space="0" w:color="E6E6E6"/>
+              <w:right w:val="single" w:sz="6" w:space="0" w:color="E6E6E6"/>
+            </w:tcBorders>
+            <w:tcMar>
+              <w:top w:w="40" w:type="dxa"/>
+              <w:left w:w="80" w:type="dxa"/>
+              <w:bottom w:w="40" w:type="dxa"/>
+              <w:right w:w="80" w:type="dxa"/>
+            </w:tcMar>
+            <w:vAlign w:val="center"/>
+          </w:tcPr>
+          <w:p>
+            <w:pPr>
+              <w:spacing w:after="0" w:line="264" w:lineRule="auto"/>
+            </w:pPr>
+            <w:r>
+              <w:rPr>
+                <w:rFonts w:ascii="Segoe UI" w:eastAsia="Segoe UI" w:hAnsi="Segoe UI" w:cs="Segoe UI"/>
+                <w:sz w:val="18"/>
+                <w:szCs w:val="18"/>
+                <w:lang w:val="es-VE"/>
+              </w:rPr>
+              <w:t xml:space="preserve">T077Z</w:t>
+            </w:r>
+          </w:p>
+        </w:tc>
+        <w:tc>
+          <w:tcPr>
+            <w:tcW w:w="3050" w:type="dxa"/>
+            <w:tcBorders>
+              <w:top w:val="single" w:sz="6" w:space="0" w:color="E6E6E6"/>
+              <w:left w:val="single" w:sz="6" w:space="0" w:color="E6E6E6"/>
+              <w:bottom w:val="single" w:sz="6" w:space="0" w:color="E6E6E6"/>
+              <w:right w:val="single" w:sz="6" w:space="0" w:color="E6E6E6"/>
+            </w:tcBorders>
+            <w:tcMar>
+              <w:top w:w="40" w:type="dxa"/>
+              <w:left w:w="80" w:type="dxa"/>
+              <w:bottom w:w="40" w:type="dxa"/>
+              <w:right w:w="80" w:type="dxa"/>
+            </w:tcMar>
+            <w:vAlign w:val="center"/>
+          </w:tcPr>
+          <w:p>
+            <w:pPr>
+              <w:spacing w:after="0" w:line="264" w:lineRule="auto"/>
+            </w:pPr>
+            <w:r>
+              <w:rPr>
+                <w:rFonts w:ascii="Segoe UI" w:eastAsia="Segoe UI" w:hAnsi="Segoe UI" w:cs="Segoe UI"/>
+                <w:sz w:val="18"/>
+                <w:szCs w:val="18"/>
+                <w:lang w:val="es-VE"/>
+              </w:rPr>
+              <w:t xml:space="preserve">I_GLAccountGroupText</w:t>
+            </w:r>
+          </w:p>
+        </w:tc>
+        <w:tc>
+          <w:tcPr>
+            <w:tcW w:w="3822" w:type="dxa"/>
+            <w:tcBorders>
+              <w:top w:val="single" w:sz="6" w:space="0" w:color="E6E6E6"/>
+              <w:left w:val="single" w:sz="6" w:space="0" w:color="E6E6E6"/>
+              <w:bottom w:val="single" w:sz="6" w:space="0" w:color="E6E6E6"/>
+              <w:right w:val="single" w:sz="6" w:space="0" w:color="E6E6E6"/>
+            </w:tcBorders>
+            <w:tcMar>
+              <w:top w:w="40" w:type="dxa"/>
+              <w:left w:w="80" w:type="dxa"/>
+              <w:bottom w:w="40" w:type="dxa"/>
+              <w:right w:w="80" w:type="dxa"/>
+            </w:tcMar>
+            <w:vAlign w:val="center"/>
+          </w:tcPr>
+          <w:p>
+            <w:pPr>
+              <w:spacing w:after="0" w:line="264" w:lineRule="auto"/>
+            </w:pPr>
+            <w:r>
+              <w:rPr>
+                <w:rFonts w:ascii="Segoe UI" w:eastAsia="Segoe UI" w:hAnsi="Segoe UI" w:cs="Segoe UI"/>
+                <w:sz w:val="18"/>
+                <w:szCs w:val="18"/>
+                <w:lang w:val="es-VE"/>
+              </w:rPr>
+              <w:t xml:space="preserve">AccountGroupName</w:t>
+            </w:r>
+          </w:p>
+        </w:tc>
+      </w:tr>
+      <w:tr>
+        <w:trPr>
+          <w:cantSplit/>
+        </w:trPr>
+        <w:tc>
+          <w:tcPr>
+            <w:tcW w:w="1950" w:type="dxa"/>
+            <w:tcBorders>
+              <w:top w:val="single" w:sz="6" w:space="0" w:color="E6E6E6"/>
+              <w:left w:val="single" w:sz="6" w:space="0" w:color="E6E6E6"/>
+              <w:bottom w:val="single" w:sz="6" w:space="0" w:color="E6E6E6"/>
+              <w:right w:val="single" w:sz="6" w:space="0" w:color="E6E6E6"/>
+            </w:tcBorders>
+            <w:tcMar>
+              <w:top w:w="40" w:type="dxa"/>
+              <w:left w:w="80" w:type="dxa"/>
+              <w:bottom w:w="40" w:type="dxa"/>
+              <w:right w:w="80" w:type="dxa"/>
+            </w:tcMar>
+            <w:vAlign w:val="center"/>
+          </w:tcPr>
+          <w:p>
+            <w:pPr>
+              <w:spacing w:after="0" w:line="264" w:lineRule="auto"/>
+            </w:pPr>
+            <w:r>
+              <w:rPr>
+                <w:rFonts w:ascii="Segoe UI" w:eastAsia="Segoe UI" w:hAnsi="Segoe UI" w:cs="Segoe UI"/>
+                <w:sz w:val="18"/>
+                <w:szCs w:val="18"/>
+                <w:lang w:val="es-VE"/>
+              </w:rPr>
+              <w:t xml:space="preserve">T001K</w:t>
+            </w:r>
+          </w:p>
+        </w:tc>
+        <w:tc>
+          <w:tcPr>
+            <w:tcW w:w="3050" w:type="dxa"/>
+            <w:tcBorders>
+              <w:top w:val="single" w:sz="6" w:space="0" w:color="E6E6E6"/>
+              <w:left w:val="single" w:sz="6" w:space="0" w:color="E6E6E6"/>
+              <w:bottom w:val="single" w:sz="6" w:space="0" w:color="E6E6E6"/>
+              <w:right w:val="single" w:sz="6" w:space="0" w:color="E6E6E6"/>
+            </w:tcBorders>
+            <w:tcMar>
+              <w:top w:w="40" w:type="dxa"/>
+              <w:left w:w="80" w:type="dxa"/>
+              <w:bottom w:w="40" w:type="dxa"/>
+              <w:right w:w="80" w:type="dxa"/>
+            </w:tcMar>
+            <w:vAlign w:val="center"/>
+          </w:tcPr>
+          <w:p>
+            <w:pPr>
+              <w:spacing w:after="0" w:line="264" w:lineRule="auto"/>
+            </w:pPr>
+            <w:r>
+              <w:rPr>
+                <w:rFonts w:ascii="Segoe UI" w:eastAsia="Segoe UI" w:hAnsi="Segoe UI" w:cs="Segoe UI"/>
+                <w:sz w:val="18"/>
+                <w:szCs w:val="18"/>
+                <w:lang w:val="es-VE"/>
+              </w:rPr>
+              <w:t xml:space="preserve">ZI_MM_ValAreaFGrp_T2</w:t>
+            </w:r>
+          </w:p>
+        </w:tc>
+        <w:tc>
+          <w:tcPr>
+            <w:tcW w:w="3822" w:type="dxa"/>
+            <w:tcBorders>
+              <w:top w:val="single" w:sz="6" w:space="0" w:color="E6E6E6"/>
+              <w:left w:val="single" w:sz="6" w:space="0" w:color="E6E6E6"/>
+              <w:bottom w:val="single" w:sz="6" w:space="0" w:color="E6E6E6"/>
+              <w:right w:val="single" w:sz="6" w:space="0" w:color="E6E6E6"/>
+            </w:tcBorders>
+            <w:tcMar>
+              <w:top w:w="40" w:type="dxa"/>
+              <w:left w:w="80" w:type="dxa"/>
+              <w:bottom w:w="40" w:type="dxa"/>
+              <w:right w:w="80" w:type="dxa"/>
+            </w:tcMar>
+            <w:vAlign w:val="center"/>
+          </w:tcPr>
+          <w:p>
+            <w:pPr>
+              <w:spacing w:after="0" w:line="264" w:lineRule="auto"/>
+            </w:pPr>
+            <w:r>
+              <w:rPr>
+                <w:rFonts w:ascii="Segoe UI" w:eastAsia="Segoe UI" w:hAnsi="Segoe UI" w:cs="Segoe UI"/>
+                <w:sz w:val="18"/>
+                <w:szCs w:val="18"/>
+                <w:lang w:val="es-VE"/>
+              </w:rPr>
+              <w:t xml:space="preserve">CompanyCode, ValuationGroupingCode</w:t>
+            </w:r>
+          </w:p>
+        </w:tc>
+      </w:tr>
+      <w:tr>
+        <w:trPr>
+          <w:cantSplit/>
+        </w:trPr>
+        <w:tc>
+          <w:tcPr>
+            <w:tcW w:w="1950" w:type="dxa"/>
+            <w:tcBorders>
+              <w:top w:val="single" w:sz="6" w:space="0" w:color="E6E6E6"/>
+              <w:left w:val="single" w:sz="6" w:space="0" w:color="E6E6E6"/>
+              <w:bottom w:val="single" w:sz="6" w:space="0" w:color="E6E6E6"/>
+              <w:right w:val="single" w:sz="6" w:space="0" w:color="E6E6E6"/>
+            </w:tcBorders>
+            <w:tcMar>
+              <w:top w:w="40" w:type="dxa"/>
+              <w:left w:w="80" w:type="dxa"/>
+              <w:bottom w:w="40" w:type="dxa"/>
+              <w:right w:w="80" w:type="dxa"/>
+            </w:tcMar>
+            <w:vAlign w:val="center"/>
+          </w:tcPr>
+          <w:p>
+            <w:pPr>
+              <w:spacing w:after="0" w:line="264" w:lineRule="auto"/>
+            </w:pPr>
+            <w:r>
+              <w:rPr>
+                <w:rFonts w:ascii="Segoe UI" w:eastAsia="Segoe UI" w:hAnsi="Segoe UI" w:cs="Segoe UI"/>
+                <w:sz w:val="18"/>
+                <w:szCs w:val="18"/>
+                <w:lang w:val="es-VE"/>
+              </w:rPr>
+              <w:t xml:space="preserve">T030</w:t>
+            </w:r>
+          </w:p>
+        </w:tc>
+        <w:tc>
+          <w:tcPr>
+            <w:tcW w:w="3050" w:type="dxa"/>
+            <w:tcBorders>
+              <w:top w:val="single" w:sz="6" w:space="0" w:color="E6E6E6"/>
+              <w:left w:val="single" w:sz="6" w:space="0" w:color="E6E6E6"/>
+              <w:bottom w:val="single" w:sz="6" w:space="0" w:color="E6E6E6"/>
+              <w:right w:val="single" w:sz="6" w:space="0" w:color="E6E6E6"/>
+            </w:tcBorders>
+            <w:tcMar>
+              <w:top w:w="40" w:type="dxa"/>
+              <w:left w:w="80" w:type="dxa"/>
+              <w:bottom w:w="40" w:type="dxa"/>
+              <w:right w:w="80" w:type="dxa"/>
+            </w:tcMar>
+            <w:vAlign w:val="center"/>
+          </w:tcPr>
+          <w:p>
+            <w:pPr>
+              <w:spacing w:after="0" w:line="264" w:lineRule="auto"/>
+            </w:pPr>
+            <w:r>
+              <w:rPr>
+                <w:rFonts w:ascii="Segoe UI" w:eastAsia="Segoe UI" w:hAnsi="Segoe UI" w:cs="Segoe UI"/>
+                <w:sz w:val="18"/>
+                <w:szCs w:val="18"/>
+                <w:lang w:val="es-VE"/>
+              </w:rPr>
+              <w:t xml:space="preserve">ZI_FI_AutoAcctDet_T2</w:t>
+            </w:r>
+          </w:p>
+        </w:tc>
+        <w:tc>
+          <w:tcPr>
+            <w:tcW w:w="3822" w:type="dxa"/>
+            <w:tcBorders>
+              <w:top w:val="single" w:sz="6" w:space="0" w:color="E6E6E6"/>
+              <w:left w:val="single" w:sz="6" w:space="0" w:color="E6E6E6"/>
+              <w:bottom w:val="single" w:sz="6" w:space="0" w:color="E6E6E6"/>
+              <w:right w:val="single" w:sz="6" w:space="0" w:color="E6E6E6"/>
+            </w:tcBorders>
+            <w:tcMar>
+              <w:top w:w="40" w:type="dxa"/>
+              <w:left w:w="80" w:type="dxa"/>
+              <w:bottom w:w="40" w:type="dxa"/>
+              <w:right w:w="80" w:type="dxa"/>
+            </w:tcMar>
+            <w:vAlign w:val="center"/>
+          </w:tcPr>
+          <w:p>
+            <w:pPr>
+              <w:spacing w:after="0" w:line="264" w:lineRule="auto"/>
+            </w:pPr>
+            <w:r>
+              <w:rPr>
+                <w:rFonts w:ascii="Segoe UI" w:eastAsia="Segoe UI" w:hAnsi="Segoe UI" w:cs="Segoe UI"/>
+                <w:sz w:val="18"/>
+                <w:szCs w:val="18"/>
+                <w:lang w:val="es-VE"/>
+              </w:rPr>
+              <w:t xml:space="preserve">GLAccount (KONTS)</w:t>
+            </w:r>
+          </w:p>
+        </w:tc>
+      </w:tr>
+      <w:tr>
+        <w:trPr>
+          <w:cantSplit/>
+        </w:trPr>
+        <w:tc>
+          <w:tcPr>
+            <w:tcW w:w="1950" w:type="dxa"/>
+            <w:tcBorders>
+              <w:top w:val="single" w:sz="6" w:space="0" w:color="E6E6E6"/>
+              <w:left w:val="single" w:sz="6" w:space="0" w:color="E6E6E6"/>
+              <w:bottom w:val="single" w:sz="6" w:space="0" w:color="E6E6E6"/>
+              <w:right w:val="single" w:sz="6" w:space="0" w:color="E6E6E6"/>
+            </w:tcBorders>
+            <w:tcMar>
+              <w:top w:w="40" w:type="dxa"/>
+              <w:left w:w="80" w:type="dxa"/>
+              <w:bottom w:w="40" w:type="dxa"/>
+              <w:right w:w="80" w:type="dxa"/>
+            </w:tcMar>
+            <w:vAlign w:val="center"/>
+          </w:tcPr>
+          <w:p>
+            <w:pPr>
+              <w:spacing w:after="0" w:line="264" w:lineRule="auto"/>
+            </w:pPr>
+            <w:r>
+              <w:rPr>
+                <w:rFonts w:ascii="Segoe UI" w:eastAsia="Segoe UI" w:hAnsi="Segoe UI" w:cs="Segoe UI"/>
+                <w:sz w:val="18"/>
+                <w:szCs w:val="18"/>
+                <w:lang w:val="es-VE"/>
+              </w:rPr>
+              <w:t xml:space="preserve">SKB1</w:t>
+            </w:r>
+          </w:p>
+        </w:tc>
+        <w:tc>
+          <w:tcPr>
+            <w:tcW w:w="3050" w:type="dxa"/>
+            <w:tcBorders>
+              <w:top w:val="single" w:sz="6" w:space="0" w:color="E6E6E6"/>
+              <w:left w:val="single" w:sz="6" w:space="0" w:color="E6E6E6"/>
+              <w:bottom w:val="single" w:sz="6" w:space="0" w:color="E6E6E6"/>
+              <w:right w:val="single" w:sz="6" w:space="0" w:color="E6E6E6"/>
+            </w:tcBorders>
+            <w:tcMar>
+              <w:top w:w="40" w:type="dxa"/>
+              <w:left w:w="80" w:type="dxa"/>
+              <w:bottom w:w="40" w:type="dxa"/>
+              <w:right w:w="80" w:type="dxa"/>
+            </w:tcMar>
+            <w:vAlign w:val="center"/>
+          </w:tcPr>
+          <w:p>
+            <w:pPr>
+              <w:spacing w:after="0" w:line="264" w:lineRule="auto"/>
+            </w:pPr>
+            <w:r>
+              <w:rPr>
+                <w:rFonts w:ascii="Segoe UI" w:eastAsia="Segoe UI" w:hAnsi="Segoe UI" w:cs="Segoe UI"/>
+                <w:sz w:val="18"/>
+                <w:szCs w:val="18"/>
+                <w:lang w:val="es-VE"/>
+              </w:rPr>
+              <w:t xml:space="preserve">ZI_FI_GLAcctCmmtItem_T2</w:t>
+            </w:r>
+          </w:p>
+        </w:tc>
+        <w:tc>
+          <w:tcPr>
+            <w:tcW w:w="3822" w:type="dxa"/>
+            <w:tcBorders>
+              <w:top w:val="single" w:sz="6" w:space="0" w:color="E6E6E6"/>
+              <w:left w:val="single" w:sz="6" w:space="0" w:color="E6E6E6"/>
+              <w:bottom w:val="single" w:sz="6" w:space="0" w:color="E6E6E6"/>
+              <w:right w:val="single" w:sz="6" w:space="0" w:color="E6E6E6"/>
+            </w:tcBorders>
+            <w:tcMar>
+              <w:top w:w="40" w:type="dxa"/>
+              <w:left w:w="80" w:type="dxa"/>
+              <w:bottom w:w="40" w:type="dxa"/>
+              <w:right w:w="80" w:type="dxa"/>
+            </w:tcMar>
+            <w:vAlign w:val="center"/>
+          </w:tcPr>
+          <w:p>
+            <w:pPr>
+              <w:spacing w:after="0" w:line="264" w:lineRule="auto"/>
+            </w:pPr>
+            <w:r>
+              <w:rPr>
+                <w:rFonts w:ascii="Segoe UI" w:eastAsia="Segoe UI" w:hAnsi="Segoe UI" w:cs="Segoe UI"/>
+                <w:sz w:val="18"/>
+                <w:szCs w:val="18"/>
+                <w:lang w:val="es-VE"/>
+              </w:rPr>
+              <w:t xml:space="preserve">CommitmentItem (FIPOS)</w:t>
+            </w:r>
+          </w:p>
+        </w:tc>
+      </w:tr>
+      <w:tr>
+        <w:trPr>
+          <w:cantSplit/>
+        </w:trPr>
+        <w:tc>
+          <w:tcPr>
+            <w:tcW w:w="1950" w:type="dxa"/>
+            <w:tcBorders>
+              <w:top w:val="single" w:sz="6" w:space="0" w:color="E6E6E6"/>
+              <w:left w:val="single" w:sz="6" w:space="0" w:color="E6E6E6"/>
+              <w:bottom w:val="single" w:sz="6" w:space="0" w:color="E6E6E6"/>
+              <w:right w:val="single" w:sz="6" w:space="0" w:color="E6E6E6"/>
+            </w:tcBorders>
+            <w:tcMar>
+              <w:top w:w="40" w:type="dxa"/>
+              <w:left w:w="80" w:type="dxa"/>
+              <w:bottom w:w="40" w:type="dxa"/>
+              <w:right w:w="80" w:type="dxa"/>
+            </w:tcMar>
+            <w:vAlign w:val="center"/>
+          </w:tcPr>
+          <w:p>
+            <w:pPr>
+              <w:spacing w:after="0" w:line="264" w:lineRule="auto"/>
+            </w:pPr>
+            <w:r>
+              <w:rPr>
+                <w:rFonts w:ascii="Segoe UI" w:eastAsia="Segoe UI" w:hAnsi="Segoe UI" w:cs="Segoe UI"/>
+                <w:sz w:val="18"/>
+                <w:szCs w:val="18"/>
+                <w:lang w:val="es-VE"/>
+              </w:rPr>
+              <w:t xml:space="preserve">FMCIT</w:t>
+            </w:r>
+          </w:p>
+        </w:tc>
+        <w:tc>
+          <w:tcPr>
+            <w:tcW w:w="3050" w:type="dxa"/>
+            <w:tcBorders>
+              <w:top w:val="single" w:sz="6" w:space="0" w:color="E6E6E6"/>
+              <w:left w:val="single" w:sz="6" w:space="0" w:color="E6E6E6"/>
+              <w:bottom w:val="single" w:sz="6" w:space="0" w:color="E6E6E6"/>
+              <w:right w:val="single" w:sz="6" w:space="0" w:color="E6E6E6"/>
+            </w:tcBorders>
+            <w:tcMar>
+              <w:top w:w="40" w:type="dxa"/>
+              <w:left w:w="80" w:type="dxa"/>
+              <w:bottom w:w="40" w:type="dxa"/>
+              <w:right w:w="80" w:type="dxa"/>
+            </w:tcMar>
+            <w:vAlign w:val="center"/>
+          </w:tcPr>
+          <w:p>
+            <w:pPr>
+              <w:spacing w:after="0" w:line="264" w:lineRule="auto"/>
+            </w:pPr>
+            <w:r>
+              <w:rPr>
+                <w:rFonts w:ascii="Segoe UI" w:eastAsia="Segoe UI" w:hAnsi="Segoe UI" w:cs="Segoe UI"/>
+                <w:sz w:val="18"/>
+                <w:szCs w:val="18"/>
+                <w:lang w:val="es-VE"/>
+              </w:rPr>
+              <w:t xml:space="preserve">ZI_PSM_CmmtItemText_T2</w:t>
+            </w:r>
+          </w:p>
+        </w:tc>
+        <w:tc>
+          <w:tcPr>
+            <w:tcW w:w="3822" w:type="dxa"/>
+            <w:tcBorders>
+              <w:top w:val="single" w:sz="6" w:space="0" w:color="E6E6E6"/>
+              <w:left w:val="single" w:sz="6" w:space="0" w:color="E6E6E6"/>
+              <w:bottom w:val="single" w:sz="6" w:space="0" w:color="E6E6E6"/>
+              <w:right w:val="single" w:sz="6" w:space="0" w:color="E6E6E6"/>
+            </w:tcBorders>
+            <w:tcMar>
+              <w:top w:w="40" w:type="dxa"/>
+              <w:left w:w="80" w:type="dxa"/>
+              <w:bottom w:w="40" w:type="dxa"/>
+              <w:right w:w="80" w:type="dxa"/>
+            </w:tcMar>
+            <w:vAlign w:val="center"/>
+          </w:tcPr>
+          <w:p>
+            <w:pPr>
+              <w:spacing w:after="0" w:line="264" w:lineRule="auto"/>
+            </w:pPr>
+            <w:r>
+              <w:rPr>
+                <w:rFonts w:ascii="Segoe UI" w:eastAsia="Segoe UI" w:hAnsi="Segoe UI" w:cs="Segoe UI"/>
+                <w:sz w:val="18"/>
+                <w:szCs w:val="18"/>
+                <w:lang w:val="es-VE"/>
+              </w:rPr>
+              <w:t xml:space="preserve">CommitmentItemName (TEXT1)</w:t>
+            </w:r>
+          </w:p>
+        </w:tc>
+      </w:tr>
+      <w:tr>
+        <w:trPr>
+          <w:cantSplit/>
+        </w:trPr>
+        <w:tc>
+          <w:tcPr>
+            <w:tcW w:w="1950" w:type="dxa"/>
+            <w:tcBorders>
+              <w:top w:val="single" w:sz="6" w:space="0" w:color="E6E6E6"/>
+              <w:left w:val="single" w:sz="6" w:space="0" w:color="E6E6E6"/>
+              <w:bottom w:val="single" w:sz="6" w:space="0" w:color="E6E6E6"/>
+              <w:right w:val="single" w:sz="6" w:space="0" w:color="E6E6E6"/>
+            </w:tcBorders>
+            <w:tcMar>
+              <w:top w:w="40" w:type="dxa"/>
+              <w:left w:w="80" w:type="dxa"/>
+              <w:bottom w:w="40" w:type="dxa"/>
+              <w:right w:w="80" w:type="dxa"/>
+            </w:tcMar>
+            <w:vAlign w:val="center"/>
+          </w:tcPr>
+          <w:p>
+            <w:pPr>
+              <w:spacing w:after="0" w:line="264" w:lineRule="auto"/>
+            </w:pPr>
+            <w:r>
+              <w:rPr>
+                <w:rFonts w:ascii="Segoe UI" w:eastAsia="Segoe UI" w:hAnsi="Segoe UI" w:cs="Segoe UI"/>
+                <w:sz w:val="18"/>
+                <w:szCs w:val="18"/>
+                <w:lang w:val="es-VE"/>
+              </w:rPr>
+              <w:t xml:space="preserve">ZTCTAS_REGULAT</w:t>
+            </w:r>
+          </w:p>
+        </w:tc>
+        <w:tc>
+          <w:tcPr>
+            <w:tcW w:w="3050" w:type="dxa"/>
+            <w:tcBorders>
+              <w:top w:val="single" w:sz="6" w:space="0" w:color="E6E6E6"/>
+              <w:left w:val="single" w:sz="6" w:space="0" w:color="E6E6E6"/>
+              <w:bottom w:val="single" w:sz="6" w:space="0" w:color="E6E6E6"/>
+              <w:right w:val="single" w:sz="6" w:space="0" w:color="E6E6E6"/>
+            </w:tcBorders>
+            <w:tcMar>
+              <w:top w:w="40" w:type="dxa"/>
+              <w:left w:w="80" w:type="dxa"/>
+              <w:bottom w:w="40" w:type="dxa"/>
+              <w:right w:w="80" w:type="dxa"/>
+            </w:tcMar>
+            <w:vAlign w:val="center"/>
+          </w:tcPr>
+          <w:p>
+            <w:pPr>
+              <w:spacing w:after="0" w:line="264" w:lineRule="auto"/>
+            </w:pPr>
+            <w:r>
+              <w:rPr>
+                <w:rFonts w:ascii="Segoe UI" w:eastAsia="Segoe UI" w:hAnsi="Segoe UI" w:cs="Segoe UI"/>
+                <w:sz w:val="18"/>
+                <w:szCs w:val="18"/>
+                <w:lang w:val="es-VE"/>
+              </w:rPr>
+              <w:t xml:space="preserve">ZI_FI_CtasRegulat_T2</w:t>
+            </w:r>
+          </w:p>
+        </w:tc>
+        <w:tc>
+          <w:tcPr>
+            <w:tcW w:w="3822" w:type="dxa"/>
+            <w:tcBorders>
+              <w:top w:val="single" w:sz="6" w:space="0" w:color="E6E6E6"/>
+              <w:left w:val="single" w:sz="6" w:space="0" w:color="E6E6E6"/>
+              <w:bottom w:val="single" w:sz="6" w:space="0" w:color="E6E6E6"/>
+              <w:right w:val="single" w:sz="6" w:space="0" w:color="E6E6E6"/>
+            </w:tcBorders>
+            <w:tcMar>
+              <w:top w:w="40" w:type="dxa"/>
+              <w:left w:w="80" w:type="dxa"/>
+              <w:bottom w:w="40" w:type="dxa"/>
+              <w:right w:w="80" w:type="dxa"/>
+            </w:tcMar>
+            <w:vAlign w:val="center"/>
+          </w:tcPr>
+          <w:p>
+            <w:pPr>
+              <w:spacing w:after="0" w:line="264" w:lineRule="auto"/>
+            </w:pPr>
+            <w:r>
+              <w:rPr>
+                <w:rFonts w:ascii="Segoe UI" w:eastAsia="Segoe UI" w:hAnsi="Segoe UI" w:cs="Segoe UI"/>
+                <w:sz w:val="18"/>
+                <w:szCs w:val="18"/>
+                <w:lang w:val="es-VE"/>
+              </w:rPr>
+              <w:t xml:space="preserve">RegulatoryAccount (CTAREG)</w:t>
+            </w:r>
+          </w:p>
+        </w:tc>
+      </w:tr>
+      <w:tr>
+        <w:trPr>
+          <w:cantSplit/>
+        </w:trPr>
+        <w:tc>
+          <w:tcPr>
+            <w:tcW w:w="1950" w:type="dxa"/>
+            <w:tcBorders>
+              <w:top w:val="single" w:sz="6" w:space="0" w:color="E6E6E6"/>
+              <w:left w:val="single" w:sz="6" w:space="0" w:color="E6E6E6"/>
+              <w:bottom w:val="single" w:sz="6" w:space="0" w:color="E6E6E6"/>
+              <w:right w:val="single" w:sz="6" w:space="0" w:color="E6E6E6"/>
+            </w:tcBorders>
+            <w:tcMar>
+              <w:top w:w="40" w:type="dxa"/>
+              <w:left w:w="80" w:type="dxa"/>
+              <w:bottom w:w="40" w:type="dxa"/>
+              <w:right w:w="80" w:type="dxa"/>
+            </w:tcMar>
+            <w:vAlign w:val="center"/>
+          </w:tcPr>
+          <w:p>
+            <w:pPr>
+              <w:spacing w:after="0" w:line="264" w:lineRule="auto"/>
+            </w:pPr>
+            <w:r>
+              <w:rPr>
+                <w:rFonts w:ascii="Segoe UI" w:eastAsia="Segoe UI" w:hAnsi="Segoe UI" w:cs="Segoe UI"/>
+                <w:sz w:val="18"/>
+                <w:szCs w:val="18"/>
+                <w:lang w:val="es-VE"/>
+              </w:rPr>
+              <w:t xml:space="preserve">ZTCLASE_AF</w:t>
+            </w:r>
+          </w:p>
+        </w:tc>
+        <w:tc>
+          <w:tcPr>
+            <w:tcW w:w="3050" w:type="dxa"/>
+            <w:tcBorders>
+              <w:top w:val="single" w:sz="6" w:space="0" w:color="E6E6E6"/>
+              <w:left w:val="single" w:sz="6" w:space="0" w:color="E6E6E6"/>
+              <w:bottom w:val="single" w:sz="6" w:space="0" w:color="E6E6E6"/>
+              <w:right w:val="single" w:sz="6" w:space="0" w:color="E6E6E6"/>
+            </w:tcBorders>
+            <w:tcMar>
+              <w:top w:w="40" w:type="dxa"/>
+              <w:left w:w="80" w:type="dxa"/>
+              <w:bottom w:w="40" w:type="dxa"/>
+              <w:right w:w="80" w:type="dxa"/>
+            </w:tcMar>
+            <w:vAlign w:val="center"/>
+          </w:tcPr>
+          <w:p>
+            <w:pPr>
+              <w:spacing w:after="0" w:line="264" w:lineRule="auto"/>
+            </w:pPr>
+            <w:r>
+              <w:rPr>
+                <w:rFonts w:ascii="Segoe UI" w:eastAsia="Segoe UI" w:hAnsi="Segoe UI" w:cs="Segoe UI"/>
+                <w:sz w:val="18"/>
+                <w:szCs w:val="18"/>
+                <w:lang w:val="es-VE"/>
+              </w:rPr>
+              <w:t xml:space="preserve">ZI_FI_AssetClassByValCl_T2</w:t>
+            </w:r>
+          </w:p>
+        </w:tc>
+        <w:tc>
+          <w:tcPr>
+            <w:tcW w:w="3822" w:type="dxa"/>
+            <w:tcBorders>
+              <w:top w:val="single" w:sz="6" w:space="0" w:color="E6E6E6"/>
+              <w:left w:val="single" w:sz="6" w:space="0" w:color="E6E6E6"/>
+              <w:bottom w:val="single" w:sz="6" w:space="0" w:color="E6E6E6"/>
+              <w:right w:val="single" w:sz="6" w:space="0" w:color="E6E6E6"/>
+            </w:tcBorders>
+            <w:tcMar>
+              <w:top w:w="40" w:type="dxa"/>
+              <w:left w:w="80" w:type="dxa"/>
+              <w:bottom w:w="40" w:type="dxa"/>
+              <w:right w:w="80" w:type="dxa"/>
+            </w:tcMar>
+            <w:vAlign w:val="center"/>
+          </w:tcPr>
+          <w:p>
+            <w:pPr>
+              <w:spacing w:after="0" w:line="264" w:lineRule="auto"/>
+            </w:pPr>
+            <w:r>
+              <w:rPr>
+                <w:rFonts w:ascii="Segoe UI" w:eastAsia="Segoe UI" w:hAnsi="Segoe UI" w:cs="Segoe UI"/>
+                <w:sz w:val="18"/>
+                <w:szCs w:val="18"/>
+                <w:lang w:val="es-VE"/>
+              </w:rPr>
+              <w:t xml:space="preserve">AssetClass (ANLKL)</w:t>
+            </w:r>
+          </w:p>
+        </w:tc>
+      </w:tr>
+      <w:tr>
+        <w:trPr>
+          <w:cantSplit/>
+        </w:trPr>
+        <w:tc>
+          <w:tcPr>
+            <w:tcW w:w="1950" w:type="dxa"/>
+            <w:tcBorders>
+              <w:top w:val="single" w:sz="6" w:space="0" w:color="E6E6E6"/>
+              <w:left w:val="single" w:sz="6" w:space="0" w:color="E6E6E6"/>
+              <w:bottom w:val="single" w:sz="6" w:space="0" w:color="E6E6E6"/>
+              <w:right w:val="single" w:sz="6" w:space="0" w:color="E6E6E6"/>
+            </w:tcBorders>
+            <w:tcMar>
+              <w:top w:w="40" w:type="dxa"/>
+              <w:left w:w="80" w:type="dxa"/>
+              <w:bottom w:w="40" w:type="dxa"/>
+              <w:right w:w="80" w:type="dxa"/>
+            </w:tcMar>
+            <w:vAlign w:val="center"/>
+          </w:tcPr>
+          <w:p>
+            <w:pPr>
+              <w:spacing w:after="0" w:line="264" w:lineRule="auto"/>
+            </w:pPr>
+            <w:r>
+              <w:rPr>
+                <w:rFonts w:ascii="Segoe UI" w:eastAsia="Segoe UI" w:hAnsi="Segoe UI" w:cs="Segoe UI"/>
+                <w:sz w:val="18"/>
+                <w:szCs w:val="18"/>
+                <w:lang w:val="es-VE"/>
+              </w:rPr>
+              <w:t xml:space="preserve">ANKA</w:t>
+            </w:r>
+          </w:p>
+        </w:tc>
+        <w:tc>
+          <w:tcPr>
+            <w:tcW w:w="3050" w:type="dxa"/>
+            <w:tcBorders>
+              <w:top w:val="single" w:sz="6" w:space="0" w:color="E6E6E6"/>
+              <w:left w:val="single" w:sz="6" w:space="0" w:color="E6E6E6"/>
+              <w:bottom w:val="single" w:sz="6" w:space="0" w:color="E6E6E6"/>
+              <w:right w:val="single" w:sz="6" w:space="0" w:color="E6E6E6"/>
+            </w:tcBorders>
+            <w:tcMar>
+              <w:top w:w="40" w:type="dxa"/>
+              <w:left w:w="80" w:type="dxa"/>
+              <w:bottom w:w="40" w:type="dxa"/>
+              <w:right w:w="80" w:type="dxa"/>
+            </w:tcMar>
+            <w:vAlign w:val="center"/>
+          </w:tcPr>
+          <w:p>
+            <w:pPr>
+              <w:spacing w:after="0" w:line="264" w:lineRule="auto"/>
+            </w:pPr>
+            <w:r>
+              <w:rPr>
+                <w:rFonts w:ascii="Segoe UI" w:eastAsia="Segoe UI" w:hAnsi="Segoe UI" w:cs="Segoe UI"/>
+                <w:sz w:val="18"/>
+                <w:szCs w:val="18"/>
+                <w:lang w:val="es-VE"/>
+              </w:rPr>
+              <w:t xml:space="preserve">ZI_FI_AssetClassAcctDet_T2</w:t>
+            </w:r>
+          </w:p>
+        </w:tc>
+        <w:tc>
+          <w:tcPr>
+            <w:tcW w:w="3822" w:type="dxa"/>
+            <w:tcBorders>
+              <w:top w:val="single" w:sz="6" w:space="0" w:color="E6E6E6"/>
+              <w:left w:val="single" w:sz="6" w:space="0" w:color="E6E6E6"/>
+              <w:bottom w:val="single" w:sz="6" w:space="0" w:color="E6E6E6"/>
+              <w:right w:val="single" w:sz="6" w:space="0" w:color="E6E6E6"/>
+            </w:tcBorders>
+            <w:tcMar>
+              <w:top w:w="40" w:type="dxa"/>
+              <w:left w:w="80" w:type="dxa"/>
+              <w:bottom w:w="40" w:type="dxa"/>
+              <w:right w:w="80" w:type="dxa"/>
+            </w:tcMar>
+            <w:vAlign w:val="center"/>
+          </w:tcPr>
+          <w:p>
+            <w:pPr>
+              <w:spacing w:after="0" w:line="264" w:lineRule="auto"/>
+            </w:pPr>
+            <w:r>
+              <w:rPr>
+                <w:rFonts w:ascii="Segoe UI" w:eastAsia="Segoe UI" w:hAnsi="Segoe UI" w:cs="Segoe UI"/>
+                <w:sz w:val="18"/>
+                <w:szCs w:val="18"/>
+                <w:lang w:val="es-VE"/>
+              </w:rPr>
+              <w:t xml:space="preserve">AssetAccountDetermination (KTOGR)</w:t>
+            </w:r>
+          </w:p>
+        </w:tc>
+      </w:tr>
+      <w:tr>
+        <w:trPr>
+          <w:cantSplit/>
+        </w:trPr>
+        <w:tc>
+          <w:tcPr>
+            <w:tcW w:w="1950" w:type="dxa"/>
+            <w:tcBorders>
+              <w:top w:val="single" w:sz="6" w:space="0" w:color="E6E6E6"/>
+              <w:left w:val="single" w:sz="6" w:space="0" w:color="E6E6E6"/>
+              <w:bottom w:val="single" w:sz="6" w:space="0" w:color="E6E6E6"/>
+              <w:right w:val="single" w:sz="6" w:space="0" w:color="E6E6E6"/>
+            </w:tcBorders>
+            <w:tcMar>
+              <w:top w:w="40" w:type="dxa"/>
+              <w:left w:w="80" w:type="dxa"/>
+              <w:bottom w:w="40" w:type="dxa"/>
+              <w:right w:w="80" w:type="dxa"/>
+            </w:tcMar>
+            <w:vAlign w:val="center"/>
+          </w:tcPr>
+          <w:p>
+            <w:pPr>
+              <w:spacing w:after="0" w:line="264" w:lineRule="auto"/>
+            </w:pPr>
+            <w:r>
+              <w:rPr>
+                <w:rFonts w:ascii="Segoe UI" w:eastAsia="Segoe UI" w:hAnsi="Segoe UI" w:cs="Segoe UI"/>
+                <w:sz w:val="18"/>
+                <w:szCs w:val="18"/>
+                <w:lang w:val="es-VE"/>
+              </w:rPr>
+              <w:t xml:space="preserve">T095</w:t>
+            </w:r>
+          </w:p>
+        </w:tc>
+        <w:tc>
+          <w:tcPr>
+            <w:tcW w:w="3050" w:type="dxa"/>
+            <w:tcBorders>
+              <w:top w:val="single" w:sz="6" w:space="0" w:color="E6E6E6"/>
+              <w:left w:val="single" w:sz="6" w:space="0" w:color="E6E6E6"/>
+              <w:bottom w:val="single" w:sz="6" w:space="0" w:color="E6E6E6"/>
+              <w:right w:val="single" w:sz="6" w:space="0" w:color="E6E6E6"/>
+            </w:tcBorders>
+            <w:tcMar>
+              <w:top w:w="40" w:type="dxa"/>
+              <w:left w:w="80" w:type="dxa"/>
+              <w:bottom w:w="40" w:type="dxa"/>
+              <w:right w:w="80" w:type="dxa"/>
+            </w:tcMar>
+            <w:vAlign w:val="center"/>
+          </w:tcPr>
+          <w:p>
+            <w:pPr>
+              <w:spacing w:after="0" w:line="264" w:lineRule="auto"/>
+            </w:pPr>
+            <w:r>
+              <w:rPr>
+                <w:rFonts w:ascii="Segoe UI" w:eastAsia="Segoe UI" w:hAnsi="Segoe UI" w:cs="Segoe UI"/>
+                <w:sz w:val="18"/>
+                <w:szCs w:val="18"/>
+                <w:lang w:val="es-VE"/>
+              </w:rPr>
+              <w:t xml:space="preserve">ZI_FI_AssetGLAccount_T2</w:t>
+            </w:r>
+          </w:p>
+        </w:tc>
+        <w:tc>
+          <w:tcPr>
+            <w:tcW w:w="3822" w:type="dxa"/>
+            <w:tcBorders>
+              <w:top w:val="single" w:sz="6" w:space="0" w:color="E6E6E6"/>
+              <w:left w:val="single" w:sz="6" w:space="0" w:color="E6E6E6"/>
+              <w:bottom w:val="single" w:sz="6" w:space="0" w:color="E6E6E6"/>
+              <w:right w:val="single" w:sz="6" w:space="0" w:color="E6E6E6"/>
+            </w:tcBorders>
+            <w:tcMar>
+              <w:top w:w="40" w:type="dxa"/>
+              <w:left w:w="80" w:type="dxa"/>
+              <w:bottom w:w="40" w:type="dxa"/>
+              <w:right w:w="80" w:type="dxa"/>
+            </w:tcMar>
+            <w:vAlign w:val="center"/>
+          </w:tcPr>
+          <w:p>
+            <w:pPr>
+              <w:spacing w:after="0" w:line="264" w:lineRule="auto"/>
+            </w:pPr>
+            <w:r>
+              <w:rPr>
+                <w:rFonts w:ascii="Segoe UI" w:eastAsia="Segoe UI" w:hAnsi="Segoe UI" w:cs="Segoe UI"/>
+                <w:sz w:val="18"/>
+                <w:szCs w:val="18"/>
+                <w:lang w:val="es-VE"/>
+              </w:rPr>
+              <w:t xml:space="preserve">AcquisitionCostAccount (KTANSW)</w:t>
+            </w:r>
+          </w:p>
+        </w:tc>
+      </w:tr>
+    </w:tbl>
+    <w:p>
+      <w:pPr>
+        <w:spacing w:after="0"/>
+      </w:pPr>
+    </w:p>
+    <w:p>
+      <w:pPr>
         <w:pStyle w:val="Ttulo2"/>
         <w:spacing w:before="261" w:after="261" w:line="300" w:lineRule="auto"/>
+        <w:rPr>
+          <w:lang w:val="es-VE"/>
+        </w:rPr>
+      </w:pPr>
+      <w:r>
         <w:rPr>
           <w:rFonts w:ascii="Segoe UI" w:eastAsia="Segoe UI" w:hAnsi="Segoe UI" w:cs="Segoe UI"/>
           <w:b/>
           <w:bCs/>
           <w:sz w:val="31"/>
           <w:szCs w:val="31"/>
+          <w:lang w:val="es-VE"/>
+        </w:rPr>
+        <w:t xml:space="preserve">4.  Lógica de negocio</w:t>
+      </w:r>
+    </w:p>
+    <w:p>
+      <w:pPr>
+        <w:pStyle w:val="Ttulo3"/>
+        <w:spacing w:before="246" w:after="160" w:line="300" w:lineRule="auto"/>
+        <w:rPr>
+          <w:lang w:val="es-VE"/>
+        </w:rPr>
+      </w:pPr>
+      <w:r>
+        <w:rPr>
+          <w:rFonts w:ascii="Segoe UI" w:eastAsia="Segoe UI" w:hAnsi="Segoe UI" w:cs="Segoe UI"/>
+          <w:b/>
+          <w:bCs/>
+          <w:lang w:val="es-VE"/>
+        </w:rPr>
+        <w:t xml:space="preserve">Determinación de la cuenta de mayor</w:t>
+      </w:r>
+    </w:p>
+    <w:p>
+      <w:pPr>
+        <w:spacing w:before="210" w:after="210" w:line="300" w:lineRule="auto"/>
+        <w:jc w:val="both"/>
+      </w:pPr>
+      <w:r>
+        <w:rPr>
+          <w:rFonts w:ascii="Segoe UI" w:eastAsia="Segoe UI" w:hAnsi="Segoe UI" w:cs="Segoe UI"/>
+          <w:sz w:val="21"/>
+          <w:szCs w:val="21"/>
+          <w:lang w:val="es-VE"/>
+        </w:rPr>
+        <w:t xml:space="preserve">La cuenta de mayor se determina en </w:t>
+      </w:r>
+      <w:r>
+        <w:rPr>
+          <w:rFonts w:ascii="Segoe UI" w:eastAsia="Segoe UI" w:hAnsi="Segoe UI" w:cs="Segoe UI"/>
+          <w:b/>
+          <w:bCs/>
+          <w:sz w:val="21"/>
+          <w:szCs w:val="21"/>
+          <w:lang w:val="es-VE"/>
+        </w:rPr>
+        <w:t xml:space="preserve">ZI_MM_MATPOSPREACCT</w:t>
+      </w:r>
+      <w:r>
+        <w:rPr>
+          <w:rFonts w:ascii="Segoe UI" w:eastAsia="Segoe UI" w:hAnsi="Segoe UI" w:cs="Segoe UI"/>
+          <w:sz w:val="21"/>
+          <w:szCs w:val="21"/>
+          <w:lang w:val="es-VE"/>
+        </w:rPr>
+        <w:t xml:space="preserve"> según el tipo de material. El plan de cuentas se obtiene de la sociedad asociada al área de valoración (T001K → T001-KTOPL).</w:t>
+      </w:r>
+    </w:p>
+    <w:tbl>
+      <w:tblPr>
+        <w:tblW w:w="8822" w:type="dxa"/>
+        <w:tblLayout w:type="fixed"/>
+        <w:tblLook w:val="06A0" w:firstRow="1" w:lastRow="0" w:firstColumn="1" w:lastColumn="0" w:noHBand="1" w:noVBand="1"/>
+      </w:tblPr>
+      <w:tblGrid>
+        <w:gridCol w:w="1900"/>
+        <w:gridCol w:w="4722"/>
+        <w:gridCol w:w="2200"/>
+      </w:tblGrid>
+      <w:tr>
+        <w:trPr>
+          <w:cantSplit/>
+          <w:tblHeader/>
+        </w:trPr>
+        <w:tc>
+          <w:tcPr>
+            <w:tcW w:w="1900" w:type="dxa"/>
+            <w:tcBorders>
+              <w:top w:val="single" w:sz="6" w:space="0" w:color="E6E6E6"/>
+              <w:left w:val="single" w:sz="6" w:space="0" w:color="E6E6E6"/>
+              <w:bottom w:val="single" w:sz="6" w:space="0" w:color="E6E6E6"/>
+              <w:right w:val="single" w:sz="6" w:space="0" w:color="E6E6E6"/>
+            </w:tcBorders>
+            <w:shd w:val="clear" w:color="auto" w:fill="F5F5F5"/>
+            <w:tcMar>
+              <w:top w:w="40" w:type="dxa"/>
+              <w:left w:w="80" w:type="dxa"/>
+              <w:bottom w:w="40" w:type="dxa"/>
+              <w:right w:w="80" w:type="dxa"/>
+            </w:tcMar>
+            <w:vAlign w:val="center"/>
+          </w:tcPr>
+          <w:p>
+            <w:pPr>
+              <w:spacing w:after="0" w:line="264" w:lineRule="auto"/>
+              <w:jc w:val="center"/>
+            </w:pPr>
+            <w:r>
+              <w:rPr>
+                <w:rFonts w:ascii="Segoe UI" w:eastAsia="Segoe UI" w:hAnsi="Segoe UI" w:cs="Segoe UI"/>
+                <w:b/>
+                <w:bCs/>
+                <w:sz w:val="18"/>
+                <w:szCs w:val="18"/>
+                <w:lang w:val="es-VE"/>
+              </w:rPr>
+              <w:t xml:space="preserve">Tipo de material</w:t>
+            </w:r>
+          </w:p>
+        </w:tc>
+        <w:tc>
+          <w:tcPr>
+            <w:tcW w:w="4722" w:type="dxa"/>
+            <w:tcBorders>
+              <w:top w:val="single" w:sz="6" w:space="0" w:color="E6E6E6"/>
+              <w:left w:val="single" w:sz="6" w:space="0" w:color="E6E6E6"/>
+              <w:bottom w:val="single" w:sz="6" w:space="0" w:color="E6E6E6"/>
+              <w:right w:val="single" w:sz="6" w:space="0" w:color="E6E6E6"/>
+            </w:tcBorders>
+            <w:shd w:val="clear" w:color="auto" w:fill="F5F5F5"/>
+            <w:tcMar>
+              <w:top w:w="40" w:type="dxa"/>
+              <w:left w:w="80" w:type="dxa"/>
+              <w:bottom w:w="40" w:type="dxa"/>
+              <w:right w:w="80" w:type="dxa"/>
+            </w:tcMar>
+            <w:vAlign w:val="center"/>
+          </w:tcPr>
+          <w:p>
+            <w:pPr>
+              <w:spacing w:after="0" w:line="264" w:lineRule="auto"/>
+              <w:jc w:val="center"/>
+            </w:pPr>
+            <w:r>
+              <w:rPr>
+                <w:rFonts w:ascii="Segoe UI" w:eastAsia="Segoe UI" w:hAnsi="Segoe UI" w:cs="Segoe UI"/>
+                <w:b/>
+                <w:bCs/>
+                <w:sz w:val="18"/>
+                <w:szCs w:val="18"/>
+                <w:lang w:val="es-VE"/>
+              </w:rPr>
+              <w:t xml:space="preserve">Cadena de determinación</w:t>
+            </w:r>
+          </w:p>
+        </w:tc>
+        <w:tc>
+          <w:tcPr>
+            <w:tcW w:w="2200" w:type="dxa"/>
+            <w:tcBorders>
+              <w:top w:val="single" w:sz="6" w:space="0" w:color="E6E6E6"/>
+              <w:left w:val="single" w:sz="6" w:space="0" w:color="E6E6E6"/>
+              <w:bottom w:val="single" w:sz="6" w:space="0" w:color="E6E6E6"/>
+              <w:right w:val="single" w:sz="6" w:space="0" w:color="E6E6E6"/>
+            </w:tcBorders>
+            <w:shd w:val="clear" w:color="auto" w:fill="F5F5F5"/>
+            <w:tcMar>
+              <w:top w:w="40" w:type="dxa"/>
+              <w:left w:w="80" w:type="dxa"/>
+              <w:bottom w:w="40" w:type="dxa"/>
+              <w:right w:w="80" w:type="dxa"/>
+            </w:tcMar>
+            <w:vAlign w:val="center"/>
+          </w:tcPr>
+          <w:p>
+            <w:pPr>
+              <w:spacing w:after="0" w:line="264" w:lineRule="auto"/>
+              <w:jc w:val="center"/>
+            </w:pPr>
+            <w:r>
+              <w:rPr>
+                <w:rFonts w:ascii="Segoe UI" w:eastAsia="Segoe UI" w:hAnsi="Segoe UI" w:cs="Segoe UI"/>
+                <w:b/>
+                <w:bCs/>
+                <w:sz w:val="18"/>
+                <w:szCs w:val="18"/>
+                <w:lang w:val="es-VE"/>
+              </w:rPr>
+              <w:t xml:space="preserve">Cuenta de mayor</w:t>
+            </w:r>
+          </w:p>
+        </w:tc>
+      </w:tr>
+      <w:tr>
+        <w:trPr>
+          <w:cantSplit/>
+        </w:trPr>
+        <w:tc>
+          <w:tcPr>
+            <w:tcW w:w="1900" w:type="dxa"/>
+            <w:tcBorders>
+              <w:top w:val="single" w:sz="6" w:space="0" w:color="E6E6E6"/>
+              <w:left w:val="single" w:sz="6" w:space="0" w:color="E6E6E6"/>
+              <w:bottom w:val="single" w:sz="6" w:space="0" w:color="E6E6E6"/>
+              <w:right w:val="single" w:sz="6" w:space="0" w:color="E6E6E6"/>
+            </w:tcBorders>
+            <w:tcMar>
+              <w:top w:w="40" w:type="dxa"/>
+              <w:left w:w="80" w:type="dxa"/>
+              <w:bottom w:w="40" w:type="dxa"/>
+              <w:right w:w="80" w:type="dxa"/>
+            </w:tcMar>
+            <w:vAlign w:val="center"/>
+          </w:tcPr>
+          <w:p>
+            <w:pPr>
+              <w:spacing w:after="0" w:line="264" w:lineRule="auto"/>
+            </w:pPr>
+            <w:r>
+              <w:rPr>
+                <w:rFonts w:ascii="Segoe UI" w:eastAsia="Segoe UI" w:hAnsi="Segoe UI" w:cs="Segoe UI"/>
+                <w:b/>
+                <w:bCs/>
+                <w:sz w:val="18"/>
+                <w:szCs w:val="18"/>
+                <w:lang w:val="es-VE"/>
+              </w:rPr>
+              <w:t xml:space="preserve">RACF</w:t>
+            </w:r>
+            <w:r>
+              <w:rPr>
+                <w:rFonts w:ascii="Segoe UI" w:eastAsia="Segoe UI" w:hAnsi="Segoe UI" w:cs="Segoe UI"/>
+                <w:sz w:val="18"/>
+                <w:szCs w:val="18"/>
+                <w:lang w:val="es-VE"/>
+              </w:rPr>
+              <w:t xml:space="preserve"> (activo fijo)</w:t>
+            </w:r>
+          </w:p>
+        </w:tc>
+        <w:tc>
+          <w:tcPr>
+            <w:tcW w:w="4722" w:type="dxa"/>
+            <w:tcBorders>
+              <w:top w:val="single" w:sz="6" w:space="0" w:color="E6E6E6"/>
+              <w:left w:val="single" w:sz="6" w:space="0" w:color="E6E6E6"/>
+              <w:bottom w:val="single" w:sz="6" w:space="0" w:color="E6E6E6"/>
+              <w:right w:val="single" w:sz="6" w:space="0" w:color="E6E6E6"/>
+            </w:tcBorders>
+            <w:tcMar>
+              <w:top w:w="40" w:type="dxa"/>
+              <w:left w:w="80" w:type="dxa"/>
+              <w:bottom w:w="40" w:type="dxa"/>
+              <w:right w:w="80" w:type="dxa"/>
+            </w:tcMar>
+            <w:vAlign w:val="center"/>
+          </w:tcPr>
+          <w:p>
+            <w:pPr>
+              <w:spacing w:after="0" w:line="264" w:lineRule="auto"/>
+            </w:pPr>
+            <w:r>
+              <w:rPr>
+                <w:rFonts w:ascii="Segoe UI" w:eastAsia="Segoe UI" w:hAnsi="Segoe UI" w:cs="Segoe UI"/>
+                <w:sz w:val="18"/>
+                <w:szCs w:val="18"/>
+                <w:lang w:val="es-VE"/>
+              </w:rPr>
+              <w:t xml:space="preserve">MBEW-BKLAS + KTOPL → ZTCLASE_AF (ANLKL) → ANKA (KTOGR) → T095 (KTOPL, KTOGR, AFABE = 01)</w:t>
+            </w:r>
+          </w:p>
+        </w:tc>
+        <w:tc>
+          <w:tcPr>
+            <w:tcW w:w="2200" w:type="dxa"/>
+            <w:tcBorders>
+              <w:top w:val="single" w:sz="6" w:space="0" w:color="E6E6E6"/>
+              <w:left w:val="single" w:sz="6" w:space="0" w:color="E6E6E6"/>
+              <w:bottom w:val="single" w:sz="6" w:space="0" w:color="E6E6E6"/>
+              <w:right w:val="single" w:sz="6" w:space="0" w:color="E6E6E6"/>
+            </w:tcBorders>
+            <w:tcMar>
+              <w:top w:w="40" w:type="dxa"/>
+              <w:left w:w="80" w:type="dxa"/>
+              <w:bottom w:w="40" w:type="dxa"/>
+              <w:right w:w="80" w:type="dxa"/>
+            </w:tcMar>
+            <w:vAlign w:val="center"/>
+          </w:tcPr>
+          <w:p>
+            <w:pPr>
+              <w:spacing w:after="0" w:line="264" w:lineRule="auto"/>
+            </w:pPr>
+            <w:r>
+              <w:rPr>
+                <w:rFonts w:ascii="Segoe UI" w:eastAsia="Segoe UI" w:hAnsi="Segoe UI" w:cs="Segoe UI"/>
+                <w:sz w:val="18"/>
+                <w:szCs w:val="18"/>
+                <w:lang w:val="es-VE"/>
+              </w:rPr>
+              <w:t xml:space="preserve">T095-KTANSW (Cta. CAP)</w:t>
+            </w:r>
+          </w:p>
+        </w:tc>
+      </w:tr>
+      <w:tr>
+        <w:trPr>
+          <w:cantSplit/>
+        </w:trPr>
+        <w:tc>
+          <w:tcPr>
+            <w:tcW w:w="1900" w:type="dxa"/>
+            <w:tcBorders>
+              <w:top w:val="single" w:sz="6" w:space="0" w:color="E6E6E6"/>
+              <w:left w:val="single" w:sz="6" w:space="0" w:color="E6E6E6"/>
+              <w:bottom w:val="single" w:sz="6" w:space="0" w:color="E6E6E6"/>
+              <w:right w:val="single" w:sz="6" w:space="0" w:color="E6E6E6"/>
+            </w:tcBorders>
+            <w:tcMar>
+              <w:top w:w="40" w:type="dxa"/>
+              <w:left w:w="80" w:type="dxa"/>
+              <w:bottom w:w="40" w:type="dxa"/>
+              <w:right w:w="80" w:type="dxa"/>
+            </w:tcMar>
+            <w:vAlign w:val="center"/>
+          </w:tcPr>
+          <w:p>
+            <w:pPr>
+              <w:spacing w:after="0" w:line="264" w:lineRule="auto"/>
+            </w:pPr>
+            <w:r>
+              <w:rPr>
+                <w:rFonts w:ascii="Segoe UI" w:eastAsia="Segoe UI" w:hAnsi="Segoe UI" w:cs="Segoe UI"/>
+                <w:sz w:val="18"/>
+                <w:szCs w:val="18"/>
+                <w:lang w:val="es-VE"/>
+              </w:rPr>
+              <w:t xml:space="preserve">Todos los demás</w:t>
+            </w:r>
+          </w:p>
+        </w:tc>
+        <w:tc>
+          <w:tcPr>
+            <w:tcW w:w="4722" w:type="dxa"/>
+            <w:tcBorders>
+              <w:top w:val="single" w:sz="6" w:space="0" w:color="E6E6E6"/>
+              <w:left w:val="single" w:sz="6" w:space="0" w:color="E6E6E6"/>
+              <w:bottom w:val="single" w:sz="6" w:space="0" w:color="E6E6E6"/>
+              <w:right w:val="single" w:sz="6" w:space="0" w:color="E6E6E6"/>
+            </w:tcBorders>
+            <w:tcMar>
+              <w:top w:w="40" w:type="dxa"/>
+              <w:left w:w="80" w:type="dxa"/>
+              <w:bottom w:w="40" w:type="dxa"/>
+              <w:right w:w="80" w:type="dxa"/>
+            </w:tcMar>
+            <w:vAlign w:val="center"/>
+          </w:tcPr>
+          <w:p>
+            <w:pPr>
+              <w:spacing w:after="0" w:line="264" w:lineRule="auto"/>
+            </w:pPr>
+            <w:r>
+              <w:rPr>
+                <w:rFonts w:ascii="Segoe UI" w:eastAsia="Segoe UI" w:hAnsi="Segoe UI" w:cs="Segoe UI"/>
+                <w:sz w:val="18"/>
+                <w:szCs w:val="18"/>
+                <w:lang w:val="es-VE"/>
+              </w:rPr>
+              <w:t xml:space="preserve">MBEW-BKLAS → T030 (KTOSL = GBB, KOMOK, BWMOD de T001K)</w:t>
+            </w:r>
+          </w:p>
+        </w:tc>
+        <w:tc>
+          <w:tcPr>
+            <w:tcW w:w="2200" w:type="dxa"/>
+            <w:tcBorders>
+              <w:top w:val="single" w:sz="6" w:space="0" w:color="E6E6E6"/>
+              <w:left w:val="single" w:sz="6" w:space="0" w:color="E6E6E6"/>
+              <w:bottom w:val="single" w:sz="6" w:space="0" w:color="E6E6E6"/>
+              <w:right w:val="single" w:sz="6" w:space="0" w:color="E6E6E6"/>
+            </w:tcBorders>
+            <w:tcMar>
+              <w:top w:w="40" w:type="dxa"/>
+              <w:left w:w="80" w:type="dxa"/>
+              <w:bottom w:w="40" w:type="dxa"/>
+              <w:right w:w="80" w:type="dxa"/>
+            </w:tcMar>
+            <w:vAlign w:val="center"/>
+          </w:tcPr>
+          <w:p>
+            <w:pPr>
+              <w:spacing w:after="0" w:line="264" w:lineRule="auto"/>
+            </w:pPr>
+            <w:r>
+              <w:rPr>
+                <w:rFonts w:ascii="Segoe UI" w:eastAsia="Segoe UI" w:hAnsi="Segoe UI" w:cs="Segoe UI"/>
+                <w:sz w:val="18"/>
+                <w:szCs w:val="18"/>
+                <w:lang w:val="es-VE"/>
+              </w:rPr>
+              <w:t xml:space="preserve">T030-KONTS</w:t>
+            </w:r>
+          </w:p>
+        </w:tc>
+      </w:tr>
+    </w:tbl>
+    <w:p>
+      <w:pPr>
+        <w:spacing w:after="0"/>
+      </w:pPr>
+    </w:p>
+    <w:p>
+      <w:pPr>
+        <w:spacing w:before="210" w:after="210" w:line="300" w:lineRule="auto"/>
+        <w:jc w:val="both"/>
+      </w:pPr>
+      <w:r>
+        <w:rPr>
+          <w:rFonts w:ascii="Segoe UI" w:eastAsia="Segoe UI" w:hAnsi="Segoe UI" w:cs="Segoe UI"/>
+          <w:sz w:val="21"/>
+          <w:szCs w:val="21"/>
+          <w:lang w:val="es-VE"/>
+        </w:rPr>
+        <w:t xml:space="preserve">La selección se implementa con una expresión CASE sobre el tipo de material: </w:t>
+      </w:r>
+      <w:r>
+        <w:rPr>
+          <w:rFonts w:ascii="Segoe UI" w:eastAsia="Segoe UI" w:hAnsi="Segoe UI" w:cs="Segoe UI"/>
+          <w:b/>
+          <w:bCs/>
+          <w:sz w:val="21"/>
+          <w:szCs w:val="21"/>
+          <w:lang w:val="es-VE"/>
+        </w:rPr>
+        <w:t xml:space="preserve">when 'RACF'</w:t>
+      </w:r>
+      <w:r>
+        <w:rPr>
+          <w:rFonts w:ascii="Segoe UI" w:eastAsia="Segoe UI" w:hAnsi="Segoe UI" w:cs="Segoe UI"/>
+          <w:sz w:val="21"/>
+          <w:szCs w:val="21"/>
+          <w:lang w:val="es-VE"/>
+        </w:rPr>
+        <w:t xml:space="preserve"> toma la cuenta de T095 y </w:t>
+      </w:r>
+      <w:r>
+        <w:rPr>
+          <w:rFonts w:ascii="Segoe UI" w:eastAsia="Segoe UI" w:hAnsi="Segoe UI" w:cs="Segoe UI"/>
+          <w:b/>
+          <w:bCs/>
+          <w:sz w:val="21"/>
+          <w:szCs w:val="21"/>
+          <w:lang w:val="es-VE"/>
+        </w:rPr>
+        <w:t xml:space="preserve">else</w:t>
+      </w:r>
+      <w:r>
+        <w:rPr>
+          <w:rFonts w:ascii="Segoe UI" w:eastAsia="Segoe UI" w:hAnsi="Segoe UI" w:cs="Segoe UI"/>
+          <w:sz w:val="21"/>
+          <w:szCs w:val="21"/>
+          <w:lang w:val="es-VE"/>
+        </w:rPr>
+        <w:t xml:space="preserve"> toma la cuenta de T030. Para los materiales que no son RACF el resultado es el mismo que en el reporte original.</w:t>
+      </w:r>
+    </w:p>
+    <w:p>
+      <w:pPr>
+        <w:pStyle w:val="Ttulo3"/>
+        <w:spacing w:before="246" w:after="160" w:line="300" w:lineRule="auto"/>
+        <w:rPr>
+          <w:lang w:val="es-VE"/>
+        </w:rPr>
+      </w:pPr>
+      <w:r>
+        <w:rPr>
+          <w:rFonts w:ascii="Segoe UI" w:eastAsia="Segoe UI" w:hAnsi="Segoe UI" w:cs="Segoe UI"/>
+          <w:b/>
+          <w:bCs/>
+          <w:lang w:val="es-VE"/>
+        </w:rPr>
+        <w:t xml:space="preserve">Posición presupuestaria, textos y Cuenta AS400</w:t>
+      </w:r>
+    </w:p>
+    <w:p>
+      <w:pPr>
+        <w:spacing w:before="210" w:after="210" w:line="300" w:lineRule="auto"/>
+        <w:jc w:val="both"/>
+      </w:pPr>
+      <w:r>
+        <w:rPr>
+          <w:rFonts w:ascii="Segoe UI" w:eastAsia="Segoe UI" w:hAnsi="Segoe UI" w:cs="Segoe UI"/>
+          <w:sz w:val="21"/>
+          <w:szCs w:val="21"/>
+          <w:lang w:val="es-VE"/>
+        </w:rPr>
+        <w:t xml:space="preserve">Con la cuenta de mayor ya determinada, ambos tipos de material se resuelven igual en </w:t>
+      </w:r>
+      <w:r>
+        <w:rPr>
+          <w:rFonts w:ascii="Segoe UI" w:eastAsia="Segoe UI" w:hAnsi="Segoe UI" w:cs="Segoe UI"/>
+          <w:b/>
+          <w:bCs/>
+          <w:sz w:val="21"/>
+          <w:szCs w:val="21"/>
+          <w:lang w:val="es-VE"/>
+        </w:rPr>
+        <w:t xml:space="preserve">ZR_MM_MATPOSPRE</w:t>
+      </w:r>
+      <w:r>
+        <w:rPr>
+          <w:rFonts w:ascii="Segoe UI" w:eastAsia="Segoe UI" w:hAnsi="Segoe UI" w:cs="Segoe UI"/>
+          <w:sz w:val="21"/>
+          <w:szCs w:val="21"/>
+          <w:lang w:val="es-VE"/>
+        </w:rPr>
+        <w:t xml:space="preserve">:</w:t>
+      </w:r>
+    </w:p>
+    <w:p>
+      <w:pPr>
+        <w:spacing w:before="60" w:after="60" w:line="300" w:lineRule="auto"/>
+        <w:ind w:left="560" w:hanging="280"/>
+        <w:jc w:val="left"/>
+      </w:pPr>
+      <w:r>
+        <w:rPr>
+          <w:rFonts w:ascii="Segoe UI" w:eastAsia="Segoe UI" w:hAnsi="Segoe UI" w:cs="Segoe UI"/>
+          <w:sz w:val="21"/>
+          <w:szCs w:val="21"/>
+          <w:lang w:val="es-VE"/>
+        </w:rPr>
+        <w:t xml:space="preserve">• </w:t>
+      </w:r>
+      <w:r>
+        <w:rPr>
+          <w:rFonts w:ascii="Segoe UI" w:eastAsia="Segoe UI" w:hAnsi="Segoe UI" w:cs="Segoe UI"/>
+          <w:b/>
+          <w:bCs/>
+          <w:sz w:val="21"/>
+          <w:szCs w:val="21"/>
+          <w:lang w:val="es-VE"/>
+        </w:rPr>
+        <w:t xml:space="preserve">Pospre:</w:t>
+      </w:r>
+      <w:r>
+        <w:rPr>
+          <w:rFonts w:ascii="Segoe UI" w:eastAsia="Segoe UI" w:hAnsi="Segoe UI" w:cs="Segoe UI"/>
+          <w:sz w:val="21"/>
+          <w:szCs w:val="21"/>
+          <w:lang w:val="es-VE"/>
+        </w:rPr>
+        <w:t xml:space="preserve"> SKB1 por sociedad + cuenta → campo FIPOS (posición presupuestaria).</w:t>
+      </w:r>
+    </w:p>
+    <w:p>
+      <w:pPr>
+        <w:spacing w:before="60" w:after="60" w:line="300" w:lineRule="auto"/>
+        <w:ind w:left="560" w:hanging="280"/>
+        <w:jc w:val="left"/>
+      </w:pPr>
+      <w:r>
+        <w:rPr>
+          <w:rFonts w:ascii="Segoe UI" w:eastAsia="Segoe UI" w:hAnsi="Segoe UI" w:cs="Segoe UI"/>
+          <w:sz w:val="21"/>
+          <w:szCs w:val="21"/>
+          <w:lang w:val="es-VE"/>
+        </w:rPr>
+        <w:t xml:space="preserve">• </w:t>
+      </w:r>
+      <w:r>
+        <w:rPr>
+          <w:rFonts w:ascii="Segoe UI" w:eastAsia="Segoe UI" w:hAnsi="Segoe UI" w:cs="Segoe UI"/>
+          <w:b/>
+          <w:bCs/>
+          <w:sz w:val="21"/>
+          <w:szCs w:val="21"/>
+          <w:lang w:val="es-VE"/>
+        </w:rPr>
+        <w:t xml:space="preserve">Descripción Pospre:</w:t>
+      </w:r>
+      <w:r>
+        <w:rPr>
+          <w:rFonts w:ascii="Segoe UI" w:eastAsia="Segoe UI" w:hAnsi="Segoe UI" w:cs="Segoe UI"/>
+          <w:sz w:val="21"/>
+          <w:szCs w:val="21"/>
+          <w:lang w:val="es-VE"/>
+        </w:rPr>
+        <w:t xml:space="preserve"> FMCIT por entidad CP + posición + idioma, tomando el último ejercicio con texto.</w:t>
+      </w:r>
+    </w:p>
+    <w:p>
+      <w:pPr>
+        <w:spacing w:before="60" w:after="60" w:line="300" w:lineRule="auto"/>
+        <w:ind w:left="560" w:hanging="280"/>
+        <w:jc w:val="left"/>
+      </w:pPr>
+      <w:r>
+        <w:rPr>
+          <w:rFonts w:ascii="Segoe UI" w:eastAsia="Segoe UI" w:hAnsi="Segoe UI" w:cs="Segoe UI"/>
+          <w:sz w:val="21"/>
+          <w:szCs w:val="21"/>
+          <w:lang w:val="es-VE"/>
+        </w:rPr>
+        <w:t xml:space="preserve">• </w:t>
+      </w:r>
+      <w:r>
+        <w:rPr>
+          <w:rFonts w:ascii="Segoe UI" w:eastAsia="Segoe UI" w:hAnsi="Segoe UI" w:cs="Segoe UI"/>
+          <w:b/>
+          <w:bCs/>
+          <w:sz w:val="21"/>
+          <w:szCs w:val="21"/>
+          <w:lang w:val="es-VE"/>
+        </w:rPr>
+        <w:t xml:space="preserve">Texto cuenta y grupo de cuenta:</w:t>
+      </w:r>
+      <w:r>
+        <w:rPr>
+          <w:rFonts w:ascii="Segoe UI" w:eastAsia="Segoe UI" w:hAnsi="Segoe UI" w:cs="Segoe UI"/>
+          <w:sz w:val="21"/>
+          <w:szCs w:val="21"/>
+          <w:lang w:val="es-VE"/>
+        </w:rPr>
+        <w:t xml:space="preserve"> SKAT, SKA1 y T077Z por plan de cuentas.</w:t>
+      </w:r>
+    </w:p>
+    <w:p>
+      <w:pPr>
+        <w:spacing w:before="60" w:after="60" w:line="300" w:lineRule="auto"/>
+        <w:ind w:left="560" w:hanging="280"/>
+        <w:jc w:val="left"/>
+      </w:pPr>
+      <w:r>
+        <w:rPr>
+          <w:rFonts w:ascii="Segoe UI" w:eastAsia="Segoe UI" w:hAnsi="Segoe UI" w:cs="Segoe UI"/>
+          <w:sz w:val="21"/>
+          <w:szCs w:val="21"/>
+          <w:lang w:val="es-VE"/>
+        </w:rPr>
+        <w:t xml:space="preserve">• </w:t>
+      </w:r>
+      <w:r>
+        <w:rPr>
+          <w:rFonts w:ascii="Segoe UI" w:eastAsia="Segoe UI" w:hAnsi="Segoe UI" w:cs="Segoe UI"/>
+          <w:b/>
+          <w:bCs/>
+          <w:sz w:val="21"/>
+          <w:szCs w:val="21"/>
+          <w:lang w:val="es-VE"/>
+        </w:rPr>
+        <w:t xml:space="preserve">Cuenta AS400:</w:t>
+      </w:r>
+      <w:r>
+        <w:rPr>
+          <w:rFonts w:ascii="Segoe UI" w:eastAsia="Segoe UI" w:hAnsi="Segoe UI" w:cs="Segoe UI"/>
+          <w:sz w:val="21"/>
+          <w:szCs w:val="21"/>
+          <w:lang w:val="es-VE"/>
+        </w:rPr>
+        <w:t xml:space="preserve"> ZTCTAS_REGULAT por cuenta + plan de cuentas + sociedad → campo CTAREG (cuenta regulatoria).</w:t>
+      </w:r>
+    </w:p>
+    <w:p>
+      <w:pPr>
+        <w:pStyle w:val="Ttulo3"/>
+        <w:spacing w:before="246" w:after="160" w:line="300" w:lineRule="auto"/>
+        <w:rPr>
+          <w:lang w:val="es-VE"/>
+        </w:rPr>
+      </w:pPr>
+      <w:r>
+        <w:rPr>
+          <w:rFonts w:ascii="Segoe UI" w:eastAsia="Segoe UI" w:hAnsi="Segoe UI" w:cs="Segoe UI"/>
+          <w:b/>
+          <w:bCs/>
+          <w:lang w:val="es-VE"/>
+        </w:rPr>
+        <w:t xml:space="preserve">Ejemplo validado (material RACF)</w:t>
+      </w:r>
+    </w:p>
+    <w:tbl>
+      <w:tblPr>
+        <w:tblW w:w="8822" w:type="dxa"/>
+        <w:tblLayout w:type="fixed"/>
+        <w:tblLook w:val="06A0" w:firstRow="1" w:lastRow="0" w:firstColumn="1" w:lastColumn="0" w:noHBand="1" w:noVBand="1"/>
+      </w:tblPr>
+      <w:tblGrid>
+        <w:gridCol w:w="2600"/>
+        <w:gridCol w:w="3111"/>
+        <w:gridCol w:w="3111"/>
+      </w:tblGrid>
+      <w:tr>
+        <w:trPr>
+          <w:cantSplit/>
+          <w:tblHeader/>
+        </w:trPr>
+        <w:tc>
+          <w:tcPr>
+            <w:tcW w:w="2600" w:type="dxa"/>
+            <w:tcBorders>
+              <w:top w:val="single" w:sz="6" w:space="0" w:color="E6E6E6"/>
+              <w:left w:val="single" w:sz="6" w:space="0" w:color="E6E6E6"/>
+              <w:bottom w:val="single" w:sz="6" w:space="0" w:color="E6E6E6"/>
+              <w:right w:val="single" w:sz="6" w:space="0" w:color="E6E6E6"/>
+            </w:tcBorders>
+            <w:shd w:val="clear" w:color="auto" w:fill="F5F5F5"/>
+            <w:tcMar>
+              <w:top w:w="40" w:type="dxa"/>
+              <w:left w:w="80" w:type="dxa"/>
+              <w:bottom w:w="40" w:type="dxa"/>
+              <w:right w:w="80" w:type="dxa"/>
+            </w:tcMar>
+            <w:vAlign w:val="center"/>
+          </w:tcPr>
+          <w:p>
+            <w:pPr>
+              <w:spacing w:after="0" w:line="264" w:lineRule="auto"/>
+              <w:jc w:val="center"/>
+            </w:pPr>
+            <w:r>
+              <w:rPr>
+                <w:rFonts w:ascii="Segoe UI" w:eastAsia="Segoe UI" w:hAnsi="Segoe UI" w:cs="Segoe UI"/>
+                <w:b/>
+                <w:bCs/>
+                <w:sz w:val="18"/>
+                <w:szCs w:val="18"/>
+                <w:lang w:val="es-VE"/>
+              </w:rPr>
+              <w:t xml:space="preserve">Paso</w:t>
+            </w:r>
+          </w:p>
+        </w:tc>
+        <w:tc>
+          <w:tcPr>
+            <w:tcW w:w="3111" w:type="dxa"/>
+            <w:tcBorders>
+              <w:top w:val="single" w:sz="6" w:space="0" w:color="E6E6E6"/>
+              <w:left w:val="single" w:sz="6" w:space="0" w:color="E6E6E6"/>
+              <w:bottom w:val="single" w:sz="6" w:space="0" w:color="E6E6E6"/>
+              <w:right w:val="single" w:sz="6" w:space="0" w:color="E6E6E6"/>
+            </w:tcBorders>
+            <w:shd w:val="clear" w:color="auto" w:fill="F5F5F5"/>
+            <w:tcMar>
+              <w:top w:w="40" w:type="dxa"/>
+              <w:left w:w="80" w:type="dxa"/>
+              <w:bottom w:w="40" w:type="dxa"/>
+              <w:right w:w="80" w:type="dxa"/>
+            </w:tcMar>
+            <w:vAlign w:val="center"/>
+          </w:tcPr>
+          <w:p>
+            <w:pPr>
+              <w:spacing w:after="0" w:line="264" w:lineRule="auto"/>
+              <w:jc w:val="center"/>
+            </w:pPr>
+            <w:r>
+              <w:rPr>
+                <w:rFonts w:ascii="Segoe UI" w:eastAsia="Segoe UI" w:hAnsi="Segoe UI" w:cs="Segoe UI"/>
+                <w:b/>
+                <w:bCs/>
+                <w:sz w:val="18"/>
+                <w:szCs w:val="18"/>
+                <w:lang w:val="es-VE"/>
+              </w:rPr>
+              <w:t xml:space="preserve">Entrada</w:t>
+            </w:r>
+          </w:p>
+        </w:tc>
+        <w:tc>
+          <w:tcPr>
+            <w:tcW w:w="3111" w:type="dxa"/>
+            <w:tcBorders>
+              <w:top w:val="single" w:sz="6" w:space="0" w:color="E6E6E6"/>
+              <w:left w:val="single" w:sz="6" w:space="0" w:color="E6E6E6"/>
+              <w:bottom w:val="single" w:sz="6" w:space="0" w:color="E6E6E6"/>
+              <w:right w:val="single" w:sz="6" w:space="0" w:color="E6E6E6"/>
+            </w:tcBorders>
+            <w:shd w:val="clear" w:color="auto" w:fill="F5F5F5"/>
+            <w:tcMar>
+              <w:top w:w="40" w:type="dxa"/>
+              <w:left w:w="80" w:type="dxa"/>
+              <w:bottom w:w="40" w:type="dxa"/>
+              <w:right w:w="80" w:type="dxa"/>
+            </w:tcMar>
+            <w:vAlign w:val="center"/>
+          </w:tcPr>
+          <w:p>
+            <w:pPr>
+              <w:spacing w:after="0" w:line="264" w:lineRule="auto"/>
+              <w:jc w:val="center"/>
+            </w:pPr>
+            <w:r>
+              <w:rPr>
+                <w:rFonts w:ascii="Segoe UI" w:eastAsia="Segoe UI" w:hAnsi="Segoe UI" w:cs="Segoe UI"/>
+                <w:b/>
+                <w:bCs/>
+                <w:sz w:val="18"/>
+                <w:szCs w:val="18"/>
+                <w:lang w:val="es-VE"/>
+              </w:rPr>
+              <w:t xml:space="preserve">Resultado</w:t>
+            </w:r>
+          </w:p>
+        </w:tc>
+      </w:tr>
+      <w:tr>
+        <w:trPr>
+          <w:cantSplit/>
+        </w:trPr>
+        <w:tc>
+          <w:tcPr>
+            <w:tcW w:w="2600" w:type="dxa"/>
+            <w:tcBorders>
+              <w:top w:val="single" w:sz="6" w:space="0" w:color="E6E6E6"/>
+              <w:left w:val="single" w:sz="6" w:space="0" w:color="E6E6E6"/>
+              <w:bottom w:val="single" w:sz="6" w:space="0" w:color="E6E6E6"/>
+              <w:right w:val="single" w:sz="6" w:space="0" w:color="E6E6E6"/>
+            </w:tcBorders>
+            <w:tcMar>
+              <w:top w:w="40" w:type="dxa"/>
+              <w:left w:w="80" w:type="dxa"/>
+              <w:bottom w:w="40" w:type="dxa"/>
+              <w:right w:w="80" w:type="dxa"/>
+            </w:tcMar>
+            <w:vAlign w:val="center"/>
+          </w:tcPr>
+          <w:p>
+            <w:pPr>
+              <w:spacing w:after="0" w:line="264" w:lineRule="auto"/>
+            </w:pPr>
+            <w:r>
+              <w:rPr>
+                <w:rFonts w:ascii="Segoe UI" w:eastAsia="Segoe UI" w:hAnsi="Segoe UI" w:cs="Segoe UI"/>
+                <w:sz w:val="18"/>
+                <w:szCs w:val="18"/>
+                <w:lang w:val="es-VE"/>
+              </w:rPr>
+              <w:t xml:space="preserve">ZTCLASE_AF</w:t>
+            </w:r>
+          </w:p>
+        </w:tc>
+        <w:tc>
+          <w:tcPr>
+            <w:tcW w:w="3111" w:type="dxa"/>
+            <w:tcBorders>
+              <w:top w:val="single" w:sz="6" w:space="0" w:color="E6E6E6"/>
+              <w:left w:val="single" w:sz="6" w:space="0" w:color="E6E6E6"/>
+              <w:bottom w:val="single" w:sz="6" w:space="0" w:color="E6E6E6"/>
+              <w:right w:val="single" w:sz="6" w:space="0" w:color="E6E6E6"/>
+            </w:tcBorders>
+            <w:tcMar>
+              <w:top w:w="40" w:type="dxa"/>
+              <w:left w:w="80" w:type="dxa"/>
+              <w:bottom w:w="40" w:type="dxa"/>
+              <w:right w:w="80" w:type="dxa"/>
+            </w:tcMar>
+            <w:vAlign w:val="center"/>
+          </w:tcPr>
+          <w:p>
+            <w:pPr>
+              <w:spacing w:after="0" w:line="264" w:lineRule="auto"/>
+            </w:pPr>
+            <w:r>
+              <w:rPr>
+                <w:rFonts w:ascii="Segoe UI" w:eastAsia="Segoe UI" w:hAnsi="Segoe UI" w:cs="Segoe UI"/>
+                <w:sz w:val="18"/>
+                <w:szCs w:val="18"/>
+                <w:lang w:val="es-VE"/>
+              </w:rPr>
+              <w:t xml:space="preserve">Cat. valoración F006, plan PCCR</w:t>
+            </w:r>
+          </w:p>
+        </w:tc>
+        <w:tc>
+          <w:tcPr>
+            <w:tcW w:w="3111" w:type="dxa"/>
+            <w:tcBorders>
+              <w:top w:val="single" w:sz="6" w:space="0" w:color="E6E6E6"/>
+              <w:left w:val="single" w:sz="6" w:space="0" w:color="E6E6E6"/>
+              <w:bottom w:val="single" w:sz="6" w:space="0" w:color="E6E6E6"/>
+              <w:right w:val="single" w:sz="6" w:space="0" w:color="E6E6E6"/>
+            </w:tcBorders>
+            <w:tcMar>
+              <w:top w:w="40" w:type="dxa"/>
+              <w:left w:w="80" w:type="dxa"/>
+              <w:bottom w:w="40" w:type="dxa"/>
+              <w:right w:w="80" w:type="dxa"/>
+            </w:tcMar>
+            <w:vAlign w:val="center"/>
+          </w:tcPr>
+          <w:p>
+            <w:pPr>
+              <w:spacing w:after="0" w:line="264" w:lineRule="auto"/>
+            </w:pPr>
+            <w:r>
+              <w:rPr>
+                <w:rFonts w:ascii="Segoe UI" w:eastAsia="Segoe UI" w:hAnsi="Segoe UI" w:cs="Segoe UI"/>
+                <w:sz w:val="18"/>
+                <w:szCs w:val="18"/>
+                <w:lang w:val="es-VE"/>
+              </w:rPr>
+              <w:t xml:space="preserve">Clase 32000</w:t>
+            </w:r>
+          </w:p>
+        </w:tc>
+      </w:tr>
+      <w:tr>
+        <w:trPr>
+          <w:cantSplit/>
+        </w:trPr>
+        <w:tc>
+          <w:tcPr>
+            <w:tcW w:w="2600" w:type="dxa"/>
+            <w:tcBorders>
+              <w:top w:val="single" w:sz="6" w:space="0" w:color="E6E6E6"/>
+              <w:left w:val="single" w:sz="6" w:space="0" w:color="E6E6E6"/>
+              <w:bottom w:val="single" w:sz="6" w:space="0" w:color="E6E6E6"/>
+              <w:right w:val="single" w:sz="6" w:space="0" w:color="E6E6E6"/>
+            </w:tcBorders>
+            <w:tcMar>
+              <w:top w:w="40" w:type="dxa"/>
+              <w:left w:w="80" w:type="dxa"/>
+              <w:bottom w:w="40" w:type="dxa"/>
+              <w:right w:w="80" w:type="dxa"/>
+            </w:tcMar>
+            <w:vAlign w:val="center"/>
+          </w:tcPr>
+          <w:p>
+            <w:pPr>
+              <w:spacing w:after="0" w:line="264" w:lineRule="auto"/>
+            </w:pPr>
+            <w:r>
+              <w:rPr>
+                <w:rFonts w:ascii="Segoe UI" w:eastAsia="Segoe UI" w:hAnsi="Segoe UI" w:cs="Segoe UI"/>
+                <w:sz w:val="18"/>
+                <w:szCs w:val="18"/>
+                <w:lang w:val="es-VE"/>
+              </w:rPr>
+              <w:t xml:space="preserve">ANKA</w:t>
+            </w:r>
+          </w:p>
+        </w:tc>
+        <w:tc>
+          <w:tcPr>
+            <w:tcW w:w="3111" w:type="dxa"/>
+            <w:tcBorders>
+              <w:top w:val="single" w:sz="6" w:space="0" w:color="E6E6E6"/>
+              <w:left w:val="single" w:sz="6" w:space="0" w:color="E6E6E6"/>
+              <w:bottom w:val="single" w:sz="6" w:space="0" w:color="E6E6E6"/>
+              <w:right w:val="single" w:sz="6" w:space="0" w:color="E6E6E6"/>
+            </w:tcBorders>
+            <w:tcMar>
+              <w:top w:w="40" w:type="dxa"/>
+              <w:left w:w="80" w:type="dxa"/>
+              <w:bottom w:w="40" w:type="dxa"/>
+              <w:right w:w="80" w:type="dxa"/>
+            </w:tcMar>
+            <w:vAlign w:val="center"/>
+          </w:tcPr>
+          <w:p>
+            <w:pPr>
+              <w:spacing w:after="0" w:line="264" w:lineRule="auto"/>
+            </w:pPr>
+            <w:r>
+              <w:rPr>
+                <w:rFonts w:ascii="Segoe UI" w:eastAsia="Segoe UI" w:hAnsi="Segoe UI" w:cs="Segoe UI"/>
+                <w:sz w:val="18"/>
+                <w:szCs w:val="18"/>
+                <w:lang w:val="es-VE"/>
+              </w:rPr>
+              <w:t xml:space="preserve">Clase 32000</w:t>
+            </w:r>
+          </w:p>
+        </w:tc>
+        <w:tc>
+          <w:tcPr>
+            <w:tcW w:w="3111" w:type="dxa"/>
+            <w:tcBorders>
+              <w:top w:val="single" w:sz="6" w:space="0" w:color="E6E6E6"/>
+              <w:left w:val="single" w:sz="6" w:space="0" w:color="E6E6E6"/>
+              <w:bottom w:val="single" w:sz="6" w:space="0" w:color="E6E6E6"/>
+              <w:right w:val="single" w:sz="6" w:space="0" w:color="E6E6E6"/>
+            </w:tcBorders>
+            <w:tcMar>
+              <w:top w:w="40" w:type="dxa"/>
+              <w:left w:w="80" w:type="dxa"/>
+              <w:bottom w:w="40" w:type="dxa"/>
+              <w:right w:w="80" w:type="dxa"/>
+            </w:tcMar>
+            <w:vAlign w:val="center"/>
+          </w:tcPr>
+          <w:p>
+            <w:pPr>
+              <w:spacing w:after="0" w:line="264" w:lineRule="auto"/>
+            </w:pPr>
+            <w:r>
+              <w:rPr>
+                <w:rFonts w:ascii="Segoe UI" w:eastAsia="Segoe UI" w:hAnsi="Segoe UI" w:cs="Segoe UI"/>
+                <w:sz w:val="18"/>
+                <w:szCs w:val="18"/>
+                <w:lang w:val="es-VE"/>
+              </w:rPr>
+              <w:t xml:space="preserve">Determinación EQI001</w:t>
+            </w:r>
+          </w:p>
+        </w:tc>
+      </w:tr>
+      <w:tr>
+        <w:trPr>
+          <w:cantSplit/>
+        </w:trPr>
+        <w:tc>
+          <w:tcPr>
+            <w:tcW w:w="2600" w:type="dxa"/>
+            <w:tcBorders>
+              <w:top w:val="single" w:sz="6" w:space="0" w:color="E6E6E6"/>
+              <w:left w:val="single" w:sz="6" w:space="0" w:color="E6E6E6"/>
+              <w:bottom w:val="single" w:sz="6" w:space="0" w:color="E6E6E6"/>
+              <w:right w:val="single" w:sz="6" w:space="0" w:color="E6E6E6"/>
+            </w:tcBorders>
+            <w:tcMar>
+              <w:top w:w="40" w:type="dxa"/>
+              <w:left w:w="80" w:type="dxa"/>
+              <w:bottom w:w="40" w:type="dxa"/>
+              <w:right w:w="80" w:type="dxa"/>
+            </w:tcMar>
+            <w:vAlign w:val="center"/>
+          </w:tcPr>
+          <w:p>
+            <w:pPr>
+              <w:spacing w:after="0" w:line="264" w:lineRule="auto"/>
+            </w:pPr>
+            <w:r>
+              <w:rPr>
+                <w:rFonts w:ascii="Segoe UI" w:eastAsia="Segoe UI" w:hAnsi="Segoe UI" w:cs="Segoe UI"/>
+                <w:sz w:val="18"/>
+                <w:szCs w:val="18"/>
+                <w:lang w:val="es-VE"/>
+              </w:rPr>
+              <w:t xml:space="preserve">T095</w:t>
+            </w:r>
+          </w:p>
+        </w:tc>
+        <w:tc>
+          <w:tcPr>
+            <w:tcW w:w="3111" w:type="dxa"/>
+            <w:tcBorders>
+              <w:top w:val="single" w:sz="6" w:space="0" w:color="E6E6E6"/>
+              <w:left w:val="single" w:sz="6" w:space="0" w:color="E6E6E6"/>
+              <w:bottom w:val="single" w:sz="6" w:space="0" w:color="E6E6E6"/>
+              <w:right w:val="single" w:sz="6" w:space="0" w:color="E6E6E6"/>
+            </w:tcBorders>
+            <w:tcMar>
+              <w:top w:w="40" w:type="dxa"/>
+              <w:left w:w="80" w:type="dxa"/>
+              <w:bottom w:w="40" w:type="dxa"/>
+              <w:right w:w="80" w:type="dxa"/>
+            </w:tcMar>
+            <w:vAlign w:val="center"/>
+          </w:tcPr>
+          <w:p>
+            <w:pPr>
+              <w:spacing w:after="0" w:line="264" w:lineRule="auto"/>
+            </w:pPr>
+            <w:r>
+              <w:rPr>
+                <w:rFonts w:ascii="Segoe UI" w:eastAsia="Segoe UI" w:hAnsi="Segoe UI" w:cs="Segoe UI"/>
+                <w:sz w:val="18"/>
+                <w:szCs w:val="18"/>
+                <w:lang w:val="es-VE"/>
+              </w:rPr>
+              <w:t xml:space="preserve">PCCR, EQI001, área 01</w:t>
+            </w:r>
+          </w:p>
+        </w:tc>
+        <w:tc>
+          <w:tcPr>
+            <w:tcW w:w="3111" w:type="dxa"/>
+            <w:tcBorders>
+              <w:top w:val="single" w:sz="6" w:space="0" w:color="E6E6E6"/>
+              <w:left w:val="single" w:sz="6" w:space="0" w:color="E6E6E6"/>
+              <w:bottom w:val="single" w:sz="6" w:space="0" w:color="E6E6E6"/>
+              <w:right w:val="single" w:sz="6" w:space="0" w:color="E6E6E6"/>
+            </w:tcBorders>
+            <w:tcMar>
+              <w:top w:w="40" w:type="dxa"/>
+              <w:left w:w="80" w:type="dxa"/>
+              <w:bottom w:w="40" w:type="dxa"/>
+              <w:right w:w="80" w:type="dxa"/>
+            </w:tcMar>
+            <w:vAlign w:val="center"/>
+          </w:tcPr>
+          <w:p>
+            <w:pPr>
+              <w:spacing w:after="0" w:line="264" w:lineRule="auto"/>
+            </w:pPr>
+            <w:r>
+              <w:rPr>
+                <w:rFonts w:ascii="Segoe UI" w:eastAsia="Segoe UI" w:hAnsi="Segoe UI" w:cs="Segoe UI"/>
+                <w:sz w:val="18"/>
+                <w:szCs w:val="18"/>
+                <w:lang w:val="es-VE"/>
+              </w:rPr>
+              <w:t xml:space="preserve">Cuenta mayor 1052200001</w:t>
+            </w:r>
+          </w:p>
+        </w:tc>
+      </w:tr>
+      <w:tr>
+        <w:trPr>
+          <w:cantSplit/>
+        </w:trPr>
+        <w:tc>
+          <w:tcPr>
+            <w:tcW w:w="2600" w:type="dxa"/>
+            <w:tcBorders>
+              <w:top w:val="single" w:sz="6" w:space="0" w:color="E6E6E6"/>
+              <w:left w:val="single" w:sz="6" w:space="0" w:color="E6E6E6"/>
+              <w:bottom w:val="single" w:sz="6" w:space="0" w:color="E6E6E6"/>
+              <w:right w:val="single" w:sz="6" w:space="0" w:color="E6E6E6"/>
+            </w:tcBorders>
+            <w:tcMar>
+              <w:top w:w="40" w:type="dxa"/>
+              <w:left w:w="80" w:type="dxa"/>
+              <w:bottom w:w="40" w:type="dxa"/>
+              <w:right w:w="80" w:type="dxa"/>
+            </w:tcMar>
+            <w:vAlign w:val="center"/>
+          </w:tcPr>
+          <w:p>
+            <w:pPr>
+              <w:spacing w:after="0" w:line="264" w:lineRule="auto"/>
+            </w:pPr>
+            <w:r>
+              <w:rPr>
+                <w:rFonts w:ascii="Segoe UI" w:eastAsia="Segoe UI" w:hAnsi="Segoe UI" w:cs="Segoe UI"/>
+                <w:sz w:val="18"/>
+                <w:szCs w:val="18"/>
+                <w:lang w:val="es-VE"/>
+              </w:rPr>
+              <w:t xml:space="preserve">SKB1</w:t>
+            </w:r>
+          </w:p>
+        </w:tc>
+        <w:tc>
+          <w:tcPr>
+            <w:tcW w:w="3111" w:type="dxa"/>
+            <w:tcBorders>
+              <w:top w:val="single" w:sz="6" w:space="0" w:color="E6E6E6"/>
+              <w:left w:val="single" w:sz="6" w:space="0" w:color="E6E6E6"/>
+              <w:bottom w:val="single" w:sz="6" w:space="0" w:color="E6E6E6"/>
+              <w:right w:val="single" w:sz="6" w:space="0" w:color="E6E6E6"/>
+            </w:tcBorders>
+            <w:tcMar>
+              <w:top w:w="40" w:type="dxa"/>
+              <w:left w:w="80" w:type="dxa"/>
+              <w:bottom w:w="40" w:type="dxa"/>
+              <w:right w:w="80" w:type="dxa"/>
+            </w:tcMar>
+            <w:vAlign w:val="center"/>
+          </w:tcPr>
+          <w:p>
+            <w:pPr>
+              <w:spacing w:after="0" w:line="264" w:lineRule="auto"/>
+            </w:pPr>
+            <w:r>
+              <w:rPr>
+                <w:rFonts w:ascii="Segoe UI" w:eastAsia="Segoe UI" w:hAnsi="Segoe UI" w:cs="Segoe UI"/>
+                <w:sz w:val="18"/>
+                <w:szCs w:val="18"/>
+                <w:lang w:val="es-VE"/>
+              </w:rPr>
+              <w:t xml:space="preserve">Sociedad CR01, cuenta 1052200001</w:t>
+            </w:r>
+          </w:p>
+        </w:tc>
+        <w:tc>
+          <w:tcPr>
+            <w:tcW w:w="3111" w:type="dxa"/>
+            <w:tcBorders>
+              <w:top w:val="single" w:sz="6" w:space="0" w:color="E6E6E6"/>
+              <w:left w:val="single" w:sz="6" w:space="0" w:color="E6E6E6"/>
+              <w:bottom w:val="single" w:sz="6" w:space="0" w:color="E6E6E6"/>
+              <w:right w:val="single" w:sz="6" w:space="0" w:color="E6E6E6"/>
+            </w:tcBorders>
+            <w:tcMar>
+              <w:top w:w="40" w:type="dxa"/>
+              <w:left w:w="80" w:type="dxa"/>
+              <w:bottom w:w="40" w:type="dxa"/>
+              <w:right w:w="80" w:type="dxa"/>
+            </w:tcMar>
+            <w:vAlign w:val="center"/>
+          </w:tcPr>
+          <w:p>
+            <w:pPr>
+              <w:spacing w:after="0" w:line="264" w:lineRule="auto"/>
+            </w:pPr>
+            <w:r>
+              <w:rPr>
+                <w:rFonts w:ascii="Segoe UI" w:eastAsia="Segoe UI" w:hAnsi="Segoe UI" w:cs="Segoe UI"/>
+                <w:sz w:val="18"/>
+                <w:szCs w:val="18"/>
+                <w:lang w:val="es-VE"/>
+              </w:rPr>
+              <w:t xml:space="preserve">Pospre 105220</w:t>
+            </w:r>
+          </w:p>
+        </w:tc>
+      </w:tr>
+      <w:tr>
+        <w:trPr>
+          <w:cantSplit/>
+        </w:trPr>
+        <w:tc>
+          <w:tcPr>
+            <w:tcW w:w="2600" w:type="dxa"/>
+            <w:tcBorders>
+              <w:top w:val="single" w:sz="6" w:space="0" w:color="E6E6E6"/>
+              <w:left w:val="single" w:sz="6" w:space="0" w:color="E6E6E6"/>
+              <w:bottom w:val="single" w:sz="6" w:space="0" w:color="E6E6E6"/>
+              <w:right w:val="single" w:sz="6" w:space="0" w:color="E6E6E6"/>
+            </w:tcBorders>
+            <w:tcMar>
+              <w:top w:w="40" w:type="dxa"/>
+              <w:left w:w="80" w:type="dxa"/>
+              <w:bottom w:w="40" w:type="dxa"/>
+              <w:right w:w="80" w:type="dxa"/>
+            </w:tcMar>
+            <w:vAlign w:val="center"/>
+          </w:tcPr>
+          <w:p>
+            <w:pPr>
+              <w:spacing w:after="0" w:line="264" w:lineRule="auto"/>
+            </w:pPr>
+            <w:r>
+              <w:rPr>
+                <w:rFonts w:ascii="Segoe UI" w:eastAsia="Segoe UI" w:hAnsi="Segoe UI" w:cs="Segoe UI"/>
+                <w:sz w:val="18"/>
+                <w:szCs w:val="18"/>
+                <w:lang w:val="es-VE"/>
+              </w:rPr>
+              <w:t xml:space="preserve">ZTCTAS_REGULAT</w:t>
+            </w:r>
+          </w:p>
+        </w:tc>
+        <w:tc>
+          <w:tcPr>
+            <w:tcW w:w="3111" w:type="dxa"/>
+            <w:tcBorders>
+              <w:top w:val="single" w:sz="6" w:space="0" w:color="E6E6E6"/>
+              <w:left w:val="single" w:sz="6" w:space="0" w:color="E6E6E6"/>
+              <w:bottom w:val="single" w:sz="6" w:space="0" w:color="E6E6E6"/>
+              <w:right w:val="single" w:sz="6" w:space="0" w:color="E6E6E6"/>
+            </w:tcBorders>
+            <w:tcMar>
+              <w:top w:w="40" w:type="dxa"/>
+              <w:left w:w="80" w:type="dxa"/>
+              <w:bottom w:w="40" w:type="dxa"/>
+              <w:right w:w="80" w:type="dxa"/>
+            </w:tcMar>
+            <w:vAlign w:val="center"/>
+          </w:tcPr>
+          <w:p>
+            <w:pPr>
+              <w:spacing w:after="0" w:line="264" w:lineRule="auto"/>
+            </w:pPr>
+            <w:r>
+              <w:rPr>
+                <w:rFonts w:ascii="Segoe UI" w:eastAsia="Segoe UI" w:hAnsi="Segoe UI" w:cs="Segoe UI"/>
+                <w:sz w:val="18"/>
+                <w:szCs w:val="18"/>
+                <w:lang w:val="es-VE"/>
+              </w:rPr>
+              <w:t xml:space="preserve">Cuenta 1052200001, PCCR, CR01</w:t>
+            </w:r>
+          </w:p>
+        </w:tc>
+        <w:tc>
+          <w:tcPr>
+            <w:tcW w:w="3111" w:type="dxa"/>
+            <w:tcBorders>
+              <w:top w:val="single" w:sz="6" w:space="0" w:color="E6E6E6"/>
+              <w:left w:val="single" w:sz="6" w:space="0" w:color="E6E6E6"/>
+              <w:bottom w:val="single" w:sz="6" w:space="0" w:color="E6E6E6"/>
+              <w:right w:val="single" w:sz="6" w:space="0" w:color="E6E6E6"/>
+            </w:tcBorders>
+            <w:tcMar>
+              <w:top w:w="40" w:type="dxa"/>
+              <w:left w:w="80" w:type="dxa"/>
+              <w:bottom w:w="40" w:type="dxa"/>
+              <w:right w:w="80" w:type="dxa"/>
+            </w:tcMar>
+            <w:vAlign w:val="center"/>
+          </w:tcPr>
+          <w:p>
+            <w:pPr>
+              <w:spacing w:after="0" w:line="264" w:lineRule="auto"/>
+            </w:pPr>
+            <w:r>
+              <w:rPr>
+                <w:rFonts w:ascii="Segoe UI" w:eastAsia="Segoe UI" w:hAnsi="Segoe UI" w:cs="Segoe UI"/>
+                <w:sz w:val="18"/>
+                <w:szCs w:val="18"/>
+                <w:lang w:val="es-VE"/>
+              </w:rPr>
+              <w:t xml:space="preserve">Cuenta AS400 174011000101</w:t>
+            </w:r>
+          </w:p>
+        </w:tc>
+      </w:tr>
+    </w:tbl>
+    <w:p>
+      <w:pPr>
+        <w:spacing w:after="0"/>
+      </w:pPr>
+    </w:p>
+    <w:p>
+      <w:pPr>
+        <w:pStyle w:val="Ttulo2"/>
+        <w:spacing w:before="261" w:after="261" w:line="300" w:lineRule="auto"/>
+        <w:rPr>
+          <w:lang w:val="es-VE"/>
         </w:rPr>
       </w:pPr>
       <w:r>
@@ -1500,9 +6950,1796 @@
           <w:bCs/>
           <w:sz w:val="31"/>
           <w:szCs w:val="31"/>
-        </w:rPr>
-        <w:t>4</w:t>
-      </w:r>
+          <w:lang w:val="es-VE"/>
+        </w:rPr>
+        <w:t xml:space="preserve">5.  Campos del reporte</w:t>
+      </w:r>
+    </w:p>
+    <w:p>
+      <w:pPr>
+        <w:spacing w:before="210" w:after="210" w:line="300" w:lineRule="auto"/>
+        <w:jc w:val="both"/>
+      </w:pPr>
+      <w:r>
+        <w:rPr>
+          <w:rFonts w:ascii="Segoe UI" w:eastAsia="Segoe UI" w:hAnsi="Segoe UI" w:cs="Segoe UI"/>
+          <w:sz w:val="21"/>
+          <w:szCs w:val="21"/>
+          <w:lang w:val="es-VE"/>
+        </w:rPr>
+        <w:t xml:space="preserve">Filtros disponibles: Material, Centro / Área de valoración, Categoría de valoración, Pospre, Cuenta de mayor y Tipo de material.</w:t>
+      </w:r>
+    </w:p>
+    <w:tbl>
+      <w:tblPr>
+        <w:tblW w:w="8822" w:type="dxa"/>
+        <w:tblLayout w:type="fixed"/>
+        <w:tblLook w:val="06A0" w:firstRow="1" w:lastRow="0" w:firstColumn="1" w:lastColumn="0" w:noHBand="1" w:noVBand="1"/>
+      </w:tblPr>
+      <w:tblGrid>
+        <w:gridCol w:w="2500"/>
+        <w:gridCol w:w="2900"/>
+        <w:gridCol w:w="3422"/>
+      </w:tblGrid>
+      <w:tr>
+        <w:trPr>
+          <w:cantSplit/>
+          <w:tblHeader/>
+        </w:trPr>
+        <w:tc>
+          <w:tcPr>
+            <w:tcW w:w="2500" w:type="dxa"/>
+            <w:tcBorders>
+              <w:top w:val="single" w:sz="6" w:space="0" w:color="E6E6E6"/>
+              <w:left w:val="single" w:sz="6" w:space="0" w:color="E6E6E6"/>
+              <w:bottom w:val="single" w:sz="6" w:space="0" w:color="E6E6E6"/>
+              <w:right w:val="single" w:sz="6" w:space="0" w:color="E6E6E6"/>
+            </w:tcBorders>
+            <w:shd w:val="clear" w:color="auto" w:fill="F5F5F5"/>
+            <w:tcMar>
+              <w:top w:w="40" w:type="dxa"/>
+              <w:left w:w="80" w:type="dxa"/>
+              <w:bottom w:w="40" w:type="dxa"/>
+              <w:right w:w="80" w:type="dxa"/>
+            </w:tcMar>
+            <w:vAlign w:val="center"/>
+          </w:tcPr>
+          <w:p>
+            <w:pPr>
+              <w:spacing w:after="0" w:line="264" w:lineRule="auto"/>
+              <w:jc w:val="center"/>
+            </w:pPr>
+            <w:r>
+              <w:rPr>
+                <w:rFonts w:ascii="Segoe UI" w:eastAsia="Segoe UI" w:hAnsi="Segoe UI" w:cs="Segoe UI"/>
+                <w:b/>
+                <w:bCs/>
+                <w:sz w:val="18"/>
+                <w:szCs w:val="18"/>
+                <w:lang w:val="es-VE"/>
+              </w:rPr>
+              <w:t xml:space="preserve">Columna</w:t>
+            </w:r>
+          </w:p>
+        </w:tc>
+        <w:tc>
+          <w:tcPr>
+            <w:tcW w:w="2900" w:type="dxa"/>
+            <w:tcBorders>
+              <w:top w:val="single" w:sz="6" w:space="0" w:color="E6E6E6"/>
+              <w:left w:val="single" w:sz="6" w:space="0" w:color="E6E6E6"/>
+              <w:bottom w:val="single" w:sz="6" w:space="0" w:color="E6E6E6"/>
+              <w:right w:val="single" w:sz="6" w:space="0" w:color="E6E6E6"/>
+            </w:tcBorders>
+            <w:shd w:val="clear" w:color="auto" w:fill="F5F5F5"/>
+            <w:tcMar>
+              <w:top w:w="40" w:type="dxa"/>
+              <w:left w:w="80" w:type="dxa"/>
+              <w:bottom w:w="40" w:type="dxa"/>
+              <w:right w:w="80" w:type="dxa"/>
+            </w:tcMar>
+            <w:vAlign w:val="center"/>
+          </w:tcPr>
+          <w:p>
+            <w:pPr>
+              <w:spacing w:after="0" w:line="264" w:lineRule="auto"/>
+              <w:jc w:val="center"/>
+            </w:pPr>
+            <w:r>
+              <w:rPr>
+                <w:rFonts w:ascii="Segoe UI" w:eastAsia="Segoe UI" w:hAnsi="Segoe UI" w:cs="Segoe UI"/>
+                <w:b/>
+                <w:bCs/>
+                <w:sz w:val="18"/>
+                <w:szCs w:val="18"/>
+                <w:lang w:val="es-VE"/>
+              </w:rPr>
+              <w:t xml:space="preserve">Campo técnico</w:t>
+            </w:r>
+          </w:p>
+        </w:tc>
+        <w:tc>
+          <w:tcPr>
+            <w:tcW w:w="3422" w:type="dxa"/>
+            <w:tcBorders>
+              <w:top w:val="single" w:sz="6" w:space="0" w:color="E6E6E6"/>
+              <w:left w:val="single" w:sz="6" w:space="0" w:color="E6E6E6"/>
+              <w:bottom w:val="single" w:sz="6" w:space="0" w:color="E6E6E6"/>
+              <w:right w:val="single" w:sz="6" w:space="0" w:color="E6E6E6"/>
+            </w:tcBorders>
+            <w:shd w:val="clear" w:color="auto" w:fill="F5F5F5"/>
+            <w:tcMar>
+              <w:top w:w="40" w:type="dxa"/>
+              <w:left w:w="80" w:type="dxa"/>
+              <w:bottom w:w="40" w:type="dxa"/>
+              <w:right w:w="80" w:type="dxa"/>
+            </w:tcMar>
+            <w:vAlign w:val="center"/>
+          </w:tcPr>
+          <w:p>
+            <w:pPr>
+              <w:spacing w:after="0" w:line="264" w:lineRule="auto"/>
+              <w:jc w:val="center"/>
+            </w:pPr>
+            <w:r>
+              <w:rPr>
+                <w:rFonts w:ascii="Segoe UI" w:eastAsia="Segoe UI" w:hAnsi="Segoe UI" w:cs="Segoe UI"/>
+                <w:b/>
+                <w:bCs/>
+                <w:sz w:val="18"/>
+                <w:szCs w:val="18"/>
+                <w:lang w:val="es-VE"/>
+              </w:rPr>
+              <w:t xml:space="preserve">Origen</w:t>
+            </w:r>
+          </w:p>
+        </w:tc>
+      </w:tr>
+      <w:tr>
+        <w:trPr>
+          <w:cantSplit/>
+        </w:trPr>
+        <w:tc>
+          <w:tcPr>
+            <w:tcW w:w="2500" w:type="dxa"/>
+            <w:tcBorders>
+              <w:top w:val="single" w:sz="6" w:space="0" w:color="E6E6E6"/>
+              <w:left w:val="single" w:sz="6" w:space="0" w:color="E6E6E6"/>
+              <w:bottom w:val="single" w:sz="6" w:space="0" w:color="E6E6E6"/>
+              <w:right w:val="single" w:sz="6" w:space="0" w:color="E6E6E6"/>
+            </w:tcBorders>
+            <w:tcMar>
+              <w:top w:w="40" w:type="dxa"/>
+              <w:left w:w="80" w:type="dxa"/>
+              <w:bottom w:w="40" w:type="dxa"/>
+              <w:right w:w="80" w:type="dxa"/>
+            </w:tcMar>
+            <w:vAlign w:val="center"/>
+          </w:tcPr>
+          <w:p>
+            <w:pPr>
+              <w:spacing w:after="0" w:line="264" w:lineRule="auto"/>
+            </w:pPr>
+            <w:r>
+              <w:rPr>
+                <w:rFonts w:ascii="Segoe UI" w:eastAsia="Segoe UI" w:hAnsi="Segoe UI" w:cs="Segoe UI"/>
+                <w:sz w:val="18"/>
+                <w:szCs w:val="18"/>
+                <w:lang w:val="es-VE"/>
+              </w:rPr>
+              <w:t xml:space="preserve">Material</w:t>
+            </w:r>
+          </w:p>
+        </w:tc>
+        <w:tc>
+          <w:tcPr>
+            <w:tcW w:w="2900" w:type="dxa"/>
+            <w:tcBorders>
+              <w:top w:val="single" w:sz="6" w:space="0" w:color="E6E6E6"/>
+              <w:left w:val="single" w:sz="6" w:space="0" w:color="E6E6E6"/>
+              <w:bottom w:val="single" w:sz="6" w:space="0" w:color="E6E6E6"/>
+              <w:right w:val="single" w:sz="6" w:space="0" w:color="E6E6E6"/>
+            </w:tcBorders>
+            <w:tcMar>
+              <w:top w:w="40" w:type="dxa"/>
+              <w:left w:w="80" w:type="dxa"/>
+              <w:bottom w:w="40" w:type="dxa"/>
+              <w:right w:w="80" w:type="dxa"/>
+            </w:tcMar>
+            <w:vAlign w:val="center"/>
+          </w:tcPr>
+          <w:p>
+            <w:pPr>
+              <w:spacing w:after="0" w:line="264" w:lineRule="auto"/>
+            </w:pPr>
+            <w:r>
+              <w:rPr>
+                <w:rFonts w:ascii="Segoe UI" w:eastAsia="Segoe UI" w:hAnsi="Segoe UI" w:cs="Segoe UI"/>
+                <w:sz w:val="18"/>
+                <w:szCs w:val="18"/>
+                <w:lang w:val="es-VE"/>
+              </w:rPr>
+              <w:t xml:space="preserve">Product</w:t>
+            </w:r>
+          </w:p>
+        </w:tc>
+        <w:tc>
+          <w:tcPr>
+            <w:tcW w:w="3422" w:type="dxa"/>
+            <w:tcBorders>
+              <w:top w:val="single" w:sz="6" w:space="0" w:color="E6E6E6"/>
+              <w:left w:val="single" w:sz="6" w:space="0" w:color="E6E6E6"/>
+              <w:bottom w:val="single" w:sz="6" w:space="0" w:color="E6E6E6"/>
+              <w:right w:val="single" w:sz="6" w:space="0" w:color="E6E6E6"/>
+            </w:tcBorders>
+            <w:tcMar>
+              <w:top w:w="40" w:type="dxa"/>
+              <w:left w:w="80" w:type="dxa"/>
+              <w:bottom w:w="40" w:type="dxa"/>
+              <w:right w:w="80" w:type="dxa"/>
+            </w:tcMar>
+            <w:vAlign w:val="center"/>
+          </w:tcPr>
+          <w:p>
+            <w:pPr>
+              <w:spacing w:after="0" w:line="264" w:lineRule="auto"/>
+            </w:pPr>
+            <w:r>
+              <w:rPr>
+                <w:rFonts w:ascii="Segoe UI" w:eastAsia="Segoe UI" w:hAnsi="Segoe UI" w:cs="Segoe UI"/>
+                <w:sz w:val="18"/>
+                <w:szCs w:val="18"/>
+                <w:lang w:val="es-VE"/>
+              </w:rPr>
+              <w:t xml:space="preserve">MBEW</w:t>
+            </w:r>
+          </w:p>
+        </w:tc>
+      </w:tr>
+      <w:tr>
+        <w:trPr>
+          <w:cantSplit/>
+        </w:trPr>
+        <w:tc>
+          <w:tcPr>
+            <w:tcW w:w="2500" w:type="dxa"/>
+            <w:tcBorders>
+              <w:top w:val="single" w:sz="6" w:space="0" w:color="E6E6E6"/>
+              <w:left w:val="single" w:sz="6" w:space="0" w:color="E6E6E6"/>
+              <w:bottom w:val="single" w:sz="6" w:space="0" w:color="E6E6E6"/>
+              <w:right w:val="single" w:sz="6" w:space="0" w:color="E6E6E6"/>
+            </w:tcBorders>
+            <w:tcMar>
+              <w:top w:w="40" w:type="dxa"/>
+              <w:left w:w="80" w:type="dxa"/>
+              <w:bottom w:w="40" w:type="dxa"/>
+              <w:right w:w="80" w:type="dxa"/>
+            </w:tcMar>
+            <w:vAlign w:val="center"/>
+          </w:tcPr>
+          <w:p>
+            <w:pPr>
+              <w:spacing w:after="0" w:line="264" w:lineRule="auto"/>
+            </w:pPr>
+            <w:r>
+              <w:rPr>
+                <w:rFonts w:ascii="Segoe UI" w:eastAsia="Segoe UI" w:hAnsi="Segoe UI" w:cs="Segoe UI"/>
+                <w:sz w:val="18"/>
+                <w:szCs w:val="18"/>
+                <w:lang w:val="es-VE"/>
+              </w:rPr>
+              <w:t xml:space="preserve">Texto breve material</w:t>
+            </w:r>
+          </w:p>
+        </w:tc>
+        <w:tc>
+          <w:tcPr>
+            <w:tcW w:w="2900" w:type="dxa"/>
+            <w:tcBorders>
+              <w:top w:val="single" w:sz="6" w:space="0" w:color="E6E6E6"/>
+              <w:left w:val="single" w:sz="6" w:space="0" w:color="E6E6E6"/>
+              <w:bottom w:val="single" w:sz="6" w:space="0" w:color="E6E6E6"/>
+              <w:right w:val="single" w:sz="6" w:space="0" w:color="E6E6E6"/>
+            </w:tcBorders>
+            <w:tcMar>
+              <w:top w:w="40" w:type="dxa"/>
+              <w:left w:w="80" w:type="dxa"/>
+              <w:bottom w:w="40" w:type="dxa"/>
+              <w:right w:w="80" w:type="dxa"/>
+            </w:tcMar>
+            <w:vAlign w:val="center"/>
+          </w:tcPr>
+          <w:p>
+            <w:pPr>
+              <w:spacing w:after="0" w:line="264" w:lineRule="auto"/>
+            </w:pPr>
+            <w:r>
+              <w:rPr>
+                <w:rFonts w:ascii="Segoe UI" w:eastAsia="Segoe UI" w:hAnsi="Segoe UI" w:cs="Segoe UI"/>
+                <w:sz w:val="18"/>
+                <w:szCs w:val="18"/>
+                <w:lang w:val="es-VE"/>
+              </w:rPr>
+              <w:t xml:space="preserve">ProductDescription</w:t>
+            </w:r>
+          </w:p>
+        </w:tc>
+        <w:tc>
+          <w:tcPr>
+            <w:tcW w:w="3422" w:type="dxa"/>
+            <w:tcBorders>
+              <w:top w:val="single" w:sz="6" w:space="0" w:color="E6E6E6"/>
+              <w:left w:val="single" w:sz="6" w:space="0" w:color="E6E6E6"/>
+              <w:bottom w:val="single" w:sz="6" w:space="0" w:color="E6E6E6"/>
+              <w:right w:val="single" w:sz="6" w:space="0" w:color="E6E6E6"/>
+            </w:tcBorders>
+            <w:tcMar>
+              <w:top w:w="40" w:type="dxa"/>
+              <w:left w:w="80" w:type="dxa"/>
+              <w:bottom w:w="40" w:type="dxa"/>
+              <w:right w:w="80" w:type="dxa"/>
+            </w:tcMar>
+            <w:vAlign w:val="center"/>
+          </w:tcPr>
+          <w:p>
+            <w:pPr>
+              <w:spacing w:after="0" w:line="264" w:lineRule="auto"/>
+            </w:pPr>
+            <w:r>
+              <w:rPr>
+                <w:rFonts w:ascii="Segoe UI" w:eastAsia="Segoe UI" w:hAnsi="Segoe UI" w:cs="Segoe UI"/>
+                <w:sz w:val="18"/>
+                <w:szCs w:val="18"/>
+                <w:lang w:val="es-VE"/>
+              </w:rPr>
+              <w:t xml:space="preserve">MAKT</w:t>
+            </w:r>
+          </w:p>
+        </w:tc>
+      </w:tr>
+      <w:tr>
+        <w:trPr>
+          <w:cantSplit/>
+        </w:trPr>
+        <w:tc>
+          <w:tcPr>
+            <w:tcW w:w="2500" w:type="dxa"/>
+            <w:tcBorders>
+              <w:top w:val="single" w:sz="6" w:space="0" w:color="E6E6E6"/>
+              <w:left w:val="single" w:sz="6" w:space="0" w:color="E6E6E6"/>
+              <w:bottom w:val="single" w:sz="6" w:space="0" w:color="E6E6E6"/>
+              <w:right w:val="single" w:sz="6" w:space="0" w:color="E6E6E6"/>
+            </w:tcBorders>
+            <w:tcMar>
+              <w:top w:w="40" w:type="dxa"/>
+              <w:left w:w="80" w:type="dxa"/>
+              <w:bottom w:w="40" w:type="dxa"/>
+              <w:right w:w="80" w:type="dxa"/>
+            </w:tcMar>
+            <w:vAlign w:val="center"/>
+          </w:tcPr>
+          <w:p>
+            <w:pPr>
+              <w:spacing w:after="0" w:line="264" w:lineRule="auto"/>
+            </w:pPr>
+            <w:r>
+              <w:rPr>
+                <w:rFonts w:ascii="Segoe UI" w:eastAsia="Segoe UI" w:hAnsi="Segoe UI" w:cs="Segoe UI"/>
+                <w:sz w:val="18"/>
+                <w:szCs w:val="18"/>
+                <w:lang w:val="es-VE"/>
+              </w:rPr>
+              <w:t xml:space="preserve">Centro / Área val.</w:t>
+            </w:r>
+          </w:p>
+        </w:tc>
+        <w:tc>
+          <w:tcPr>
+            <w:tcW w:w="2900" w:type="dxa"/>
+            <w:tcBorders>
+              <w:top w:val="single" w:sz="6" w:space="0" w:color="E6E6E6"/>
+              <w:left w:val="single" w:sz="6" w:space="0" w:color="E6E6E6"/>
+              <w:bottom w:val="single" w:sz="6" w:space="0" w:color="E6E6E6"/>
+              <w:right w:val="single" w:sz="6" w:space="0" w:color="E6E6E6"/>
+            </w:tcBorders>
+            <w:tcMar>
+              <w:top w:w="40" w:type="dxa"/>
+              <w:left w:w="80" w:type="dxa"/>
+              <w:bottom w:w="40" w:type="dxa"/>
+              <w:right w:w="80" w:type="dxa"/>
+            </w:tcMar>
+            <w:vAlign w:val="center"/>
+          </w:tcPr>
+          <w:p>
+            <w:pPr>
+              <w:spacing w:after="0" w:line="264" w:lineRule="auto"/>
+            </w:pPr>
+            <w:r>
+              <w:rPr>
+                <w:rFonts w:ascii="Segoe UI" w:eastAsia="Segoe UI" w:hAnsi="Segoe UI" w:cs="Segoe UI"/>
+                <w:sz w:val="18"/>
+                <w:szCs w:val="18"/>
+                <w:lang w:val="es-VE"/>
+              </w:rPr>
+              <w:t xml:space="preserve">ValuationArea</w:t>
+            </w:r>
+          </w:p>
+        </w:tc>
+        <w:tc>
+          <w:tcPr>
+            <w:tcW w:w="3422" w:type="dxa"/>
+            <w:tcBorders>
+              <w:top w:val="single" w:sz="6" w:space="0" w:color="E6E6E6"/>
+              <w:left w:val="single" w:sz="6" w:space="0" w:color="E6E6E6"/>
+              <w:bottom w:val="single" w:sz="6" w:space="0" w:color="E6E6E6"/>
+              <w:right w:val="single" w:sz="6" w:space="0" w:color="E6E6E6"/>
+            </w:tcBorders>
+            <w:tcMar>
+              <w:top w:w="40" w:type="dxa"/>
+              <w:left w:w="80" w:type="dxa"/>
+              <w:bottom w:w="40" w:type="dxa"/>
+              <w:right w:w="80" w:type="dxa"/>
+            </w:tcMar>
+            <w:vAlign w:val="center"/>
+          </w:tcPr>
+          <w:p>
+            <w:pPr>
+              <w:spacing w:after="0" w:line="264" w:lineRule="auto"/>
+            </w:pPr>
+            <w:r>
+              <w:rPr>
+                <w:rFonts w:ascii="Segoe UI" w:eastAsia="Segoe UI" w:hAnsi="Segoe UI" w:cs="Segoe UI"/>
+                <w:sz w:val="18"/>
+                <w:szCs w:val="18"/>
+                <w:lang w:val="es-VE"/>
+              </w:rPr>
+              <w:t xml:space="preserve">MBEW</w:t>
+            </w:r>
+          </w:p>
+        </w:tc>
+      </w:tr>
+      <w:tr>
+        <w:trPr>
+          <w:cantSplit/>
+        </w:trPr>
+        <w:tc>
+          <w:tcPr>
+            <w:tcW w:w="2500" w:type="dxa"/>
+            <w:tcBorders>
+              <w:top w:val="single" w:sz="6" w:space="0" w:color="E6E6E6"/>
+              <w:left w:val="single" w:sz="6" w:space="0" w:color="E6E6E6"/>
+              <w:bottom w:val="single" w:sz="6" w:space="0" w:color="E6E6E6"/>
+              <w:right w:val="single" w:sz="6" w:space="0" w:color="E6E6E6"/>
+            </w:tcBorders>
+            <w:tcMar>
+              <w:top w:w="40" w:type="dxa"/>
+              <w:left w:w="80" w:type="dxa"/>
+              <w:bottom w:w="40" w:type="dxa"/>
+              <w:right w:w="80" w:type="dxa"/>
+            </w:tcMar>
+            <w:vAlign w:val="center"/>
+          </w:tcPr>
+          <w:p>
+            <w:pPr>
+              <w:spacing w:after="0" w:line="264" w:lineRule="auto"/>
+            </w:pPr>
+            <w:r>
+              <w:rPr>
+                <w:rFonts w:ascii="Segoe UI" w:eastAsia="Segoe UI" w:hAnsi="Segoe UI" w:cs="Segoe UI"/>
+                <w:sz w:val="18"/>
+                <w:szCs w:val="18"/>
+                <w:lang w:val="es-VE"/>
+              </w:rPr>
+              <w:t xml:space="preserve">Cat. valoración</w:t>
+            </w:r>
+          </w:p>
+        </w:tc>
+        <w:tc>
+          <w:tcPr>
+            <w:tcW w:w="2900" w:type="dxa"/>
+            <w:tcBorders>
+              <w:top w:val="single" w:sz="6" w:space="0" w:color="E6E6E6"/>
+              <w:left w:val="single" w:sz="6" w:space="0" w:color="E6E6E6"/>
+              <w:bottom w:val="single" w:sz="6" w:space="0" w:color="E6E6E6"/>
+              <w:right w:val="single" w:sz="6" w:space="0" w:color="E6E6E6"/>
+            </w:tcBorders>
+            <w:tcMar>
+              <w:top w:w="40" w:type="dxa"/>
+              <w:left w:w="80" w:type="dxa"/>
+              <w:bottom w:w="40" w:type="dxa"/>
+              <w:right w:w="80" w:type="dxa"/>
+            </w:tcMar>
+            <w:vAlign w:val="center"/>
+          </w:tcPr>
+          <w:p>
+            <w:pPr>
+              <w:spacing w:after="0" w:line="264" w:lineRule="auto"/>
+            </w:pPr>
+            <w:r>
+              <w:rPr>
+                <w:rFonts w:ascii="Segoe UI" w:eastAsia="Segoe UI" w:hAnsi="Segoe UI" w:cs="Segoe UI"/>
+                <w:sz w:val="18"/>
+                <w:szCs w:val="18"/>
+                <w:lang w:val="es-VE"/>
+              </w:rPr>
+              <w:t xml:space="preserve">ValuationClass</w:t>
+            </w:r>
+          </w:p>
+        </w:tc>
+        <w:tc>
+          <w:tcPr>
+            <w:tcW w:w="3422" w:type="dxa"/>
+            <w:tcBorders>
+              <w:top w:val="single" w:sz="6" w:space="0" w:color="E6E6E6"/>
+              <w:left w:val="single" w:sz="6" w:space="0" w:color="E6E6E6"/>
+              <w:bottom w:val="single" w:sz="6" w:space="0" w:color="E6E6E6"/>
+              <w:right w:val="single" w:sz="6" w:space="0" w:color="E6E6E6"/>
+            </w:tcBorders>
+            <w:tcMar>
+              <w:top w:w="40" w:type="dxa"/>
+              <w:left w:w="80" w:type="dxa"/>
+              <w:bottom w:w="40" w:type="dxa"/>
+              <w:right w:w="80" w:type="dxa"/>
+            </w:tcMar>
+            <w:vAlign w:val="center"/>
+          </w:tcPr>
+          <w:p>
+            <w:pPr>
+              <w:spacing w:after="0" w:line="264" w:lineRule="auto"/>
+            </w:pPr>
+            <w:r>
+              <w:rPr>
+                <w:rFonts w:ascii="Segoe UI" w:eastAsia="Segoe UI" w:hAnsi="Segoe UI" w:cs="Segoe UI"/>
+                <w:sz w:val="18"/>
+                <w:szCs w:val="18"/>
+                <w:lang w:val="es-VE"/>
+              </w:rPr>
+              <w:t xml:space="preserve">MBEW</w:t>
+            </w:r>
+          </w:p>
+        </w:tc>
+      </w:tr>
+      <w:tr>
+        <w:trPr>
+          <w:cantSplit/>
+        </w:trPr>
+        <w:tc>
+          <w:tcPr>
+            <w:tcW w:w="2500" w:type="dxa"/>
+            <w:tcBorders>
+              <w:top w:val="single" w:sz="6" w:space="0" w:color="E6E6E6"/>
+              <w:left w:val="single" w:sz="6" w:space="0" w:color="E6E6E6"/>
+              <w:bottom w:val="single" w:sz="6" w:space="0" w:color="E6E6E6"/>
+              <w:right w:val="single" w:sz="6" w:space="0" w:color="E6E6E6"/>
+            </w:tcBorders>
+            <w:tcMar>
+              <w:top w:w="40" w:type="dxa"/>
+              <w:left w:w="80" w:type="dxa"/>
+              <w:bottom w:w="40" w:type="dxa"/>
+              <w:right w:w="80" w:type="dxa"/>
+            </w:tcMar>
+            <w:vAlign w:val="center"/>
+          </w:tcPr>
+          <w:p>
+            <w:pPr>
+              <w:spacing w:after="0" w:line="264" w:lineRule="auto"/>
+            </w:pPr>
+            <w:r>
+              <w:rPr>
+                <w:rFonts w:ascii="Segoe UI" w:eastAsia="Segoe UI" w:hAnsi="Segoe UI" w:cs="Segoe UI"/>
+                <w:sz w:val="18"/>
+                <w:szCs w:val="18"/>
+                <w:lang w:val="es-VE"/>
+              </w:rPr>
+              <w:t xml:space="preserve">Pospre</w:t>
+            </w:r>
+          </w:p>
+        </w:tc>
+        <w:tc>
+          <w:tcPr>
+            <w:tcW w:w="2900" w:type="dxa"/>
+            <w:tcBorders>
+              <w:top w:val="single" w:sz="6" w:space="0" w:color="E6E6E6"/>
+              <w:left w:val="single" w:sz="6" w:space="0" w:color="E6E6E6"/>
+              <w:bottom w:val="single" w:sz="6" w:space="0" w:color="E6E6E6"/>
+              <w:right w:val="single" w:sz="6" w:space="0" w:color="E6E6E6"/>
+            </w:tcBorders>
+            <w:tcMar>
+              <w:top w:w="40" w:type="dxa"/>
+              <w:left w:w="80" w:type="dxa"/>
+              <w:bottom w:w="40" w:type="dxa"/>
+              <w:right w:w="80" w:type="dxa"/>
+            </w:tcMar>
+            <w:vAlign w:val="center"/>
+          </w:tcPr>
+          <w:p>
+            <w:pPr>
+              <w:spacing w:after="0" w:line="264" w:lineRule="auto"/>
+            </w:pPr>
+            <w:r>
+              <w:rPr>
+                <w:rFonts w:ascii="Segoe UI" w:eastAsia="Segoe UI" w:hAnsi="Segoe UI" w:cs="Segoe UI"/>
+                <w:sz w:val="18"/>
+                <w:szCs w:val="18"/>
+                <w:lang w:val="es-VE"/>
+              </w:rPr>
+              <w:t xml:space="preserve">CommitmentItem</w:t>
+            </w:r>
+          </w:p>
+        </w:tc>
+        <w:tc>
+          <w:tcPr>
+            <w:tcW w:w="3422" w:type="dxa"/>
+            <w:tcBorders>
+              <w:top w:val="single" w:sz="6" w:space="0" w:color="E6E6E6"/>
+              <w:left w:val="single" w:sz="6" w:space="0" w:color="E6E6E6"/>
+              <w:bottom w:val="single" w:sz="6" w:space="0" w:color="E6E6E6"/>
+              <w:right w:val="single" w:sz="6" w:space="0" w:color="E6E6E6"/>
+            </w:tcBorders>
+            <w:tcMar>
+              <w:top w:w="40" w:type="dxa"/>
+              <w:left w:w="80" w:type="dxa"/>
+              <w:bottom w:w="40" w:type="dxa"/>
+              <w:right w:w="80" w:type="dxa"/>
+            </w:tcMar>
+            <w:vAlign w:val="center"/>
+          </w:tcPr>
+          <w:p>
+            <w:pPr>
+              <w:spacing w:after="0" w:line="264" w:lineRule="auto"/>
+            </w:pPr>
+            <w:r>
+              <w:rPr>
+                <w:rFonts w:ascii="Segoe UI" w:eastAsia="Segoe UI" w:hAnsi="Segoe UI" w:cs="Segoe UI"/>
+                <w:sz w:val="18"/>
+                <w:szCs w:val="18"/>
+                <w:lang w:val="es-VE"/>
+              </w:rPr>
+              <w:t xml:space="preserve">SKB1-FIPOS</w:t>
+            </w:r>
+          </w:p>
+        </w:tc>
+      </w:tr>
+      <w:tr>
+        <w:trPr>
+          <w:cantSplit/>
+        </w:trPr>
+        <w:tc>
+          <w:tcPr>
+            <w:tcW w:w="2500" w:type="dxa"/>
+            <w:tcBorders>
+              <w:top w:val="single" w:sz="6" w:space="0" w:color="E6E6E6"/>
+              <w:left w:val="single" w:sz="6" w:space="0" w:color="E6E6E6"/>
+              <w:bottom w:val="single" w:sz="6" w:space="0" w:color="E6E6E6"/>
+              <w:right w:val="single" w:sz="6" w:space="0" w:color="E6E6E6"/>
+            </w:tcBorders>
+            <w:tcMar>
+              <w:top w:w="40" w:type="dxa"/>
+              <w:left w:w="80" w:type="dxa"/>
+              <w:bottom w:w="40" w:type="dxa"/>
+              <w:right w:w="80" w:type="dxa"/>
+            </w:tcMar>
+            <w:vAlign w:val="center"/>
+          </w:tcPr>
+          <w:p>
+            <w:pPr>
+              <w:spacing w:after="0" w:line="264" w:lineRule="auto"/>
+            </w:pPr>
+            <w:r>
+              <w:rPr>
+                <w:rFonts w:ascii="Segoe UI" w:eastAsia="Segoe UI" w:hAnsi="Segoe UI" w:cs="Segoe UI"/>
+                <w:sz w:val="18"/>
+                <w:szCs w:val="18"/>
+                <w:lang w:val="es-VE"/>
+              </w:rPr>
+              <w:t xml:space="preserve">Descripción Pospre</w:t>
+            </w:r>
+          </w:p>
+        </w:tc>
+        <w:tc>
+          <w:tcPr>
+            <w:tcW w:w="2900" w:type="dxa"/>
+            <w:tcBorders>
+              <w:top w:val="single" w:sz="6" w:space="0" w:color="E6E6E6"/>
+              <w:left w:val="single" w:sz="6" w:space="0" w:color="E6E6E6"/>
+              <w:bottom w:val="single" w:sz="6" w:space="0" w:color="E6E6E6"/>
+              <w:right w:val="single" w:sz="6" w:space="0" w:color="E6E6E6"/>
+            </w:tcBorders>
+            <w:tcMar>
+              <w:top w:w="40" w:type="dxa"/>
+              <w:left w:w="80" w:type="dxa"/>
+              <w:bottom w:w="40" w:type="dxa"/>
+              <w:right w:w="80" w:type="dxa"/>
+            </w:tcMar>
+            <w:vAlign w:val="center"/>
+          </w:tcPr>
+          <w:p>
+            <w:pPr>
+              <w:spacing w:after="0" w:line="264" w:lineRule="auto"/>
+            </w:pPr>
+            <w:r>
+              <w:rPr>
+                <w:rFonts w:ascii="Segoe UI" w:eastAsia="Segoe UI" w:hAnsi="Segoe UI" w:cs="Segoe UI"/>
+                <w:sz w:val="18"/>
+                <w:szCs w:val="18"/>
+                <w:lang w:val="es-VE"/>
+              </w:rPr>
+              <w:t xml:space="preserve">CommitmentItemName</w:t>
+            </w:r>
+          </w:p>
+        </w:tc>
+        <w:tc>
+          <w:tcPr>
+            <w:tcW w:w="3422" w:type="dxa"/>
+            <w:tcBorders>
+              <w:top w:val="single" w:sz="6" w:space="0" w:color="E6E6E6"/>
+              <w:left w:val="single" w:sz="6" w:space="0" w:color="E6E6E6"/>
+              <w:bottom w:val="single" w:sz="6" w:space="0" w:color="E6E6E6"/>
+              <w:right w:val="single" w:sz="6" w:space="0" w:color="E6E6E6"/>
+            </w:tcBorders>
+            <w:tcMar>
+              <w:top w:w="40" w:type="dxa"/>
+              <w:left w:w="80" w:type="dxa"/>
+              <w:bottom w:w="40" w:type="dxa"/>
+              <w:right w:w="80" w:type="dxa"/>
+            </w:tcMar>
+            <w:vAlign w:val="center"/>
+          </w:tcPr>
+          <w:p>
+            <w:pPr>
+              <w:spacing w:after="0" w:line="264" w:lineRule="auto"/>
+            </w:pPr>
+            <w:r>
+              <w:rPr>
+                <w:rFonts w:ascii="Segoe UI" w:eastAsia="Segoe UI" w:hAnsi="Segoe UI" w:cs="Segoe UI"/>
+                <w:sz w:val="18"/>
+                <w:szCs w:val="18"/>
+                <w:lang w:val="es-VE"/>
+              </w:rPr>
+              <w:t xml:space="preserve">FMCIT</w:t>
+            </w:r>
+          </w:p>
+        </w:tc>
+      </w:tr>
+      <w:tr>
+        <w:trPr>
+          <w:cantSplit/>
+        </w:trPr>
+        <w:tc>
+          <w:tcPr>
+            <w:tcW w:w="2500" w:type="dxa"/>
+            <w:tcBorders>
+              <w:top w:val="single" w:sz="6" w:space="0" w:color="E6E6E6"/>
+              <w:left w:val="single" w:sz="6" w:space="0" w:color="E6E6E6"/>
+              <w:bottom w:val="single" w:sz="6" w:space="0" w:color="E6E6E6"/>
+              <w:right w:val="single" w:sz="6" w:space="0" w:color="E6E6E6"/>
+            </w:tcBorders>
+            <w:tcMar>
+              <w:top w:w="40" w:type="dxa"/>
+              <w:left w:w="80" w:type="dxa"/>
+              <w:bottom w:w="40" w:type="dxa"/>
+              <w:right w:w="80" w:type="dxa"/>
+            </w:tcMar>
+            <w:vAlign w:val="center"/>
+          </w:tcPr>
+          <w:p>
+            <w:pPr>
+              <w:spacing w:after="0" w:line="264" w:lineRule="auto"/>
+            </w:pPr>
+            <w:r>
+              <w:rPr>
+                <w:rFonts w:ascii="Segoe UI" w:eastAsia="Segoe UI" w:hAnsi="Segoe UI" w:cs="Segoe UI"/>
+                <w:sz w:val="18"/>
+                <w:szCs w:val="18"/>
+                <w:lang w:val="es-VE"/>
+              </w:rPr>
+              <w:t xml:space="preserve">Cuenta mayor</w:t>
+            </w:r>
+          </w:p>
+        </w:tc>
+        <w:tc>
+          <w:tcPr>
+            <w:tcW w:w="2900" w:type="dxa"/>
+            <w:tcBorders>
+              <w:top w:val="single" w:sz="6" w:space="0" w:color="E6E6E6"/>
+              <w:left w:val="single" w:sz="6" w:space="0" w:color="E6E6E6"/>
+              <w:bottom w:val="single" w:sz="6" w:space="0" w:color="E6E6E6"/>
+              <w:right w:val="single" w:sz="6" w:space="0" w:color="E6E6E6"/>
+            </w:tcBorders>
+            <w:tcMar>
+              <w:top w:w="40" w:type="dxa"/>
+              <w:left w:w="80" w:type="dxa"/>
+              <w:bottom w:w="40" w:type="dxa"/>
+              <w:right w:w="80" w:type="dxa"/>
+            </w:tcMar>
+            <w:vAlign w:val="center"/>
+          </w:tcPr>
+          <w:p>
+            <w:pPr>
+              <w:spacing w:after="0" w:line="264" w:lineRule="auto"/>
+            </w:pPr>
+            <w:r>
+              <w:rPr>
+                <w:rFonts w:ascii="Segoe UI" w:eastAsia="Segoe UI" w:hAnsi="Segoe UI" w:cs="Segoe UI"/>
+                <w:sz w:val="18"/>
+                <w:szCs w:val="18"/>
+                <w:lang w:val="es-VE"/>
+              </w:rPr>
+              <w:t xml:space="preserve">GLAccount</w:t>
+            </w:r>
+          </w:p>
+        </w:tc>
+        <w:tc>
+          <w:tcPr>
+            <w:tcW w:w="3422" w:type="dxa"/>
+            <w:tcBorders>
+              <w:top w:val="single" w:sz="6" w:space="0" w:color="E6E6E6"/>
+              <w:left w:val="single" w:sz="6" w:space="0" w:color="E6E6E6"/>
+              <w:bottom w:val="single" w:sz="6" w:space="0" w:color="E6E6E6"/>
+              <w:right w:val="single" w:sz="6" w:space="0" w:color="E6E6E6"/>
+            </w:tcBorders>
+            <w:tcMar>
+              <w:top w:w="40" w:type="dxa"/>
+              <w:left w:w="80" w:type="dxa"/>
+              <w:bottom w:w="40" w:type="dxa"/>
+              <w:right w:w="80" w:type="dxa"/>
+            </w:tcMar>
+            <w:vAlign w:val="center"/>
+          </w:tcPr>
+          <w:p>
+            <w:pPr>
+              <w:spacing w:after="0" w:line="264" w:lineRule="auto"/>
+            </w:pPr>
+            <w:r>
+              <w:rPr>
+                <w:rFonts w:ascii="Segoe UI" w:eastAsia="Segoe UI" w:hAnsi="Segoe UI" w:cs="Segoe UI"/>
+                <w:sz w:val="18"/>
+                <w:szCs w:val="18"/>
+                <w:lang w:val="es-VE"/>
+              </w:rPr>
+              <w:t xml:space="preserve">T030 (GBB) o T095 (RACF)</w:t>
+            </w:r>
+          </w:p>
+        </w:tc>
+      </w:tr>
+      <w:tr>
+        <w:trPr>
+          <w:cantSplit/>
+        </w:trPr>
+        <w:tc>
+          <w:tcPr>
+            <w:tcW w:w="2500" w:type="dxa"/>
+            <w:tcBorders>
+              <w:top w:val="single" w:sz="6" w:space="0" w:color="E6E6E6"/>
+              <w:left w:val="single" w:sz="6" w:space="0" w:color="E6E6E6"/>
+              <w:bottom w:val="single" w:sz="6" w:space="0" w:color="E6E6E6"/>
+              <w:right w:val="single" w:sz="6" w:space="0" w:color="E6E6E6"/>
+            </w:tcBorders>
+            <w:tcMar>
+              <w:top w:w="40" w:type="dxa"/>
+              <w:left w:w="80" w:type="dxa"/>
+              <w:bottom w:w="40" w:type="dxa"/>
+              <w:right w:w="80" w:type="dxa"/>
+            </w:tcMar>
+            <w:vAlign w:val="center"/>
+          </w:tcPr>
+          <w:p>
+            <w:pPr>
+              <w:spacing w:after="0" w:line="264" w:lineRule="auto"/>
+            </w:pPr>
+            <w:r>
+              <w:rPr>
+                <w:rFonts w:ascii="Segoe UI" w:eastAsia="Segoe UI" w:hAnsi="Segoe UI" w:cs="Segoe UI"/>
+                <w:sz w:val="18"/>
+                <w:szCs w:val="18"/>
+                <w:lang w:val="es-VE"/>
+              </w:rPr>
+              <w:t xml:space="preserve">Niv. centro</w:t>
+            </w:r>
+          </w:p>
+        </w:tc>
+        <w:tc>
+          <w:tcPr>
+            <w:tcW w:w="2900" w:type="dxa"/>
+            <w:tcBorders>
+              <w:top w:val="single" w:sz="6" w:space="0" w:color="E6E6E6"/>
+              <w:left w:val="single" w:sz="6" w:space="0" w:color="E6E6E6"/>
+              <w:bottom w:val="single" w:sz="6" w:space="0" w:color="E6E6E6"/>
+              <w:right w:val="single" w:sz="6" w:space="0" w:color="E6E6E6"/>
+            </w:tcBorders>
+            <w:tcMar>
+              <w:top w:w="40" w:type="dxa"/>
+              <w:left w:w="80" w:type="dxa"/>
+              <w:bottom w:w="40" w:type="dxa"/>
+              <w:right w:w="80" w:type="dxa"/>
+            </w:tcMar>
+            <w:vAlign w:val="center"/>
+          </w:tcPr>
+          <w:p>
+            <w:pPr>
+              <w:spacing w:after="0" w:line="264" w:lineRule="auto"/>
+            </w:pPr>
+            <w:r>
+              <w:rPr>
+                <w:rFonts w:ascii="Segoe UI" w:eastAsia="Segoe UI" w:hAnsi="Segoe UI" w:cs="Segoe UI"/>
+                <w:sz w:val="18"/>
+                <w:szCs w:val="18"/>
+                <w:lang w:val="es-VE"/>
+              </w:rPr>
+              <w:t xml:space="preserve">IsMarkedForDeletionAtPlant</w:t>
+            </w:r>
+          </w:p>
+        </w:tc>
+        <w:tc>
+          <w:tcPr>
+            <w:tcW w:w="3422" w:type="dxa"/>
+            <w:tcBorders>
+              <w:top w:val="single" w:sz="6" w:space="0" w:color="E6E6E6"/>
+              <w:left w:val="single" w:sz="6" w:space="0" w:color="E6E6E6"/>
+              <w:bottom w:val="single" w:sz="6" w:space="0" w:color="E6E6E6"/>
+              <w:right w:val="single" w:sz="6" w:space="0" w:color="E6E6E6"/>
+            </w:tcBorders>
+            <w:tcMar>
+              <w:top w:w="40" w:type="dxa"/>
+              <w:left w:w="80" w:type="dxa"/>
+              <w:bottom w:w="40" w:type="dxa"/>
+              <w:right w:w="80" w:type="dxa"/>
+            </w:tcMar>
+            <w:vAlign w:val="center"/>
+          </w:tcPr>
+          <w:p>
+            <w:pPr>
+              <w:spacing w:after="0" w:line="264" w:lineRule="auto"/>
+            </w:pPr>
+            <w:r>
+              <w:rPr>
+                <w:rFonts w:ascii="Segoe UI" w:eastAsia="Segoe UI" w:hAnsi="Segoe UI" w:cs="Segoe UI"/>
+                <w:sz w:val="18"/>
+                <w:szCs w:val="18"/>
+                <w:lang w:val="es-VE"/>
+              </w:rPr>
+              <w:t xml:space="preserve">MARC</w:t>
+            </w:r>
+          </w:p>
+        </w:tc>
+      </w:tr>
+      <w:tr>
+        <w:trPr>
+          <w:cantSplit/>
+        </w:trPr>
+        <w:tc>
+          <w:tcPr>
+            <w:tcW w:w="2500" w:type="dxa"/>
+            <w:tcBorders>
+              <w:top w:val="single" w:sz="6" w:space="0" w:color="E6E6E6"/>
+              <w:left w:val="single" w:sz="6" w:space="0" w:color="E6E6E6"/>
+              <w:bottom w:val="single" w:sz="6" w:space="0" w:color="E6E6E6"/>
+              <w:right w:val="single" w:sz="6" w:space="0" w:color="E6E6E6"/>
+            </w:tcBorders>
+            <w:tcMar>
+              <w:top w:w="40" w:type="dxa"/>
+              <w:left w:w="80" w:type="dxa"/>
+              <w:bottom w:w="40" w:type="dxa"/>
+              <w:right w:w="80" w:type="dxa"/>
+            </w:tcMar>
+            <w:vAlign w:val="center"/>
+          </w:tcPr>
+          <w:p>
+            <w:pPr>
+              <w:spacing w:after="0" w:line="264" w:lineRule="auto"/>
+            </w:pPr>
+            <w:r>
+              <w:rPr>
+                <w:rFonts w:ascii="Segoe UI" w:eastAsia="Segoe UI" w:hAnsi="Segoe UI" w:cs="Segoe UI"/>
+                <w:sz w:val="18"/>
+                <w:szCs w:val="18"/>
+                <w:lang w:val="es-VE"/>
+              </w:rPr>
+              <w:t xml:space="preserve">Tipo de material / Denominación</w:t>
+            </w:r>
+          </w:p>
+        </w:tc>
+        <w:tc>
+          <w:tcPr>
+            <w:tcW w:w="2900" w:type="dxa"/>
+            <w:tcBorders>
+              <w:top w:val="single" w:sz="6" w:space="0" w:color="E6E6E6"/>
+              <w:left w:val="single" w:sz="6" w:space="0" w:color="E6E6E6"/>
+              <w:bottom w:val="single" w:sz="6" w:space="0" w:color="E6E6E6"/>
+              <w:right w:val="single" w:sz="6" w:space="0" w:color="E6E6E6"/>
+            </w:tcBorders>
+            <w:tcMar>
+              <w:top w:w="40" w:type="dxa"/>
+              <w:left w:w="80" w:type="dxa"/>
+              <w:bottom w:w="40" w:type="dxa"/>
+              <w:right w:w="80" w:type="dxa"/>
+            </w:tcMar>
+            <w:vAlign w:val="center"/>
+          </w:tcPr>
+          <w:p>
+            <w:pPr>
+              <w:spacing w:after="0" w:line="264" w:lineRule="auto"/>
+            </w:pPr>
+            <w:r>
+              <w:rPr>
+                <w:rFonts w:ascii="Segoe UI" w:eastAsia="Segoe UI" w:hAnsi="Segoe UI" w:cs="Segoe UI"/>
+                <w:sz w:val="18"/>
+                <w:szCs w:val="18"/>
+                <w:lang w:val="es-VE"/>
+              </w:rPr>
+              <w:t xml:space="preserve">ProductType / ProductTypeName</w:t>
+            </w:r>
+          </w:p>
+        </w:tc>
+        <w:tc>
+          <w:tcPr>
+            <w:tcW w:w="3422" w:type="dxa"/>
+            <w:tcBorders>
+              <w:top w:val="single" w:sz="6" w:space="0" w:color="E6E6E6"/>
+              <w:left w:val="single" w:sz="6" w:space="0" w:color="E6E6E6"/>
+              <w:bottom w:val="single" w:sz="6" w:space="0" w:color="E6E6E6"/>
+              <w:right w:val="single" w:sz="6" w:space="0" w:color="E6E6E6"/>
+            </w:tcBorders>
+            <w:tcMar>
+              <w:top w:w="40" w:type="dxa"/>
+              <w:left w:w="80" w:type="dxa"/>
+              <w:bottom w:w="40" w:type="dxa"/>
+              <w:right w:w="80" w:type="dxa"/>
+            </w:tcMar>
+            <w:vAlign w:val="center"/>
+          </w:tcPr>
+          <w:p>
+            <w:pPr>
+              <w:spacing w:after="0" w:line="264" w:lineRule="auto"/>
+            </w:pPr>
+            <w:r>
+              <w:rPr>
+                <w:rFonts w:ascii="Segoe UI" w:eastAsia="Segoe UI" w:hAnsi="Segoe UI" w:cs="Segoe UI"/>
+                <w:sz w:val="18"/>
+                <w:szCs w:val="18"/>
+                <w:lang w:val="es-VE"/>
+              </w:rPr>
+              <w:t xml:space="preserve">MARA / T134T</w:t>
+            </w:r>
+          </w:p>
+        </w:tc>
+      </w:tr>
+      <w:tr>
+        <w:trPr>
+          <w:cantSplit/>
+        </w:trPr>
+        <w:tc>
+          <w:tcPr>
+            <w:tcW w:w="2500" w:type="dxa"/>
+            <w:tcBorders>
+              <w:top w:val="single" w:sz="6" w:space="0" w:color="E6E6E6"/>
+              <w:left w:val="single" w:sz="6" w:space="0" w:color="E6E6E6"/>
+              <w:bottom w:val="single" w:sz="6" w:space="0" w:color="E6E6E6"/>
+              <w:right w:val="single" w:sz="6" w:space="0" w:color="E6E6E6"/>
+            </w:tcBorders>
+            <w:tcMar>
+              <w:top w:w="40" w:type="dxa"/>
+              <w:left w:w="80" w:type="dxa"/>
+              <w:bottom w:w="40" w:type="dxa"/>
+              <w:right w:w="80" w:type="dxa"/>
+            </w:tcMar>
+            <w:vAlign w:val="center"/>
+          </w:tcPr>
+          <w:p>
+            <w:pPr>
+              <w:spacing w:after="0" w:line="264" w:lineRule="auto"/>
+            </w:pPr>
+            <w:r>
+              <w:rPr>
+                <w:rFonts w:ascii="Segoe UI" w:eastAsia="Segoe UI" w:hAnsi="Segoe UI" w:cs="Segoe UI"/>
+                <w:sz w:val="18"/>
+                <w:szCs w:val="18"/>
+                <w:lang w:val="es-VE"/>
+              </w:rPr>
+              <w:t xml:space="preserve">Grupo art. / Denominación</w:t>
+            </w:r>
+          </w:p>
+        </w:tc>
+        <w:tc>
+          <w:tcPr>
+            <w:tcW w:w="2900" w:type="dxa"/>
+            <w:tcBorders>
+              <w:top w:val="single" w:sz="6" w:space="0" w:color="E6E6E6"/>
+              <w:left w:val="single" w:sz="6" w:space="0" w:color="E6E6E6"/>
+              <w:bottom w:val="single" w:sz="6" w:space="0" w:color="E6E6E6"/>
+              <w:right w:val="single" w:sz="6" w:space="0" w:color="E6E6E6"/>
+            </w:tcBorders>
+            <w:tcMar>
+              <w:top w:w="40" w:type="dxa"/>
+              <w:left w:w="80" w:type="dxa"/>
+              <w:bottom w:w="40" w:type="dxa"/>
+              <w:right w:w="80" w:type="dxa"/>
+            </w:tcMar>
+            <w:vAlign w:val="center"/>
+          </w:tcPr>
+          <w:p>
+            <w:pPr>
+              <w:spacing w:after="0" w:line="264" w:lineRule="auto"/>
+            </w:pPr>
+            <w:r>
+              <w:rPr>
+                <w:rFonts w:ascii="Segoe UI" w:eastAsia="Segoe UI" w:hAnsi="Segoe UI" w:cs="Segoe UI"/>
+                <w:sz w:val="18"/>
+                <w:szCs w:val="18"/>
+                <w:lang w:val="es-VE"/>
+              </w:rPr>
+              <w:t xml:space="preserve">ProductGroup / ProductGroupText</w:t>
+            </w:r>
+          </w:p>
+        </w:tc>
+        <w:tc>
+          <w:tcPr>
+            <w:tcW w:w="3422" w:type="dxa"/>
+            <w:tcBorders>
+              <w:top w:val="single" w:sz="6" w:space="0" w:color="E6E6E6"/>
+              <w:left w:val="single" w:sz="6" w:space="0" w:color="E6E6E6"/>
+              <w:bottom w:val="single" w:sz="6" w:space="0" w:color="E6E6E6"/>
+              <w:right w:val="single" w:sz="6" w:space="0" w:color="E6E6E6"/>
+            </w:tcBorders>
+            <w:tcMar>
+              <w:top w:w="40" w:type="dxa"/>
+              <w:left w:w="80" w:type="dxa"/>
+              <w:bottom w:w="40" w:type="dxa"/>
+              <w:right w:w="80" w:type="dxa"/>
+            </w:tcMar>
+            <w:vAlign w:val="center"/>
+          </w:tcPr>
+          <w:p>
+            <w:pPr>
+              <w:spacing w:after="0" w:line="264" w:lineRule="auto"/>
+            </w:pPr>
+            <w:r>
+              <w:rPr>
+                <w:rFonts w:ascii="Segoe UI" w:eastAsia="Segoe UI" w:hAnsi="Segoe UI" w:cs="Segoe UI"/>
+                <w:sz w:val="18"/>
+                <w:szCs w:val="18"/>
+                <w:lang w:val="es-VE"/>
+              </w:rPr>
+              <w:t xml:space="preserve">MARA / T023T</w:t>
+            </w:r>
+          </w:p>
+        </w:tc>
+      </w:tr>
+      <w:tr>
+        <w:trPr>
+          <w:cantSplit/>
+        </w:trPr>
+        <w:tc>
+          <w:tcPr>
+            <w:tcW w:w="2500" w:type="dxa"/>
+            <w:tcBorders>
+              <w:top w:val="single" w:sz="6" w:space="0" w:color="E6E6E6"/>
+              <w:left w:val="single" w:sz="6" w:space="0" w:color="E6E6E6"/>
+              <w:bottom w:val="single" w:sz="6" w:space="0" w:color="E6E6E6"/>
+              <w:right w:val="single" w:sz="6" w:space="0" w:color="E6E6E6"/>
+            </w:tcBorders>
+            <w:tcMar>
+              <w:top w:w="40" w:type="dxa"/>
+              <w:left w:w="80" w:type="dxa"/>
+              <w:bottom w:w="40" w:type="dxa"/>
+              <w:right w:w="80" w:type="dxa"/>
+            </w:tcMar>
+            <w:vAlign w:val="center"/>
+          </w:tcPr>
+          <w:p>
+            <w:pPr>
+              <w:spacing w:after="0" w:line="264" w:lineRule="auto"/>
+            </w:pPr>
+            <w:r>
+              <w:rPr>
+                <w:rFonts w:ascii="Segoe UI" w:eastAsia="Segoe UI" w:hAnsi="Segoe UI" w:cs="Segoe UI"/>
+                <w:sz w:val="18"/>
+                <w:szCs w:val="18"/>
+                <w:lang w:val="es-VE"/>
+              </w:rPr>
+              <w:t xml:space="preserve">Texto cuenta</w:t>
+            </w:r>
+          </w:p>
+        </w:tc>
+        <w:tc>
+          <w:tcPr>
+            <w:tcW w:w="2900" w:type="dxa"/>
+            <w:tcBorders>
+              <w:top w:val="single" w:sz="6" w:space="0" w:color="E6E6E6"/>
+              <w:left w:val="single" w:sz="6" w:space="0" w:color="E6E6E6"/>
+              <w:bottom w:val="single" w:sz="6" w:space="0" w:color="E6E6E6"/>
+              <w:right w:val="single" w:sz="6" w:space="0" w:color="E6E6E6"/>
+            </w:tcBorders>
+            <w:tcMar>
+              <w:top w:w="40" w:type="dxa"/>
+              <w:left w:w="80" w:type="dxa"/>
+              <w:bottom w:w="40" w:type="dxa"/>
+              <w:right w:w="80" w:type="dxa"/>
+            </w:tcMar>
+            <w:vAlign w:val="center"/>
+          </w:tcPr>
+          <w:p>
+            <w:pPr>
+              <w:spacing w:after="0" w:line="264" w:lineRule="auto"/>
+            </w:pPr>
+            <w:r>
+              <w:rPr>
+                <w:rFonts w:ascii="Segoe UI" w:eastAsia="Segoe UI" w:hAnsi="Segoe UI" w:cs="Segoe UI"/>
+                <w:sz w:val="18"/>
+                <w:szCs w:val="18"/>
+                <w:lang w:val="es-VE"/>
+              </w:rPr>
+              <w:t xml:space="preserve">GLAccountLongName</w:t>
+            </w:r>
+          </w:p>
+        </w:tc>
+        <w:tc>
+          <w:tcPr>
+            <w:tcW w:w="3422" w:type="dxa"/>
+            <w:tcBorders>
+              <w:top w:val="single" w:sz="6" w:space="0" w:color="E6E6E6"/>
+              <w:left w:val="single" w:sz="6" w:space="0" w:color="E6E6E6"/>
+              <w:bottom w:val="single" w:sz="6" w:space="0" w:color="E6E6E6"/>
+              <w:right w:val="single" w:sz="6" w:space="0" w:color="E6E6E6"/>
+            </w:tcBorders>
+            <w:tcMar>
+              <w:top w:w="40" w:type="dxa"/>
+              <w:left w:w="80" w:type="dxa"/>
+              <w:bottom w:w="40" w:type="dxa"/>
+              <w:right w:w="80" w:type="dxa"/>
+            </w:tcMar>
+            <w:vAlign w:val="center"/>
+          </w:tcPr>
+          <w:p>
+            <w:pPr>
+              <w:spacing w:after="0" w:line="264" w:lineRule="auto"/>
+            </w:pPr>
+            <w:r>
+              <w:rPr>
+                <w:rFonts w:ascii="Segoe UI" w:eastAsia="Segoe UI" w:hAnsi="Segoe UI" w:cs="Segoe UI"/>
+                <w:sz w:val="18"/>
+                <w:szCs w:val="18"/>
+                <w:lang w:val="es-VE"/>
+              </w:rPr>
+              <w:t xml:space="preserve">SKAT</w:t>
+            </w:r>
+          </w:p>
+        </w:tc>
+      </w:tr>
+      <w:tr>
+        <w:trPr>
+          <w:cantSplit/>
+        </w:trPr>
+        <w:tc>
+          <w:tcPr>
+            <w:tcW w:w="2500" w:type="dxa"/>
+            <w:tcBorders>
+              <w:top w:val="single" w:sz="6" w:space="0" w:color="E6E6E6"/>
+              <w:left w:val="single" w:sz="6" w:space="0" w:color="E6E6E6"/>
+              <w:bottom w:val="single" w:sz="6" w:space="0" w:color="E6E6E6"/>
+              <w:right w:val="single" w:sz="6" w:space="0" w:color="E6E6E6"/>
+            </w:tcBorders>
+            <w:tcMar>
+              <w:top w:w="40" w:type="dxa"/>
+              <w:left w:w="80" w:type="dxa"/>
+              <w:bottom w:w="40" w:type="dxa"/>
+              <w:right w:w="80" w:type="dxa"/>
+            </w:tcMar>
+            <w:vAlign w:val="center"/>
+          </w:tcPr>
+          <w:p>
+            <w:pPr>
+              <w:spacing w:after="0" w:line="264" w:lineRule="auto"/>
+            </w:pPr>
+            <w:r>
+              <w:rPr>
+                <w:rFonts w:ascii="Segoe UI" w:eastAsia="Segoe UI" w:hAnsi="Segoe UI" w:cs="Segoe UI"/>
+                <w:sz w:val="18"/>
+                <w:szCs w:val="18"/>
+                <w:lang w:val="es-VE"/>
+              </w:rPr>
+              <w:t xml:space="preserve">Texto grupo cuenta</w:t>
+            </w:r>
+          </w:p>
+        </w:tc>
+        <w:tc>
+          <w:tcPr>
+            <w:tcW w:w="2900" w:type="dxa"/>
+            <w:tcBorders>
+              <w:top w:val="single" w:sz="6" w:space="0" w:color="E6E6E6"/>
+              <w:left w:val="single" w:sz="6" w:space="0" w:color="E6E6E6"/>
+              <w:bottom w:val="single" w:sz="6" w:space="0" w:color="E6E6E6"/>
+              <w:right w:val="single" w:sz="6" w:space="0" w:color="E6E6E6"/>
+            </w:tcBorders>
+            <w:tcMar>
+              <w:top w:w="40" w:type="dxa"/>
+              <w:left w:w="80" w:type="dxa"/>
+              <w:bottom w:w="40" w:type="dxa"/>
+              <w:right w:w="80" w:type="dxa"/>
+            </w:tcMar>
+            <w:vAlign w:val="center"/>
+          </w:tcPr>
+          <w:p>
+            <w:pPr>
+              <w:spacing w:after="0" w:line="264" w:lineRule="auto"/>
+            </w:pPr>
+            <w:r>
+              <w:rPr>
+                <w:rFonts w:ascii="Segoe UI" w:eastAsia="Segoe UI" w:hAnsi="Segoe UI" w:cs="Segoe UI"/>
+                <w:sz w:val="18"/>
+                <w:szCs w:val="18"/>
+                <w:lang w:val="es-VE"/>
+              </w:rPr>
+              <w:t xml:space="preserve">GLAccountGroupName</w:t>
+            </w:r>
+          </w:p>
+        </w:tc>
+        <w:tc>
+          <w:tcPr>
+            <w:tcW w:w="3422" w:type="dxa"/>
+            <w:tcBorders>
+              <w:top w:val="single" w:sz="6" w:space="0" w:color="E6E6E6"/>
+              <w:left w:val="single" w:sz="6" w:space="0" w:color="E6E6E6"/>
+              <w:bottom w:val="single" w:sz="6" w:space="0" w:color="E6E6E6"/>
+              <w:right w:val="single" w:sz="6" w:space="0" w:color="E6E6E6"/>
+            </w:tcBorders>
+            <w:tcMar>
+              <w:top w:w="40" w:type="dxa"/>
+              <w:left w:w="80" w:type="dxa"/>
+              <w:bottom w:w="40" w:type="dxa"/>
+              <w:right w:w="80" w:type="dxa"/>
+            </w:tcMar>
+            <w:vAlign w:val="center"/>
+          </w:tcPr>
+          <w:p>
+            <w:pPr>
+              <w:spacing w:after="0" w:line="264" w:lineRule="auto"/>
+            </w:pPr>
+            <w:r>
+              <w:rPr>
+                <w:rFonts w:ascii="Segoe UI" w:eastAsia="Segoe UI" w:hAnsi="Segoe UI" w:cs="Segoe UI"/>
+                <w:sz w:val="18"/>
+                <w:szCs w:val="18"/>
+                <w:lang w:val="es-VE"/>
+              </w:rPr>
+              <w:t xml:space="preserve">T077Z</w:t>
+            </w:r>
+          </w:p>
+        </w:tc>
+      </w:tr>
+      <w:tr>
+        <w:trPr>
+          <w:cantSplit/>
+        </w:trPr>
+        <w:tc>
+          <w:tcPr>
+            <w:tcW w:w="2500" w:type="dxa"/>
+            <w:tcBorders>
+              <w:top w:val="single" w:sz="6" w:space="0" w:color="E6E6E6"/>
+              <w:left w:val="single" w:sz="6" w:space="0" w:color="E6E6E6"/>
+              <w:bottom w:val="single" w:sz="6" w:space="0" w:color="E6E6E6"/>
+              <w:right w:val="single" w:sz="6" w:space="0" w:color="E6E6E6"/>
+            </w:tcBorders>
+            <w:tcMar>
+              <w:top w:w="40" w:type="dxa"/>
+              <w:left w:w="80" w:type="dxa"/>
+              <w:bottom w:w="40" w:type="dxa"/>
+              <w:right w:w="80" w:type="dxa"/>
+            </w:tcMar>
+            <w:vAlign w:val="center"/>
+          </w:tcPr>
+          <w:p>
+            <w:pPr>
+              <w:spacing w:after="0" w:line="264" w:lineRule="auto"/>
+            </w:pPr>
+            <w:r>
+              <w:rPr>
+                <w:rFonts w:ascii="Segoe UI" w:eastAsia="Segoe UI" w:hAnsi="Segoe UI" w:cs="Segoe UI"/>
+                <w:sz w:val="18"/>
+                <w:szCs w:val="18"/>
+                <w:lang w:val="es-VE"/>
+              </w:rPr>
+              <w:t xml:space="preserve">Cuenta AS400</w:t>
+            </w:r>
+          </w:p>
+        </w:tc>
+        <w:tc>
+          <w:tcPr>
+            <w:tcW w:w="2900" w:type="dxa"/>
+            <w:tcBorders>
+              <w:top w:val="single" w:sz="6" w:space="0" w:color="E6E6E6"/>
+              <w:left w:val="single" w:sz="6" w:space="0" w:color="E6E6E6"/>
+              <w:bottom w:val="single" w:sz="6" w:space="0" w:color="E6E6E6"/>
+              <w:right w:val="single" w:sz="6" w:space="0" w:color="E6E6E6"/>
+            </w:tcBorders>
+            <w:tcMar>
+              <w:top w:w="40" w:type="dxa"/>
+              <w:left w:w="80" w:type="dxa"/>
+              <w:bottom w:w="40" w:type="dxa"/>
+              <w:right w:w="80" w:type="dxa"/>
+            </w:tcMar>
+            <w:vAlign w:val="center"/>
+          </w:tcPr>
+          <w:p>
+            <w:pPr>
+              <w:spacing w:after="0" w:line="264" w:lineRule="auto"/>
+            </w:pPr>
+            <w:r>
+              <w:rPr>
+                <w:rFonts w:ascii="Segoe UI" w:eastAsia="Segoe UI" w:hAnsi="Segoe UI" w:cs="Segoe UI"/>
+                <w:sz w:val="18"/>
+                <w:szCs w:val="18"/>
+                <w:lang w:val="es-VE"/>
+              </w:rPr>
+              <w:t xml:space="preserve">AS400Account</w:t>
+            </w:r>
+          </w:p>
+        </w:tc>
+        <w:tc>
+          <w:tcPr>
+            <w:tcW w:w="3422" w:type="dxa"/>
+            <w:tcBorders>
+              <w:top w:val="single" w:sz="6" w:space="0" w:color="E6E6E6"/>
+              <w:left w:val="single" w:sz="6" w:space="0" w:color="E6E6E6"/>
+              <w:bottom w:val="single" w:sz="6" w:space="0" w:color="E6E6E6"/>
+              <w:right w:val="single" w:sz="6" w:space="0" w:color="E6E6E6"/>
+            </w:tcBorders>
+            <w:tcMar>
+              <w:top w:w="40" w:type="dxa"/>
+              <w:left w:w="80" w:type="dxa"/>
+              <w:bottom w:w="40" w:type="dxa"/>
+              <w:right w:w="80" w:type="dxa"/>
+            </w:tcMar>
+            <w:vAlign w:val="center"/>
+          </w:tcPr>
+          <w:p>
+            <w:pPr>
+              <w:spacing w:after="0" w:line="264" w:lineRule="auto"/>
+            </w:pPr>
+            <w:r>
+              <w:rPr>
+                <w:rFonts w:ascii="Segoe UI" w:eastAsia="Segoe UI" w:hAnsi="Segoe UI" w:cs="Segoe UI"/>
+                <w:sz w:val="18"/>
+                <w:szCs w:val="18"/>
+                <w:lang w:val="es-VE"/>
+              </w:rPr>
+              <w:t xml:space="preserve">ZTCTAS_REGULAT-CTAREG</w:t>
+            </w:r>
+          </w:p>
+        </w:tc>
+      </w:tr>
+      <w:tr>
+        <w:trPr>
+          <w:cantSplit/>
+        </w:trPr>
+        <w:tc>
+          <w:tcPr>
+            <w:tcW w:w="2500" w:type="dxa"/>
+            <w:tcBorders>
+              <w:top w:val="single" w:sz="6" w:space="0" w:color="E6E6E6"/>
+              <w:left w:val="single" w:sz="6" w:space="0" w:color="E6E6E6"/>
+              <w:bottom w:val="single" w:sz="6" w:space="0" w:color="E6E6E6"/>
+              <w:right w:val="single" w:sz="6" w:space="0" w:color="E6E6E6"/>
+            </w:tcBorders>
+            <w:tcMar>
+              <w:top w:w="40" w:type="dxa"/>
+              <w:left w:w="80" w:type="dxa"/>
+              <w:bottom w:w="40" w:type="dxa"/>
+              <w:right w:w="80" w:type="dxa"/>
+            </w:tcMar>
+            <w:vAlign w:val="center"/>
+          </w:tcPr>
+          <w:p>
+            <w:pPr>
+              <w:spacing w:after="0" w:line="264" w:lineRule="auto"/>
+            </w:pPr>
+            <w:r>
+              <w:rPr>
+                <w:rFonts w:ascii="Segoe UI" w:eastAsia="Segoe UI" w:hAnsi="Segoe UI" w:cs="Segoe UI"/>
+                <w:sz w:val="18"/>
+                <w:szCs w:val="18"/>
+                <w:lang w:val="es-VE"/>
+              </w:rPr>
+              <w:t xml:space="preserve">Clase activo fijo (detalle)</w:t>
+            </w:r>
+          </w:p>
+        </w:tc>
+        <w:tc>
+          <w:tcPr>
+            <w:tcW w:w="2900" w:type="dxa"/>
+            <w:tcBorders>
+              <w:top w:val="single" w:sz="6" w:space="0" w:color="E6E6E6"/>
+              <w:left w:val="single" w:sz="6" w:space="0" w:color="E6E6E6"/>
+              <w:bottom w:val="single" w:sz="6" w:space="0" w:color="E6E6E6"/>
+              <w:right w:val="single" w:sz="6" w:space="0" w:color="E6E6E6"/>
+            </w:tcBorders>
+            <w:tcMar>
+              <w:top w:w="40" w:type="dxa"/>
+              <w:left w:w="80" w:type="dxa"/>
+              <w:bottom w:w="40" w:type="dxa"/>
+              <w:right w:w="80" w:type="dxa"/>
+            </w:tcMar>
+            <w:vAlign w:val="center"/>
+          </w:tcPr>
+          <w:p>
+            <w:pPr>
+              <w:spacing w:after="0" w:line="264" w:lineRule="auto"/>
+            </w:pPr>
+            <w:r>
+              <w:rPr>
+                <w:rFonts w:ascii="Segoe UI" w:eastAsia="Segoe UI" w:hAnsi="Segoe UI" w:cs="Segoe UI"/>
+                <w:sz w:val="18"/>
+                <w:szCs w:val="18"/>
+                <w:lang w:val="es-VE"/>
+              </w:rPr>
+              <w:t xml:space="preserve">AssetClass</w:t>
+            </w:r>
+          </w:p>
+        </w:tc>
+        <w:tc>
+          <w:tcPr>
+            <w:tcW w:w="3422" w:type="dxa"/>
+            <w:tcBorders>
+              <w:top w:val="single" w:sz="6" w:space="0" w:color="E6E6E6"/>
+              <w:left w:val="single" w:sz="6" w:space="0" w:color="E6E6E6"/>
+              <w:bottom w:val="single" w:sz="6" w:space="0" w:color="E6E6E6"/>
+              <w:right w:val="single" w:sz="6" w:space="0" w:color="E6E6E6"/>
+            </w:tcBorders>
+            <w:tcMar>
+              <w:top w:w="40" w:type="dxa"/>
+              <w:left w:w="80" w:type="dxa"/>
+              <w:bottom w:w="40" w:type="dxa"/>
+              <w:right w:w="80" w:type="dxa"/>
+            </w:tcMar>
+            <w:vAlign w:val="center"/>
+          </w:tcPr>
+          <w:p>
+            <w:pPr>
+              <w:spacing w:after="0" w:line="264" w:lineRule="auto"/>
+            </w:pPr>
+            <w:r>
+              <w:rPr>
+                <w:rFonts w:ascii="Segoe UI" w:eastAsia="Segoe UI" w:hAnsi="Segoe UI" w:cs="Segoe UI"/>
+                <w:sz w:val="18"/>
+                <w:szCs w:val="18"/>
+                <w:lang w:val="es-VE"/>
+              </w:rPr>
+              <w:t xml:space="preserve">ZTCLASE_AF (solo RACF)</w:t>
+            </w:r>
+          </w:p>
+        </w:tc>
+      </w:tr>
+      <w:tr>
+        <w:trPr>
+          <w:cantSplit/>
+        </w:trPr>
+        <w:tc>
+          <w:tcPr>
+            <w:tcW w:w="2500" w:type="dxa"/>
+            <w:tcBorders>
+              <w:top w:val="single" w:sz="6" w:space="0" w:color="E6E6E6"/>
+              <w:left w:val="single" w:sz="6" w:space="0" w:color="E6E6E6"/>
+              <w:bottom w:val="single" w:sz="6" w:space="0" w:color="E6E6E6"/>
+              <w:right w:val="single" w:sz="6" w:space="0" w:color="E6E6E6"/>
+            </w:tcBorders>
+            <w:tcMar>
+              <w:top w:w="40" w:type="dxa"/>
+              <w:left w:w="80" w:type="dxa"/>
+              <w:bottom w:w="40" w:type="dxa"/>
+              <w:right w:w="80" w:type="dxa"/>
+            </w:tcMar>
+            <w:vAlign w:val="center"/>
+          </w:tcPr>
+          <w:p>
+            <w:pPr>
+              <w:spacing w:after="0" w:line="264" w:lineRule="auto"/>
+            </w:pPr>
+            <w:r>
+              <w:rPr>
+                <w:rFonts w:ascii="Segoe UI" w:eastAsia="Segoe UI" w:hAnsi="Segoe UI" w:cs="Segoe UI"/>
+                <w:sz w:val="18"/>
+                <w:szCs w:val="18"/>
+                <w:lang w:val="es-VE"/>
+              </w:rPr>
+              <w:t xml:space="preserve">Determ. cuentas AF (detalle)</w:t>
+            </w:r>
+          </w:p>
+        </w:tc>
+        <w:tc>
+          <w:tcPr>
+            <w:tcW w:w="2900" w:type="dxa"/>
+            <w:tcBorders>
+              <w:top w:val="single" w:sz="6" w:space="0" w:color="E6E6E6"/>
+              <w:left w:val="single" w:sz="6" w:space="0" w:color="E6E6E6"/>
+              <w:bottom w:val="single" w:sz="6" w:space="0" w:color="E6E6E6"/>
+              <w:right w:val="single" w:sz="6" w:space="0" w:color="E6E6E6"/>
+            </w:tcBorders>
+            <w:tcMar>
+              <w:top w:w="40" w:type="dxa"/>
+              <w:left w:w="80" w:type="dxa"/>
+              <w:bottom w:w="40" w:type="dxa"/>
+              <w:right w:w="80" w:type="dxa"/>
+            </w:tcMar>
+            <w:vAlign w:val="center"/>
+          </w:tcPr>
+          <w:p>
+            <w:pPr>
+              <w:spacing w:after="0" w:line="264" w:lineRule="auto"/>
+            </w:pPr>
+            <w:r>
+              <w:rPr>
+                <w:rFonts w:ascii="Segoe UI" w:eastAsia="Segoe UI" w:hAnsi="Segoe UI" w:cs="Segoe UI"/>
+                <w:sz w:val="18"/>
+                <w:szCs w:val="18"/>
+                <w:lang w:val="es-VE"/>
+              </w:rPr>
+              <w:t xml:space="preserve">AssetAccountDetermination</w:t>
+            </w:r>
+          </w:p>
+        </w:tc>
+        <w:tc>
+          <w:tcPr>
+            <w:tcW w:w="3422" w:type="dxa"/>
+            <w:tcBorders>
+              <w:top w:val="single" w:sz="6" w:space="0" w:color="E6E6E6"/>
+              <w:left w:val="single" w:sz="6" w:space="0" w:color="E6E6E6"/>
+              <w:bottom w:val="single" w:sz="6" w:space="0" w:color="E6E6E6"/>
+              <w:right w:val="single" w:sz="6" w:space="0" w:color="E6E6E6"/>
+            </w:tcBorders>
+            <w:tcMar>
+              <w:top w:w="40" w:type="dxa"/>
+              <w:left w:w="80" w:type="dxa"/>
+              <w:bottom w:w="40" w:type="dxa"/>
+              <w:right w:w="80" w:type="dxa"/>
+            </w:tcMar>
+            <w:vAlign w:val="center"/>
+          </w:tcPr>
+          <w:p>
+            <w:pPr>
+              <w:spacing w:after="0" w:line="264" w:lineRule="auto"/>
+            </w:pPr>
+            <w:r>
+              <w:rPr>
+                <w:rFonts w:ascii="Segoe UI" w:eastAsia="Segoe UI" w:hAnsi="Segoe UI" w:cs="Segoe UI"/>
+                <w:sz w:val="18"/>
+                <w:szCs w:val="18"/>
+                <w:lang w:val="es-VE"/>
+              </w:rPr>
+              <w:t xml:space="preserve">ANKA (solo RACF)</w:t>
+            </w:r>
+          </w:p>
+        </w:tc>
+      </w:tr>
+      <w:tr>
+        <w:trPr>
+          <w:cantSplit/>
+        </w:trPr>
+        <w:tc>
+          <w:tcPr>
+            <w:tcW w:w="2500" w:type="dxa"/>
+            <w:tcBorders>
+              <w:top w:val="single" w:sz="6" w:space="0" w:color="E6E6E6"/>
+              <w:left w:val="single" w:sz="6" w:space="0" w:color="E6E6E6"/>
+              <w:bottom w:val="single" w:sz="6" w:space="0" w:color="E6E6E6"/>
+              <w:right w:val="single" w:sz="6" w:space="0" w:color="E6E6E6"/>
+            </w:tcBorders>
+            <w:tcMar>
+              <w:top w:w="40" w:type="dxa"/>
+              <w:left w:w="80" w:type="dxa"/>
+              <w:bottom w:w="40" w:type="dxa"/>
+              <w:right w:w="80" w:type="dxa"/>
+            </w:tcMar>
+            <w:vAlign w:val="center"/>
+          </w:tcPr>
+          <w:p>
+            <w:pPr>
+              <w:spacing w:after="0" w:line="264" w:lineRule="auto"/>
+            </w:pPr>
+            <w:r>
+              <w:rPr>
+                <w:rFonts w:ascii="Segoe UI" w:eastAsia="Segoe UI" w:hAnsi="Segoe UI" w:cs="Segoe UI"/>
+                <w:sz w:val="18"/>
+                <w:szCs w:val="18"/>
+                <w:lang w:val="es-VE"/>
+              </w:rPr>
+              <w:t xml:space="preserve">Sociedad / Plan de cuentas (detalle)</w:t>
+            </w:r>
+          </w:p>
+        </w:tc>
+        <w:tc>
+          <w:tcPr>
+            <w:tcW w:w="2900" w:type="dxa"/>
+            <w:tcBorders>
+              <w:top w:val="single" w:sz="6" w:space="0" w:color="E6E6E6"/>
+              <w:left w:val="single" w:sz="6" w:space="0" w:color="E6E6E6"/>
+              <w:bottom w:val="single" w:sz="6" w:space="0" w:color="E6E6E6"/>
+              <w:right w:val="single" w:sz="6" w:space="0" w:color="E6E6E6"/>
+            </w:tcBorders>
+            <w:tcMar>
+              <w:top w:w="40" w:type="dxa"/>
+              <w:left w:w="80" w:type="dxa"/>
+              <w:bottom w:w="40" w:type="dxa"/>
+              <w:right w:w="80" w:type="dxa"/>
+            </w:tcMar>
+            <w:vAlign w:val="center"/>
+          </w:tcPr>
+          <w:p>
+            <w:pPr>
+              <w:spacing w:after="0" w:line="264" w:lineRule="auto"/>
+            </w:pPr>
+            <w:r>
+              <w:rPr>
+                <w:rFonts w:ascii="Segoe UI" w:eastAsia="Segoe UI" w:hAnsi="Segoe UI" w:cs="Segoe UI"/>
+                <w:sz w:val="18"/>
+                <w:szCs w:val="18"/>
+                <w:lang w:val="es-VE"/>
+              </w:rPr>
+              <w:t xml:space="preserve">CompanyCode / ChartOfAccounts</w:t>
+            </w:r>
+          </w:p>
+        </w:tc>
+        <w:tc>
+          <w:tcPr>
+            <w:tcW w:w="3422" w:type="dxa"/>
+            <w:tcBorders>
+              <w:top w:val="single" w:sz="6" w:space="0" w:color="E6E6E6"/>
+              <w:left w:val="single" w:sz="6" w:space="0" w:color="E6E6E6"/>
+              <w:bottom w:val="single" w:sz="6" w:space="0" w:color="E6E6E6"/>
+              <w:right w:val="single" w:sz="6" w:space="0" w:color="E6E6E6"/>
+            </w:tcBorders>
+            <w:tcMar>
+              <w:top w:w="40" w:type="dxa"/>
+              <w:left w:w="80" w:type="dxa"/>
+              <w:bottom w:w="40" w:type="dxa"/>
+              <w:right w:w="80" w:type="dxa"/>
+            </w:tcMar>
+            <w:vAlign w:val="center"/>
+          </w:tcPr>
+          <w:p>
+            <w:pPr>
+              <w:spacing w:after="0" w:line="264" w:lineRule="auto"/>
+            </w:pPr>
+            <w:r>
+              <w:rPr>
+                <w:rFonts w:ascii="Segoe UI" w:eastAsia="Segoe UI" w:hAnsi="Segoe UI" w:cs="Segoe UI"/>
+                <w:sz w:val="18"/>
+                <w:szCs w:val="18"/>
+                <w:lang w:val="es-VE"/>
+              </w:rPr>
+              <w:t xml:space="preserve">T001K / T001</w:t>
+            </w:r>
+          </w:p>
+        </w:tc>
+      </w:tr>
+    </w:tbl>
+    <w:p>
+      <w:pPr>
+        <w:spacing w:after="0"/>
+      </w:pPr>
+    </w:p>
+    <w:p>
+      <w:pPr>
+        <w:spacing w:before="210" w:after="210" w:line="300" w:lineRule="auto"/>
+        <w:jc w:val="both"/>
+      </w:pPr>
+      <w:r>
+        <w:rPr>
+          <w:rFonts w:ascii="Segoe UI" w:eastAsia="Segoe UI" w:hAnsi="Segoe UI" w:cs="Segoe UI"/>
+          <w:sz w:val="21"/>
+          <w:szCs w:val="21"/>
+          <w:lang w:val="es-VE"/>
+        </w:rPr>
+        <w:t xml:space="preserve">La columna “Última modificación” del reporte original se eliminó por requerimiento.</w:t>
+      </w:r>
+    </w:p>
+    <w:p>
+      <w:pPr>
+        <w:pStyle w:val="Ttulo2"/>
+        <w:spacing w:before="261" w:after="261" w:line="300" w:lineRule="auto"/>
+        <w:rPr>
+          <w:lang w:val="es-VE"/>
+        </w:rPr>
+      </w:pPr>
       <w:r>
         <w:rPr>
           <w:rFonts w:ascii="Segoe UI" w:eastAsia="Segoe UI" w:hAnsi="Segoe UI" w:cs="Segoe UI"/>
@@ -1510,9 +8747,271 @@
           <w:bCs/>
           <w:sz w:val="31"/>
           <w:szCs w:val="31"/>
-        </w:rPr>
-        <w:t xml:space="preserve">.  </w:t>
-      </w:r>
+          <w:lang w:val="es-VE"/>
+        </w:rPr>
+        <w:t xml:space="preserve">6.  Consideraciones técnicas</w:t>
+      </w:r>
+    </w:p>
+    <w:p>
+      <w:pPr>
+        <w:spacing w:before="60" w:after="60" w:line="300" w:lineRule="auto"/>
+        <w:ind w:left="560" w:hanging="280"/>
+        <w:jc w:val="left"/>
+      </w:pPr>
+      <w:r>
+        <w:rPr>
+          <w:rFonts w:ascii="Segoe UI" w:eastAsia="Segoe UI" w:hAnsi="Segoe UI" w:cs="Segoe UI"/>
+          <w:sz w:val="21"/>
+          <w:szCs w:val="21"/>
+          <w:lang w:val="es-VE"/>
+        </w:rPr>
+        <w:t xml:space="preserve">• </w:t>
+      </w:r>
+      <w:r>
+        <w:rPr>
+          <w:rFonts w:ascii="Segoe UI" w:eastAsia="Segoe UI" w:hAnsi="Segoe UI" w:cs="Segoe UI"/>
+          <w:b/>
+          <w:bCs/>
+          <w:sz w:val="21"/>
+          <w:szCs w:val="21"/>
+          <w:lang w:val="es-VE"/>
+        </w:rPr>
+        <w:t xml:space="preserve">Liberación C1:</w:t>
+      </w:r>
+      <w:r>
+        <w:rPr>
+          <w:rFonts w:ascii="Segoe UI" w:eastAsia="Segoe UI" w:hAnsi="Segoe UI" w:cs="Segoe UI"/>
+          <w:sz w:val="21"/>
+          <w:szCs w:val="21"/>
+          <w:lang w:val="es-VE"/>
+        </w:rPr>
+        <w:t xml:space="preserve"> todas las vistas del paquete ZPC_MM_CATEG_T2 deben quedar liberadas con el contrato C1 – Use in Cloud Development. Sin esa liberación las vistas del paquete T1 no activan.</w:t>
+      </w:r>
+    </w:p>
+    <w:p>
+      <w:pPr>
+        <w:spacing w:before="60" w:after="60" w:line="300" w:lineRule="auto"/>
+        <w:ind w:left="560" w:hanging="280"/>
+        <w:jc w:val="left"/>
+      </w:pPr>
+      <w:r>
+        <w:rPr>
+          <w:rFonts w:ascii="Segoe UI" w:eastAsia="Segoe UI" w:hAnsi="Segoe UI" w:cs="Segoe UI"/>
+          <w:sz w:val="21"/>
+          <w:szCs w:val="21"/>
+          <w:lang w:val="es-VE"/>
+        </w:rPr>
+        <w:t xml:space="preserve">• </w:t>
+      </w:r>
+      <w:r>
+        <w:rPr>
+          <w:rFonts w:ascii="Segoe UI" w:eastAsia="Segoe UI" w:hAnsi="Segoe UI" w:cs="Segoe UI"/>
+          <w:b/>
+          <w:bCs/>
+          <w:sz w:val="21"/>
+          <w:szCs w:val="21"/>
+          <w:lang w:val="es-VE"/>
+        </w:rPr>
+        <w:t xml:space="preserve">Conversion exit FMCIS:</w:t>
+      </w:r>
+      <w:r>
+        <w:rPr>
+          <w:rFonts w:ascii="Segoe UI" w:eastAsia="Segoe UI" w:hAnsi="Segoe UI" w:cs="Segoe UI"/>
+          <w:sz w:val="21"/>
+          <w:szCs w:val="21"/>
+          <w:lang w:val="es-VE"/>
+        </w:rPr>
+        <w:t xml:space="preserve"> el campo FIPOS tiene la conversion exit FMCIS, que OData V4 no soporta. En ZR_MM_MATPOSPRE se expone con cast a CHAR(24).</w:t>
+      </w:r>
+    </w:p>
+    <w:p>
+      <w:pPr>
+        <w:spacing w:before="60" w:after="60" w:line="300" w:lineRule="auto"/>
+        <w:ind w:left="560" w:hanging="280"/>
+        <w:jc w:val="left"/>
+      </w:pPr>
+      <w:r>
+        <w:rPr>
+          <w:rFonts w:ascii="Segoe UI" w:eastAsia="Segoe UI" w:hAnsi="Segoe UI" w:cs="Segoe UI"/>
+          <w:sz w:val="21"/>
+          <w:szCs w:val="21"/>
+          <w:lang w:val="es-VE"/>
+        </w:rPr>
+        <w:t xml:space="preserve">• </w:t>
+      </w:r>
+      <w:r>
+        <w:rPr>
+          <w:rFonts w:ascii="Segoe UI" w:eastAsia="Segoe UI" w:hAnsi="Segoe UI" w:cs="Segoe UI"/>
+          <w:b/>
+          <w:bCs/>
+          <w:sz w:val="21"/>
+          <w:szCs w:val="21"/>
+          <w:lang w:val="es-VE"/>
+        </w:rPr>
+        <w:t xml:space="preserve">Unicidad de ZTCLASE_AF:</w:t>
+      </w:r>
+      <w:r>
+        <w:rPr>
+          <w:rFonts w:ascii="Segoe UI" w:eastAsia="Segoe UI" w:hAnsi="Segoe UI" w:cs="Segoe UI"/>
+          <w:sz w:val="21"/>
+          <w:szCs w:val="21"/>
+          <w:lang w:val="es-VE"/>
+        </w:rPr>
+        <w:t xml:space="preserve"> la vista toma MIN(ANLKL) por categoría de valoración y plan de cuentas, para que una configuración duplicada no genere filas repetidas.</w:t>
+      </w:r>
+    </w:p>
+    <w:p>
+      <w:pPr>
+        <w:spacing w:before="60" w:after="60" w:line="300" w:lineRule="auto"/>
+        <w:ind w:left="560" w:hanging="280"/>
+        <w:jc w:val="left"/>
+      </w:pPr>
+      <w:r>
+        <w:rPr>
+          <w:rFonts w:ascii="Segoe UI" w:eastAsia="Segoe UI" w:hAnsi="Segoe UI" w:cs="Segoe UI"/>
+          <w:sz w:val="21"/>
+          <w:szCs w:val="21"/>
+          <w:lang w:val="es-VE"/>
+        </w:rPr>
+        <w:t xml:space="preserve">• </w:t>
+      </w:r>
+      <w:r>
+        <w:rPr>
+          <w:rFonts w:ascii="Segoe UI" w:eastAsia="Segoe UI" w:hAnsi="Segoe UI" w:cs="Segoe UI"/>
+          <w:b/>
+          <w:bCs/>
+          <w:sz w:val="21"/>
+          <w:szCs w:val="21"/>
+          <w:lang w:val="es-VE"/>
+        </w:rPr>
+        <w:t xml:space="preserve">Área de valoración de activos:</w:t>
+      </w:r>
+      <w:r>
+        <w:rPr>
+          <w:rFonts w:ascii="Segoe UI" w:eastAsia="Segoe UI" w:hAnsi="Segoe UI" w:cs="Segoe UI"/>
+          <w:sz w:val="21"/>
+          <w:szCs w:val="21"/>
+          <w:lang w:val="es-VE"/>
+        </w:rPr>
+        <w:t xml:space="preserve"> en T095 se usa siempre AFABE = 01.</w:t>
+      </w:r>
+    </w:p>
+    <w:p>
+      <w:pPr>
+        <w:spacing w:before="60" w:after="60" w:line="300" w:lineRule="auto"/>
+        <w:ind w:left="560" w:hanging="280"/>
+        <w:jc w:val="left"/>
+      </w:pPr>
+      <w:r>
+        <w:rPr>
+          <w:rFonts w:ascii="Segoe UI" w:eastAsia="Segoe UI" w:hAnsi="Segoe UI" w:cs="Segoe UI"/>
+          <w:sz w:val="21"/>
+          <w:szCs w:val="21"/>
+          <w:lang w:val="es-VE"/>
+        </w:rPr>
+        <w:t xml:space="preserve">• </w:t>
+      </w:r>
+      <w:r>
+        <w:rPr>
+          <w:rFonts w:ascii="Segoe UI" w:eastAsia="Segoe UI" w:hAnsi="Segoe UI" w:cs="Segoe UI"/>
+          <w:b/>
+          <w:bCs/>
+          <w:sz w:val="21"/>
+          <w:szCs w:val="21"/>
+          <w:lang w:val="es-VE"/>
+        </w:rPr>
+        <w:t xml:space="preserve">Modificador de cuenta (KOMOK):</w:t>
+      </w:r>
+      <w:r>
+        <w:rPr>
+          <w:rFonts w:ascii="Segoe UI" w:eastAsia="Segoe UI" w:hAnsi="Segoe UI" w:cs="Segoe UI"/>
+          <w:sz w:val="21"/>
+          <w:szCs w:val="21"/>
+          <w:lang w:val="es-VE"/>
+        </w:rPr>
+        <w:t xml:space="preserve"> el cruce con T030 usa el valor “VBR”, marcado como TODO en ZI_MM_MATPOSPREACCT. Debe confirmarse contra la constante c_komok del reporte original.</w:t>
+      </w:r>
+    </w:p>
+    <w:p>
+      <w:pPr>
+        <w:spacing w:before="60" w:after="60" w:line="300" w:lineRule="auto"/>
+        <w:ind w:left="560" w:hanging="280"/>
+        <w:jc w:val="left"/>
+      </w:pPr>
+      <w:r>
+        <w:rPr>
+          <w:rFonts w:ascii="Segoe UI" w:eastAsia="Segoe UI" w:hAnsi="Segoe UI" w:cs="Segoe UI"/>
+          <w:sz w:val="21"/>
+          <w:szCs w:val="21"/>
+          <w:lang w:val="es-VE"/>
+        </w:rPr>
+        <w:t xml:space="preserve">• </w:t>
+      </w:r>
+      <w:r>
+        <w:rPr>
+          <w:rFonts w:ascii="Segoe UI" w:eastAsia="Segoe UI" w:hAnsi="Segoe UI" w:cs="Segoe UI"/>
+          <w:b/>
+          <w:bCs/>
+          <w:sz w:val="21"/>
+          <w:szCs w:val="21"/>
+          <w:lang w:val="es-VE"/>
+        </w:rPr>
+        <w:t xml:space="preserve">Valoración a nivel sociedad:</w:t>
+      </w:r>
+      <w:r>
+        <w:rPr>
+          <w:rFonts w:ascii="Segoe UI" w:eastAsia="Segoe UI" w:hAnsi="Segoe UI" w:cs="Segoe UI"/>
+          <w:sz w:val="21"/>
+          <w:szCs w:val="21"/>
+          <w:lang w:val="es-VE"/>
+        </w:rPr>
+        <w:t xml:space="preserve"> las áreas de valoración corresponden a sociedades (por ejemplo CR01). La columna “Niv. centro” cruza MARC con el área de valoración y puede no reflejar la marca de borrado de los centros.</w:t>
+      </w:r>
+    </w:p>
+    <w:p>
+      <w:pPr>
+        <w:spacing w:before="60" w:after="60" w:line="300" w:lineRule="auto"/>
+        <w:ind w:left="560" w:hanging="280"/>
+        <w:jc w:val="left"/>
+      </w:pPr>
+      <w:r>
+        <w:rPr>
+          <w:rFonts w:ascii="Segoe UI" w:eastAsia="Segoe UI" w:hAnsi="Segoe UI" w:cs="Segoe UI"/>
+          <w:sz w:val="21"/>
+          <w:szCs w:val="21"/>
+          <w:lang w:val="es-VE"/>
+        </w:rPr>
+        <w:t xml:space="preserve">• </w:t>
+      </w:r>
+      <w:r>
+        <w:rPr>
+          <w:rFonts w:ascii="Segoe UI" w:eastAsia="Segoe UI" w:hAnsi="Segoe UI" w:cs="Segoe UI"/>
+          <w:b/>
+          <w:bCs/>
+          <w:sz w:val="21"/>
+          <w:szCs w:val="21"/>
+          <w:lang w:val="es-VE"/>
+        </w:rPr>
+        <w:t xml:space="preserve">Autorizaciones:</w:t>
+      </w:r>
+      <w:r>
+        <w:rPr>
+          <w:rFonts w:ascii="Segoe UI" w:eastAsia="Segoe UI" w:hAnsi="Segoe UI" w:cs="Segoe UI"/>
+          <w:sz w:val="21"/>
+          <w:szCs w:val="21"/>
+          <w:lang w:val="es-VE"/>
+        </w:rPr>
+        <w:t xml:space="preserve"> las vistas no tienen control de acceso CDS (#NOT_REQUIRED). El acceso se controla por el rol del usuario (servicio ZSB_MM_MAT_POSPRE_04 y catálogo del Launchpad).</w:t>
+      </w:r>
+    </w:p>
+    <w:p>
+      <w:pPr>
+        <w:pStyle w:val="Ttulo2"/>
+        <w:spacing w:before="261" w:after="261" w:line="300" w:lineRule="auto"/>
+        <w:rPr>
+          <w:lang w:val="es-VE"/>
+        </w:rPr>
+      </w:pPr>
       <w:r>
         <w:rPr>
           <w:rFonts w:ascii="Segoe UI" w:eastAsia="Segoe UI" w:hAnsi="Segoe UI" w:cs="Segoe UI"/>
@@ -1520,8 +9019,244 @@
           <w:bCs/>
           <w:sz w:val="31"/>
           <w:szCs w:val="31"/>
-        </w:rPr>
-        <w:t>Ordenes de transporte</w:t>
+          <w:lang w:val="es-VE"/>
+        </w:rPr>
+        <w:t xml:space="preserve">7.  Despliegue y post-transporte</w:t>
+      </w:r>
+    </w:p>
+    <w:p>
+      <w:pPr>
+        <w:spacing w:before="60" w:after="60" w:line="300" w:lineRule="auto"/>
+        <w:ind w:left="560" w:hanging="280"/>
+        <w:jc w:val="left"/>
+      </w:pPr>
+      <w:r>
+        <w:rPr>
+          <w:rFonts w:ascii="Segoe UI" w:eastAsia="Segoe UI" w:hAnsi="Segoe UI" w:cs="Segoe UI"/>
+          <w:sz w:val="21"/>
+          <w:szCs w:val="21"/>
+          <w:lang w:val="es-VE"/>
+        </w:rPr>
+        <w:t xml:space="preserve">1. Liberar la orden workbench y la de customizing.</w:t>
+      </w:r>
+    </w:p>
+    <w:p>
+      <w:pPr>
+        <w:spacing w:before="60" w:after="60" w:line="300" w:lineRule="auto"/>
+        <w:ind w:left="560" w:hanging="280"/>
+        <w:jc w:val="left"/>
+      </w:pPr>
+      <w:r>
+        <w:rPr>
+          <w:rFonts w:ascii="Segoe UI" w:eastAsia="Segoe UI" w:hAnsi="Segoe UI" w:cs="Segoe UI"/>
+          <w:sz w:val="21"/>
+          <w:szCs w:val="21"/>
+          <w:lang w:val="es-VE"/>
+        </w:rPr>
+        <w:t xml:space="preserve">2. En el sistema destino, publicar el servicio en /IWFND/V4_ADMIN (grupo ZSB_MM_MAT_POSPRE_04, alias LOCAL). La publicación no viaja en el transporte.</w:t>
+      </w:r>
+    </w:p>
+    <w:p>
+      <w:pPr>
+        <w:spacing w:before="60" w:after="60" w:line="300" w:lineRule="auto"/>
+        <w:ind w:left="560" w:hanging="280"/>
+        <w:jc w:val="left"/>
+      </w:pPr>
+      <w:r>
+        <w:rPr>
+          <w:rFonts w:ascii="Segoe UI" w:eastAsia="Segoe UI" w:hAnsi="Segoe UI" w:cs="Segoe UI"/>
+          <w:sz w:val="21"/>
+          <w:szCs w:val="21"/>
+          <w:lang w:val="es-VE"/>
+        </w:rPr>
+        <w:t xml:space="preserve">3. Ejecutar /UI5/APP_INDEX_CALCULATE para la aplicación ZMMMATPOSPRE.</w:t>
+      </w:r>
+    </w:p>
+    <w:p>
+      <w:pPr>
+        <w:spacing w:before="60" w:after="60" w:line="300" w:lineRule="auto"/>
+        <w:ind w:left="560" w:hanging="280"/>
+        <w:jc w:val="left"/>
+      </w:pPr>
+      <w:r>
+        <w:rPr>
+          <w:rFonts w:ascii="Segoe UI" w:eastAsia="Segoe UI" w:hAnsi="Segoe UI" w:cs="Segoe UI"/>
+          <w:sz w:val="21"/>
+          <w:szCs w:val="21"/>
+          <w:lang w:val="es-VE"/>
+        </w:rPr>
+        <w:t xml:space="preserve">4. Si el reporte muestra datos o metadata desactualizados, ejecutar /IWFND/CACHE_CLEANUP.</w:t>
+      </w:r>
+    </w:p>
+    <w:p>
+      <w:pPr>
+        <w:spacing w:before="60" w:after="60" w:line="300" w:lineRule="auto"/>
+        <w:ind w:left="560" w:hanging="280"/>
+        <w:jc w:val="left"/>
+      </w:pPr>
+      <w:r>
+        <w:rPr>
+          <w:rFonts w:ascii="Segoe UI" w:eastAsia="Segoe UI" w:hAnsi="Segoe UI" w:cs="Segoe UI"/>
+          <w:sz w:val="21"/>
+          <w:szCs w:val="21"/>
+          <w:lang w:val="es-VE"/>
+        </w:rPr>
+        <w:t xml:space="preserve">5. Asignar al rol del usuario el catálogo del Launchpad y el servicio OData (R3TR IWSG ZSB_MM_MAT_POSPRE_04).</w:t>
+      </w:r>
+    </w:p>
+    <w:p>
+      <w:pPr>
+        <w:pStyle w:val="Ttulo2"/>
+        <w:spacing w:before="261" w:after="261" w:line="300" w:lineRule="auto"/>
+        <w:rPr>
+          <w:lang w:val="es-VE"/>
+        </w:rPr>
+      </w:pPr>
+      <w:r>
+        <w:rPr>
+          <w:rFonts w:ascii="Segoe UI" w:eastAsia="Segoe UI" w:hAnsi="Segoe UI" w:cs="Segoe UI"/>
+          <w:b/>
+          <w:bCs/>
+          <w:sz w:val="31"/>
+          <w:szCs w:val="31"/>
+          <w:lang w:val="es-VE"/>
+        </w:rPr>
+        <w:t xml:space="preserve">8.  Diferencias frente al reporte original</w:t>
+      </w:r>
+    </w:p>
+    <w:p>
+      <w:pPr>
+        <w:spacing w:before="60" w:after="60" w:line="300" w:lineRule="auto"/>
+        <w:ind w:left="560" w:hanging="280"/>
+        <w:jc w:val="left"/>
+      </w:pPr>
+      <w:r>
+        <w:rPr>
+          <w:rFonts w:ascii="Segoe UI" w:eastAsia="Segoe UI" w:hAnsi="Segoe UI" w:cs="Segoe UI"/>
+          <w:sz w:val="21"/>
+          <w:szCs w:val="21"/>
+          <w:lang w:val="es-VE"/>
+        </w:rPr>
+        <w:t xml:space="preserve">• Si se informaba Tipo de material, el filtro de Material se ignoraba. Ahora todos los filtros se combinan.</w:t>
+      </w:r>
+    </w:p>
+    <w:p>
+      <w:pPr>
+        <w:spacing w:before="60" w:after="60" w:line="300" w:lineRule="auto"/>
+        <w:ind w:left="560" w:hanging="280"/>
+        <w:jc w:val="left"/>
+      </w:pPr>
+      <w:r>
+        <w:rPr>
+          <w:rFonts w:ascii="Segoe UI" w:eastAsia="Segoe UI" w:hAnsi="Segoe UI" w:cs="Segoe UI"/>
+          <w:sz w:val="21"/>
+          <w:szCs w:val="21"/>
+          <w:lang w:val="es-VE"/>
+        </w:rPr>
+        <w:t xml:space="preserve">• MARC se leía solo por material (sin centro). Ahora se cruza por material y área de valoración.</w:t>
+      </w:r>
+    </w:p>
+    <w:p>
+      <w:pPr>
+        <w:spacing w:before="60" w:after="60" w:line="300" w:lineRule="auto"/>
+        <w:ind w:left="560" w:hanging="280"/>
+        <w:jc w:val="left"/>
+      </w:pPr>
+      <w:r>
+        <w:rPr>
+          <w:rFonts w:ascii="Segoe UI" w:eastAsia="Segoe UI" w:hAnsi="Segoe UI" w:cs="Segoe UI"/>
+          <w:sz w:val="21"/>
+          <w:szCs w:val="21"/>
+          <w:lang w:val="es-VE"/>
+        </w:rPr>
+        <w:t xml:space="preserve">• T023T y FMCIT se leían sin idioma ni entidad CP/ejercicio. Ahora se filtra por idioma de sesión y se toma el último ejercicio con texto.</w:t>
+      </w:r>
+    </w:p>
+    <w:p>
+      <w:pPr>
+        <w:spacing w:before="60" w:after="60" w:line="300" w:lineRule="auto"/>
+        <w:ind w:left="560" w:hanging="280"/>
+        <w:jc w:val="left"/>
+      </w:pPr>
+      <w:r>
+        <w:rPr>
+          <w:rFonts w:ascii="Segoe UI" w:eastAsia="Segoe UI" w:hAnsi="Segoe UI" w:cs="Segoe UI"/>
+          <w:sz w:val="21"/>
+          <w:szCs w:val="21"/>
+          <w:lang w:val="es-VE"/>
+        </w:rPr>
+        <w:t xml:space="preserve">• La agrupación de valoración se derivaba por país con un CASE fijo. Ahora se toma de T001K-BWMOD.</w:t>
+      </w:r>
+    </w:p>
+    <w:p>
+      <w:pPr>
+        <w:spacing w:before="60" w:after="60" w:line="300" w:lineRule="auto"/>
+        <w:ind w:left="560" w:hanging="280"/>
+        <w:jc w:val="left"/>
+      </w:pPr>
+      <w:r>
+        <w:rPr>
+          <w:rFonts w:ascii="Segoe UI" w:eastAsia="Segoe UI" w:hAnsi="Segoe UI" w:cs="Segoe UI"/>
+          <w:sz w:val="21"/>
+          <w:szCs w:val="21"/>
+          <w:lang w:val="es-VE"/>
+        </w:rPr>
+        <w:t xml:space="preserve">• El plan de cuentas era una constante. Ahora se toma de la sociedad (I_CompanyCode).</w:t>
+      </w:r>
+    </w:p>
+    <w:p>
+      <w:pPr>
+        <w:spacing w:before="60" w:after="60" w:line="300" w:lineRule="auto"/>
+        <w:ind w:left="560" w:hanging="280"/>
+        <w:jc w:val="left"/>
+      </w:pPr>
+      <w:r>
+        <w:rPr>
+          <w:rFonts w:ascii="Segoe UI" w:eastAsia="Segoe UI" w:hAnsi="Segoe UI" w:cs="Segoe UI"/>
+          <w:sz w:val="21"/>
+          <w:szCs w:val="21"/>
+          <w:lang w:val="es-VE"/>
+        </w:rPr>
+        <w:t xml:space="preserve">• Se agregó la determinación de cuenta para materiales de activo fijo (RACF) vía ZTCLASE_AF, ANKA y T095.</w:t>
+      </w:r>
+    </w:p>
+    <w:p>
+      <w:pPr>
+        <w:spacing w:before="60" w:after="60" w:line="300" w:lineRule="auto"/>
+        <w:ind w:left="560" w:hanging="280"/>
+        <w:jc w:val="left"/>
+      </w:pPr>
+      <w:r>
+        <w:rPr>
+          <w:rFonts w:ascii="Segoe UI" w:eastAsia="Segoe UI" w:hAnsi="Segoe UI" w:cs="Segoe UI"/>
+          <w:sz w:val="21"/>
+          <w:szCs w:val="21"/>
+          <w:lang w:val="es-VE"/>
+        </w:rPr>
+        <w:t xml:space="preserve">• Se eliminaron SELECT *, FOR ALL ENTRIES y READ TABLE secuenciales: todo se resuelve en una sola consulta en HANA.</w:t>
+      </w:r>
+    </w:p>
+    <w:p>
+      <w:pPr>
+        <w:pStyle w:val="Ttulo2"/>
+        <w:spacing w:before="261" w:after="261" w:line="300" w:lineRule="auto"/>
+        <w:rPr>
+          <w:rFonts w:ascii="Segoe UI" w:eastAsia="Segoe UI" w:hAnsi="Segoe UI" w:cs="Segoe UI"/>
+          <w:b/>
+          <w:bCs/>
+          <w:sz w:val="31"/>
+          <w:szCs w:val="31"/>
+        </w:rPr>
+      </w:pPr>
+      <w:r>
+        <w:rPr>
+          <w:rFonts w:ascii="Segoe UI" w:eastAsia="Segoe UI" w:hAnsi="Segoe UI" w:cs="Segoe UI"/>
+          <w:b/>
+          <w:bCs/>
+          <w:sz w:val="31"/>
+          <w:szCs w:val="31"/>
+        </w:rPr>
+        <w:t xml:space="preserve">9.  Órdenes de transporte</w:t>
       </w:r>
     </w:p>
     <w:tbl>
@@ -1665,15 +9400,7 @@
                 <w:sz w:val="21"/>
                 <w:szCs w:val="21"/>
               </w:rPr>
-              <w:t>DS4K906946</w:t>
-            </w:r>
-            <w:r>
-              <w:rPr>
-                <w:rFonts w:ascii="Segoe UI" w:eastAsia="Segoe UI" w:hAnsi="Segoe UI" w:cs="Segoe UI"/>
-                <w:sz w:val="21"/>
-                <w:szCs w:val="21"/>
-              </w:rPr>
-              <w:t xml:space="preserve"> </w:t>
+              <w:t xml:space="preserve">DS4K906946 </w:t>
             </w:r>
           </w:p>
         </w:tc>
@@ -1796,42 +9523,6 @@
         </w:tc>
       </w:tr>
     </w:tbl>
-    <w:p>
-      <w:pPr>
-        <w:rPr>
-          <w:lang w:val="es-VE"/>
-        </w:rPr>
-      </w:pPr>
-    </w:p>
-    <w:p>
-      <w:pPr>
-        <w:spacing w:after="0" w:line="300" w:lineRule="auto"/>
-        <w:rPr>
-          <w:lang w:val="es-VE"/>
-        </w:rPr>
-      </w:pPr>
-    </w:p>
-    <w:p>
-      <w:pPr>
-        <w:rPr>
-          <w:lang w:val="es-VE"/>
-        </w:rPr>
-      </w:pPr>
-    </w:p>
-    <w:p>
-      <w:pPr>
-        <w:rPr>
-          <w:lang w:val="es-VE"/>
-        </w:rPr>
-      </w:pPr>
-    </w:p>
-    <w:p>
-      <w:pPr>
-        <w:rPr>
-          <w:lang w:val="es-VE" w:eastAsia="ja-JP"/>
-        </w:rPr>
-      </w:pPr>
-    </w:p>
     <w:p/>
     <w:sectPr>
       <w:pgSz w:w="12240" w:h="15840"/>
